--- a/2-运维相关组织架构及职责说明/JXTX-02-01-组织架构与部门职责说明.docx
+++ b/2-运维相关组织架构及职责说明/JXTX-02-01-组织架构与部门职责说明.docx
@@ -22,6 +22,59 @@
         <w:textAlignment w:val="baseline"/>
       </w:pPr>
       <w:bookmarkStart w:id="0" w:name="_Toc14786"/>
+      <w:bookmarkStart w:id="11" w:name="_GoBack"/>
+      <w:r>
+        <w:drawing>
+          <wp:anchor distT="0" distB="0" distL="114300" distR="114300" simplePos="0" relativeHeight="251660288" behindDoc="1" locked="0" layoutInCell="1" allowOverlap="1">
+            <wp:simplePos x="0" y="0"/>
+            <wp:positionH relativeFrom="column">
+              <wp:posOffset>-19050</wp:posOffset>
+            </wp:positionH>
+            <wp:positionV relativeFrom="paragraph">
+              <wp:posOffset>-15240</wp:posOffset>
+            </wp:positionV>
+            <wp:extent cx="5304790" cy="8886825"/>
+            <wp:effectExtent l="0" t="0" r="13970" b="13335"/>
+            <wp:wrapNone/>
+            <wp:docPr id="1" name="图片 1"/>
+            <wp:cNvGraphicFramePr>
+              <a:graphicFrameLocks xmlns:a="http://schemas.openxmlformats.org/drawingml/2006/main" noChangeAspect="1"/>
+            </wp:cNvGraphicFramePr>
+            <a:graphic xmlns:a="http://schemas.openxmlformats.org/drawingml/2006/main">
+              <a:graphicData uri="http://schemas.openxmlformats.org/drawingml/2006/picture">
+                <pic:pic xmlns:pic="http://schemas.openxmlformats.org/drawingml/2006/picture">
+                  <pic:nvPicPr>
+                    <pic:cNvPr id="1" name="图片 1"/>
+                    <pic:cNvPicPr>
+                      <a:picLocks noChangeAspect="1"/>
+                    </pic:cNvPicPr>
+                  </pic:nvPicPr>
+                  <pic:blipFill>
+                    <a:blip r:embed="rId7"/>
+                    <a:stretch>
+                      <a:fillRect/>
+                    </a:stretch>
+                  </pic:blipFill>
+                  <pic:spPr>
+                    <a:xfrm>
+                      <a:off x="0" y="0"/>
+                      <a:ext cx="5304790" cy="8886825"/>
+                    </a:xfrm>
+                    <a:prstGeom prst="rect">
+                      <a:avLst/>
+                    </a:prstGeom>
+                    <a:noFill/>
+                    <a:ln>
+                      <a:noFill/>
+                    </a:ln>
+                  </pic:spPr>
+                </pic:pic>
+              </a:graphicData>
+            </a:graphic>
+          </wp:anchor>
+        </w:drawing>
+      </w:r>
+      <w:bookmarkEnd w:id="11"/>
       <w:r>
         <w:drawing>
           <wp:anchor distT="0" distB="0" distL="114300" distR="114300" simplePos="0" relativeHeight="251659264" behindDoc="1" locked="0" layoutInCell="1" allowOverlap="1">
@@ -49,7 +102,7 @@
                     </pic:cNvPicPr>
                   </pic:nvPicPr>
                   <pic:blipFill>
-                    <a:blip r:embed="rId7"/>
+                    <a:blip r:embed="rId8"/>
                     <a:stretch>
                       <a:fillRect/>
                     </a:stretch>
@@ -1856,8 +1909,6 @@
         <w:snapToGrid w:val="0"/>
         <w:textAlignment w:val="baseline"/>
       </w:pPr>
-      <w:bookmarkStart w:id="11" w:name="_GoBack"/>
-      <w:bookmarkEnd w:id="11"/>
       <w:r>
         <w:br w:type="page"/>
       </w:r>
@@ -2920,12 +2971,12 @@
             <v:path/>
             <v:fill on="f" focussize="0,0"/>
             <v:stroke on="f" joinstyle="miter"/>
-            <v:imagedata r:id="rId9" o:title=""/>
+            <v:imagedata r:id="rId10" o:title=""/>
             <o:lock v:ext="edit" aspectratio="t"/>
             <w10:wrap type="none"/>
             <w10:anchorlock/>
           </v:shape>
-          <o:OLEObject Type="Embed" ProgID="Visio.Drawing.15" ShapeID="_x0000_i1025" DrawAspect="Content" ObjectID="_1468075725" r:id="rId8">
+          <o:OLEObject Type="Embed" ProgID="Visio.Drawing.15" ShapeID="_x0000_i1025" DrawAspect="Content" ObjectID="_1468075725" r:id="rId9">
             <o:LockedField>false</o:LockedField>
           </o:OLEObject>
         </w:object>

--- a/2-运维相关组织架构及职责说明/JXTX-02-01-组织架构与部门职责说明.docx
+++ b/2-运维相关组织架构及职责说明/JXTX-02-01-组织架构与部门职责说明.docx
@@ -21,8 +21,7 @@
         <w:spacing w:before="3120" w:beforeLines="1000"/>
         <w:textAlignment w:val="baseline"/>
       </w:pPr>
-      <w:bookmarkStart w:id="0" w:name="_Toc14786"/>
-      <w:bookmarkStart w:id="11" w:name="_GoBack"/>
+      <w:bookmarkStart w:id="0" w:name="_Toc2232"/>
       <w:r>
         <w:drawing>
           <wp:anchor distT="0" distB="0" distL="114300" distR="114300" simplePos="0" relativeHeight="251660288" behindDoc="1" locked="0" layoutInCell="1" allowOverlap="1">
@@ -74,7 +73,6 @@
           </wp:anchor>
         </w:drawing>
       </w:r>
-      <w:bookmarkEnd w:id="11"/>
       <w:r>
         <w:drawing>
           <wp:anchor distT="0" distB="0" distL="114300" distR="114300" simplePos="0" relativeHeight="251659264" behindDoc="1" locked="0" layoutInCell="1" allowOverlap="1">
@@ -158,7 +156,7 @@
           <w:lang w:val="en-US" w:eastAsia="zh-CN"/>
         </w:rPr>
       </w:pPr>
-      <w:bookmarkStart w:id="1" w:name="_Toc12311"/>
+      <w:bookmarkStart w:id="1" w:name="_Toc1646"/>
       <w:r>
         <w:rPr>
           <w:rFonts w:hint="eastAsia"/>
@@ -2018,7 +2016,7 @@
               <w:rFonts w:hint="eastAsia" w:ascii="宋体" w:hAnsi="宋体" w:eastAsia="宋体" w:cs="宋体"/>
               <w:szCs w:val="24"/>
             </w:rPr>
-            <w:instrText xml:space="preserve"> HYPERLINK \l _Toc14786 </w:instrText>
+            <w:instrText xml:space="preserve"> HYPERLINK \l _Toc2232 </w:instrText>
           </w:r>
           <w:r>
             <w:rPr>
@@ -2041,7 +2039,7 @@
             <w:fldChar w:fldCharType="begin"/>
           </w:r>
           <w:r>
-            <w:instrText xml:space="preserve"> PAGEREF _Toc14786 \h </w:instrText>
+            <w:instrText xml:space="preserve"> PAGEREF _Toc2232 \h </w:instrText>
           </w:r>
           <w:r>
             <w:fldChar w:fldCharType="separate"/>
@@ -2079,7 +2077,7 @@
               <w:rFonts w:hint="eastAsia" w:ascii="宋体" w:hAnsi="宋体" w:eastAsia="宋体" w:cs="宋体"/>
               <w:szCs w:val="24"/>
             </w:rPr>
-            <w:instrText xml:space="preserve"> HYPERLINK \l _Toc12311 </w:instrText>
+            <w:instrText xml:space="preserve"> HYPERLINK \l _Toc1646 </w:instrText>
           </w:r>
           <w:r>
             <w:rPr>
@@ -2102,7 +2100,7 @@
             <w:fldChar w:fldCharType="begin"/>
           </w:r>
           <w:r>
-            <w:instrText xml:space="preserve"> PAGEREF _Toc12311 \h </w:instrText>
+            <w:instrText xml:space="preserve"> PAGEREF _Toc1646 \h </w:instrText>
           </w:r>
           <w:r>
             <w:fldChar w:fldCharType="separate"/>
@@ -2140,7 +2138,7 @@
               <w:rFonts w:hint="eastAsia" w:ascii="宋体" w:hAnsi="宋体" w:eastAsia="宋体" w:cs="宋体"/>
               <w:szCs w:val="24"/>
             </w:rPr>
-            <w:instrText xml:space="preserve"> HYPERLINK \l _Toc124 </w:instrText>
+            <w:instrText xml:space="preserve"> HYPERLINK \l _Toc1095 </w:instrText>
           </w:r>
           <w:r>
             <w:rPr>
@@ -2169,7 +2167,7 @@
             <w:fldChar w:fldCharType="begin"/>
           </w:r>
           <w:r>
-            <w:instrText xml:space="preserve"> PAGEREF _Toc124 \h </w:instrText>
+            <w:instrText xml:space="preserve"> PAGEREF _Toc1095 \h </w:instrText>
           </w:r>
           <w:r>
             <w:fldChar w:fldCharType="separate"/>
@@ -2207,7 +2205,7 @@
               <w:rFonts w:hint="eastAsia" w:ascii="宋体" w:hAnsi="宋体" w:eastAsia="宋体" w:cs="宋体"/>
               <w:szCs w:val="24"/>
             </w:rPr>
-            <w:instrText xml:space="preserve"> HYPERLINK \l _Toc30738 </w:instrText>
+            <w:instrText xml:space="preserve"> HYPERLINK \l _Toc26298 </w:instrText>
           </w:r>
           <w:r>
             <w:rPr>
@@ -2237,7 +2235,7 @@
             <w:fldChar w:fldCharType="begin"/>
           </w:r>
           <w:r>
-            <w:instrText xml:space="preserve"> PAGEREF _Toc30738 \h </w:instrText>
+            <w:instrText xml:space="preserve"> PAGEREF _Toc26298 \h </w:instrText>
           </w:r>
           <w:r>
             <w:fldChar w:fldCharType="separate"/>
@@ -2275,7 +2273,7 @@
               <w:rFonts w:hint="eastAsia" w:ascii="宋体" w:hAnsi="宋体" w:eastAsia="宋体" w:cs="宋体"/>
               <w:szCs w:val="24"/>
             </w:rPr>
-            <w:instrText xml:space="preserve"> HYPERLINK \l _Toc3634 </w:instrText>
+            <w:instrText xml:space="preserve"> HYPERLINK \l _Toc10393 </w:instrText>
           </w:r>
           <w:r>
             <w:rPr>
@@ -2305,7 +2303,7 @@
             <w:fldChar w:fldCharType="begin"/>
           </w:r>
           <w:r>
-            <w:instrText xml:space="preserve"> PAGEREF _Toc3634 \h </w:instrText>
+            <w:instrText xml:space="preserve"> PAGEREF _Toc10393 \h </w:instrText>
           </w:r>
           <w:r>
             <w:fldChar w:fldCharType="separate"/>
@@ -2343,7 +2341,7 @@
               <w:rFonts w:hint="eastAsia" w:ascii="宋体" w:hAnsi="宋体" w:eastAsia="宋体" w:cs="宋体"/>
               <w:szCs w:val="24"/>
             </w:rPr>
-            <w:instrText xml:space="preserve"> HYPERLINK \l _Toc28568 </w:instrText>
+            <w:instrText xml:space="preserve"> HYPERLINK \l _Toc28614 </w:instrText>
           </w:r>
           <w:r>
             <w:rPr>
@@ -2373,7 +2371,7 @@
             <w:fldChar w:fldCharType="begin"/>
           </w:r>
           <w:r>
-            <w:instrText xml:space="preserve"> PAGEREF _Toc28568 \h </w:instrText>
+            <w:instrText xml:space="preserve"> PAGEREF _Toc28614 \h </w:instrText>
           </w:r>
           <w:r>
             <w:fldChar w:fldCharType="separate"/>
@@ -2411,7 +2409,7 @@
               <w:rFonts w:hint="eastAsia" w:ascii="宋体" w:hAnsi="宋体" w:eastAsia="宋体" w:cs="宋体"/>
               <w:szCs w:val="24"/>
             </w:rPr>
-            <w:instrText xml:space="preserve"> HYPERLINK \l _Toc20680 </w:instrText>
+            <w:instrText xml:space="preserve"> HYPERLINK \l _Toc23185 </w:instrText>
           </w:r>
           <w:r>
             <w:rPr>
@@ -2441,7 +2439,7 @@
             <w:fldChar w:fldCharType="begin"/>
           </w:r>
           <w:r>
-            <w:instrText xml:space="preserve"> PAGEREF _Toc20680 \h </w:instrText>
+            <w:instrText xml:space="preserve"> PAGEREF _Toc23185 \h </w:instrText>
           </w:r>
           <w:r>
             <w:fldChar w:fldCharType="separate"/>
@@ -2479,7 +2477,7 @@
               <w:rFonts w:hint="eastAsia" w:ascii="宋体" w:hAnsi="宋体" w:eastAsia="宋体" w:cs="宋体"/>
               <w:szCs w:val="24"/>
             </w:rPr>
-            <w:instrText xml:space="preserve"> HYPERLINK \l _Toc2815 </w:instrText>
+            <w:instrText xml:space="preserve"> HYPERLINK \l _Toc25898 </w:instrText>
           </w:r>
           <w:r>
             <w:rPr>
@@ -2509,7 +2507,7 @@
             <w:fldChar w:fldCharType="begin"/>
           </w:r>
           <w:r>
-            <w:instrText xml:space="preserve"> PAGEREF _Toc2815 \h </w:instrText>
+            <w:instrText xml:space="preserve"> PAGEREF _Toc25898 \h </w:instrText>
           </w:r>
           <w:r>
             <w:fldChar w:fldCharType="separate"/>
@@ -2547,7 +2545,7 @@
               <w:rFonts w:hint="eastAsia" w:ascii="宋体" w:hAnsi="宋体" w:eastAsia="宋体" w:cs="宋体"/>
               <w:szCs w:val="24"/>
             </w:rPr>
-            <w:instrText xml:space="preserve"> HYPERLINK \l _Toc14643 </w:instrText>
+            <w:instrText xml:space="preserve"> HYPERLINK \l _Toc164 </w:instrText>
           </w:r>
           <w:r>
             <w:rPr>
@@ -2577,7 +2575,7 @@
             <w:fldChar w:fldCharType="begin"/>
           </w:r>
           <w:r>
-            <w:instrText xml:space="preserve"> PAGEREF _Toc14643 \h </w:instrText>
+            <w:instrText xml:space="preserve"> PAGEREF _Toc164 \h </w:instrText>
           </w:r>
           <w:r>
             <w:fldChar w:fldCharType="separate"/>
@@ -2615,7 +2613,7 @@
               <w:rFonts w:hint="eastAsia" w:ascii="宋体" w:hAnsi="宋体" w:eastAsia="宋体" w:cs="宋体"/>
               <w:szCs w:val="24"/>
             </w:rPr>
-            <w:instrText xml:space="preserve"> HYPERLINK \l _Toc30077 </w:instrText>
+            <w:instrText xml:space="preserve"> HYPERLINK \l _Toc26583 </w:instrText>
           </w:r>
           <w:r>
             <w:rPr>
@@ -2644,7 +2642,7 @@
             <w:fldChar w:fldCharType="begin"/>
           </w:r>
           <w:r>
-            <w:instrText xml:space="preserve"> PAGEREF _Toc30077 \h </w:instrText>
+            <w:instrText xml:space="preserve"> PAGEREF _Toc26583 \h </w:instrText>
           </w:r>
           <w:r>
             <w:fldChar w:fldCharType="separate"/>
@@ -2682,7 +2680,7 @@
               <w:rFonts w:hint="eastAsia" w:ascii="宋体" w:hAnsi="宋体" w:eastAsia="宋体" w:cs="宋体"/>
               <w:szCs w:val="24"/>
             </w:rPr>
-            <w:instrText xml:space="preserve"> HYPERLINK \l _Toc5022 </w:instrText>
+            <w:instrText xml:space="preserve"> HYPERLINK \l _Toc771 </w:instrText>
           </w:r>
           <w:r>
             <w:rPr>
@@ -2712,7 +2710,7 @@
             <w:fldChar w:fldCharType="begin"/>
           </w:r>
           <w:r>
-            <w:instrText xml:space="preserve"> PAGEREF _Toc5022 \h </w:instrText>
+            <w:instrText xml:space="preserve"> PAGEREF _Toc771 \h </w:instrText>
           </w:r>
           <w:r>
             <w:fldChar w:fldCharType="separate"/>
@@ -2821,7 +2819,7 @@
         <w:snapToGrid w:val="0"/>
         <w:textAlignment w:val="baseline"/>
       </w:pPr>
-      <w:bookmarkStart w:id="2" w:name="_Toc124"/>
+      <w:bookmarkStart w:id="2" w:name="_Toc1095"/>
       <w:r>
         <w:rPr>
           <w:rFonts w:hint="eastAsia"/>
@@ -2981,19 +2979,21 @@
           </o:OLEObject>
         </w:object>
       </w:r>
+      <w:bookmarkStart w:id="3" w:name="_Toc26298"/>
     </w:p>
     <w:p>
       <w:pPr>
         <w:pStyle w:val="28"/>
         <w:bidi w:val="0"/>
         <w:rPr>
+          <w:rStyle w:val="38"/>
           <w:rFonts w:hint="default"/>
           <w:lang w:val="en-US" w:eastAsia="zh-CN"/>
         </w:rPr>
       </w:pPr>
-      <w:bookmarkStart w:id="3" w:name="_Toc30738"/>
-      <w:r>
-        <w:rPr>
+      <w:r>
+        <w:rPr>
+          <w:rStyle w:val="38"/>
           <w:rFonts w:hint="eastAsia"/>
           <w:lang w:val="en-US" w:eastAsia="zh-CN"/>
         </w:rPr>
@@ -3010,7 +3010,7 @@
           <w:lang w:val="en-US" w:eastAsia="zh-CN"/>
         </w:rPr>
       </w:pPr>
-      <w:bookmarkStart w:id="4" w:name="_Toc3634"/>
+      <w:bookmarkStart w:id="4" w:name="_Toc10393"/>
       <w:r>
         <w:rPr>
           <w:rFonts w:hint="eastAsia"/>
@@ -3166,7 +3166,7 @@
           <w:lang w:val="en-US" w:eastAsia="zh-CN"/>
         </w:rPr>
       </w:pPr>
-      <w:bookmarkStart w:id="5" w:name="_Toc28568"/>
+      <w:bookmarkStart w:id="5" w:name="_Toc28614"/>
       <w:r>
         <w:rPr>
           <w:rFonts w:hint="eastAsia"/>
@@ -3356,7 +3356,7 @@
           <w:lang w:val="en-US" w:eastAsia="zh-CN"/>
         </w:rPr>
       </w:pPr>
-      <w:bookmarkStart w:id="6" w:name="_Toc20680"/>
+      <w:bookmarkStart w:id="6" w:name="_Toc23185"/>
       <w:r>
         <w:rPr>
           <w:rFonts w:hint="eastAsia"/>
@@ -3447,7 +3447,23 @@
           <w:rFonts w:hint="default"/>
           <w:lang w:val="en-US" w:eastAsia="zh-CN"/>
         </w:rPr>
-        <w:t>知识共享推广：通过培训和文化建设，推动知识在团队内部的共享、学习与广泛应用。</w:t>
+        <w:t>知识共享推广：通过培训和文化建设，推动</w:t>
+      </w:r>
+      <w:bookmarkStart w:id="11" w:name="_GoBack"/>
+      <w:r>
+        <w:rPr>
+          <w:rFonts w:hint="default"/>
+          <w:lang w:val="en-US" w:eastAsia="zh-CN"/>
+        </w:rPr>
+        <w:t>知识</w:t>
+      </w:r>
+      <w:bookmarkEnd w:id="11"/>
+      <w:r>
+        <w:rPr>
+          <w:rFonts w:hint="default"/>
+          <w:lang w:val="en-US" w:eastAsia="zh-CN"/>
+        </w:rPr>
+        <w:t>在团队内部的共享、学习与广泛应用。</w:t>
       </w:r>
     </w:p>
     <w:p>
@@ -3501,7 +3517,7 @@
           <w:lang w:val="en-US" w:eastAsia="zh-CN"/>
         </w:rPr>
       </w:pPr>
-      <w:bookmarkStart w:id="7" w:name="_Toc2815"/>
+      <w:bookmarkStart w:id="7" w:name="_Toc25898"/>
       <w:r>
         <w:rPr>
           <w:rFonts w:hint="eastAsia"/>
@@ -3625,7 +3641,7 @@
           <w:lang w:val="en-US" w:eastAsia="zh-CN"/>
         </w:rPr>
       </w:pPr>
-      <w:bookmarkStart w:id="8" w:name="_Toc14643"/>
+      <w:bookmarkStart w:id="8" w:name="_Toc164"/>
       <w:r>
         <w:rPr>
           <w:rFonts w:hint="eastAsia"/>
@@ -3770,7 +3786,7 @@
         <w:pStyle w:val="30"/>
         <w:bidi w:val="0"/>
       </w:pPr>
-      <w:bookmarkStart w:id="9" w:name="_Toc30077"/>
+      <w:bookmarkStart w:id="9" w:name="_Toc26583"/>
       <w:r>
         <w:rPr>
           <w:rFonts w:hint="eastAsia"/>
@@ -3919,7 +3935,7 @@
           <w:lang w:val="en-US" w:eastAsia="zh-CN"/>
         </w:rPr>
       </w:pPr>
-      <w:bookmarkStart w:id="10" w:name="_Toc5022"/>
+      <w:bookmarkStart w:id="10" w:name="_Toc771"/>
       <w:r>
         <w:rPr>
           <w:rFonts w:hint="eastAsia"/>

--- a/2-运维相关组织架构及职责说明/JXTX-02-01-组织架构与部门职责说明.docx
+++ b/2-运维相关组织架构及职责说明/JXTX-02-01-组织架构与部门职责说明.docx
@@ -1,10 +1,11 @@
 
 <file path=word/document.xml><?xml version="1.0" encoding="utf-8"?>
-<w:document xmlns:wpc="http://schemas.microsoft.com/office/word/2010/wordprocessingCanvas" xmlns:mc="http://schemas.openxmlformats.org/markup-compatibility/2006" xmlns:o="urn:schemas-microsoft-com:office:office" xmlns:r="http://schemas.openxmlformats.org/officeDocument/2006/relationships" xmlns:m="http://schemas.openxmlformats.org/officeDocument/2006/math" xmlns:v="urn:schemas-microsoft-com:vml" xmlns:wp14="http://schemas.microsoft.com/office/word/2010/wordprocessingDrawing" xmlns:wp="http://schemas.openxmlformats.org/drawingml/2006/wordprocessingDrawing" xmlns:w="http://schemas.openxmlformats.org/wordprocessingml/2006/main" xmlns:w14="http://schemas.microsoft.com/office/word/2010/wordml" xmlns:w10="urn:schemas-microsoft-com:office:word" xmlns:w15="http://schemas.microsoft.com/office/word/2012/wordml" xmlns:wpg="http://schemas.microsoft.com/office/word/2010/wordprocessingGroup" xmlns:wpi="http://schemas.microsoft.com/office/word/2010/wordprocessingInk" xmlns:wne="http://schemas.microsoft.com/office/word/2006/wordml" xmlns:wps="http://schemas.microsoft.com/office/word/2010/wordprocessingShape" xmlns:wpsCustomData="http://www.wps.cn/officeDocument/2013/wpsCustomData" mc:Ignorable="w14 w15 wp14">
+<w:document xmlns:wpc="http://schemas.microsoft.com/office/word/2010/wordprocessingCanvas" xmlns:mc="http://schemas.openxmlformats.org/markup-compatibility/2006" xmlns:o="urn:schemas-microsoft-com:office:office" xmlns:r="http://schemas.openxmlformats.org/officeDocument/2006/relationships" xmlns:m="http://schemas.openxmlformats.org/officeDocument/2006/math" xmlns:v="urn:schemas-microsoft-com:vml" xmlns:wp14="http://schemas.microsoft.com/office/word/2010/wordprocessingDrawing" xmlns:wp="http://schemas.openxmlformats.org/drawingml/2006/wordprocessingDrawing" xmlns:w10="urn:schemas-microsoft-com:office:word" xmlns:w="http://schemas.openxmlformats.org/wordprocessingml/2006/main" xmlns:w14="http://schemas.microsoft.com/office/word/2010/wordml" xmlns:w15="http://schemas.microsoft.com/office/word/2012/wordml" xmlns:wne="http://schemas.microsoft.com/office/word/2006/wordml" xmlns:wpg="http://schemas.microsoft.com/office/word/2010/wordprocessingGroup" xmlns:wpi="http://schemas.microsoft.com/office/word/2010/wordprocessingInk" xmlns:wps="http://schemas.microsoft.com/office/word/2010/wordprocessingShape" mc:Ignorable="w14 w15 wp14">
+  <!-- Generated by Aspose.Words for .NET 13.3.0.1 -->
   <w:body>
     <w:p>
       <w:pPr>
-        <w:pStyle w:val="24"/>
+        <w:pStyle w:val="a"/>
         <w:keepNext w:val="0"/>
         <w:keepLines w:val="0"/>
         <w:pageBreakBefore w:val="0"/>
@@ -21,10 +22,10 @@
         <w:spacing w:before="3120" w:beforeLines="1000"/>
         <w:textAlignment w:val="baseline"/>
       </w:pPr>
-      <w:bookmarkStart w:id="0" w:name="_Toc2232"/>
+      <w:bookmarkStart w:id="0" w:name="_Toc31820"/>
       <w:r>
         <w:drawing>
-          <wp:anchor distT="0" distB="0" distL="114300" distR="114300" simplePos="0" relativeHeight="251660288" behindDoc="1" locked="0" layoutInCell="1" allowOverlap="1">
+          <wp:anchor distT="0" distB="0" distL="114300" distR="114300" simplePos="0" relativeHeight="251659264" behindDoc="1" locked="0" layoutInCell="1" allowOverlap="1">
             <wp:simplePos x="0" y="0"/>
             <wp:positionH relativeFrom="column">
               <wp:posOffset>-19050</wp:posOffset>
@@ -49,7 +50,7 @@
                     </pic:cNvPicPr>
                   </pic:nvPicPr>
                   <pic:blipFill>
-                    <a:blip r:embed="rId7"/>
+                    <a:blip xmlns:r="http://schemas.openxmlformats.org/officeDocument/2006/relationships" r:embed="rId4"/>
                     <a:stretch>
                       <a:fillRect/>
                     </a:stretch>
@@ -75,7 +76,7 @@
       </w:r>
       <w:r>
         <w:drawing>
-          <wp:anchor distT="0" distB="0" distL="114300" distR="114300" simplePos="0" relativeHeight="251659264" behindDoc="1" locked="0" layoutInCell="1" allowOverlap="1">
+          <wp:anchor distT="0" distB="0" distL="114300" distR="114300" simplePos="0" relativeHeight="251658240" behindDoc="1" locked="0" layoutInCell="1" allowOverlap="1">
             <wp:simplePos x="0" y="0"/>
             <wp:positionH relativeFrom="column">
               <wp:posOffset>0</wp:posOffset>
@@ -100,7 +101,7 @@
                     </pic:cNvPicPr>
                   </pic:nvPicPr>
                   <pic:blipFill>
-                    <a:blip r:embed="rId8"/>
+                    <a:blip xmlns:r="http://schemas.openxmlformats.org/officeDocument/2006/relationships" r:embed="rId5"/>
                     <a:stretch>
                       <a:fillRect/>
                     </a:stretch>
@@ -135,7 +136,7 @@
     </w:p>
     <w:p>
       <w:pPr>
-        <w:pStyle w:val="25"/>
+        <w:pStyle w:val="a0"/>
         <w:keepNext w:val="0"/>
         <w:keepLines w:val="0"/>
         <w:pageBreakBefore w:val="0"/>
@@ -156,7 +157,7 @@
           <w:lang w:val="en-US" w:eastAsia="zh-CN"/>
         </w:rPr>
       </w:pPr>
-      <w:bookmarkStart w:id="1" w:name="_Toc1646"/>
+      <w:bookmarkStart w:id="1" w:name="_Toc3516"/>
       <w:r>
         <w:rPr>
           <w:rFonts w:hint="eastAsia"/>
@@ -182,11 +183,11 @@
         <w:adjustRightInd w:val="0"/>
         <w:snapToGrid w:val="0"/>
         <w:spacing w:after="624" w:afterLines="200" w:line="219" w:lineRule="auto"/>
-        <w:ind w:left="0" w:leftChars="0" w:right="0" w:rightChars="0" w:firstLine="0" w:firstLineChars="0"/>
+        <w:ind w:left="0" w:right="0" w:firstLine="0" w:leftChars="0" w:rightChars="0" w:firstLineChars="0"/>
         <w:jc w:val="center"/>
         <w:textAlignment w:val="baseline"/>
         <w:rPr>
-          <w:rFonts w:hint="default" w:ascii="宋体" w:hAnsi="宋体" w:eastAsia="宋体" w:cs="宋体"/>
+          <w:rFonts w:ascii="宋体" w:eastAsia="宋体" w:hAnsi="宋体" w:cs="宋体" w:hint="default"/>
           <w:sz w:val="24"/>
           <w:szCs w:val="24"/>
           <w:lang w:val="en-US" w:eastAsia="zh-CN"/>
@@ -194,7 +195,7 @@
       </w:pPr>
       <w:r>
         <w:rPr>
-          <w:rFonts w:ascii="宋体" w:hAnsi="宋体" w:eastAsia="宋体" w:cs="宋体"/>
+          <w:rFonts w:ascii="宋体" w:eastAsia="宋体" w:hAnsi="宋体" w:cs="宋体"/>
           <w:b/>
           <w:bCs/>
           <w:spacing w:val="-3"/>
@@ -205,7 +206,7 @@
       </w:r>
       <w:r>
         <w:rPr>
-          <w:rFonts w:hint="eastAsia" w:ascii="宋体" w:hAnsi="宋体" w:eastAsia="宋体" w:cs="宋体"/>
+          <w:rFonts w:ascii="宋体" w:eastAsia="宋体" w:hAnsi="宋体" w:cs="宋体" w:hint="eastAsia"/>
           <w:b/>
           <w:bCs/>
           <w:spacing w:val="-3"/>
@@ -217,7 +218,7 @@
       </w:r>
       <w:r>
         <w:rPr>
-          <w:rFonts w:ascii="宋体" w:hAnsi="宋体" w:eastAsia="宋体" w:cs="宋体"/>
+          <w:rFonts w:ascii="宋体" w:eastAsia="宋体" w:hAnsi="宋体" w:cs="宋体"/>
           <w:b/>
           <w:bCs/>
           <w:spacing w:val="-3"/>
@@ -228,7 +229,7 @@
       </w:r>
       <w:r>
         <w:rPr>
-          <w:rFonts w:hint="eastAsia" w:ascii="宋体" w:hAnsi="宋体" w:eastAsia="宋体" w:cs="宋体"/>
+          <w:rFonts w:ascii="宋体" w:hAnsi="宋体" w:cs="宋体" w:hint="eastAsia"/>
           <w:b/>
           <w:bCs/>
           <w:spacing w:val="-3"/>
@@ -236,11 +237,11 @@
           <w:szCs w:val="24"/>
           <w:lang w:val="en-US" w:eastAsia="zh-CN"/>
         </w:rPr>
-        <w:t>5</w:t>
-      </w:r>
-      <w:r>
-        <w:rPr>
-          <w:rFonts w:ascii="宋体" w:hAnsi="宋体" w:eastAsia="宋体" w:cs="宋体"/>
+        <w:t>2</w:t>
+      </w:r>
+      <w:r>
+        <w:rPr>
+          <w:rFonts w:ascii="宋体" w:eastAsia="宋体" w:hAnsi="宋体" w:cs="宋体"/>
           <w:b/>
           <w:bCs/>
           <w:spacing w:val="-3"/>
@@ -252,18 +253,17 @@
     </w:p>
     <w:tbl>
       <w:tblPr>
-        <w:tblStyle w:val="21"/>
+        <w:tblStyle w:val="TableGrid"/>
         <w:tblW w:w="0" w:type="auto"/>
         <w:jc w:val="center"/>
         <w:tblBorders>
-          <w:top w:val="none" w:color="auto" w:sz="0" w:space="0"/>
-          <w:left w:val="none" w:color="auto" w:sz="0" w:space="0"/>
-          <w:bottom w:val="none" w:color="auto" w:sz="0" w:space="0"/>
-          <w:right w:val="none" w:color="auto" w:sz="0" w:space="0"/>
-          <w:insideH w:val="none" w:color="auto" w:sz="0" w:space="0"/>
-          <w:insideV w:val="none" w:color="auto" w:sz="0" w:space="0"/>
+          <w:top w:val="nil"/>
+          <w:left w:val="nil"/>
+          <w:bottom w:val="nil"/>
+          <w:right w:val="nil"/>
+          <w:insideH w:val="nil"/>
+          <w:insideV w:val="nil"/>
         </w:tblBorders>
-        <w:tblLayout w:type="autofit"/>
         <w:tblCellMar>
           <w:top w:w="0" w:type="dxa"/>
           <w:left w:w="108" w:type="dxa"/>
@@ -277,13 +277,15 @@
       </w:tblGrid>
       <w:tr>
         <w:tblPrEx>
+          <w:tblW w:w="0" w:type="auto"/>
+          <w:jc w:val="center"/>
           <w:tblBorders>
-            <w:top w:val="none" w:color="auto" w:sz="0" w:space="0"/>
-            <w:left w:val="none" w:color="auto" w:sz="0" w:space="0"/>
-            <w:bottom w:val="none" w:color="auto" w:sz="0" w:space="0"/>
-            <w:right w:val="none" w:color="auto" w:sz="0" w:space="0"/>
-            <w:insideH w:val="none" w:color="auto" w:sz="0" w:space="0"/>
-            <w:insideV w:val="none" w:color="auto" w:sz="0" w:space="0"/>
+            <w:top w:val="nil"/>
+            <w:left w:val="nil"/>
+            <w:bottom w:val="nil"/>
+            <w:right w:val="nil"/>
+            <w:insideH w:val="nil"/>
+            <w:insideV w:val="nil"/>
           </w:tblBorders>
           <w:tblCellMar>
             <w:top w:w="0" w:type="dxa"/>
@@ -293,7 +295,7 @@
           </w:tblCellMar>
         </w:tblPrEx>
         <w:trPr>
-          <w:trHeight w:val="810" w:hRule="atLeast"/>
+          <w:trHeight w:val="810"/>
           <w:jc w:val="center"/>
         </w:trPr>
         <w:tc>
@@ -331,7 +333,7 @@
             </w:r>
             <w:r>
               <w:rPr>
-                <w:rFonts w:hint="default" w:asciiTheme="minorAscii" w:hAnsiTheme="minorAscii" w:eastAsiaTheme="minorEastAsia"/>
+                <w:rFonts w:asciiTheme="minorAscii" w:eastAsiaTheme="minorEastAsia" w:hAnsiTheme="minorAscii" w:hint="default"/>
                 <w:spacing w:val="227"/>
                 <w:sz w:val="21"/>
                 <w:vertAlign w:val="baseline"/>
@@ -384,7 +386,7 @@
             </w:r>
             <w:r>
               <w:rPr>
-                <w:rFonts w:hint="eastAsia" w:asciiTheme="minorAscii" w:hAnsiTheme="minorAscii" w:eastAsiaTheme="minorEastAsia"/>
+                <w:rFonts w:asciiTheme="minorAscii" w:eastAsiaTheme="minorEastAsia" w:hAnsiTheme="minorAscii" w:hint="eastAsia"/>
                 <w:spacing w:val="227"/>
                 <w:sz w:val="21"/>
                 <w:vertAlign w:val="baseline"/>
@@ -406,14 +408,8 @@
       </w:tr>
       <w:tr>
         <w:tblPrEx>
-          <w:tblBorders>
-            <w:top w:val="none" w:color="auto" w:sz="0" w:space="0"/>
-            <w:left w:val="none" w:color="auto" w:sz="0" w:space="0"/>
-            <w:bottom w:val="none" w:color="auto" w:sz="0" w:space="0"/>
-            <w:right w:val="none" w:color="auto" w:sz="0" w:space="0"/>
-            <w:insideH w:val="none" w:color="auto" w:sz="0" w:space="0"/>
-            <w:insideV w:val="none" w:color="auto" w:sz="0" w:space="0"/>
-          </w:tblBorders>
+          <w:tblW w:w="0" w:type="auto"/>
+          <w:jc w:val="center"/>
           <w:tblCellMar>
             <w:top w:w="0" w:type="dxa"/>
             <w:left w:w="108" w:type="dxa"/>
@@ -422,7 +418,7 @@
           </w:tblCellMar>
         </w:tblPrEx>
         <w:trPr>
-          <w:trHeight w:val="810" w:hRule="atLeast"/>
+          <w:trHeight w:val="810"/>
           <w:jc w:val="center"/>
         </w:trPr>
         <w:tc>
@@ -446,7 +442,7 @@
               <w:snapToGrid w:val="0"/>
               <w:textAlignment w:val="baseline"/>
               <w:rPr>
-                <w:rFonts w:hint="default" w:ascii="Arial" w:hAnsi="Arial" w:eastAsia="Arial" w:cs="Arial"/>
+                <w:rFonts w:ascii="Arial" w:eastAsia="Arial" w:hAnsi="Arial" w:cs="Arial" w:hint="default"/>
                 <w:snapToGrid w:val="0"/>
                 <w:color w:val="000000"/>
                 <w:kern w:val="0"/>
@@ -478,7 +474,7 @@
             </w:r>
             <w:r>
               <w:rPr>
-                <w:rFonts w:hint="default" w:asciiTheme="minorAscii" w:hAnsiTheme="minorAscii" w:eastAsiaTheme="minorEastAsia"/>
+                <w:rFonts w:asciiTheme="minorAscii" w:eastAsiaTheme="minorEastAsia" w:hAnsiTheme="minorAscii" w:hint="default"/>
                 <w:spacing w:val="227"/>
                 <w:sz w:val="21"/>
                 <w:vertAlign w:val="baseline"/>
@@ -531,7 +527,7 @@
               <w:snapToGrid w:val="0"/>
               <w:textAlignment w:val="baseline"/>
               <w:rPr>
-                <w:rFonts w:hint="default" w:ascii="Arial" w:hAnsi="Arial" w:eastAsia="Arial" w:cs="Arial"/>
+                <w:rFonts w:ascii="Arial" w:eastAsia="Arial" w:hAnsi="Arial" w:cs="Arial" w:hint="default"/>
                 <w:snapToGrid w:val="0"/>
                 <w:color w:val="000000"/>
                 <w:kern w:val="0"/>
@@ -551,7 +547,7 @@
             </w:r>
             <w:r>
               <w:rPr>
-                <w:rFonts w:hint="eastAsia" w:asciiTheme="minorAscii" w:hAnsiTheme="minorAscii" w:eastAsiaTheme="minorEastAsia"/>
+                <w:rFonts w:asciiTheme="minorAscii" w:eastAsiaTheme="minorEastAsia" w:hAnsiTheme="minorAscii" w:hint="eastAsia"/>
                 <w:spacing w:val="227"/>
                 <w:sz w:val="21"/>
                 <w:vertAlign w:val="baseline"/>
@@ -573,14 +569,8 @@
       </w:tr>
       <w:tr>
         <w:tblPrEx>
-          <w:tblBorders>
-            <w:top w:val="none" w:color="auto" w:sz="0" w:space="0"/>
-            <w:left w:val="none" w:color="auto" w:sz="0" w:space="0"/>
-            <w:bottom w:val="none" w:color="auto" w:sz="0" w:space="0"/>
-            <w:right w:val="none" w:color="auto" w:sz="0" w:space="0"/>
-            <w:insideH w:val="none" w:color="auto" w:sz="0" w:space="0"/>
-            <w:insideV w:val="none" w:color="auto" w:sz="0" w:space="0"/>
-          </w:tblBorders>
+          <w:tblW w:w="0" w:type="auto"/>
+          <w:jc w:val="center"/>
           <w:tblCellMar>
             <w:top w:w="0" w:type="dxa"/>
             <w:left w:w="108" w:type="dxa"/>
@@ -589,7 +579,7 @@
           </w:tblCellMar>
         </w:tblPrEx>
         <w:trPr>
-          <w:trHeight w:val="635" w:hRule="atLeast"/>
+          <w:trHeight w:val="635"/>
           <w:jc w:val="center"/>
         </w:trPr>
         <w:tc>
@@ -639,7 +629,7 @@
             </w:r>
             <w:r>
               <w:rPr>
-                <w:rFonts w:hint="eastAsia" w:asciiTheme="minorAscii" w:hAnsiTheme="minorAscii" w:eastAsiaTheme="minorEastAsia"/>
+                <w:rFonts w:asciiTheme="minorAscii" w:eastAsiaTheme="minorEastAsia" w:hAnsiTheme="minorAscii" w:hint="eastAsia"/>
                 <w:spacing w:val="227"/>
                 <w:sz w:val="21"/>
                 <w:vertAlign w:val="baseline"/>
@@ -649,7 +639,7 @@
             </w:r>
             <w:r>
               <w:rPr>
-                <w:rFonts w:hint="eastAsia" w:asciiTheme="minorAscii" w:hAnsiTheme="minorAscii" w:eastAsiaTheme="minorEastAsia"/>
+                <w:rFonts w:asciiTheme="minorAscii" w:eastAsiaTheme="minorEastAsia" w:hAnsiTheme="minorAscii" w:hint="eastAsia"/>
                 <w:spacing w:val="0"/>
                 <w:kern w:val="0"/>
                 <w:sz w:val="21"/>
@@ -696,7 +686,7 @@
             </w:r>
             <w:r>
               <w:rPr>
-                <w:rFonts w:hint="eastAsia" w:asciiTheme="minorAscii" w:hAnsiTheme="minorAscii" w:eastAsiaTheme="minorEastAsia"/>
+                <w:rFonts w:asciiTheme="minorAscii" w:eastAsiaTheme="minorEastAsia" w:hAnsiTheme="minorAscii" w:hint="eastAsia"/>
                 <w:spacing w:val="227"/>
                 <w:sz w:val="21"/>
                 <w:vertAlign w:val="baseline"/>
@@ -755,14 +745,14 @@
         <w:ind w:left="3634"/>
         <w:textAlignment w:val="baseline"/>
         <w:rPr>
-          <w:rFonts w:ascii="宋体" w:hAnsi="宋体" w:eastAsia="宋体" w:cs="宋体"/>
+          <w:rFonts w:ascii="宋体" w:eastAsia="宋体" w:hAnsi="宋体" w:cs="宋体"/>
           <w:sz w:val="31"/>
           <w:szCs w:val="31"/>
         </w:rPr>
       </w:pPr>
       <w:r>
         <w:rPr>
-          <w:rFonts w:ascii="宋体" w:hAnsi="宋体" w:eastAsia="宋体" w:cs="宋体"/>
+          <w:rFonts w:ascii="宋体" w:eastAsia="宋体" w:hAnsi="宋体" w:cs="宋体"/>
           <w:b/>
           <w:bCs/>
           <w:spacing w:val="4"/>
@@ -774,16 +764,16 @@
     </w:p>
     <w:tbl>
       <w:tblPr>
-        <w:tblStyle w:val="26"/>
+        <w:tblStyle w:val="TableNormal0"/>
         <w:tblW w:w="8214" w:type="dxa"/>
         <w:jc w:val="center"/>
         <w:tblBorders>
-          <w:top w:val="single" w:color="000000" w:sz="2" w:space="0"/>
-          <w:left w:val="single" w:color="000000" w:sz="2" w:space="0"/>
-          <w:bottom w:val="single" w:color="000000" w:sz="2" w:space="0"/>
-          <w:right w:val="single" w:color="000000" w:sz="2" w:space="0"/>
-          <w:insideH w:val="single" w:color="000000" w:sz="2" w:space="0"/>
-          <w:insideV w:val="single" w:color="000000" w:sz="2" w:space="0"/>
+          <w:top w:val="single" w:sz="2" w:space="0" w:color="000000"/>
+          <w:left w:val="single" w:sz="2" w:space="0" w:color="000000"/>
+          <w:bottom w:val="single" w:sz="2" w:space="0" w:color="000000"/>
+          <w:right w:val="single" w:sz="2" w:space="0" w:color="000000"/>
+          <w:insideH w:val="single" w:sz="2" w:space="0" w:color="000000"/>
+          <w:insideV w:val="single" w:sz="2" w:space="0" w:color="000000"/>
         </w:tblBorders>
         <w:tblLayout w:type="fixed"/>
         <w:tblCellMar>
@@ -803,14 +793,17 @@
       </w:tblGrid>
       <w:tr>
         <w:tblPrEx>
+          <w:tblW w:w="8214" w:type="dxa"/>
+          <w:jc w:val="center"/>
           <w:tblBorders>
-            <w:top w:val="single" w:color="000000" w:sz="2" w:space="0"/>
-            <w:left w:val="single" w:color="000000" w:sz="2" w:space="0"/>
-            <w:bottom w:val="single" w:color="000000" w:sz="2" w:space="0"/>
-            <w:right w:val="single" w:color="000000" w:sz="2" w:space="0"/>
-            <w:insideH w:val="single" w:color="000000" w:sz="2" w:space="0"/>
-            <w:insideV w:val="single" w:color="000000" w:sz="2" w:space="0"/>
+            <w:top w:val="single" w:sz="2" w:space="0" w:color="000000"/>
+            <w:left w:val="single" w:sz="2" w:space="0" w:color="000000"/>
+            <w:bottom w:val="single" w:sz="2" w:space="0" w:color="000000"/>
+            <w:right w:val="single" w:sz="2" w:space="0" w:color="000000"/>
+            <w:insideH w:val="single" w:sz="2" w:space="0" w:color="000000"/>
+            <w:insideV w:val="single" w:sz="2" w:space="0" w:color="000000"/>
           </w:tblBorders>
+          <w:tblLayout w:type="fixed"/>
           <w:tblCellMar>
             <w:top w:w="0" w:type="dxa"/>
             <w:left w:w="0" w:type="dxa"/>
@@ -819,7 +812,7 @@
           </w:tblCellMar>
         </w:tblPrEx>
         <w:trPr>
-          <w:trHeight w:val="593" w:hRule="atLeast"/>
+          <w:trHeight w:val="593"/>
           <w:jc w:val="center"/>
         </w:trPr>
         <w:tc>
@@ -841,18 +834,18 @@
               <w:adjustRightInd w:val="0"/>
               <w:snapToGrid w:val="0"/>
               <w:spacing w:before="176" w:line="228" w:lineRule="auto"/>
-              <w:ind w:left="0" w:leftChars="0" w:right="0" w:rightChars="0" w:firstLine="0" w:firstLineChars="0"/>
+              <w:ind w:left="0" w:right="0" w:firstLine="0" w:leftChars="0" w:rightChars="0" w:firstLineChars="0"/>
               <w:jc w:val="center"/>
               <w:textAlignment w:val="baseline"/>
               <w:rPr>
-                <w:rFonts w:ascii="宋体" w:hAnsi="宋体" w:eastAsia="宋体" w:cs="宋体"/>
+                <w:rFonts w:ascii="宋体" w:eastAsia="宋体" w:hAnsi="宋体" w:cs="宋体"/>
                 <w:sz w:val="20"/>
                 <w:szCs w:val="20"/>
               </w:rPr>
             </w:pPr>
             <w:r>
               <w:rPr>
-                <w:rFonts w:hint="eastAsia" w:ascii="宋体" w:hAnsi="宋体" w:cs="宋体"/>
+                <w:rFonts w:ascii="宋体" w:hAnsi="宋体" w:cs="宋体" w:hint="eastAsia"/>
                 <w:spacing w:val="-14"/>
                 <w:sz w:val="20"/>
                 <w:szCs w:val="20"/>
@@ -862,7 +855,7 @@
             </w:r>
             <w:r>
               <w:rPr>
-                <w:rFonts w:ascii="宋体" w:hAnsi="宋体" w:eastAsia="宋体" w:cs="宋体"/>
+                <w:rFonts w:ascii="宋体" w:eastAsia="宋体" w:hAnsi="宋体" w:cs="宋体"/>
                 <w:spacing w:val="-14"/>
                 <w:sz w:val="20"/>
                 <w:szCs w:val="20"/>
@@ -890,18 +883,18 @@
               <w:adjustRightInd w:val="0"/>
               <w:snapToGrid w:val="0"/>
               <w:spacing w:before="175" w:line="227" w:lineRule="auto"/>
-              <w:ind w:left="0" w:leftChars="0" w:right="0" w:rightChars="0" w:firstLine="0" w:firstLineChars="0"/>
+              <w:ind w:left="0" w:right="0" w:firstLine="0" w:leftChars="0" w:rightChars="0" w:firstLineChars="0"/>
               <w:jc w:val="center"/>
               <w:textAlignment w:val="baseline"/>
               <w:rPr>
-                <w:rFonts w:ascii="宋体" w:hAnsi="宋体" w:eastAsia="宋体" w:cs="宋体"/>
+                <w:rFonts w:ascii="宋体" w:eastAsia="宋体" w:hAnsi="宋体" w:cs="宋体"/>
                 <w:sz w:val="20"/>
                 <w:szCs w:val="20"/>
               </w:rPr>
             </w:pPr>
             <w:r>
               <w:rPr>
-                <w:rFonts w:ascii="宋体" w:hAnsi="宋体" w:eastAsia="宋体" w:cs="宋体"/>
+                <w:rFonts w:ascii="宋体" w:eastAsia="宋体" w:hAnsi="宋体" w:cs="宋体"/>
                 <w:spacing w:val="4"/>
                 <w:sz w:val="20"/>
                 <w:szCs w:val="20"/>
@@ -929,18 +922,18 @@
               <w:adjustRightInd w:val="0"/>
               <w:snapToGrid w:val="0"/>
               <w:spacing w:before="175" w:line="228" w:lineRule="auto"/>
-              <w:ind w:left="0" w:leftChars="0" w:right="0" w:rightChars="0" w:firstLine="0" w:firstLineChars="0"/>
+              <w:ind w:left="0" w:right="0" w:firstLine="0" w:leftChars="0" w:rightChars="0" w:firstLineChars="0"/>
               <w:jc w:val="center"/>
               <w:textAlignment w:val="baseline"/>
               <w:rPr>
-                <w:rFonts w:ascii="宋体" w:hAnsi="宋体" w:eastAsia="宋体" w:cs="宋体"/>
+                <w:rFonts w:ascii="宋体" w:eastAsia="宋体" w:hAnsi="宋体" w:cs="宋体"/>
                 <w:sz w:val="20"/>
                 <w:szCs w:val="20"/>
               </w:rPr>
             </w:pPr>
             <w:r>
               <w:rPr>
-                <w:rFonts w:ascii="宋体" w:hAnsi="宋体" w:eastAsia="宋体" w:cs="宋体"/>
+                <w:rFonts w:ascii="宋体" w:eastAsia="宋体" w:hAnsi="宋体" w:cs="宋体"/>
                 <w:spacing w:val="7"/>
                 <w:sz w:val="20"/>
                 <w:szCs w:val="20"/>
@@ -968,11 +961,11 @@
               <w:adjustRightInd w:val="0"/>
               <w:snapToGrid w:val="0"/>
               <w:spacing w:before="175" w:line="228" w:lineRule="auto"/>
-              <w:ind w:left="0" w:leftChars="0" w:right="0" w:rightChars="0" w:firstLine="0" w:firstLineChars="0"/>
+              <w:ind w:left="0" w:right="0" w:firstLine="0" w:leftChars="0" w:rightChars="0" w:firstLineChars="0"/>
               <w:jc w:val="center"/>
               <w:textAlignment w:val="baseline"/>
               <w:rPr>
-                <w:rFonts w:hint="eastAsia" w:ascii="宋体" w:hAnsi="宋体" w:eastAsia="宋体" w:cs="宋体"/>
+                <w:rFonts w:ascii="宋体" w:eastAsia="宋体" w:hAnsi="宋体" w:cs="宋体" w:hint="eastAsia"/>
                 <w:spacing w:val="7"/>
                 <w:sz w:val="20"/>
                 <w:szCs w:val="20"/>
@@ -981,7 +974,7 @@
             </w:pPr>
             <w:r>
               <w:rPr>
-                <w:rFonts w:hint="eastAsia" w:ascii="宋体" w:hAnsi="宋体" w:cs="宋体"/>
+                <w:rFonts w:ascii="宋体" w:hAnsi="宋体" w:cs="宋体" w:hint="eastAsia"/>
                 <w:spacing w:val="7"/>
                 <w:sz w:val="20"/>
                 <w:szCs w:val="20"/>
@@ -1010,11 +1003,11 @@
               <w:adjustRightInd w:val="0"/>
               <w:snapToGrid w:val="0"/>
               <w:spacing w:before="175" w:line="228" w:lineRule="auto"/>
-              <w:ind w:left="0" w:leftChars="0" w:right="0" w:rightChars="0" w:firstLine="0" w:firstLineChars="0"/>
+              <w:ind w:left="0" w:right="0" w:firstLine="0" w:leftChars="0" w:rightChars="0" w:firstLineChars="0"/>
               <w:jc w:val="center"/>
               <w:textAlignment w:val="baseline"/>
               <w:rPr>
-                <w:rFonts w:hint="default" w:ascii="宋体" w:hAnsi="宋体" w:cs="宋体"/>
+                <w:rFonts w:ascii="宋体" w:hAnsi="宋体" w:cs="宋体" w:hint="default"/>
                 <w:spacing w:val="7"/>
                 <w:sz w:val="20"/>
                 <w:szCs w:val="20"/>
@@ -1023,7 +1016,7 @@
             </w:pPr>
             <w:r>
               <w:rPr>
-                <w:rFonts w:hint="eastAsia" w:ascii="宋体" w:hAnsi="宋体" w:cs="宋体"/>
+                <w:rFonts w:ascii="宋体" w:hAnsi="宋体" w:cs="宋体" w:hint="eastAsia"/>
                 <w:spacing w:val="7"/>
                 <w:sz w:val="20"/>
                 <w:szCs w:val="20"/>
@@ -1052,18 +1045,18 @@
               <w:adjustRightInd w:val="0"/>
               <w:snapToGrid w:val="0"/>
               <w:spacing w:before="176" w:line="229" w:lineRule="auto"/>
-              <w:ind w:left="0" w:leftChars="0" w:right="0" w:rightChars="0" w:firstLine="0" w:firstLineChars="0"/>
+              <w:ind w:left="0" w:right="0" w:firstLine="0" w:leftChars="0" w:rightChars="0" w:firstLineChars="0"/>
               <w:jc w:val="center"/>
               <w:textAlignment w:val="baseline"/>
               <w:rPr>
-                <w:rFonts w:ascii="宋体" w:hAnsi="宋体" w:eastAsia="宋体" w:cs="宋体"/>
+                <w:rFonts w:ascii="宋体" w:eastAsia="宋体" w:hAnsi="宋体" w:cs="宋体"/>
                 <w:sz w:val="20"/>
                 <w:szCs w:val="20"/>
               </w:rPr>
             </w:pPr>
             <w:r>
               <w:rPr>
-                <w:rFonts w:ascii="宋体" w:hAnsi="宋体" w:eastAsia="宋体" w:cs="宋体"/>
+                <w:rFonts w:ascii="宋体" w:eastAsia="宋体" w:hAnsi="宋体" w:cs="宋体"/>
                 <w:spacing w:val="7"/>
                 <w:sz w:val="20"/>
                 <w:szCs w:val="20"/>
@@ -1075,14 +1068,9 @@
       </w:tr>
       <w:tr>
         <w:tblPrEx>
-          <w:tblBorders>
-            <w:top w:val="single" w:color="000000" w:sz="2" w:space="0"/>
-            <w:left w:val="single" w:color="000000" w:sz="2" w:space="0"/>
-            <w:bottom w:val="single" w:color="000000" w:sz="2" w:space="0"/>
-            <w:right w:val="single" w:color="000000" w:sz="2" w:space="0"/>
-            <w:insideH w:val="single" w:color="000000" w:sz="2" w:space="0"/>
-            <w:insideV w:val="single" w:color="000000" w:sz="2" w:space="0"/>
-          </w:tblBorders>
+          <w:tblW w:w="8214" w:type="dxa"/>
+          <w:jc w:val="center"/>
+          <w:tblLayout w:type="fixed"/>
           <w:tblCellMar>
             <w:top w:w="0" w:type="dxa"/>
             <w:left w:w="0" w:type="dxa"/>
@@ -1091,7 +1079,7 @@
           </w:tblCellMar>
         </w:tblPrEx>
         <w:trPr>
-          <w:trHeight w:val="516" w:hRule="atLeast"/>
+          <w:trHeight w:val="516"/>
           <w:jc w:val="center"/>
         </w:trPr>
         <w:tc>
@@ -1113,11 +1101,11 @@
               <w:adjustRightInd w:val="0"/>
               <w:snapToGrid w:val="0"/>
               <w:spacing w:before="173" w:line="267" w:lineRule="exact"/>
-              <w:ind w:left="0" w:leftChars="0" w:right="0" w:rightChars="0" w:firstLine="0" w:firstLineChars="0"/>
+              <w:ind w:left="0" w:right="0" w:firstLine="0" w:leftChars="0" w:rightChars="0" w:firstLineChars="0"/>
               <w:jc w:val="center"/>
               <w:textAlignment w:val="baseline"/>
               <w:rPr>
-                <w:rFonts w:hint="default" w:ascii="宋体" w:hAnsi="宋体" w:eastAsia="宋体" w:cs="宋体"/>
+                <w:rFonts w:ascii="宋体" w:eastAsia="宋体" w:hAnsi="宋体" w:cs="宋体" w:hint="default"/>
                 <w:sz w:val="20"/>
                 <w:szCs w:val="20"/>
                 <w:lang w:val="en-US"/>
@@ -1125,7 +1113,7 @@
             </w:pPr>
             <w:r>
               <w:rPr>
-                <w:rFonts w:ascii="宋体" w:hAnsi="宋体" w:eastAsia="宋体" w:cs="宋体"/>
+                <w:rFonts w:ascii="宋体" w:eastAsia="宋体" w:hAnsi="宋体" w:cs="宋体"/>
                 <w:spacing w:val="3"/>
                 <w:position w:val="1"/>
                 <w:sz w:val="20"/>
@@ -1135,7 +1123,7 @@
             </w:r>
             <w:r>
               <w:rPr>
-                <w:rFonts w:hint="eastAsia" w:ascii="宋体" w:hAnsi="宋体" w:cs="宋体"/>
+                <w:rFonts w:ascii="宋体" w:hAnsi="宋体" w:cs="宋体" w:hint="eastAsia"/>
                 <w:spacing w:val="3"/>
                 <w:position w:val="1"/>
                 <w:sz w:val="20"/>
@@ -1165,18 +1153,18 @@
               <w:adjustRightInd w:val="0"/>
               <w:snapToGrid w:val="0"/>
               <w:spacing w:before="173" w:line="267" w:lineRule="exact"/>
-              <w:ind w:left="0" w:leftChars="0" w:right="0" w:rightChars="0" w:firstLine="0" w:firstLineChars="0"/>
+              <w:ind w:left="0" w:right="0" w:firstLine="0" w:leftChars="0" w:rightChars="0" w:firstLineChars="0"/>
               <w:jc w:val="center"/>
               <w:textAlignment w:val="baseline"/>
               <w:rPr>
-                <w:rFonts w:ascii="宋体" w:hAnsi="宋体" w:eastAsia="宋体" w:cs="宋体"/>
+                <w:rFonts w:ascii="宋体" w:eastAsia="宋体" w:hAnsi="宋体" w:cs="宋体"/>
                 <w:sz w:val="20"/>
                 <w:szCs w:val="20"/>
               </w:rPr>
             </w:pPr>
             <w:r>
               <w:rPr>
-                <w:rFonts w:ascii="宋体" w:hAnsi="宋体" w:eastAsia="宋体" w:cs="宋体"/>
+                <w:rFonts w:ascii="宋体" w:eastAsia="宋体" w:hAnsi="宋体" w:cs="宋体"/>
                 <w:spacing w:val="4"/>
                 <w:position w:val="1"/>
                 <w:sz w:val="20"/>
@@ -1205,18 +1193,18 @@
               <w:adjustRightInd w:val="0"/>
               <w:snapToGrid w:val="0"/>
               <w:spacing w:before="172" w:line="228" w:lineRule="auto"/>
-              <w:ind w:left="0" w:leftChars="0" w:right="0" w:rightChars="0" w:firstLine="0" w:firstLineChars="0"/>
+              <w:ind w:left="0" w:right="0" w:firstLine="0" w:leftChars="0" w:rightChars="0" w:firstLineChars="0"/>
               <w:jc w:val="center"/>
               <w:textAlignment w:val="baseline"/>
               <w:rPr>
-                <w:rFonts w:ascii="宋体" w:hAnsi="宋体" w:eastAsia="宋体" w:cs="宋体"/>
+                <w:rFonts w:ascii="宋体" w:eastAsia="宋体" w:hAnsi="宋体" w:cs="宋体"/>
                 <w:sz w:val="20"/>
                 <w:szCs w:val="20"/>
               </w:rPr>
             </w:pPr>
             <w:r>
               <w:rPr>
-                <w:rFonts w:ascii="宋体" w:hAnsi="宋体" w:eastAsia="宋体" w:cs="宋体"/>
+                <w:rFonts w:ascii="宋体" w:eastAsia="宋体" w:hAnsi="宋体" w:cs="宋体"/>
                 <w:spacing w:val="200"/>
                 <w:kern w:val="0"/>
                 <w:sz w:val="20"/>
@@ -1226,7 +1214,7 @@
             </w:r>
             <w:r>
               <w:rPr>
-                <w:rFonts w:ascii="宋体" w:hAnsi="宋体" w:eastAsia="宋体" w:cs="宋体"/>
+                <w:rFonts w:ascii="宋体" w:eastAsia="宋体" w:hAnsi="宋体" w:cs="宋体"/>
                 <w:spacing w:val="0"/>
                 <w:kern w:val="0"/>
                 <w:sz w:val="20"/>
@@ -1255,11 +1243,11 @@
               <w:adjustRightInd w:val="0"/>
               <w:snapToGrid w:val="0"/>
               <w:spacing w:before="173" w:line="229" w:lineRule="auto"/>
-              <w:ind w:left="0" w:leftChars="0" w:right="0" w:rightChars="0" w:firstLine="0" w:firstLineChars="0"/>
+              <w:ind w:left="0" w:right="0" w:firstLine="0" w:leftChars="0" w:rightChars="0" w:firstLineChars="0"/>
               <w:jc w:val="center"/>
               <w:textAlignment w:val="baseline"/>
               <w:rPr>
-                <w:rFonts w:ascii="宋体" w:hAnsi="宋体" w:eastAsia="宋体" w:cs="宋体"/>
+                <w:rFonts w:ascii="宋体" w:eastAsia="宋体" w:hAnsi="宋体" w:cs="宋体"/>
                 <w:spacing w:val="200"/>
                 <w:kern w:val="0"/>
                 <w:sz w:val="20"/>
@@ -1268,7 +1256,7 @@
             </w:pPr>
             <w:r>
               <w:rPr>
-                <w:rFonts w:hint="eastAsia" w:asciiTheme="minorAscii" w:hAnsiTheme="minorAscii" w:eastAsiaTheme="minorEastAsia"/>
+                <w:rFonts w:asciiTheme="minorAscii" w:eastAsiaTheme="minorEastAsia" w:hAnsiTheme="minorAscii" w:hint="eastAsia"/>
                 <w:spacing w:val="0"/>
                 <w:kern w:val="0"/>
                 <w:sz w:val="21"/>
@@ -1298,11 +1286,11 @@
               <w:adjustRightInd w:val="0"/>
               <w:snapToGrid w:val="0"/>
               <w:spacing w:before="172" w:line="228" w:lineRule="auto"/>
-              <w:ind w:left="0" w:leftChars="0" w:right="0" w:rightChars="0" w:firstLine="0" w:firstLineChars="0"/>
+              <w:ind w:left="0" w:right="0" w:firstLine="0" w:leftChars="0" w:rightChars="0" w:firstLineChars="0"/>
               <w:jc w:val="center"/>
               <w:textAlignment w:val="baseline"/>
               <w:rPr>
-                <w:rFonts w:ascii="宋体" w:hAnsi="宋体" w:eastAsia="宋体" w:cs="宋体"/>
+                <w:rFonts w:ascii="宋体" w:eastAsia="宋体" w:hAnsi="宋体" w:cs="宋体"/>
                 <w:spacing w:val="200"/>
                 <w:kern w:val="0"/>
                 <w:sz w:val="20"/>
@@ -1311,7 +1299,7 @@
             </w:pPr>
             <w:r>
               <w:rPr>
-                <w:rFonts w:hint="eastAsia" w:ascii="宋体" w:hAnsi="宋体" w:eastAsia="宋体" w:cs="宋体"/>
+                <w:rFonts w:ascii="宋体" w:eastAsia="宋体" w:hAnsi="宋体" w:cs="宋体" w:hint="eastAsia"/>
                 <w:spacing w:val="200"/>
                 <w:kern w:val="0"/>
                 <w:sz w:val="20"/>
@@ -1321,7 +1309,7 @@
             </w:r>
             <w:r>
               <w:rPr>
-                <w:rFonts w:hint="eastAsia" w:asciiTheme="minorAscii" w:hAnsiTheme="minorAscii" w:eastAsiaTheme="minorEastAsia"/>
+                <w:rFonts w:asciiTheme="minorAscii" w:eastAsiaTheme="minorEastAsia" w:hAnsiTheme="minorAscii" w:hint="eastAsia"/>
                 <w:spacing w:val="0"/>
                 <w:kern w:val="0"/>
                 <w:sz w:val="21"/>
@@ -1351,18 +1339,18 @@
               <w:adjustRightInd w:val="0"/>
               <w:snapToGrid w:val="0"/>
               <w:spacing w:before="173" w:line="229" w:lineRule="auto"/>
-              <w:ind w:left="0" w:leftChars="0" w:right="0" w:rightChars="0" w:firstLine="0" w:firstLineChars="0"/>
+              <w:ind w:left="0" w:right="0" w:firstLine="0" w:leftChars="0" w:rightChars="0" w:firstLineChars="0"/>
               <w:jc w:val="center"/>
               <w:textAlignment w:val="baseline"/>
               <w:rPr>
-                <w:rFonts w:ascii="宋体" w:hAnsi="宋体" w:eastAsia="宋体" w:cs="宋体"/>
+                <w:rFonts w:ascii="宋体" w:eastAsia="宋体" w:hAnsi="宋体" w:cs="宋体"/>
                 <w:sz w:val="20"/>
                 <w:szCs w:val="20"/>
               </w:rPr>
             </w:pPr>
             <w:r>
               <w:rPr>
-                <w:rFonts w:hint="eastAsia" w:asciiTheme="minorAscii" w:hAnsiTheme="minorAscii" w:eastAsiaTheme="minorEastAsia"/>
+                <w:rFonts w:asciiTheme="minorAscii" w:eastAsiaTheme="minorEastAsia" w:hAnsiTheme="minorAscii" w:hint="eastAsia"/>
                 <w:spacing w:val="0"/>
                 <w:kern w:val="0"/>
                 <w:sz w:val="21"/>
@@ -1376,14 +1364,9 @@
       </w:tr>
       <w:tr>
         <w:tblPrEx>
-          <w:tblBorders>
-            <w:top w:val="single" w:color="000000" w:sz="2" w:space="0"/>
-            <w:left w:val="single" w:color="000000" w:sz="2" w:space="0"/>
-            <w:bottom w:val="single" w:color="000000" w:sz="2" w:space="0"/>
-            <w:right w:val="single" w:color="000000" w:sz="2" w:space="0"/>
-            <w:insideH w:val="single" w:color="000000" w:sz="2" w:space="0"/>
-            <w:insideV w:val="single" w:color="000000" w:sz="2" w:space="0"/>
-          </w:tblBorders>
+          <w:tblW w:w="8214" w:type="dxa"/>
+          <w:jc w:val="center"/>
+          <w:tblLayout w:type="fixed"/>
           <w:tblCellMar>
             <w:top w:w="0" w:type="dxa"/>
             <w:left w:w="0" w:type="dxa"/>
@@ -1392,7 +1375,7 @@
           </w:tblCellMar>
         </w:tblPrEx>
         <w:trPr>
-          <w:trHeight w:val="556" w:hRule="atLeast"/>
+          <w:trHeight w:val="556"/>
           <w:jc w:val="center"/>
         </w:trPr>
         <w:tc>
@@ -1401,7 +1384,7 @@
           </w:tcPr>
           <w:p>
             <w:pPr>
-              <w:pStyle w:val="27"/>
+              <w:pStyle w:val="TableText"/>
               <w:keepNext w:val="0"/>
               <w:keepLines w:val="0"/>
               <w:pageBreakBefore w:val="0"/>
@@ -1414,7 +1397,7 @@
               <w:bidi w:val="0"/>
               <w:adjustRightInd w:val="0"/>
               <w:snapToGrid w:val="0"/>
-              <w:ind w:left="0" w:leftChars="0" w:right="0" w:rightChars="0" w:firstLine="0" w:firstLineChars="0"/>
+              <w:ind w:left="0" w:right="0" w:firstLine="0" w:leftChars="0" w:rightChars="0" w:firstLineChars="0"/>
               <w:jc w:val="center"/>
               <w:textAlignment w:val="baseline"/>
             </w:pPr>
@@ -1426,7 +1409,7 @@
           </w:tcPr>
           <w:p>
             <w:pPr>
-              <w:pStyle w:val="27"/>
+              <w:pStyle w:val="TableText"/>
               <w:keepNext w:val="0"/>
               <w:keepLines w:val="0"/>
               <w:pageBreakBefore w:val="0"/>
@@ -1439,7 +1422,7 @@
               <w:bidi w:val="0"/>
               <w:adjustRightInd w:val="0"/>
               <w:snapToGrid w:val="0"/>
-              <w:ind w:left="0" w:leftChars="0" w:right="0" w:rightChars="0" w:firstLine="0" w:firstLineChars="0"/>
+              <w:ind w:left="0" w:right="0" w:firstLine="0" w:leftChars="0" w:rightChars="0" w:firstLineChars="0"/>
               <w:jc w:val="center"/>
               <w:textAlignment w:val="baseline"/>
             </w:pPr>
@@ -1451,7 +1434,7 @@
           </w:tcPr>
           <w:p>
             <w:pPr>
-              <w:pStyle w:val="27"/>
+              <w:pStyle w:val="TableText"/>
               <w:keepNext w:val="0"/>
               <w:keepLines w:val="0"/>
               <w:pageBreakBefore w:val="0"/>
@@ -1464,7 +1447,7 @@
               <w:bidi w:val="0"/>
               <w:adjustRightInd w:val="0"/>
               <w:snapToGrid w:val="0"/>
-              <w:ind w:left="0" w:leftChars="0" w:right="0" w:rightChars="0" w:firstLine="0" w:firstLineChars="0"/>
+              <w:ind w:left="0" w:right="0" w:firstLine="0" w:leftChars="0" w:rightChars="0" w:firstLineChars="0"/>
               <w:jc w:val="center"/>
               <w:textAlignment w:val="baseline"/>
             </w:pPr>
@@ -1476,7 +1459,7 @@
           </w:tcPr>
           <w:p>
             <w:pPr>
-              <w:pStyle w:val="27"/>
+              <w:pStyle w:val="TableText"/>
               <w:keepNext w:val="0"/>
               <w:keepLines w:val="0"/>
               <w:pageBreakBefore w:val="0"/>
@@ -1489,7 +1472,7 @@
               <w:bidi w:val="0"/>
               <w:adjustRightInd w:val="0"/>
               <w:snapToGrid w:val="0"/>
-              <w:ind w:left="0" w:leftChars="0" w:right="0" w:rightChars="0" w:firstLine="0" w:firstLineChars="0"/>
+              <w:ind w:left="0" w:right="0" w:firstLine="0" w:leftChars="0" w:rightChars="0" w:firstLineChars="0"/>
               <w:jc w:val="center"/>
               <w:textAlignment w:val="baseline"/>
             </w:pPr>
@@ -1501,7 +1484,7 @@
           </w:tcPr>
           <w:p>
             <w:pPr>
-              <w:pStyle w:val="27"/>
+              <w:pStyle w:val="TableText"/>
               <w:keepNext w:val="0"/>
               <w:keepLines w:val="0"/>
               <w:pageBreakBefore w:val="0"/>
@@ -1514,7 +1497,7 @@
               <w:bidi w:val="0"/>
               <w:adjustRightInd w:val="0"/>
               <w:snapToGrid w:val="0"/>
-              <w:ind w:left="0" w:leftChars="0" w:right="0" w:rightChars="0" w:firstLine="0" w:firstLineChars="0"/>
+              <w:ind w:left="0" w:right="0" w:firstLine="0" w:leftChars="0" w:rightChars="0" w:firstLineChars="0"/>
               <w:jc w:val="center"/>
               <w:textAlignment w:val="baseline"/>
             </w:pPr>
@@ -1526,7 +1509,7 @@
           </w:tcPr>
           <w:p>
             <w:pPr>
-              <w:pStyle w:val="27"/>
+              <w:pStyle w:val="TableText"/>
               <w:keepNext w:val="0"/>
               <w:keepLines w:val="0"/>
               <w:pageBreakBefore w:val="0"/>
@@ -1539,7 +1522,7 @@
               <w:bidi w:val="0"/>
               <w:adjustRightInd w:val="0"/>
               <w:snapToGrid w:val="0"/>
-              <w:ind w:left="0" w:leftChars="0" w:right="0" w:rightChars="0" w:firstLine="0" w:firstLineChars="0"/>
+              <w:ind w:left="0" w:right="0" w:firstLine="0" w:leftChars="0" w:rightChars="0" w:firstLineChars="0"/>
               <w:jc w:val="center"/>
               <w:textAlignment w:val="baseline"/>
             </w:pPr>
@@ -1548,14 +1531,9 @@
       </w:tr>
       <w:tr>
         <w:tblPrEx>
-          <w:tblBorders>
-            <w:top w:val="single" w:color="000000" w:sz="2" w:space="0"/>
-            <w:left w:val="single" w:color="000000" w:sz="2" w:space="0"/>
-            <w:bottom w:val="single" w:color="000000" w:sz="2" w:space="0"/>
-            <w:right w:val="single" w:color="000000" w:sz="2" w:space="0"/>
-            <w:insideH w:val="single" w:color="000000" w:sz="2" w:space="0"/>
-            <w:insideV w:val="single" w:color="000000" w:sz="2" w:space="0"/>
-          </w:tblBorders>
+          <w:tblW w:w="8214" w:type="dxa"/>
+          <w:jc w:val="center"/>
+          <w:tblLayout w:type="fixed"/>
           <w:tblCellMar>
             <w:top w:w="0" w:type="dxa"/>
             <w:left w:w="0" w:type="dxa"/>
@@ -1564,7 +1542,7 @@
           </w:tblCellMar>
         </w:tblPrEx>
         <w:trPr>
-          <w:trHeight w:val="556" w:hRule="atLeast"/>
+          <w:trHeight w:val="556"/>
           <w:jc w:val="center"/>
         </w:trPr>
         <w:tc>
@@ -1573,7 +1551,7 @@
           </w:tcPr>
           <w:p>
             <w:pPr>
-              <w:pStyle w:val="27"/>
+              <w:pStyle w:val="TableText"/>
               <w:keepNext w:val="0"/>
               <w:keepLines w:val="0"/>
               <w:pageBreakBefore w:val="0"/>
@@ -1586,7 +1564,7 @@
               <w:bidi w:val="0"/>
               <w:adjustRightInd w:val="0"/>
               <w:snapToGrid w:val="0"/>
-              <w:ind w:left="0" w:leftChars="0" w:right="0" w:rightChars="0" w:firstLine="0" w:firstLineChars="0"/>
+              <w:ind w:left="0" w:right="0" w:firstLine="0" w:leftChars="0" w:rightChars="0" w:firstLineChars="0"/>
               <w:jc w:val="center"/>
               <w:textAlignment w:val="baseline"/>
             </w:pPr>
@@ -1598,7 +1576,7 @@
           </w:tcPr>
           <w:p>
             <w:pPr>
-              <w:pStyle w:val="27"/>
+              <w:pStyle w:val="TableText"/>
               <w:keepNext w:val="0"/>
               <w:keepLines w:val="0"/>
               <w:pageBreakBefore w:val="0"/>
@@ -1611,7 +1589,7 @@
               <w:bidi w:val="0"/>
               <w:adjustRightInd w:val="0"/>
               <w:snapToGrid w:val="0"/>
-              <w:ind w:left="0" w:leftChars="0" w:right="0" w:rightChars="0" w:firstLine="0" w:firstLineChars="0"/>
+              <w:ind w:left="0" w:right="0" w:firstLine="0" w:leftChars="0" w:rightChars="0" w:firstLineChars="0"/>
               <w:jc w:val="center"/>
               <w:textAlignment w:val="baseline"/>
             </w:pPr>
@@ -1623,7 +1601,7 @@
           </w:tcPr>
           <w:p>
             <w:pPr>
-              <w:pStyle w:val="27"/>
+              <w:pStyle w:val="TableText"/>
               <w:keepNext w:val="0"/>
               <w:keepLines w:val="0"/>
               <w:pageBreakBefore w:val="0"/>
@@ -1636,7 +1614,7 @@
               <w:bidi w:val="0"/>
               <w:adjustRightInd w:val="0"/>
               <w:snapToGrid w:val="0"/>
-              <w:ind w:left="0" w:leftChars="0" w:right="0" w:rightChars="0" w:firstLine="0" w:firstLineChars="0"/>
+              <w:ind w:left="0" w:right="0" w:firstLine="0" w:leftChars="0" w:rightChars="0" w:firstLineChars="0"/>
               <w:jc w:val="center"/>
               <w:textAlignment w:val="baseline"/>
             </w:pPr>
@@ -1648,7 +1626,7 @@
           </w:tcPr>
           <w:p>
             <w:pPr>
-              <w:pStyle w:val="27"/>
+              <w:pStyle w:val="TableText"/>
               <w:keepNext w:val="0"/>
               <w:keepLines w:val="0"/>
               <w:pageBreakBefore w:val="0"/>
@@ -1661,7 +1639,7 @@
               <w:bidi w:val="0"/>
               <w:adjustRightInd w:val="0"/>
               <w:snapToGrid w:val="0"/>
-              <w:ind w:left="0" w:leftChars="0" w:right="0" w:rightChars="0" w:firstLine="0" w:firstLineChars="0"/>
+              <w:ind w:left="0" w:right="0" w:firstLine="0" w:leftChars="0" w:rightChars="0" w:firstLineChars="0"/>
               <w:jc w:val="center"/>
               <w:textAlignment w:val="baseline"/>
             </w:pPr>
@@ -1673,7 +1651,7 @@
           </w:tcPr>
           <w:p>
             <w:pPr>
-              <w:pStyle w:val="27"/>
+              <w:pStyle w:val="TableText"/>
               <w:keepNext w:val="0"/>
               <w:keepLines w:val="0"/>
               <w:pageBreakBefore w:val="0"/>
@@ -1686,7 +1664,7 @@
               <w:bidi w:val="0"/>
               <w:adjustRightInd w:val="0"/>
               <w:snapToGrid w:val="0"/>
-              <w:ind w:left="0" w:leftChars="0" w:right="0" w:rightChars="0" w:firstLine="0" w:firstLineChars="0"/>
+              <w:ind w:left="0" w:right="0" w:firstLine="0" w:leftChars="0" w:rightChars="0" w:firstLineChars="0"/>
               <w:jc w:val="center"/>
               <w:textAlignment w:val="baseline"/>
             </w:pPr>
@@ -1698,7 +1676,7 @@
           </w:tcPr>
           <w:p>
             <w:pPr>
-              <w:pStyle w:val="27"/>
+              <w:pStyle w:val="TableText"/>
               <w:keepNext w:val="0"/>
               <w:keepLines w:val="0"/>
               <w:pageBreakBefore w:val="0"/>
@@ -1711,7 +1689,7 @@
               <w:bidi w:val="0"/>
               <w:adjustRightInd w:val="0"/>
               <w:snapToGrid w:val="0"/>
-              <w:ind w:left="0" w:leftChars="0" w:right="0" w:rightChars="0" w:firstLine="0" w:firstLineChars="0"/>
+              <w:ind w:left="0" w:right="0" w:firstLine="0" w:leftChars="0" w:rightChars="0" w:firstLineChars="0"/>
               <w:jc w:val="center"/>
               <w:textAlignment w:val="baseline"/>
             </w:pPr>
@@ -1720,14 +1698,9 @@
       </w:tr>
       <w:tr>
         <w:tblPrEx>
-          <w:tblBorders>
-            <w:top w:val="single" w:color="000000" w:sz="2" w:space="0"/>
-            <w:left w:val="single" w:color="000000" w:sz="2" w:space="0"/>
-            <w:bottom w:val="single" w:color="000000" w:sz="2" w:space="0"/>
-            <w:right w:val="single" w:color="000000" w:sz="2" w:space="0"/>
-            <w:insideH w:val="single" w:color="000000" w:sz="2" w:space="0"/>
-            <w:insideV w:val="single" w:color="000000" w:sz="2" w:space="0"/>
-          </w:tblBorders>
+          <w:tblW w:w="8214" w:type="dxa"/>
+          <w:jc w:val="center"/>
+          <w:tblLayout w:type="fixed"/>
           <w:tblCellMar>
             <w:top w:w="0" w:type="dxa"/>
             <w:left w:w="0" w:type="dxa"/>
@@ -1736,7 +1709,7 @@
           </w:tblCellMar>
         </w:tblPrEx>
         <w:trPr>
-          <w:trHeight w:val="557" w:hRule="atLeast"/>
+          <w:trHeight w:val="557"/>
           <w:jc w:val="center"/>
         </w:trPr>
         <w:tc>
@@ -1745,7 +1718,7 @@
           </w:tcPr>
           <w:p>
             <w:pPr>
-              <w:pStyle w:val="27"/>
+              <w:pStyle w:val="TableText"/>
               <w:keepNext w:val="0"/>
               <w:keepLines w:val="0"/>
               <w:pageBreakBefore w:val="0"/>
@@ -1758,7 +1731,7 @@
               <w:bidi w:val="0"/>
               <w:adjustRightInd w:val="0"/>
               <w:snapToGrid w:val="0"/>
-              <w:ind w:left="0" w:leftChars="0" w:right="0" w:rightChars="0" w:firstLine="0" w:firstLineChars="0"/>
+              <w:ind w:left="0" w:right="0" w:firstLine="0" w:leftChars="0" w:rightChars="0" w:firstLineChars="0"/>
               <w:jc w:val="center"/>
               <w:textAlignment w:val="baseline"/>
             </w:pPr>
@@ -1770,7 +1743,7 @@
           </w:tcPr>
           <w:p>
             <w:pPr>
-              <w:pStyle w:val="27"/>
+              <w:pStyle w:val="TableText"/>
               <w:keepNext w:val="0"/>
               <w:keepLines w:val="0"/>
               <w:pageBreakBefore w:val="0"/>
@@ -1783,7 +1756,7 @@
               <w:bidi w:val="0"/>
               <w:adjustRightInd w:val="0"/>
               <w:snapToGrid w:val="0"/>
-              <w:ind w:left="0" w:leftChars="0" w:right="0" w:rightChars="0" w:firstLine="0" w:firstLineChars="0"/>
+              <w:ind w:left="0" w:right="0" w:firstLine="0" w:leftChars="0" w:rightChars="0" w:firstLineChars="0"/>
               <w:jc w:val="center"/>
               <w:textAlignment w:val="baseline"/>
             </w:pPr>
@@ -1795,7 +1768,7 @@
           </w:tcPr>
           <w:p>
             <w:pPr>
-              <w:pStyle w:val="27"/>
+              <w:pStyle w:val="TableText"/>
               <w:keepNext w:val="0"/>
               <w:keepLines w:val="0"/>
               <w:pageBreakBefore w:val="0"/>
@@ -1808,7 +1781,7 @@
               <w:bidi w:val="0"/>
               <w:adjustRightInd w:val="0"/>
               <w:snapToGrid w:val="0"/>
-              <w:ind w:left="0" w:leftChars="0" w:right="0" w:rightChars="0" w:firstLine="0" w:firstLineChars="0"/>
+              <w:ind w:left="0" w:right="0" w:firstLine="0" w:leftChars="0" w:rightChars="0" w:firstLineChars="0"/>
               <w:jc w:val="center"/>
               <w:textAlignment w:val="baseline"/>
             </w:pPr>
@@ -1820,7 +1793,7 @@
           </w:tcPr>
           <w:p>
             <w:pPr>
-              <w:pStyle w:val="27"/>
+              <w:pStyle w:val="TableText"/>
               <w:keepNext w:val="0"/>
               <w:keepLines w:val="0"/>
               <w:pageBreakBefore w:val="0"/>
@@ -1833,7 +1806,7 @@
               <w:bidi w:val="0"/>
               <w:adjustRightInd w:val="0"/>
               <w:snapToGrid w:val="0"/>
-              <w:ind w:left="0" w:leftChars="0" w:right="0" w:rightChars="0" w:firstLine="0" w:firstLineChars="0"/>
+              <w:ind w:left="0" w:right="0" w:firstLine="0" w:leftChars="0" w:rightChars="0" w:firstLineChars="0"/>
               <w:jc w:val="center"/>
               <w:textAlignment w:val="baseline"/>
             </w:pPr>
@@ -1845,7 +1818,7 @@
           </w:tcPr>
           <w:p>
             <w:pPr>
-              <w:pStyle w:val="27"/>
+              <w:pStyle w:val="TableText"/>
               <w:keepNext w:val="0"/>
               <w:keepLines w:val="0"/>
               <w:pageBreakBefore w:val="0"/>
@@ -1858,7 +1831,7 @@
               <w:bidi w:val="0"/>
               <w:adjustRightInd w:val="0"/>
               <w:snapToGrid w:val="0"/>
-              <w:ind w:left="0" w:leftChars="0" w:right="0" w:rightChars="0" w:firstLine="0" w:firstLineChars="0"/>
+              <w:ind w:left="0" w:right="0" w:firstLine="0" w:leftChars="0" w:rightChars="0" w:firstLineChars="0"/>
               <w:jc w:val="center"/>
               <w:textAlignment w:val="baseline"/>
             </w:pPr>
@@ -1870,7 +1843,7 @@
           </w:tcPr>
           <w:p>
             <w:pPr>
-              <w:pStyle w:val="27"/>
+              <w:pStyle w:val="TableText"/>
               <w:keepNext w:val="0"/>
               <w:keepLines w:val="0"/>
               <w:pageBreakBefore w:val="0"/>
@@ -1883,7 +1856,7 @@
               <w:bidi w:val="0"/>
               <w:adjustRightInd w:val="0"/>
               <w:snapToGrid w:val="0"/>
-              <w:ind w:left="0" w:leftChars="0" w:right="0" w:rightChars="0" w:firstLine="0" w:firstLineChars="0"/>
+              <w:ind w:left="0" w:right="0" w:firstLine="0" w:leftChars="0" w:rightChars="0" w:firstLineChars="0"/>
               <w:jc w:val="center"/>
               <w:textAlignment w:val="baseline"/>
             </w:pPr>
@@ -1914,7 +1887,7 @@
     <w:sdt>
       <w:sdtPr>
         <w:rPr>
-          <w:rFonts w:ascii="宋体" w:hAnsi="宋体" w:eastAsia="宋体" w:cs="Arial"/>
+          <w:rFonts w:ascii="宋体" w:eastAsia="宋体" w:hAnsi="宋体" w:cs="Arial"/>
           <w:snapToGrid w:val="0"/>
           <w:color w:val="000000"/>
           <w:kern w:val="0"/>
@@ -1930,7 +1903,7 @@
       </w:sdtPr>
       <w:sdtEndPr>
         <w:rPr>
-          <w:rFonts w:hint="eastAsia" w:ascii="宋体" w:hAnsi="宋体" w:eastAsia="宋体" w:cs="宋体"/>
+          <w:rFonts w:ascii="宋体" w:eastAsia="宋体" w:hAnsi="宋体" w:cs="宋体" w:hint="eastAsia"/>
           <w:snapToGrid w:val="0"/>
           <w:color w:val="000000"/>
           <w:kern w:val="0"/>
@@ -1955,18 +1928,18 @@
             <w:adjustRightInd w:val="0"/>
             <w:snapToGrid w:val="0"/>
             <w:spacing w:before="0" w:beforeLines="0" w:after="0" w:afterLines="0" w:line="240" w:lineRule="auto"/>
-            <w:ind w:left="0" w:leftChars="0" w:right="0" w:rightChars="0" w:firstLine="0" w:firstLineChars="0"/>
+            <w:ind w:left="0" w:right="0" w:firstLine="0" w:leftChars="0" w:rightChars="0" w:firstLineChars="0"/>
             <w:jc w:val="center"/>
             <w:textAlignment w:val="baseline"/>
             <w:rPr>
-              <w:rFonts w:hint="eastAsia" w:ascii="宋体" w:hAnsi="宋体" w:eastAsia="宋体" w:cs="宋体"/>
+              <w:rFonts w:ascii="宋体" w:eastAsia="宋体" w:hAnsi="宋体" w:cs="宋体" w:hint="eastAsia"/>
               <w:sz w:val="24"/>
               <w:szCs w:val="24"/>
             </w:rPr>
           </w:pPr>
           <w:r>
             <w:rPr>
-              <w:rFonts w:hint="eastAsia" w:ascii="宋体" w:hAnsi="宋体" w:eastAsia="宋体" w:cs="宋体"/>
+              <w:rFonts w:ascii="宋体" w:eastAsia="宋体" w:hAnsi="宋体" w:cs="宋体" w:hint="eastAsia"/>
               <w:sz w:val="24"/>
               <w:szCs w:val="24"/>
             </w:rPr>
@@ -1975,14 +1948,14 @@
         </w:p>
         <w:p>
           <w:pPr>
-            <w:pStyle w:val="16"/>
+            <w:pStyle w:val="TOC1"/>
             <w:tabs>
               <w:tab w:val="right" w:leader="dot" w:pos="8306"/>
             </w:tabs>
           </w:pPr>
           <w:r>
             <w:rPr>
-              <w:rFonts w:hint="eastAsia" w:ascii="宋体" w:hAnsi="宋体" w:eastAsia="宋体" w:cs="宋体"/>
+              <w:rFonts w:ascii="宋体" w:eastAsia="宋体" w:hAnsi="宋体" w:cs="宋体" w:hint="eastAsia"/>
               <w:sz w:val="24"/>
               <w:szCs w:val="24"/>
             </w:rPr>
@@ -1990,7 +1963,7 @@
           </w:r>
           <w:r>
             <w:rPr>
-              <w:rFonts w:hint="eastAsia" w:ascii="宋体" w:hAnsi="宋体" w:eastAsia="宋体" w:cs="宋体"/>
+              <w:rFonts w:ascii="宋体" w:eastAsia="宋体" w:hAnsi="宋体" w:cs="宋体" w:hint="eastAsia"/>
               <w:sz w:val="24"/>
               <w:szCs w:val="24"/>
             </w:rPr>
@@ -1998,7 +1971,7 @@
           </w:r>
           <w:r>
             <w:rPr>
-              <w:rFonts w:hint="eastAsia" w:ascii="宋体" w:hAnsi="宋体" w:eastAsia="宋体" w:cs="宋体"/>
+              <w:rFonts w:ascii="宋体" w:eastAsia="宋体" w:hAnsi="宋体" w:cs="宋体" w:hint="eastAsia"/>
               <w:sz w:val="24"/>
               <w:szCs w:val="24"/>
             </w:rPr>
@@ -2006,21 +1979,21 @@
           </w:r>
           <w:r>
             <w:rPr>
-              <w:rFonts w:hint="eastAsia" w:ascii="宋体" w:hAnsi="宋体" w:eastAsia="宋体" w:cs="宋体"/>
+              <w:rFonts w:ascii="宋体" w:eastAsia="宋体" w:hAnsi="宋体" w:cs="宋体" w:hint="eastAsia"/>
               <w:szCs w:val="24"/>
             </w:rPr>
             <w:fldChar w:fldCharType="begin"/>
           </w:r>
           <w:r>
             <w:rPr>
-              <w:rFonts w:hint="eastAsia" w:ascii="宋体" w:hAnsi="宋体" w:eastAsia="宋体" w:cs="宋体"/>
+              <w:rFonts w:ascii="宋体" w:eastAsia="宋体" w:hAnsi="宋体" w:cs="宋体" w:hint="eastAsia"/>
               <w:szCs w:val="24"/>
             </w:rPr>
-            <w:instrText xml:space="preserve"> HYPERLINK \l _Toc2232 </w:instrText>
-          </w:r>
-          <w:r>
-            <w:rPr>
-              <w:rFonts w:hint="eastAsia" w:ascii="宋体" w:hAnsi="宋体" w:eastAsia="宋体" w:cs="宋体"/>
+            <w:instrText xml:space="preserve"> HYPERLINK \l _Toc31820 </w:instrText>
+          </w:r>
+          <w:r>
+            <w:rPr>
+              <w:rFonts w:ascii="宋体" w:eastAsia="宋体" w:hAnsi="宋体" w:cs="宋体" w:hint="eastAsia"/>
               <w:szCs w:val="24"/>
             </w:rPr>
             <w:fldChar w:fldCharType="separate"/>
@@ -2039,7 +2012,7 @@
             <w:fldChar w:fldCharType="begin"/>
           </w:r>
           <w:r>
-            <w:instrText xml:space="preserve"> PAGEREF _Toc2232 \h </w:instrText>
+            <w:instrText xml:space="preserve"> PAGEREF _Toc31820 \h </w:instrText>
           </w:r>
           <w:r>
             <w:fldChar w:fldCharType="separate"/>
@@ -2052,7 +2025,7 @@
           </w:r>
           <w:r>
             <w:rPr>
-              <w:rFonts w:hint="eastAsia" w:ascii="宋体" w:hAnsi="宋体" w:eastAsia="宋体" w:cs="宋体"/>
+              <w:rFonts w:ascii="宋体" w:eastAsia="宋体" w:hAnsi="宋体" w:cs="宋体" w:hint="eastAsia"/>
               <w:szCs w:val="24"/>
             </w:rPr>
             <w:fldChar w:fldCharType="end"/>
@@ -2060,28 +2033,28 @@
         </w:p>
         <w:p>
           <w:pPr>
-            <w:pStyle w:val="16"/>
+            <w:pStyle w:val="TOC1"/>
             <w:tabs>
               <w:tab w:val="right" w:leader="dot" w:pos="8306"/>
             </w:tabs>
           </w:pPr>
           <w:r>
             <w:rPr>
-              <w:rFonts w:hint="eastAsia" w:ascii="宋体" w:hAnsi="宋体" w:eastAsia="宋体" w:cs="宋体"/>
+              <w:rFonts w:ascii="宋体" w:eastAsia="宋体" w:hAnsi="宋体" w:cs="宋体" w:hint="eastAsia"/>
               <w:szCs w:val="24"/>
             </w:rPr>
             <w:fldChar w:fldCharType="begin"/>
           </w:r>
           <w:r>
             <w:rPr>
-              <w:rFonts w:hint="eastAsia" w:ascii="宋体" w:hAnsi="宋体" w:eastAsia="宋体" w:cs="宋体"/>
+              <w:rFonts w:ascii="宋体" w:eastAsia="宋体" w:hAnsi="宋体" w:cs="宋体" w:hint="eastAsia"/>
               <w:szCs w:val="24"/>
             </w:rPr>
-            <w:instrText xml:space="preserve"> HYPERLINK \l _Toc1646 </w:instrText>
-          </w:r>
-          <w:r>
-            <w:rPr>
-              <w:rFonts w:hint="eastAsia" w:ascii="宋体" w:hAnsi="宋体" w:eastAsia="宋体" w:cs="宋体"/>
+            <w:instrText xml:space="preserve"> HYPERLINK \l _Toc3516 </w:instrText>
+          </w:r>
+          <w:r>
+            <w:rPr>
+              <w:rFonts w:ascii="宋体" w:eastAsia="宋体" w:hAnsi="宋体" w:cs="宋体" w:hint="eastAsia"/>
               <w:szCs w:val="24"/>
             </w:rPr>
             <w:fldChar w:fldCharType="separate"/>
@@ -2100,7 +2073,7 @@
             <w:fldChar w:fldCharType="begin"/>
           </w:r>
           <w:r>
-            <w:instrText xml:space="preserve"> PAGEREF _Toc1646 \h </w:instrText>
+            <w:instrText xml:space="preserve"> PAGEREF _Toc3516 \h </w:instrText>
           </w:r>
           <w:r>
             <w:fldChar w:fldCharType="separate"/>
@@ -2113,7 +2086,7 @@
           </w:r>
           <w:r>
             <w:rPr>
-              <w:rFonts w:hint="eastAsia" w:ascii="宋体" w:hAnsi="宋体" w:eastAsia="宋体" w:cs="宋体"/>
+              <w:rFonts w:ascii="宋体" w:eastAsia="宋体" w:hAnsi="宋体" w:cs="宋体" w:hint="eastAsia"/>
               <w:szCs w:val="24"/>
             </w:rPr>
             <w:fldChar w:fldCharType="end"/>
@@ -2121,28 +2094,28 @@
         </w:p>
         <w:p>
           <w:pPr>
-            <w:pStyle w:val="16"/>
+            <w:pStyle w:val="TOC1"/>
             <w:tabs>
               <w:tab w:val="right" w:leader="dot" w:pos="8306"/>
             </w:tabs>
           </w:pPr>
           <w:r>
             <w:rPr>
-              <w:rFonts w:hint="eastAsia" w:ascii="宋体" w:hAnsi="宋体" w:eastAsia="宋体" w:cs="宋体"/>
+              <w:rFonts w:ascii="宋体" w:eastAsia="宋体" w:hAnsi="宋体" w:cs="宋体" w:hint="eastAsia"/>
               <w:szCs w:val="24"/>
             </w:rPr>
             <w:fldChar w:fldCharType="begin"/>
           </w:r>
           <w:r>
             <w:rPr>
-              <w:rFonts w:hint="eastAsia" w:ascii="宋体" w:hAnsi="宋体" w:eastAsia="宋体" w:cs="宋体"/>
+              <w:rFonts w:ascii="宋体" w:eastAsia="宋体" w:hAnsi="宋体" w:cs="宋体" w:hint="eastAsia"/>
               <w:szCs w:val="24"/>
             </w:rPr>
-            <w:instrText xml:space="preserve"> HYPERLINK \l _Toc1095 </w:instrText>
-          </w:r>
-          <w:r>
-            <w:rPr>
-              <w:rFonts w:hint="eastAsia" w:ascii="宋体" w:hAnsi="宋体" w:eastAsia="宋体" w:cs="宋体"/>
+            <w:instrText xml:space="preserve"> HYPERLINK \l _Toc7330 </w:instrText>
+          </w:r>
+          <w:r>
+            <w:rPr>
+              <w:rFonts w:ascii="宋体" w:eastAsia="宋体" w:hAnsi="宋体" w:cs="宋体" w:hint="eastAsia"/>
               <w:szCs w:val="24"/>
             </w:rPr>
             <w:fldChar w:fldCharType="separate"/>
@@ -2167,7 +2140,7 @@
             <w:fldChar w:fldCharType="begin"/>
           </w:r>
           <w:r>
-            <w:instrText xml:space="preserve"> PAGEREF _Toc1095 \h </w:instrText>
+            <w:instrText xml:space="preserve"> PAGEREF _Toc7330 \h </w:instrText>
           </w:r>
           <w:r>
             <w:fldChar w:fldCharType="separate"/>
@@ -2180,7 +2153,7 @@
           </w:r>
           <w:r>
             <w:rPr>
-              <w:rFonts w:hint="eastAsia" w:ascii="宋体" w:hAnsi="宋体" w:eastAsia="宋体" w:cs="宋体"/>
+              <w:rFonts w:ascii="宋体" w:eastAsia="宋体" w:hAnsi="宋体" w:cs="宋体" w:hint="eastAsia"/>
               <w:szCs w:val="24"/>
             </w:rPr>
             <w:fldChar w:fldCharType="end"/>
@@ -2188,28 +2161,28 @@
         </w:p>
         <w:p>
           <w:pPr>
-            <w:pStyle w:val="16"/>
+            <w:pStyle w:val="TOC1"/>
             <w:tabs>
               <w:tab w:val="right" w:leader="dot" w:pos="8306"/>
             </w:tabs>
           </w:pPr>
           <w:r>
             <w:rPr>
-              <w:rFonts w:hint="eastAsia" w:ascii="宋体" w:hAnsi="宋体" w:eastAsia="宋体" w:cs="宋体"/>
+              <w:rFonts w:ascii="宋体" w:eastAsia="宋体" w:hAnsi="宋体" w:cs="宋体" w:hint="eastAsia"/>
               <w:szCs w:val="24"/>
             </w:rPr>
             <w:fldChar w:fldCharType="begin"/>
           </w:r>
           <w:r>
             <w:rPr>
-              <w:rFonts w:hint="eastAsia" w:ascii="宋体" w:hAnsi="宋体" w:eastAsia="宋体" w:cs="宋体"/>
+              <w:rFonts w:ascii="宋体" w:eastAsia="宋体" w:hAnsi="宋体" w:cs="宋体" w:hint="eastAsia"/>
               <w:szCs w:val="24"/>
             </w:rPr>
-            <w:instrText xml:space="preserve"> HYPERLINK \l _Toc26298 </w:instrText>
-          </w:r>
-          <w:r>
-            <w:rPr>
-              <w:rFonts w:hint="eastAsia" w:ascii="宋体" w:hAnsi="宋体" w:eastAsia="宋体" w:cs="宋体"/>
+            <w:instrText xml:space="preserve"> HYPERLINK \l _Toc5569 </w:instrText>
+          </w:r>
+          <w:r>
+            <w:rPr>
+              <w:rFonts w:ascii="宋体" w:eastAsia="宋体" w:hAnsi="宋体" w:cs="宋体" w:hint="eastAsia"/>
               <w:szCs w:val="24"/>
             </w:rPr>
             <w:fldChar w:fldCharType="separate"/>
@@ -2235,7 +2208,7 @@
             <w:fldChar w:fldCharType="begin"/>
           </w:r>
           <w:r>
-            <w:instrText xml:space="preserve"> PAGEREF _Toc26298 \h </w:instrText>
+            <w:instrText xml:space="preserve"> PAGEREF _Toc5569 \h </w:instrText>
           </w:r>
           <w:r>
             <w:fldChar w:fldCharType="separate"/>
@@ -2248,7 +2221,7 @@
           </w:r>
           <w:r>
             <w:rPr>
-              <w:rFonts w:hint="eastAsia" w:ascii="宋体" w:hAnsi="宋体" w:eastAsia="宋体" w:cs="宋体"/>
+              <w:rFonts w:ascii="宋体" w:eastAsia="宋体" w:hAnsi="宋体" w:cs="宋体" w:hint="eastAsia"/>
               <w:szCs w:val="24"/>
             </w:rPr>
             <w:fldChar w:fldCharType="end"/>
@@ -2256,28 +2229,28 @@
         </w:p>
         <w:p>
           <w:pPr>
-            <w:pStyle w:val="17"/>
+            <w:pStyle w:val="TOC2"/>
             <w:tabs>
               <w:tab w:val="right" w:leader="dot" w:pos="8306"/>
             </w:tabs>
           </w:pPr>
           <w:r>
             <w:rPr>
-              <w:rFonts w:hint="eastAsia" w:ascii="宋体" w:hAnsi="宋体" w:eastAsia="宋体" w:cs="宋体"/>
+              <w:rFonts w:ascii="宋体" w:eastAsia="宋体" w:hAnsi="宋体" w:cs="宋体" w:hint="eastAsia"/>
               <w:szCs w:val="24"/>
             </w:rPr>
             <w:fldChar w:fldCharType="begin"/>
           </w:r>
           <w:r>
             <w:rPr>
-              <w:rFonts w:hint="eastAsia" w:ascii="宋体" w:hAnsi="宋体" w:eastAsia="宋体" w:cs="宋体"/>
+              <w:rFonts w:ascii="宋体" w:eastAsia="宋体" w:hAnsi="宋体" w:cs="宋体" w:hint="eastAsia"/>
               <w:szCs w:val="24"/>
             </w:rPr>
-            <w:instrText xml:space="preserve"> HYPERLINK \l _Toc10393 </w:instrText>
-          </w:r>
-          <w:r>
-            <w:rPr>
-              <w:rFonts w:hint="eastAsia" w:ascii="宋体" w:hAnsi="宋体" w:eastAsia="宋体" w:cs="宋体"/>
+            <w:instrText xml:space="preserve"> HYPERLINK \l _Toc10915 </w:instrText>
+          </w:r>
+          <w:r>
+            <w:rPr>
+              <w:rFonts w:ascii="宋体" w:eastAsia="宋体" w:hAnsi="宋体" w:cs="宋体" w:hint="eastAsia"/>
               <w:szCs w:val="24"/>
             </w:rPr>
             <w:fldChar w:fldCharType="separate"/>
@@ -2303,7 +2276,7 @@
             <w:fldChar w:fldCharType="begin"/>
           </w:r>
           <w:r>
-            <w:instrText xml:space="preserve"> PAGEREF _Toc10393 \h </w:instrText>
+            <w:instrText xml:space="preserve"> PAGEREF _Toc10915 \h </w:instrText>
           </w:r>
           <w:r>
             <w:fldChar w:fldCharType="separate"/>
@@ -2316,7 +2289,7 @@
           </w:r>
           <w:r>
             <w:rPr>
-              <w:rFonts w:hint="eastAsia" w:ascii="宋体" w:hAnsi="宋体" w:eastAsia="宋体" w:cs="宋体"/>
+              <w:rFonts w:ascii="宋体" w:eastAsia="宋体" w:hAnsi="宋体" w:cs="宋体" w:hint="eastAsia"/>
               <w:szCs w:val="24"/>
             </w:rPr>
             <w:fldChar w:fldCharType="end"/>
@@ -2324,28 +2297,28 @@
         </w:p>
         <w:p>
           <w:pPr>
-            <w:pStyle w:val="13"/>
+            <w:pStyle w:val="TOC3"/>
             <w:tabs>
               <w:tab w:val="right" w:leader="dot" w:pos="8306"/>
             </w:tabs>
           </w:pPr>
           <w:r>
             <w:rPr>
-              <w:rFonts w:hint="eastAsia" w:ascii="宋体" w:hAnsi="宋体" w:eastAsia="宋体" w:cs="宋体"/>
+              <w:rFonts w:ascii="宋体" w:eastAsia="宋体" w:hAnsi="宋体" w:cs="宋体" w:hint="eastAsia"/>
               <w:szCs w:val="24"/>
             </w:rPr>
             <w:fldChar w:fldCharType="begin"/>
           </w:r>
           <w:r>
             <w:rPr>
-              <w:rFonts w:hint="eastAsia" w:ascii="宋体" w:hAnsi="宋体" w:eastAsia="宋体" w:cs="宋体"/>
+              <w:rFonts w:ascii="宋体" w:eastAsia="宋体" w:hAnsi="宋体" w:cs="宋体" w:hint="eastAsia"/>
               <w:szCs w:val="24"/>
             </w:rPr>
-            <w:instrText xml:space="preserve"> HYPERLINK \l _Toc28614 </w:instrText>
-          </w:r>
-          <w:r>
-            <w:rPr>
-              <w:rFonts w:hint="eastAsia" w:ascii="宋体" w:hAnsi="宋体" w:eastAsia="宋体" w:cs="宋体"/>
+            <w:instrText xml:space="preserve"> HYPERLINK \l _Toc22066 </w:instrText>
+          </w:r>
+          <w:r>
+            <w:rPr>
+              <w:rFonts w:ascii="宋体" w:eastAsia="宋体" w:hAnsi="宋体" w:cs="宋体" w:hint="eastAsia"/>
               <w:szCs w:val="24"/>
             </w:rPr>
             <w:fldChar w:fldCharType="separate"/>
@@ -2371,7 +2344,7 @@
             <w:fldChar w:fldCharType="begin"/>
           </w:r>
           <w:r>
-            <w:instrText xml:space="preserve"> PAGEREF _Toc28614 \h </w:instrText>
+            <w:instrText xml:space="preserve"> PAGEREF _Toc22066 \h </w:instrText>
           </w:r>
           <w:r>
             <w:fldChar w:fldCharType="separate"/>
@@ -2384,7 +2357,7 @@
           </w:r>
           <w:r>
             <w:rPr>
-              <w:rFonts w:hint="eastAsia" w:ascii="宋体" w:hAnsi="宋体" w:eastAsia="宋体" w:cs="宋体"/>
+              <w:rFonts w:ascii="宋体" w:eastAsia="宋体" w:hAnsi="宋体" w:cs="宋体" w:hint="eastAsia"/>
               <w:szCs w:val="24"/>
             </w:rPr>
             <w:fldChar w:fldCharType="end"/>
@@ -2392,28 +2365,28 @@
         </w:p>
         <w:p>
           <w:pPr>
-            <w:pStyle w:val="13"/>
+            <w:pStyle w:val="TOC3"/>
             <w:tabs>
               <w:tab w:val="right" w:leader="dot" w:pos="8306"/>
             </w:tabs>
           </w:pPr>
           <w:r>
             <w:rPr>
-              <w:rFonts w:hint="eastAsia" w:ascii="宋体" w:hAnsi="宋体" w:eastAsia="宋体" w:cs="宋体"/>
+              <w:rFonts w:ascii="宋体" w:eastAsia="宋体" w:hAnsi="宋体" w:cs="宋体" w:hint="eastAsia"/>
               <w:szCs w:val="24"/>
             </w:rPr>
             <w:fldChar w:fldCharType="begin"/>
           </w:r>
           <w:r>
             <w:rPr>
-              <w:rFonts w:hint="eastAsia" w:ascii="宋体" w:hAnsi="宋体" w:eastAsia="宋体" w:cs="宋体"/>
+              <w:rFonts w:ascii="宋体" w:eastAsia="宋体" w:hAnsi="宋体" w:cs="宋体" w:hint="eastAsia"/>
               <w:szCs w:val="24"/>
             </w:rPr>
-            <w:instrText xml:space="preserve"> HYPERLINK \l _Toc23185 </w:instrText>
-          </w:r>
-          <w:r>
-            <w:rPr>
-              <w:rFonts w:hint="eastAsia" w:ascii="宋体" w:hAnsi="宋体" w:eastAsia="宋体" w:cs="宋体"/>
+            <w:instrText xml:space="preserve"> HYPERLINK \l _Toc5137 </w:instrText>
+          </w:r>
+          <w:r>
+            <w:rPr>
+              <w:rFonts w:ascii="宋体" w:eastAsia="宋体" w:hAnsi="宋体" w:cs="宋体" w:hint="eastAsia"/>
               <w:szCs w:val="24"/>
             </w:rPr>
             <w:fldChar w:fldCharType="separate"/>
@@ -2439,7 +2412,7 @@
             <w:fldChar w:fldCharType="begin"/>
           </w:r>
           <w:r>
-            <w:instrText xml:space="preserve"> PAGEREF _Toc23185 \h </w:instrText>
+            <w:instrText xml:space="preserve"> PAGEREF _Toc5137 \h </w:instrText>
           </w:r>
           <w:r>
             <w:fldChar w:fldCharType="separate"/>
@@ -2452,7 +2425,7 @@
           </w:r>
           <w:r>
             <w:rPr>
-              <w:rFonts w:hint="eastAsia" w:ascii="宋体" w:hAnsi="宋体" w:eastAsia="宋体" w:cs="宋体"/>
+              <w:rFonts w:ascii="宋体" w:eastAsia="宋体" w:hAnsi="宋体" w:cs="宋体" w:hint="eastAsia"/>
               <w:szCs w:val="24"/>
             </w:rPr>
             <w:fldChar w:fldCharType="end"/>
@@ -2460,28 +2433,28 @@
         </w:p>
         <w:p>
           <w:pPr>
-            <w:pStyle w:val="17"/>
+            <w:pStyle w:val="TOC2"/>
             <w:tabs>
               <w:tab w:val="right" w:leader="dot" w:pos="8306"/>
             </w:tabs>
           </w:pPr>
           <w:r>
             <w:rPr>
-              <w:rFonts w:hint="eastAsia" w:ascii="宋体" w:hAnsi="宋体" w:eastAsia="宋体" w:cs="宋体"/>
+              <w:rFonts w:ascii="宋体" w:eastAsia="宋体" w:hAnsi="宋体" w:cs="宋体" w:hint="eastAsia"/>
               <w:szCs w:val="24"/>
             </w:rPr>
             <w:fldChar w:fldCharType="begin"/>
           </w:r>
           <w:r>
             <w:rPr>
-              <w:rFonts w:hint="eastAsia" w:ascii="宋体" w:hAnsi="宋体" w:eastAsia="宋体" w:cs="宋体"/>
+              <w:rFonts w:ascii="宋体" w:eastAsia="宋体" w:hAnsi="宋体" w:cs="宋体" w:hint="eastAsia"/>
               <w:szCs w:val="24"/>
             </w:rPr>
-            <w:instrText xml:space="preserve"> HYPERLINK \l _Toc25898 </w:instrText>
-          </w:r>
-          <w:r>
-            <w:rPr>
-              <w:rFonts w:hint="eastAsia" w:ascii="宋体" w:hAnsi="宋体" w:eastAsia="宋体" w:cs="宋体"/>
+            <w:instrText xml:space="preserve"> HYPERLINK \l _Toc23355 </w:instrText>
+          </w:r>
+          <w:r>
+            <w:rPr>
+              <w:rFonts w:ascii="宋体" w:eastAsia="宋体" w:hAnsi="宋体" w:cs="宋体" w:hint="eastAsia"/>
               <w:szCs w:val="24"/>
             </w:rPr>
             <w:fldChar w:fldCharType="separate"/>
@@ -2507,7 +2480,7 @@
             <w:fldChar w:fldCharType="begin"/>
           </w:r>
           <w:r>
-            <w:instrText xml:space="preserve"> PAGEREF _Toc25898 \h </w:instrText>
+            <w:instrText xml:space="preserve"> PAGEREF _Toc23355 \h </w:instrText>
           </w:r>
           <w:r>
             <w:fldChar w:fldCharType="separate"/>
@@ -2520,7 +2493,7 @@
           </w:r>
           <w:r>
             <w:rPr>
-              <w:rFonts w:hint="eastAsia" w:ascii="宋体" w:hAnsi="宋体" w:eastAsia="宋体" w:cs="宋体"/>
+              <w:rFonts w:ascii="宋体" w:eastAsia="宋体" w:hAnsi="宋体" w:cs="宋体" w:hint="eastAsia"/>
               <w:szCs w:val="24"/>
             </w:rPr>
             <w:fldChar w:fldCharType="end"/>
@@ -2528,28 +2501,28 @@
         </w:p>
         <w:p>
           <w:pPr>
-            <w:pStyle w:val="17"/>
+            <w:pStyle w:val="TOC2"/>
             <w:tabs>
               <w:tab w:val="right" w:leader="dot" w:pos="8306"/>
             </w:tabs>
           </w:pPr>
           <w:r>
             <w:rPr>
-              <w:rFonts w:hint="eastAsia" w:ascii="宋体" w:hAnsi="宋体" w:eastAsia="宋体" w:cs="宋体"/>
+              <w:rFonts w:ascii="宋体" w:eastAsia="宋体" w:hAnsi="宋体" w:cs="宋体" w:hint="eastAsia"/>
               <w:szCs w:val="24"/>
             </w:rPr>
             <w:fldChar w:fldCharType="begin"/>
           </w:r>
           <w:r>
             <w:rPr>
-              <w:rFonts w:hint="eastAsia" w:ascii="宋体" w:hAnsi="宋体" w:eastAsia="宋体" w:cs="宋体"/>
+              <w:rFonts w:ascii="宋体" w:eastAsia="宋体" w:hAnsi="宋体" w:cs="宋体" w:hint="eastAsia"/>
               <w:szCs w:val="24"/>
             </w:rPr>
-            <w:instrText xml:space="preserve"> HYPERLINK \l _Toc164 </w:instrText>
-          </w:r>
-          <w:r>
-            <w:rPr>
-              <w:rFonts w:hint="eastAsia" w:ascii="宋体" w:hAnsi="宋体" w:eastAsia="宋体" w:cs="宋体"/>
+            <w:instrText xml:space="preserve"> HYPERLINK \l _Toc31770 </w:instrText>
+          </w:r>
+          <w:r>
+            <w:rPr>
+              <w:rFonts w:ascii="宋体" w:eastAsia="宋体" w:hAnsi="宋体" w:cs="宋体" w:hint="eastAsia"/>
               <w:szCs w:val="24"/>
             </w:rPr>
             <w:fldChar w:fldCharType="separate"/>
@@ -2575,7 +2548,7 @@
             <w:fldChar w:fldCharType="begin"/>
           </w:r>
           <w:r>
-            <w:instrText xml:space="preserve"> PAGEREF _Toc164 \h </w:instrText>
+            <w:instrText xml:space="preserve"> PAGEREF _Toc31770 \h </w:instrText>
           </w:r>
           <w:r>
             <w:fldChar w:fldCharType="separate"/>
@@ -2588,7 +2561,7 @@
           </w:r>
           <w:r>
             <w:rPr>
-              <w:rFonts w:hint="eastAsia" w:ascii="宋体" w:hAnsi="宋体" w:eastAsia="宋体" w:cs="宋体"/>
+              <w:rFonts w:ascii="宋体" w:eastAsia="宋体" w:hAnsi="宋体" w:cs="宋体" w:hint="eastAsia"/>
               <w:szCs w:val="24"/>
             </w:rPr>
             <w:fldChar w:fldCharType="end"/>
@@ -2596,28 +2569,28 @@
         </w:p>
         <w:p>
           <w:pPr>
-            <w:pStyle w:val="17"/>
+            <w:pStyle w:val="TOC2"/>
             <w:tabs>
               <w:tab w:val="right" w:leader="dot" w:pos="8306"/>
             </w:tabs>
           </w:pPr>
           <w:r>
             <w:rPr>
-              <w:rFonts w:hint="eastAsia" w:ascii="宋体" w:hAnsi="宋体" w:eastAsia="宋体" w:cs="宋体"/>
+              <w:rFonts w:ascii="宋体" w:eastAsia="宋体" w:hAnsi="宋体" w:cs="宋体" w:hint="eastAsia"/>
               <w:szCs w:val="24"/>
             </w:rPr>
             <w:fldChar w:fldCharType="begin"/>
           </w:r>
           <w:r>
             <w:rPr>
-              <w:rFonts w:hint="eastAsia" w:ascii="宋体" w:hAnsi="宋体" w:eastAsia="宋体" w:cs="宋体"/>
+              <w:rFonts w:ascii="宋体" w:eastAsia="宋体" w:hAnsi="宋体" w:cs="宋体" w:hint="eastAsia"/>
               <w:szCs w:val="24"/>
             </w:rPr>
-            <w:instrText xml:space="preserve"> HYPERLINK \l _Toc26583 </w:instrText>
-          </w:r>
-          <w:r>
-            <w:rPr>
-              <w:rFonts w:hint="eastAsia" w:ascii="宋体" w:hAnsi="宋体" w:eastAsia="宋体" w:cs="宋体"/>
+            <w:instrText xml:space="preserve"> HYPERLINK \l _Toc3160 </w:instrText>
+          </w:r>
+          <w:r>
+            <w:rPr>
+              <w:rFonts w:ascii="宋体" w:eastAsia="宋体" w:hAnsi="宋体" w:cs="宋体" w:hint="eastAsia"/>
               <w:szCs w:val="24"/>
             </w:rPr>
             <w:fldChar w:fldCharType="separate"/>
@@ -2642,7 +2615,7 @@
             <w:fldChar w:fldCharType="begin"/>
           </w:r>
           <w:r>
-            <w:instrText xml:space="preserve"> PAGEREF _Toc26583 \h </w:instrText>
+            <w:instrText xml:space="preserve"> PAGEREF _Toc3160 \h </w:instrText>
           </w:r>
           <w:r>
             <w:fldChar w:fldCharType="separate"/>
@@ -2655,7 +2628,7 @@
           </w:r>
           <w:r>
             <w:rPr>
-              <w:rFonts w:hint="eastAsia" w:ascii="宋体" w:hAnsi="宋体" w:eastAsia="宋体" w:cs="宋体"/>
+              <w:rFonts w:ascii="宋体" w:eastAsia="宋体" w:hAnsi="宋体" w:cs="宋体" w:hint="eastAsia"/>
               <w:szCs w:val="24"/>
             </w:rPr>
             <w:fldChar w:fldCharType="end"/>
@@ -2663,28 +2636,28 @@
         </w:p>
         <w:p>
           <w:pPr>
-            <w:pStyle w:val="17"/>
+            <w:pStyle w:val="TOC2"/>
             <w:tabs>
               <w:tab w:val="right" w:leader="dot" w:pos="8306"/>
             </w:tabs>
           </w:pPr>
           <w:r>
             <w:rPr>
-              <w:rFonts w:hint="eastAsia" w:ascii="宋体" w:hAnsi="宋体" w:eastAsia="宋体" w:cs="宋体"/>
+              <w:rFonts w:ascii="宋体" w:eastAsia="宋体" w:hAnsi="宋体" w:cs="宋体" w:hint="eastAsia"/>
               <w:szCs w:val="24"/>
             </w:rPr>
             <w:fldChar w:fldCharType="begin"/>
           </w:r>
           <w:r>
             <w:rPr>
-              <w:rFonts w:hint="eastAsia" w:ascii="宋体" w:hAnsi="宋体" w:eastAsia="宋体" w:cs="宋体"/>
+              <w:rFonts w:ascii="宋体" w:eastAsia="宋体" w:hAnsi="宋体" w:cs="宋体" w:hint="eastAsia"/>
               <w:szCs w:val="24"/>
             </w:rPr>
-            <w:instrText xml:space="preserve"> HYPERLINK \l _Toc771 </w:instrText>
-          </w:r>
-          <w:r>
-            <w:rPr>
-              <w:rFonts w:hint="eastAsia" w:ascii="宋体" w:hAnsi="宋体" w:eastAsia="宋体" w:cs="宋体"/>
+            <w:instrText xml:space="preserve"> HYPERLINK \l _Toc16703 </w:instrText>
+          </w:r>
+          <w:r>
+            <w:rPr>
+              <w:rFonts w:ascii="宋体" w:eastAsia="宋体" w:hAnsi="宋体" w:cs="宋体" w:hint="eastAsia"/>
               <w:szCs w:val="24"/>
             </w:rPr>
             <w:fldChar w:fldCharType="separate"/>
@@ -2710,7 +2683,7 @@
             <w:fldChar w:fldCharType="begin"/>
           </w:r>
           <w:r>
-            <w:instrText xml:space="preserve"> PAGEREF _Toc771 \h </w:instrText>
+            <w:instrText xml:space="preserve"> PAGEREF _Toc16703 \h </w:instrText>
           </w:r>
           <w:r>
             <w:fldChar w:fldCharType="separate"/>
@@ -2723,7 +2696,7 @@
           </w:r>
           <w:r>
             <w:rPr>
-              <w:rFonts w:hint="eastAsia" w:ascii="宋体" w:hAnsi="宋体" w:eastAsia="宋体" w:cs="宋体"/>
+              <w:rFonts w:ascii="宋体" w:eastAsia="宋体" w:hAnsi="宋体" w:cs="宋体" w:hint="eastAsia"/>
               <w:szCs w:val="24"/>
             </w:rPr>
             <w:fldChar w:fldCharType="end"/>
@@ -2745,7 +2718,7 @@
             <w:snapToGrid w:val="0"/>
             <w:textAlignment w:val="baseline"/>
             <w:rPr>
-              <w:rFonts w:hint="eastAsia" w:ascii="宋体" w:hAnsi="宋体" w:eastAsia="宋体" w:cs="宋体"/>
+              <w:rFonts w:ascii="宋体" w:eastAsia="宋体" w:hAnsi="宋体" w:cs="宋体" w:hint="eastAsia"/>
               <w:snapToGrid w:val="0"/>
               <w:color w:val="000000"/>
               <w:kern w:val="0"/>
@@ -2756,7 +2729,7 @@
           </w:pPr>
           <w:r>
             <w:rPr>
-              <w:rFonts w:hint="eastAsia" w:ascii="宋体" w:hAnsi="宋体" w:eastAsia="宋体" w:cs="宋体"/>
+              <w:rFonts w:ascii="宋体" w:eastAsia="宋体" w:hAnsi="宋体" w:cs="宋体" w:hint="eastAsia"/>
               <w:szCs w:val="24"/>
             </w:rPr>
             <w:fldChar w:fldCharType="end"/>
@@ -2780,7 +2753,7 @@
         <w:snapToGrid w:val="0"/>
         <w:textAlignment w:val="baseline"/>
         <w:rPr>
-          <w:rFonts w:ascii="Arial" w:hAnsi="Arial" w:eastAsia="Arial" w:cs="Arial"/>
+          <w:rFonts w:ascii="Arial" w:eastAsia="Arial" w:hAnsi="Arial" w:cs="Arial"/>
           <w:snapToGrid w:val="0"/>
           <w:color w:val="000000"/>
           <w:kern w:val="0"/>
@@ -2791,7 +2764,7 @@
       </w:pPr>
       <w:r>
         <w:rPr>
-          <w:rFonts w:ascii="Arial" w:hAnsi="Arial" w:eastAsia="Arial" w:cs="Arial"/>
+          <w:rFonts w:ascii="Arial" w:eastAsia="Arial" w:hAnsi="Arial" w:cs="Arial"/>
           <w:snapToGrid w:val="0"/>
           <w:color w:val="000000"/>
           <w:kern w:val="0"/>
@@ -2804,7 +2777,7 @@
     </w:p>
     <w:p>
       <w:pPr>
-        <w:pStyle w:val="28"/>
+        <w:pStyle w:val="1"/>
         <w:keepNext w:val="0"/>
         <w:keepLines w:val="0"/>
         <w:pageBreakBefore w:val="0"/>
@@ -2819,7 +2792,7 @@
         <w:snapToGrid w:val="0"/>
         <w:textAlignment w:val="baseline"/>
       </w:pPr>
-      <w:bookmarkStart w:id="2" w:name="_Toc1095"/>
+      <w:bookmarkStart w:id="2" w:name="_Toc7330"/>
       <w:r>
         <w:rPr>
           <w:rFonts w:hint="eastAsia"/>
@@ -2831,7 +2804,7 @@
     </w:p>
     <w:p>
       <w:pPr>
-        <w:pStyle w:val="29"/>
+        <w:pStyle w:val="a1"/>
         <w:bidi w:val="0"/>
         <w:rPr>
           <w:rFonts w:hint="eastAsia"/>
@@ -2848,8 +2821,8 @@
     </w:p>
     <w:p>
       <w:pPr>
-        <w:pStyle w:val="29"/>
-        <w:ind w:left="0" w:leftChars="0" w:right="0" w:rightChars="0" w:firstLine="0" w:firstLineChars="0"/>
+        <w:pStyle w:val="a1"/>
+        <w:ind w:left="0" w:right="0" w:firstLine="0" w:leftChars="0" w:rightChars="0" w:firstLineChars="0"/>
         <w:jc w:val="center"/>
         <w:rPr>
           <w:rFonts w:hint="default"/>
@@ -2950,9 +2923,9 @@
     </w:p>
     <w:p>
       <w:pPr>
-        <w:pStyle w:val="29"/>
+        <w:pStyle w:val="a1"/>
         <w:bidi w:val="0"/>
-        <w:ind w:left="0" w:leftChars="0" w:right="0" w:rightChars="0" w:firstLine="0" w:firstLineChars="0"/>
+        <w:ind w:left="0" w:right="0" w:firstLine="0" w:leftChars="0" w:rightChars="0" w:firstLineChars="0"/>
         <w:jc w:val="center"/>
         <w:rPr>
           <w:rFonts w:hint="default"/>
@@ -2965,35 +2938,48 @@
           <w:lang w:val="en-US" w:eastAsia="zh-CN"/>
         </w:rPr>
         <w:object>
-          <v:shape id="_x0000_i1025" o:spt="75" type="#_x0000_t75" style="height:177.7pt;width:424.35pt;" o:ole="t" filled="f" o:preferrelative="t" stroked="f" coordsize="21600,21600">
-            <v:path/>
-            <v:fill on="f" focussize="0,0"/>
-            <v:stroke on="f" joinstyle="miter"/>
-            <v:imagedata r:id="rId10" o:title=""/>
+          <v:shapetype id="_x0000_t75" coordsize="21600,21600" o:spt="75" o:preferrelative="t" path="m@4@5l@4@11@9@11@9@5xe" filled="f" stroked="f">
+            <v:stroke joinstyle="miter"/>
+            <v:formulas>
+              <v:f eqn="if lineDrawn pixelLineWidth 0"/>
+              <v:f eqn="sum @0 1 0"/>
+              <v:f eqn="sum 0 0 @1"/>
+              <v:f eqn="prod @2 1 2"/>
+              <v:f eqn="prod @3 21600 pixelWidth"/>
+              <v:f eqn="prod @3 21600 pixelHeight"/>
+              <v:f eqn="sum @0 0 1"/>
+              <v:f eqn="prod @6 1 2"/>
+              <v:f eqn="prod @7 21600 pixelWidth"/>
+              <v:f eqn="sum @8 21600 0"/>
+              <v:f eqn="prod @7 21600 pixelHeight"/>
+              <v:f eqn="sum @10 21600 0"/>
+            </v:formulas>
+            <v:path o:extrusionok="f" gradientshapeok="t" o:connecttype="rect"/>
             <o:lock v:ext="edit" aspectratio="t"/>
-            <w10:wrap type="none"/>
+          </v:shapetype>
+          <v:shape id="_x0000_i1025" type="#_x0000_t75" style="height:177.7pt;width:424.35pt" o:oleicon="f" o:ole="" coordsize="21600,21600" o:preferrelative="t" filled="f" stroked="f">
+            <v:imagedata r:id="rId6" o:title=""/>
+            <o:lock v:ext="edit" aspectratio="t"/>
             <w10:anchorlock/>
           </v:shape>
-          <o:OLEObject Type="Embed" ProgID="Visio.Drawing.15" ShapeID="_x0000_i1025" DrawAspect="Content" ObjectID="_1468075725" r:id="rId9">
-            <o:LockedField>false</o:LockedField>
-          </o:OLEObject>
+          <o:OLEObject Type="Embed" ProgID="Visio.Drawing.15" ShapeID="_x0000_i1025" DrawAspect="Content" ObjectID="_1468075725" r:id="rId7"/>
         </w:object>
       </w:r>
-      <w:bookmarkStart w:id="3" w:name="_Toc26298"/>
-    </w:p>
-    <w:p>
-      <w:pPr>
-        <w:pStyle w:val="28"/>
+    </w:p>
+    <w:p>
+      <w:pPr>
+        <w:pStyle w:val="1"/>
         <w:bidi w:val="0"/>
         <w:rPr>
-          <w:rStyle w:val="38"/>
+          <w:rStyle w:val="1Char"/>
           <w:rFonts w:hint="default"/>
           <w:lang w:val="en-US" w:eastAsia="zh-CN"/>
         </w:rPr>
       </w:pPr>
-      <w:r>
-        <w:rPr>
-          <w:rStyle w:val="38"/>
+      <w:bookmarkStart w:id="3" w:name="_Toc5569"/>
+      <w:r>
+        <w:rPr>
+          <w:rStyle w:val="1Char"/>
           <w:rFonts w:hint="eastAsia"/>
           <w:lang w:val="en-US" w:eastAsia="zh-CN"/>
         </w:rPr>
@@ -3003,14 +2989,14 @@
     </w:p>
     <w:p>
       <w:pPr>
-        <w:pStyle w:val="30"/>
+        <w:pStyle w:val="2"/>
         <w:bidi w:val="0"/>
         <w:rPr>
           <w:rFonts w:hint="eastAsia"/>
           <w:lang w:val="en-US" w:eastAsia="zh-CN"/>
         </w:rPr>
       </w:pPr>
-      <w:bookmarkStart w:id="4" w:name="_Toc10393"/>
+      <w:bookmarkStart w:id="4" w:name="_Toc10915"/>
       <w:r>
         <w:rPr>
           <w:rFonts w:hint="eastAsia"/>
@@ -3022,7 +3008,7 @@
     </w:p>
     <w:p>
       <w:pPr>
-        <w:pStyle w:val="40"/>
+        <w:pStyle w:val="a3"/>
         <w:numPr>
           <w:ilvl w:val="0"/>
           <w:numId w:val="2"/>
@@ -3035,7 +3021,7 @@
     </w:p>
     <w:p>
       <w:pPr>
-        <w:pStyle w:val="40"/>
+        <w:pStyle w:val="a3"/>
         <w:numPr>
           <w:ilvl w:val="0"/>
           <w:numId w:val="2"/>
@@ -3048,7 +3034,7 @@
     </w:p>
     <w:p>
       <w:pPr>
-        <w:pStyle w:val="40"/>
+        <w:pStyle w:val="a3"/>
         <w:numPr>
           <w:ilvl w:val="0"/>
           <w:numId w:val="2"/>
@@ -3061,7 +3047,7 @@
     </w:p>
     <w:p>
       <w:pPr>
-        <w:pStyle w:val="40"/>
+        <w:pStyle w:val="a3"/>
         <w:numPr>
           <w:ilvl w:val="0"/>
           <w:numId w:val="2"/>
@@ -3074,7 +3060,7 @@
     </w:p>
     <w:p>
       <w:pPr>
-        <w:pStyle w:val="40"/>
+        <w:pStyle w:val="a3"/>
         <w:numPr>
           <w:ilvl w:val="0"/>
           <w:numId w:val="2"/>
@@ -3097,7 +3083,7 @@
     </w:p>
     <w:p>
       <w:pPr>
-        <w:pStyle w:val="40"/>
+        <w:pStyle w:val="a3"/>
         <w:numPr>
           <w:ilvl w:val="0"/>
           <w:numId w:val="2"/>
@@ -3105,22 +3091,17 @@
         <w:bidi w:val="0"/>
       </w:pPr>
       <w:r>
-        <w:t>负责处理项目现场应急处置方面的需求，建立与研究总院、</w:t>
-      </w:r>
-      <w:r>
-        <w:rPr>
-          <w:rFonts w:hint="eastAsia"/>
-          <w:lang w:val="en-US" w:eastAsia="zh-CN"/>
-        </w:rPr>
-        <w:t>采购部</w:t>
-      </w:r>
+        <w:t>负责处理项目现场应急处置方面的需求，建立与研究总院</w:t>
+      </w:r>
+      <w:bookmarkStart w:id="5" w:name="_GoBack"/>
+      <w:bookmarkEnd w:id="5"/>
       <w:r>
         <w:t>的应急联络机制，以确保应急处置的快速响应；</w:t>
       </w:r>
     </w:p>
     <w:p>
       <w:pPr>
-        <w:pStyle w:val="40"/>
+        <w:pStyle w:val="a3"/>
         <w:numPr>
           <w:ilvl w:val="0"/>
           <w:numId w:val="2"/>
@@ -3133,7 +3114,7 @@
     </w:p>
     <w:p>
       <w:pPr>
-        <w:pStyle w:val="40"/>
+        <w:pStyle w:val="a3"/>
         <w:numPr>
           <w:ilvl w:val="0"/>
           <w:numId w:val="2"/>
@@ -3146,7 +3127,7 @@
     </w:p>
     <w:p>
       <w:pPr>
-        <w:pStyle w:val="40"/>
+        <w:pStyle w:val="a3"/>
         <w:numPr>
           <w:ilvl w:val="0"/>
           <w:numId w:val="2"/>
@@ -3159,14 +3140,14 @@
     </w:p>
     <w:p>
       <w:pPr>
-        <w:pStyle w:val="31"/>
+        <w:pStyle w:val="3"/>
         <w:bidi w:val="0"/>
         <w:rPr>
           <w:rFonts w:hint="eastAsia"/>
           <w:lang w:val="en-US" w:eastAsia="zh-CN"/>
         </w:rPr>
       </w:pPr>
-      <w:bookmarkStart w:id="5" w:name="_Toc28614"/>
+      <w:bookmarkStart w:id="6" w:name="_Toc22066"/>
       <w:r>
         <w:rPr>
           <w:rFonts w:hint="eastAsia"/>
@@ -3174,7 +3155,7 @@
         </w:rPr>
         <w:t>服务台</w:t>
       </w:r>
-      <w:bookmarkEnd w:id="5"/>
+      <w:bookmarkEnd w:id="6"/>
     </w:p>
     <w:p>
       <w:pPr>
@@ -3183,16 +3164,16 @@
           <w:numId w:val="3"/>
         </w:numPr>
         <w:spacing w:before="182" w:line="217" w:lineRule="auto"/>
-        <w:ind w:left="425" w:leftChars="0" w:hanging="425" w:firstLineChars="0"/>
-        <w:rPr>
-          <w:rFonts w:ascii="宋体" w:hAnsi="宋体" w:eastAsia="宋体" w:cs="宋体"/>
+        <w:ind w:left="425" w:hanging="425" w:leftChars="0" w:firstLineChars="0"/>
+        <w:rPr>
+          <w:rFonts w:ascii="宋体" w:eastAsia="宋体" w:hAnsi="宋体" w:cs="宋体"/>
           <w:sz w:val="24"/>
           <w:szCs w:val="24"/>
         </w:rPr>
       </w:pPr>
       <w:r>
         <w:rPr>
-          <w:rFonts w:ascii="宋体" w:hAnsi="宋体" w:eastAsia="宋体" w:cs="宋体"/>
+          <w:rFonts w:ascii="宋体" w:eastAsia="宋体" w:hAnsi="宋体" w:cs="宋体"/>
           <w:spacing w:val="1"/>
           <w:sz w:val="24"/>
           <w:szCs w:val="24"/>
@@ -3201,7 +3182,7 @@
       </w:r>
       <w:r>
         <w:rPr>
-          <w:rFonts w:hint="eastAsia" w:ascii="宋体" w:hAnsi="宋体" w:eastAsia="宋体" w:cs="宋体"/>
+          <w:rFonts w:ascii="宋体" w:eastAsia="宋体" w:hAnsi="宋体" w:cs="宋体" w:hint="eastAsia"/>
           <w:spacing w:val="1"/>
           <w:sz w:val="24"/>
           <w:szCs w:val="24"/>
@@ -3211,7 +3192,7 @@
       </w:r>
       <w:r>
         <w:rPr>
-          <w:rFonts w:ascii="宋体" w:hAnsi="宋体" w:eastAsia="宋体" w:cs="宋体"/>
+          <w:rFonts w:ascii="宋体" w:eastAsia="宋体" w:hAnsi="宋体" w:cs="宋体"/>
           <w:spacing w:val="1"/>
           <w:sz w:val="24"/>
           <w:szCs w:val="24"/>
@@ -3226,16 +3207,16 @@
           <w:numId w:val="3"/>
         </w:numPr>
         <w:spacing w:before="185" w:line="290" w:lineRule="auto"/>
-        <w:ind w:left="425" w:leftChars="0" w:right="50" w:hanging="425" w:firstLineChars="0"/>
-        <w:rPr>
-          <w:rFonts w:ascii="宋体" w:hAnsi="宋体" w:eastAsia="宋体" w:cs="宋体"/>
+        <w:ind w:left="425" w:right="50" w:hanging="425" w:leftChars="0" w:firstLineChars="0"/>
+        <w:rPr>
+          <w:rFonts w:ascii="宋体" w:eastAsia="宋体" w:hAnsi="宋体" w:cs="宋体"/>
           <w:sz w:val="24"/>
           <w:szCs w:val="24"/>
         </w:rPr>
       </w:pPr>
       <w:r>
         <w:rPr>
-          <w:rFonts w:ascii="宋体" w:hAnsi="宋体" w:eastAsia="宋体" w:cs="宋体"/>
+          <w:rFonts w:ascii="宋体" w:eastAsia="宋体" w:hAnsi="宋体" w:cs="宋体"/>
           <w:sz w:val="24"/>
           <w:szCs w:val="24"/>
         </w:rPr>
@@ -3243,7 +3224,7 @@
       </w:r>
       <w:r>
         <w:rPr>
-          <w:rFonts w:ascii="宋体" w:hAnsi="宋体" w:eastAsia="宋体" w:cs="宋体"/>
+          <w:rFonts w:ascii="宋体" w:eastAsia="宋体" w:hAnsi="宋体" w:cs="宋体"/>
           <w:spacing w:val="-1"/>
           <w:sz w:val="24"/>
           <w:szCs w:val="24"/>
@@ -3252,7 +3233,7 @@
       </w:r>
       <w:r>
         <w:rPr>
-          <w:rFonts w:ascii="宋体" w:hAnsi="宋体" w:eastAsia="宋体" w:cs="宋体"/>
+          <w:rFonts w:ascii="宋体" w:eastAsia="宋体" w:hAnsi="宋体" w:cs="宋体"/>
           <w:sz w:val="24"/>
           <w:szCs w:val="24"/>
         </w:rPr>
@@ -3266,16 +3247,16 @@
           <w:numId w:val="3"/>
         </w:numPr>
         <w:spacing w:before="184" w:line="217" w:lineRule="auto"/>
-        <w:ind w:left="425" w:leftChars="0" w:hanging="425" w:firstLineChars="0"/>
-        <w:rPr>
-          <w:rFonts w:ascii="宋体" w:hAnsi="宋体" w:eastAsia="宋体" w:cs="宋体"/>
+        <w:ind w:left="425" w:hanging="425" w:leftChars="0" w:firstLineChars="0"/>
+        <w:rPr>
+          <w:rFonts w:ascii="宋体" w:eastAsia="宋体" w:hAnsi="宋体" w:cs="宋体"/>
           <w:sz w:val="24"/>
           <w:szCs w:val="24"/>
         </w:rPr>
       </w:pPr>
       <w:r>
         <w:rPr>
-          <w:rFonts w:ascii="宋体" w:hAnsi="宋体" w:eastAsia="宋体" w:cs="宋体"/>
+          <w:rFonts w:ascii="宋体" w:eastAsia="宋体" w:hAnsi="宋体" w:cs="宋体"/>
           <w:spacing w:val="1"/>
           <w:sz w:val="24"/>
           <w:szCs w:val="24"/>
@@ -3290,16 +3271,16 @@
           <w:numId w:val="3"/>
         </w:numPr>
         <w:spacing w:before="186" w:line="290" w:lineRule="auto"/>
-        <w:ind w:left="425" w:leftChars="0" w:right="58" w:hanging="425" w:firstLineChars="0"/>
-        <w:rPr>
-          <w:rFonts w:ascii="宋体" w:hAnsi="宋体" w:eastAsia="宋体" w:cs="宋体"/>
+        <w:ind w:left="425" w:right="58" w:hanging="425" w:leftChars="0" w:firstLineChars="0"/>
+        <w:rPr>
+          <w:rFonts w:ascii="宋体" w:eastAsia="宋体" w:hAnsi="宋体" w:cs="宋体"/>
           <w:sz w:val="24"/>
           <w:szCs w:val="24"/>
         </w:rPr>
       </w:pPr>
       <w:r>
         <w:rPr>
-          <w:rFonts w:ascii="宋体" w:hAnsi="宋体" w:eastAsia="宋体" w:cs="宋体"/>
+          <w:rFonts w:ascii="宋体" w:eastAsia="宋体" w:hAnsi="宋体" w:cs="宋体"/>
           <w:spacing w:val="-1"/>
           <w:sz w:val="24"/>
           <w:szCs w:val="24"/>
@@ -3308,7 +3289,7 @@
       </w:r>
       <w:r>
         <w:rPr>
-          <w:rFonts w:ascii="宋体" w:hAnsi="宋体" w:eastAsia="宋体" w:cs="宋体"/>
+          <w:rFonts w:ascii="宋体" w:eastAsia="宋体" w:hAnsi="宋体" w:cs="宋体"/>
           <w:sz w:val="24"/>
           <w:szCs w:val="24"/>
         </w:rPr>
@@ -3322,16 +3303,16 @@
           <w:numId w:val="3"/>
         </w:numPr>
         <w:spacing w:before="78" w:line="360" w:lineRule="auto"/>
-        <w:ind w:left="425" w:leftChars="0" w:right="69" w:hanging="425" w:firstLineChars="0"/>
-        <w:rPr>
-          <w:rFonts w:ascii="宋体" w:hAnsi="宋体" w:eastAsia="宋体" w:cs="宋体"/>
+        <w:ind w:left="425" w:right="69" w:hanging="425" w:leftChars="0" w:firstLineChars="0"/>
+        <w:rPr>
+          <w:rFonts w:ascii="宋体" w:eastAsia="宋体" w:hAnsi="宋体" w:cs="宋体"/>
           <w:sz w:val="24"/>
           <w:szCs w:val="24"/>
         </w:rPr>
       </w:pPr>
       <w:r>
         <w:rPr>
-          <w:rFonts w:ascii="宋体" w:hAnsi="宋体" w:eastAsia="宋体" w:cs="宋体"/>
+          <w:rFonts w:ascii="宋体" w:eastAsia="宋体" w:hAnsi="宋体" w:cs="宋体"/>
           <w:sz w:val="24"/>
           <w:szCs w:val="24"/>
         </w:rPr>
@@ -3339,7 +3320,7 @@
       </w:r>
       <w:r>
         <w:rPr>
-          <w:rFonts w:ascii="宋体" w:hAnsi="宋体" w:eastAsia="宋体" w:cs="宋体"/>
+          <w:rFonts w:ascii="宋体" w:eastAsia="宋体" w:hAnsi="宋体" w:cs="宋体"/>
           <w:spacing w:val="-4"/>
           <w:sz w:val="24"/>
           <w:szCs w:val="24"/>
@@ -3349,14 +3330,14 @@
     </w:p>
     <w:p>
       <w:pPr>
-        <w:pStyle w:val="31"/>
+        <w:pStyle w:val="3"/>
         <w:bidi w:val="0"/>
         <w:rPr>
           <w:rFonts w:hint="default"/>
           <w:lang w:val="en-US" w:eastAsia="zh-CN"/>
         </w:rPr>
       </w:pPr>
-      <w:bookmarkStart w:id="6" w:name="_Toc23185"/>
+      <w:bookmarkStart w:id="7" w:name="_Toc5137"/>
       <w:r>
         <w:rPr>
           <w:rFonts w:hint="eastAsia"/>
@@ -3364,16 +3345,16 @@
         </w:rPr>
         <w:t>服务知识</w:t>
       </w:r>
-      <w:bookmarkEnd w:id="6"/>
-    </w:p>
-    <w:p>
-      <w:pPr>
-        <w:pStyle w:val="29"/>
+      <w:bookmarkEnd w:id="7"/>
+    </w:p>
+    <w:p>
+      <w:pPr>
+        <w:pStyle w:val="a1"/>
         <w:numPr>
           <w:ilvl w:val="0"/>
           <w:numId w:val="4"/>
         </w:numPr>
-        <w:ind w:left="425" w:leftChars="0" w:hanging="425" w:firstLineChars="0"/>
+        <w:ind w:left="425" w:hanging="425" w:leftChars="0" w:firstLineChars="0"/>
         <w:rPr>
           <w:rFonts w:hint="default"/>
           <w:lang w:val="en-US" w:eastAsia="zh-CN"/>
@@ -3389,12 +3370,12 @@
     </w:p>
     <w:p>
       <w:pPr>
-        <w:pStyle w:val="29"/>
+        <w:pStyle w:val="a1"/>
         <w:numPr>
           <w:ilvl w:val="0"/>
           <w:numId w:val="4"/>
         </w:numPr>
-        <w:ind w:left="425" w:leftChars="0" w:hanging="425" w:firstLineChars="0"/>
+        <w:ind w:left="425" w:hanging="425" w:leftChars="0" w:firstLineChars="0"/>
         <w:rPr>
           <w:rFonts w:hint="default"/>
           <w:lang w:val="en-US" w:eastAsia="zh-CN"/>
@@ -3431,12 +3412,12 @@
     </w:p>
     <w:p>
       <w:pPr>
-        <w:pStyle w:val="29"/>
+        <w:pStyle w:val="a1"/>
         <w:numPr>
           <w:ilvl w:val="0"/>
           <w:numId w:val="4"/>
         </w:numPr>
-        <w:ind w:left="425" w:leftChars="0" w:hanging="425" w:firstLineChars="0"/>
+        <w:ind w:left="425" w:hanging="425" w:leftChars="0" w:firstLineChars="0"/>
         <w:rPr>
           <w:rFonts w:hint="default"/>
           <w:lang w:val="en-US" w:eastAsia="zh-CN"/>
@@ -3447,33 +3428,17 @@
           <w:rFonts w:hint="default"/>
           <w:lang w:val="en-US" w:eastAsia="zh-CN"/>
         </w:rPr>
-        <w:t>知识共享推广：通过培训和文化建设，推动</w:t>
-      </w:r>
-      <w:bookmarkStart w:id="11" w:name="_GoBack"/>
-      <w:r>
-        <w:rPr>
-          <w:rFonts w:hint="default"/>
-          <w:lang w:val="en-US" w:eastAsia="zh-CN"/>
-        </w:rPr>
-        <w:t>知识</w:t>
-      </w:r>
-      <w:bookmarkEnd w:id="11"/>
-      <w:r>
-        <w:rPr>
-          <w:rFonts w:hint="default"/>
-          <w:lang w:val="en-US" w:eastAsia="zh-CN"/>
-        </w:rPr>
-        <w:t>在团队内部的共享、学习与广泛应用。</w:t>
-      </w:r>
-    </w:p>
-    <w:p>
-      <w:pPr>
-        <w:pStyle w:val="29"/>
+        <w:t>知识共享推广：通过培训和文化建设，推动知识在团队内部的共享、学习与广泛应用。</w:t>
+      </w:r>
+    </w:p>
+    <w:p>
+      <w:pPr>
+        <w:pStyle w:val="a1"/>
         <w:numPr>
           <w:ilvl w:val="0"/>
           <w:numId w:val="4"/>
         </w:numPr>
-        <w:ind w:left="425" w:leftChars="0" w:hanging="425" w:firstLineChars="0"/>
+        <w:ind w:left="425" w:hanging="425" w:leftChars="0" w:firstLineChars="0"/>
         <w:rPr>
           <w:rFonts w:hint="default"/>
           <w:lang w:val="en-US" w:eastAsia="zh-CN"/>
@@ -3489,12 +3454,12 @@
     </w:p>
     <w:p>
       <w:pPr>
-        <w:pStyle w:val="29"/>
+        <w:pStyle w:val="a1"/>
         <w:numPr>
           <w:ilvl w:val="0"/>
           <w:numId w:val="4"/>
         </w:numPr>
-        <w:ind w:left="425" w:leftChars="0" w:hanging="425" w:firstLineChars="0"/>
+        <w:ind w:left="425" w:hanging="425" w:leftChars="0" w:firstLineChars="0"/>
         <w:rPr>
           <w:rFonts w:hint="default"/>
           <w:lang w:val="en-US" w:eastAsia="zh-CN"/>
@@ -3510,14 +3475,14 @@
     </w:p>
     <w:p>
       <w:pPr>
-        <w:pStyle w:val="30"/>
+        <w:pStyle w:val="2"/>
         <w:bidi w:val="0"/>
         <w:rPr>
           <w:rFonts w:hint="eastAsia"/>
           <w:lang w:val="en-US" w:eastAsia="zh-CN"/>
         </w:rPr>
       </w:pPr>
-      <w:bookmarkStart w:id="7" w:name="_Toc25898"/>
+      <w:bookmarkStart w:id="8" w:name="_Toc23355"/>
       <w:r>
         <w:rPr>
           <w:rFonts w:hint="eastAsia"/>
@@ -3525,7 +3490,7 @@
         </w:rPr>
         <w:t>研究总院</w:t>
       </w:r>
-      <w:bookmarkEnd w:id="7"/>
+      <w:bookmarkEnd w:id="8"/>
     </w:p>
     <w:p>
       <w:pPr>
@@ -3534,16 +3499,16 @@
           <w:numId w:val="5"/>
         </w:numPr>
         <w:spacing w:before="78" w:line="217" w:lineRule="auto"/>
-        <w:ind w:left="425" w:leftChars="0" w:hanging="425" w:firstLineChars="0"/>
-        <w:rPr>
-          <w:rFonts w:ascii="宋体" w:hAnsi="宋体" w:eastAsia="宋体" w:cs="宋体"/>
+        <w:ind w:left="425" w:hanging="425" w:leftChars="0" w:firstLineChars="0"/>
+        <w:rPr>
+          <w:rFonts w:ascii="宋体" w:eastAsia="宋体" w:hAnsi="宋体" w:cs="宋体"/>
           <w:sz w:val="24"/>
           <w:szCs w:val="24"/>
         </w:rPr>
       </w:pPr>
       <w:r>
         <w:rPr>
-          <w:rFonts w:ascii="宋体" w:hAnsi="宋体" w:eastAsia="宋体" w:cs="宋体"/>
+          <w:rFonts w:ascii="宋体" w:eastAsia="宋体" w:hAnsi="宋体" w:cs="宋体"/>
           <w:spacing w:val="-2"/>
           <w:sz w:val="24"/>
           <w:szCs w:val="24"/>
@@ -3552,7 +3517,7 @@
       </w:r>
       <w:r>
         <w:rPr>
-          <w:rFonts w:ascii="宋体" w:hAnsi="宋体" w:eastAsia="宋体" w:cs="宋体"/>
+          <w:rFonts w:ascii="宋体" w:eastAsia="宋体" w:hAnsi="宋体" w:cs="宋体"/>
           <w:spacing w:val="-3"/>
           <w:sz w:val="24"/>
           <w:szCs w:val="24"/>
@@ -3567,16 +3532,16 @@
           <w:numId w:val="5"/>
         </w:numPr>
         <w:spacing w:before="185" w:line="217" w:lineRule="auto"/>
-        <w:ind w:left="425" w:leftChars="0" w:hanging="425" w:firstLineChars="0"/>
-        <w:rPr>
-          <w:rFonts w:ascii="宋体" w:hAnsi="宋体" w:eastAsia="宋体" w:cs="宋体"/>
+        <w:ind w:left="425" w:hanging="425" w:leftChars="0" w:firstLineChars="0"/>
+        <w:rPr>
+          <w:rFonts w:ascii="宋体" w:eastAsia="宋体" w:hAnsi="宋体" w:cs="宋体"/>
           <w:sz w:val="24"/>
           <w:szCs w:val="24"/>
         </w:rPr>
       </w:pPr>
       <w:r>
         <w:rPr>
-          <w:rFonts w:ascii="宋体" w:hAnsi="宋体" w:eastAsia="宋体" w:cs="宋体"/>
+          <w:rFonts w:ascii="宋体" w:eastAsia="宋体" w:hAnsi="宋体" w:cs="宋体"/>
           <w:spacing w:val="-4"/>
           <w:sz w:val="24"/>
           <w:szCs w:val="24"/>
@@ -3591,16 +3556,16 @@
           <w:numId w:val="5"/>
         </w:numPr>
         <w:spacing w:before="185" w:line="217" w:lineRule="auto"/>
-        <w:ind w:left="425" w:leftChars="0" w:hanging="425" w:firstLineChars="0"/>
-        <w:rPr>
-          <w:rFonts w:ascii="宋体" w:hAnsi="宋体" w:eastAsia="宋体" w:cs="宋体"/>
+        <w:ind w:left="425" w:hanging="425" w:leftChars="0" w:firstLineChars="0"/>
+        <w:rPr>
+          <w:rFonts w:ascii="宋体" w:eastAsia="宋体" w:hAnsi="宋体" w:cs="宋体"/>
           <w:sz w:val="24"/>
           <w:szCs w:val="24"/>
         </w:rPr>
       </w:pPr>
       <w:r>
         <w:rPr>
-          <w:rFonts w:ascii="宋体" w:hAnsi="宋体" w:eastAsia="宋体" w:cs="宋体"/>
+          <w:rFonts w:ascii="宋体" w:eastAsia="宋体" w:hAnsi="宋体" w:cs="宋体"/>
           <w:spacing w:val="-1"/>
           <w:sz w:val="24"/>
           <w:szCs w:val="24"/>
@@ -3615,16 +3580,16 @@
           <w:numId w:val="5"/>
         </w:numPr>
         <w:spacing w:before="186" w:line="217" w:lineRule="auto"/>
-        <w:ind w:left="425" w:leftChars="0" w:hanging="425" w:firstLineChars="0"/>
-        <w:rPr>
-          <w:rFonts w:ascii="宋体" w:hAnsi="宋体" w:eastAsia="宋体" w:cs="宋体"/>
+        <w:ind w:left="425" w:hanging="425" w:leftChars="0" w:firstLineChars="0"/>
+        <w:rPr>
+          <w:rFonts w:ascii="宋体" w:eastAsia="宋体" w:hAnsi="宋体" w:cs="宋体"/>
           <w:sz w:val="24"/>
           <w:szCs w:val="24"/>
         </w:rPr>
       </w:pPr>
       <w:r>
         <w:rPr>
-          <w:rFonts w:ascii="宋体" w:hAnsi="宋体" w:eastAsia="宋体" w:cs="宋体"/>
+          <w:rFonts w:ascii="宋体" w:eastAsia="宋体" w:hAnsi="宋体" w:cs="宋体"/>
           <w:spacing w:val="-3"/>
           <w:sz w:val="24"/>
           <w:szCs w:val="24"/>
@@ -3634,14 +3599,14 @@
     </w:p>
     <w:p>
       <w:pPr>
-        <w:pStyle w:val="30"/>
+        <w:pStyle w:val="2"/>
         <w:bidi w:val="0"/>
         <w:rPr>
           <w:rFonts w:hint="eastAsia"/>
           <w:lang w:val="en-US" w:eastAsia="zh-CN"/>
         </w:rPr>
       </w:pPr>
-      <w:bookmarkStart w:id="8" w:name="_Toc164"/>
+      <w:bookmarkStart w:id="9" w:name="_Toc31770"/>
       <w:r>
         <w:rPr>
           <w:rFonts w:hint="eastAsia"/>
@@ -3649,7 +3614,7 @@
         </w:rPr>
         <w:t>人力部</w:t>
       </w:r>
-      <w:bookmarkEnd w:id="8"/>
+      <w:bookmarkEnd w:id="9"/>
     </w:p>
     <w:p>
       <w:pPr>
@@ -3658,16 +3623,16 @@
           <w:numId w:val="6"/>
         </w:numPr>
         <w:spacing w:before="183" w:line="290" w:lineRule="auto"/>
-        <w:ind w:left="425" w:leftChars="0" w:right="84" w:hanging="425" w:firstLineChars="0"/>
-        <w:rPr>
-          <w:rFonts w:ascii="宋体" w:hAnsi="宋体" w:eastAsia="宋体" w:cs="宋体"/>
+        <w:ind w:left="425" w:right="84" w:hanging="425" w:leftChars="0" w:firstLineChars="0"/>
+        <w:rPr>
+          <w:rFonts w:ascii="宋体" w:eastAsia="宋体" w:hAnsi="宋体" w:cs="宋体"/>
           <w:sz w:val="24"/>
           <w:szCs w:val="24"/>
         </w:rPr>
       </w:pPr>
       <w:r>
         <w:rPr>
-          <w:rFonts w:ascii="宋体" w:hAnsi="宋体" w:eastAsia="宋体" w:cs="宋体"/>
+          <w:rFonts w:ascii="宋体" w:eastAsia="宋体" w:hAnsi="宋体" w:cs="宋体"/>
           <w:sz w:val="24"/>
           <w:szCs w:val="24"/>
         </w:rPr>
@@ -3675,7 +3640,7 @@
       </w:r>
       <w:r>
         <w:rPr>
-          <w:rFonts w:ascii="宋体" w:hAnsi="宋体" w:eastAsia="宋体" w:cs="宋体"/>
+          <w:rFonts w:ascii="宋体" w:eastAsia="宋体" w:hAnsi="宋体" w:cs="宋体"/>
           <w:spacing w:val="-4"/>
           <w:sz w:val="24"/>
           <w:szCs w:val="24"/>
@@ -3690,16 +3655,16 @@
           <w:numId w:val="6"/>
         </w:numPr>
         <w:spacing w:before="181" w:line="289" w:lineRule="auto"/>
-        <w:ind w:left="425" w:leftChars="0" w:hanging="425" w:firstLineChars="0"/>
-        <w:rPr>
-          <w:rFonts w:ascii="宋体" w:hAnsi="宋体" w:eastAsia="宋体" w:cs="宋体"/>
+        <w:ind w:left="425" w:hanging="425" w:leftChars="0" w:firstLineChars="0"/>
+        <w:rPr>
+          <w:rFonts w:ascii="宋体" w:eastAsia="宋体" w:hAnsi="宋体" w:cs="宋体"/>
           <w:sz w:val="24"/>
           <w:szCs w:val="24"/>
         </w:rPr>
       </w:pPr>
       <w:r>
         <w:rPr>
-          <w:rFonts w:ascii="宋体" w:hAnsi="宋体" w:eastAsia="宋体" w:cs="宋体"/>
+          <w:rFonts w:ascii="宋体" w:eastAsia="宋体" w:hAnsi="宋体" w:cs="宋体"/>
           <w:spacing w:val="-4"/>
           <w:sz w:val="24"/>
           <w:szCs w:val="24"/>
@@ -3708,7 +3673,7 @@
       </w:r>
       <w:r>
         <w:rPr>
-          <w:rFonts w:ascii="宋体" w:hAnsi="宋体" w:eastAsia="宋体" w:cs="宋体"/>
+          <w:rFonts w:ascii="宋体" w:eastAsia="宋体" w:hAnsi="宋体" w:cs="宋体"/>
           <w:spacing w:val="-5"/>
           <w:sz w:val="24"/>
           <w:szCs w:val="24"/>
@@ -3717,7 +3682,7 @@
       </w:r>
       <w:r>
         <w:rPr>
-          <w:rFonts w:ascii="宋体" w:hAnsi="宋体" w:eastAsia="宋体" w:cs="宋体"/>
+          <w:rFonts w:ascii="宋体" w:eastAsia="宋体" w:hAnsi="宋体" w:cs="宋体"/>
           <w:sz w:val="24"/>
           <w:szCs w:val="24"/>
         </w:rPr>
@@ -3725,7 +3690,7 @@
       </w:r>
       <w:r>
         <w:rPr>
-          <w:rFonts w:ascii="宋体" w:hAnsi="宋体" w:eastAsia="宋体" w:cs="宋体"/>
+          <w:rFonts w:ascii="宋体" w:eastAsia="宋体" w:hAnsi="宋体" w:cs="宋体"/>
           <w:spacing w:val="-2"/>
           <w:sz w:val="24"/>
           <w:szCs w:val="24"/>
@@ -3740,16 +3705,16 @@
           <w:numId w:val="6"/>
         </w:numPr>
         <w:spacing w:before="186" w:line="217" w:lineRule="auto"/>
-        <w:ind w:left="425" w:leftChars="0" w:hanging="425" w:firstLineChars="0"/>
-        <w:rPr>
-          <w:rFonts w:ascii="宋体" w:hAnsi="宋体" w:eastAsia="宋体" w:cs="宋体"/>
+        <w:ind w:left="425" w:hanging="425" w:leftChars="0" w:firstLineChars="0"/>
+        <w:rPr>
+          <w:rFonts w:ascii="宋体" w:eastAsia="宋体" w:hAnsi="宋体" w:cs="宋体"/>
           <w:sz w:val="24"/>
           <w:szCs w:val="24"/>
         </w:rPr>
       </w:pPr>
       <w:r>
         <w:rPr>
-          <w:rFonts w:ascii="宋体" w:hAnsi="宋体" w:eastAsia="宋体" w:cs="宋体"/>
+          <w:rFonts w:ascii="宋体" w:eastAsia="宋体" w:hAnsi="宋体" w:cs="宋体"/>
           <w:spacing w:val="-1"/>
           <w:sz w:val="24"/>
           <w:szCs w:val="24"/>
@@ -3764,16 +3729,16 @@
           <w:numId w:val="6"/>
         </w:numPr>
         <w:spacing w:before="186" w:line="217" w:lineRule="auto"/>
-        <w:ind w:left="425" w:leftChars="0" w:hanging="425" w:firstLineChars="0"/>
-        <w:rPr>
-          <w:rFonts w:ascii="宋体" w:hAnsi="宋体" w:eastAsia="宋体" w:cs="宋体"/>
+        <w:ind w:left="425" w:hanging="425" w:leftChars="0" w:firstLineChars="0"/>
+        <w:rPr>
+          <w:rFonts w:ascii="宋体" w:eastAsia="宋体" w:hAnsi="宋体" w:cs="宋体"/>
           <w:sz w:val="24"/>
           <w:szCs w:val="24"/>
         </w:rPr>
       </w:pPr>
       <w:r>
         <w:rPr>
-          <w:rFonts w:ascii="宋体" w:hAnsi="宋体" w:eastAsia="宋体" w:cs="宋体"/>
+          <w:rFonts w:ascii="宋体" w:eastAsia="宋体" w:hAnsi="宋体" w:cs="宋体"/>
           <w:spacing w:val="-1"/>
           <w:sz w:val="24"/>
           <w:szCs w:val="24"/>
@@ -3783,10 +3748,10 @@
     </w:p>
     <w:p>
       <w:pPr>
-        <w:pStyle w:val="30"/>
+        <w:pStyle w:val="2"/>
         <w:bidi w:val="0"/>
       </w:pPr>
-      <w:bookmarkStart w:id="9" w:name="_Toc26583"/>
+      <w:bookmarkStart w:id="10" w:name="_Toc3160"/>
       <w:r>
         <w:rPr>
           <w:rFonts w:hint="eastAsia"/>
@@ -3794,16 +3759,16 @@
         </w:rPr>
         <w:t>质量管理部</w:t>
       </w:r>
-      <w:bookmarkEnd w:id="9"/>
-    </w:p>
-    <w:p>
-      <w:pPr>
-        <w:pStyle w:val="29"/>
+      <w:bookmarkEnd w:id="10"/>
+    </w:p>
+    <w:p>
+      <w:pPr>
+        <w:pStyle w:val="a1"/>
         <w:numPr>
           <w:ilvl w:val="0"/>
           <w:numId w:val="7"/>
         </w:numPr>
-        <w:ind w:left="425" w:leftChars="0" w:hanging="425" w:firstLineChars="0"/>
+        <w:ind w:left="425" w:hanging="425" w:leftChars="0" w:firstLineChars="0"/>
         <w:rPr>
           <w:rFonts w:hint="eastAsia"/>
         </w:rPr>
@@ -3817,12 +3782,12 @@
     </w:p>
     <w:p>
       <w:pPr>
-        <w:pStyle w:val="29"/>
+        <w:pStyle w:val="a1"/>
         <w:numPr>
           <w:ilvl w:val="0"/>
           <w:numId w:val="7"/>
         </w:numPr>
-        <w:ind w:left="425" w:leftChars="0" w:hanging="425" w:firstLineChars="0"/>
+        <w:ind w:left="425" w:hanging="425" w:leftChars="0" w:firstLineChars="0"/>
         <w:rPr>
           <w:rFonts w:hint="eastAsia"/>
         </w:rPr>
@@ -3836,12 +3801,12 @@
     </w:p>
     <w:p>
       <w:pPr>
-        <w:pStyle w:val="29"/>
+        <w:pStyle w:val="a1"/>
         <w:numPr>
           <w:ilvl w:val="0"/>
           <w:numId w:val="7"/>
         </w:numPr>
-        <w:ind w:left="425" w:leftChars="0" w:hanging="425" w:firstLineChars="0"/>
+        <w:ind w:left="425" w:hanging="425" w:leftChars="0" w:firstLineChars="0"/>
         <w:rPr>
           <w:rFonts w:hint="eastAsia"/>
         </w:rPr>
@@ -3855,12 +3820,12 @@
     </w:p>
     <w:p>
       <w:pPr>
-        <w:pStyle w:val="29"/>
+        <w:pStyle w:val="a1"/>
         <w:numPr>
           <w:ilvl w:val="0"/>
           <w:numId w:val="7"/>
         </w:numPr>
-        <w:ind w:left="425" w:leftChars="0" w:hanging="425" w:firstLineChars="0"/>
+        <w:ind w:left="425" w:hanging="425" w:leftChars="0" w:firstLineChars="0"/>
         <w:rPr>
           <w:rFonts w:hint="eastAsia"/>
         </w:rPr>
@@ -3874,12 +3839,12 @@
     </w:p>
     <w:p>
       <w:pPr>
-        <w:pStyle w:val="29"/>
+        <w:pStyle w:val="a1"/>
         <w:numPr>
           <w:ilvl w:val="0"/>
           <w:numId w:val="7"/>
         </w:numPr>
-        <w:ind w:left="425" w:leftChars="0" w:hanging="425" w:firstLineChars="0"/>
+        <w:ind w:left="425" w:hanging="425" w:leftChars="0" w:firstLineChars="0"/>
         <w:rPr>
           <w:rFonts w:hint="eastAsia"/>
         </w:rPr>
@@ -3893,12 +3858,12 @@
     </w:p>
     <w:p>
       <w:pPr>
-        <w:pStyle w:val="29"/>
+        <w:pStyle w:val="a1"/>
         <w:numPr>
           <w:ilvl w:val="0"/>
           <w:numId w:val="7"/>
         </w:numPr>
-        <w:ind w:left="425" w:leftChars="0" w:hanging="425" w:firstLineChars="0"/>
+        <w:ind w:left="425" w:hanging="425" w:leftChars="0" w:firstLineChars="0"/>
         <w:rPr>
           <w:rFonts w:hint="eastAsia"/>
         </w:rPr>
@@ -3912,12 +3877,12 @@
     </w:p>
     <w:p>
       <w:pPr>
-        <w:pStyle w:val="29"/>
+        <w:pStyle w:val="a1"/>
         <w:numPr>
           <w:ilvl w:val="0"/>
           <w:numId w:val="7"/>
         </w:numPr>
-        <w:ind w:left="425" w:leftChars="0" w:hanging="425" w:firstLineChars="0"/>
+        <w:ind w:left="425" w:hanging="425" w:leftChars="0" w:firstLineChars="0"/>
       </w:pPr>
       <w:r>
         <w:rPr>
@@ -3928,14 +3893,14 @@
     </w:p>
     <w:p>
       <w:pPr>
-        <w:pStyle w:val="30"/>
+        <w:pStyle w:val="2"/>
         <w:bidi w:val="0"/>
         <w:rPr>
           <w:rFonts w:hint="default"/>
           <w:lang w:val="en-US" w:eastAsia="zh-CN"/>
         </w:rPr>
       </w:pPr>
-      <w:bookmarkStart w:id="10" w:name="_Toc771"/>
+      <w:bookmarkStart w:id="11" w:name="_Toc16703"/>
       <w:r>
         <w:rPr>
           <w:rFonts w:hint="eastAsia"/>
@@ -3943,11 +3908,11 @@
         </w:rPr>
         <w:t>应急管理部</w:t>
       </w:r>
-      <w:bookmarkEnd w:id="10"/>
-    </w:p>
-    <w:p>
-      <w:pPr>
-        <w:pStyle w:val="29"/>
+      <w:bookmarkEnd w:id="11"/>
+    </w:p>
+    <w:p>
+      <w:pPr>
+        <w:pStyle w:val="a1"/>
         <w:rPr>
           <w:rFonts w:hint="default"/>
           <w:lang w:val="en-US" w:eastAsia="zh-CN"/>
@@ -3963,12 +3928,12 @@
     </w:p>
     <w:p>
       <w:pPr>
-        <w:pStyle w:val="29"/>
+        <w:pStyle w:val="a1"/>
         <w:numPr>
           <w:ilvl w:val="0"/>
           <w:numId w:val="8"/>
         </w:numPr>
-        <w:ind w:left="425" w:leftChars="0" w:hanging="425" w:firstLineChars="0"/>
+        <w:ind w:left="425" w:hanging="425" w:leftChars="0" w:firstLineChars="0"/>
         <w:rPr>
           <w:rFonts w:hint="default"/>
           <w:lang w:val="en-US" w:eastAsia="zh-CN"/>
@@ -3984,12 +3949,12 @@
     </w:p>
     <w:p>
       <w:pPr>
-        <w:pStyle w:val="29"/>
+        <w:pStyle w:val="a1"/>
         <w:numPr>
           <w:ilvl w:val="0"/>
           <w:numId w:val="8"/>
         </w:numPr>
-        <w:ind w:left="425" w:leftChars="0" w:hanging="425" w:firstLineChars="0"/>
+        <w:ind w:left="425" w:hanging="425" w:leftChars="0" w:firstLineChars="0"/>
         <w:rPr>
           <w:rFonts w:hint="default"/>
           <w:lang w:val="en-US" w:eastAsia="zh-CN"/>
@@ -4005,12 +3970,12 @@
     </w:p>
     <w:p>
       <w:pPr>
-        <w:pStyle w:val="29"/>
+        <w:pStyle w:val="a1"/>
         <w:numPr>
           <w:ilvl w:val="0"/>
           <w:numId w:val="8"/>
         </w:numPr>
-        <w:ind w:left="425" w:leftChars="0" w:hanging="425" w:firstLineChars="0"/>
+        <w:ind w:left="425" w:hanging="425" w:leftChars="0" w:firstLineChars="0"/>
         <w:rPr>
           <w:rFonts w:hint="default"/>
           <w:lang w:val="en-US" w:eastAsia="zh-CN"/>
@@ -4026,12 +3991,12 @@
     </w:p>
     <w:p>
       <w:pPr>
-        <w:pStyle w:val="29"/>
+        <w:pStyle w:val="a1"/>
         <w:numPr>
           <w:ilvl w:val="0"/>
           <w:numId w:val="8"/>
         </w:numPr>
-        <w:ind w:left="425" w:leftChars="0" w:hanging="425" w:firstLineChars="0"/>
+        <w:ind w:left="425" w:hanging="425" w:leftChars="0" w:firstLineChars="0"/>
         <w:rPr>
           <w:rFonts w:hint="default"/>
           <w:lang w:val="en-US" w:eastAsia="zh-CN"/>
@@ -4047,12 +4012,12 @@
     </w:p>
     <w:p>
       <w:pPr>
-        <w:pStyle w:val="29"/>
+        <w:pStyle w:val="a1"/>
         <w:numPr>
           <w:ilvl w:val="0"/>
           <w:numId w:val="8"/>
         </w:numPr>
-        <w:ind w:left="425" w:leftChars="0" w:hanging="425" w:firstLineChars="0"/>
+        <w:ind w:left="425" w:hanging="425" w:leftChars="0" w:firstLineChars="0"/>
         <w:rPr>
           <w:rFonts w:hint="default"/>
           <w:lang w:val="en-US" w:eastAsia="zh-CN"/>
@@ -4067,73 +4032,23 @@
       </w:r>
     </w:p>
     <w:sectPr>
-      <w:headerReference r:id="rId5" w:type="default"/>
+      <w:headerReference w:type="default" r:id="rId8"/>
       <w:pgSz w:w="11906" w:h="16838"/>
       <w:pgMar w:top="1417" w:right="1800" w:bottom="1440" w:left="1800" w:header="1140" w:footer="992" w:gutter="0"/>
-      <w:cols w:space="425" w:num="1"/>
+      <w:cols w:num="1" w:space="425"/>
       <w:docGrid w:type="lines" w:linePitch="312" w:charSpace="0"/>
     </w:sectPr>
   </w:body>
 </w:document>
 </file>
 
-<file path=word/endnotes.xml><?xml version="1.0" encoding="utf-8"?>
-<w:endnotes xmlns:wpc="http://schemas.microsoft.com/office/word/2010/wordprocessingCanvas" xmlns:mc="http://schemas.openxmlformats.org/markup-compatibility/2006" xmlns:o="urn:schemas-microsoft-com:office:office" xmlns:r="http://schemas.openxmlformats.org/officeDocument/2006/relationships" xmlns:m="http://schemas.openxmlformats.org/officeDocument/2006/math" xmlns:v="urn:schemas-microsoft-com:vml" xmlns:wp14="http://schemas.microsoft.com/office/word/2010/wordprocessingDrawing" xmlns:wp="http://schemas.openxmlformats.org/drawingml/2006/wordprocessingDrawing" xmlns:w="http://schemas.openxmlformats.org/wordprocessingml/2006/main" xmlns:w14="http://schemas.microsoft.com/office/word/2010/wordml" xmlns:w15="http://schemas.microsoft.com/office/word/2012/wordml" xmlns:w10="urn:schemas-microsoft-com:office:word" xmlns:wpg="http://schemas.microsoft.com/office/word/2010/wordprocessingGroup" xmlns:wpi="http://schemas.microsoft.com/office/word/2010/wordprocessingInk" xmlns:wne="http://schemas.microsoft.com/office/word/2006/wordml" xmlns:wps="http://schemas.microsoft.com/office/word/2010/wordprocessingShape" xmlns:wpsCustomData="http://www.wps.cn/officeDocument/2013/wpsCustomData" mc:Ignorable="w14 w15 wp14">
-  <w:endnote w:type="separator" w:id="0">
-    <w:p>
-      <w:pPr>
-        <w:spacing w:line="240" w:lineRule="auto"/>
-      </w:pPr>
-      <w:r>
-        <w:separator/>
-      </w:r>
-    </w:p>
-  </w:endnote>
-  <w:endnote w:type="continuationSeparator" w:id="1">
-    <w:p>
-      <w:pPr>
-        <w:spacing w:line="240" w:lineRule="auto"/>
-      </w:pPr>
-      <w:r>
-        <w:continuationSeparator/>
-      </w:r>
-    </w:p>
-  </w:endnote>
-</w:endnotes>
-</file>
-
-<file path=word/footnotes.xml><?xml version="1.0" encoding="utf-8"?>
-<w:footnotes xmlns:wpc="http://schemas.microsoft.com/office/word/2010/wordprocessingCanvas" xmlns:mc="http://schemas.openxmlformats.org/markup-compatibility/2006" xmlns:o="urn:schemas-microsoft-com:office:office" xmlns:r="http://schemas.openxmlformats.org/officeDocument/2006/relationships" xmlns:m="http://schemas.openxmlformats.org/officeDocument/2006/math" xmlns:v="urn:schemas-microsoft-com:vml" xmlns:wp14="http://schemas.microsoft.com/office/word/2010/wordprocessingDrawing" xmlns:wp="http://schemas.openxmlformats.org/drawingml/2006/wordprocessingDrawing" xmlns:w="http://schemas.openxmlformats.org/wordprocessingml/2006/main" xmlns:w14="http://schemas.microsoft.com/office/word/2010/wordml" xmlns:w15="http://schemas.microsoft.com/office/word/2012/wordml" xmlns:w10="urn:schemas-microsoft-com:office:word" xmlns:wpg="http://schemas.microsoft.com/office/word/2010/wordprocessingGroup" xmlns:wpi="http://schemas.microsoft.com/office/word/2010/wordprocessingInk" xmlns:wne="http://schemas.microsoft.com/office/word/2006/wordml" xmlns:wps="http://schemas.microsoft.com/office/word/2010/wordprocessingShape" xmlns:wpsCustomData="http://www.wps.cn/officeDocument/2013/wpsCustomData" mc:Ignorable="w14 w15 wp14">
-  <w:footnote w:type="separator" w:id="0">
-    <w:p>
-      <w:pPr>
-        <w:spacing w:line="360" w:lineRule="auto"/>
-      </w:pPr>
-      <w:r>
-        <w:separator/>
-      </w:r>
-    </w:p>
-  </w:footnote>
-  <w:footnote w:type="continuationSeparator" w:id="1">
-    <w:p>
-      <w:pPr>
-        <w:spacing w:line="360" w:lineRule="auto"/>
-      </w:pPr>
-      <w:r>
-        <w:continuationSeparator/>
-      </w:r>
-    </w:p>
-  </w:footnote>
-</w:footnotes>
-</file>
-
 <file path=word/header1.xml><?xml version="1.0" encoding="utf-8"?>
-<w:hdr xmlns:wpc="http://schemas.microsoft.com/office/word/2010/wordprocessingCanvas" xmlns:mc="http://schemas.openxmlformats.org/markup-compatibility/2006" xmlns:o="urn:schemas-microsoft-com:office:office" xmlns:r="http://schemas.openxmlformats.org/officeDocument/2006/relationships" xmlns:m="http://schemas.openxmlformats.org/officeDocument/2006/math" xmlns:v="urn:schemas-microsoft-com:vml" xmlns:wp14="http://schemas.microsoft.com/office/word/2010/wordprocessingDrawing" xmlns:wp="http://schemas.openxmlformats.org/drawingml/2006/wordprocessingDrawing" xmlns:w10="urn:schemas-microsoft-com:office:word" xmlns:w="http://schemas.openxmlformats.org/wordprocessingml/2006/main" xmlns:w14="http://schemas.microsoft.com/office/word/2010/wordml" xmlns:w15="http://schemas.microsoft.com/office/word/2012/wordml" xmlns:wpg="http://schemas.microsoft.com/office/word/2010/wordprocessingGroup" xmlns:wpi="http://schemas.microsoft.com/office/word/2010/wordprocessingInk" xmlns:wne="http://schemas.microsoft.com/office/word/2006/wordml" xmlns:wps="http://schemas.microsoft.com/office/word/2010/wordprocessingShape" xmlns:wpsCustomData="http://www.wps.cn/officeDocument/2013/wpsCustomData" mc:Ignorable="w14 w15 wp14">
+<w:hdr xmlns:wpc="http://schemas.microsoft.com/office/word/2010/wordprocessingCanvas" xmlns:mc="http://schemas.openxmlformats.org/markup-compatibility/2006" xmlns:o="urn:schemas-microsoft-com:office:office" xmlns:r="http://schemas.openxmlformats.org/officeDocument/2006/relationships" xmlns:m="http://schemas.openxmlformats.org/officeDocument/2006/math" xmlns:v="urn:schemas-microsoft-com:vml" xmlns:wp14="http://schemas.microsoft.com/office/word/2010/wordprocessingDrawing" xmlns:wp="http://schemas.openxmlformats.org/drawingml/2006/wordprocessingDrawing" xmlns:w10="urn:schemas-microsoft-com:office:word" xmlns:w="http://schemas.openxmlformats.org/wordprocessingml/2006/main" xmlns:w14="http://schemas.microsoft.com/office/word/2010/wordml" xmlns:w15="http://schemas.microsoft.com/office/word/2012/wordml" xmlns:wne="http://schemas.microsoft.com/office/word/2006/wordml" xmlns:wpg="http://schemas.microsoft.com/office/word/2010/wordprocessingGroup" xmlns:wpi="http://schemas.microsoft.com/office/word/2010/wordprocessingInk" xmlns:wps="http://schemas.microsoft.com/office/word/2010/wordprocessingShape" mc:Ignorable="w14 w15 wp14">
   <w:p>
     <w:pPr>
-      <w:pStyle w:val="15"/>
+      <w:pStyle w:val="Header"/>
       <w:pBdr>
-        <w:bottom w:val="single" w:color="auto" w:sz="4" w:space="1"/>
+        <w:bottom w:val="single" w:sz="4" w:space="1" w:color="auto"/>
       </w:pBdr>
       <w:tabs>
         <w:tab w:val="left" w:pos="335"/>
@@ -4141,27 +4056,27 @@
       </w:tabs>
       <w:jc w:val="right"/>
       <w:rPr>
-        <w:rFonts w:hint="eastAsia" w:eastAsiaTheme="minorEastAsia"/>
+        <w:rFonts w:eastAsiaTheme="minorEastAsia" w:hint="eastAsia"/>
         <w:lang w:eastAsia="zh-CN"/>
       </w:rPr>
     </w:pPr>
     <w:r>
       <w:rPr>
-        <w:rFonts w:hint="eastAsia" w:eastAsiaTheme="minorEastAsia"/>
+        <w:rFonts w:eastAsiaTheme="minorEastAsia" w:hint="eastAsia"/>
         <w:lang w:val="en-US" w:eastAsia="zh-CN"/>
       </w:rPr>
       <w:tab/>
     </w:r>
     <w:r>
       <w:rPr>
-        <w:rFonts w:hint="eastAsia" w:eastAsiaTheme="minorEastAsia"/>
+        <w:rFonts w:eastAsiaTheme="minorEastAsia" w:hint="eastAsia"/>
         <w:lang w:val="en-US" w:eastAsia="zh-CN"/>
       </w:rPr>
       <w:tab/>
     </w:r>
     <w:r>
       <w:rPr>
-        <w:rFonts w:hint="eastAsia" w:eastAsiaTheme="minorEastAsia"/>
+        <w:rFonts w:eastAsiaTheme="minorEastAsia" w:hint="eastAsia"/>
         <w:lang w:val="en-US" w:eastAsia="zh-CN"/>
       </w:rPr>
       <w:t>江西通信产业服务有限公司</w:t>
@@ -4171,12 +4086,12 @@
 </file>
 
 <file path=word/numbering.xml><?xml version="1.0" encoding="utf-8"?>
-<w:numbering xmlns:wpc="http://schemas.microsoft.com/office/word/2010/wordprocessingCanvas" xmlns:mc="http://schemas.openxmlformats.org/markup-compatibility/2006" xmlns:o="urn:schemas-microsoft-com:office:office" xmlns:r="http://schemas.openxmlformats.org/officeDocument/2006/relationships" xmlns:m="http://schemas.openxmlformats.org/officeDocument/2006/math" xmlns:v="urn:schemas-microsoft-com:vml" xmlns:wp14="http://schemas.microsoft.com/office/word/2010/wordprocessingDrawing" xmlns:wp="http://schemas.openxmlformats.org/drawingml/2006/wordprocessingDrawing" xmlns:w10="urn:schemas-microsoft-com:office:word" xmlns:w="http://schemas.openxmlformats.org/wordprocessingml/2006/main" xmlns:w14="http://schemas.microsoft.com/office/word/2010/wordml" xmlns:wpg="http://schemas.microsoft.com/office/word/2010/wordprocessingGroup" xmlns:wpi="http://schemas.microsoft.com/office/word/2010/wordprocessingInk" xmlns:wne="http://schemas.microsoft.com/office/word/2006/wordml" xmlns:wps="http://schemas.microsoft.com/office/word/2010/wordprocessingShape" xmlns:wpsCustomData="http://www.wps.cn/officeDocument/2013/wpsCustomData" mc:Ignorable="w14 wp14">
+<w:numbering xmlns:wpc="http://schemas.microsoft.com/office/word/2010/wordprocessingCanvas" xmlns:mc="http://schemas.openxmlformats.org/markup-compatibility/2006" xmlns:o="urn:schemas-microsoft-com:office:office" xmlns:r="http://schemas.openxmlformats.org/officeDocument/2006/relationships" xmlns:m="http://schemas.openxmlformats.org/officeDocument/2006/math" xmlns:v="urn:schemas-microsoft-com:vml" xmlns:wp14="http://schemas.microsoft.com/office/word/2010/wordprocessingDrawing" xmlns:wp="http://schemas.openxmlformats.org/drawingml/2006/wordprocessingDrawing" xmlns:w10="urn:schemas-microsoft-com:office:word" xmlns:w="http://schemas.openxmlformats.org/wordprocessingml/2006/main" xmlns:w14="http://schemas.microsoft.com/office/word/2010/wordml" xmlns:w15="http://schemas.microsoft.com/office/word/2012/wordml" xmlns:wne="http://schemas.microsoft.com/office/word/2006/wordml" xmlns:wpg="http://schemas.microsoft.com/office/word/2010/wordprocessingGroup" xmlns:wpi="http://schemas.microsoft.com/office/word/2010/wordprocessingInk" xmlns:wps="http://schemas.microsoft.com/office/word/2010/wordprocessingShape" mc:Ignorable="w14 w15 wp14">
   <w:abstractNum w:abstractNumId="0">
     <w:nsid w:val="813D32FA"/>
     <w:multiLevelType w:val="singleLevel"/>
     <w:tmpl w:val="813D32FA"/>
-    <w:lvl w:ilvl="0" w:tentative="0">
+    <w:lvl w:ilvl="0">
       <w:start w:val="1"/>
       <w:numFmt w:val="decimal"/>
       <w:lvlText w:val="%1."/>
@@ -4193,10 +4108,10 @@
     <w:nsid w:val="8E964DCE"/>
     <w:multiLevelType w:val="multilevel"/>
     <w:tmpl w:val="8E964DCE"/>
-    <w:lvl w:ilvl="0" w:tentative="0">
+    <w:lvl w:ilvl="0">
       <w:start w:val="1"/>
       <w:numFmt w:val="decimal"/>
-      <w:pStyle w:val="2"/>
+      <w:pStyle w:val="Heading1"/>
       <w:lvlText w:val="%1."/>
       <w:lvlJc w:val="left"/>
       <w:pPr>
@@ -4206,10 +4121,10 @@
         <w:rFonts w:hint="default"/>
       </w:rPr>
     </w:lvl>
-    <w:lvl w:ilvl="1" w:tentative="0">
+    <w:lvl w:ilvl="1">
       <w:start w:val="1"/>
       <w:numFmt w:val="decimal"/>
-      <w:pStyle w:val="3"/>
+      <w:pStyle w:val="Heading2"/>
       <w:lvlText w:val="%1.%2."/>
       <w:lvlJc w:val="left"/>
       <w:pPr>
@@ -4219,10 +4134,10 @@
         <w:rFonts w:hint="default"/>
       </w:rPr>
     </w:lvl>
-    <w:lvl w:ilvl="2" w:tentative="0">
+    <w:lvl w:ilvl="2">
       <w:start w:val="1"/>
       <w:numFmt w:val="decimal"/>
-      <w:pStyle w:val="4"/>
+      <w:pStyle w:val="Heading3"/>
       <w:lvlText w:val="%1.%2.%3."/>
       <w:lvlJc w:val="left"/>
       <w:pPr>
@@ -4232,10 +4147,10 @@
         <w:rFonts w:hint="default"/>
       </w:rPr>
     </w:lvl>
-    <w:lvl w:ilvl="3" w:tentative="0">
+    <w:lvl w:ilvl="3">
       <w:start w:val="1"/>
       <w:numFmt w:val="decimal"/>
-      <w:pStyle w:val="5"/>
+      <w:pStyle w:val="Heading4"/>
       <w:lvlText w:val="%1.%2.%3.%4."/>
       <w:lvlJc w:val="left"/>
       <w:pPr>
@@ -4245,10 +4160,10 @@
         <w:rFonts w:hint="default"/>
       </w:rPr>
     </w:lvl>
-    <w:lvl w:ilvl="4" w:tentative="0">
+    <w:lvl w:ilvl="4">
       <w:start w:val="1"/>
       <w:numFmt w:val="decimal"/>
-      <w:pStyle w:val="6"/>
+      <w:pStyle w:val="Heading5"/>
       <w:lvlText w:val="%1.%2.%3.%4.%5."/>
       <w:lvlJc w:val="left"/>
       <w:pPr>
@@ -4258,10 +4173,10 @@
         <w:rFonts w:hint="default"/>
       </w:rPr>
     </w:lvl>
-    <w:lvl w:ilvl="5" w:tentative="0">
+    <w:lvl w:ilvl="5">
       <w:start w:val="1"/>
       <w:numFmt w:val="decimal"/>
-      <w:pStyle w:val="7"/>
+      <w:pStyle w:val="Heading6"/>
       <w:lvlText w:val="%1.%2.%3.%4.%5.%6."/>
       <w:lvlJc w:val="left"/>
       <w:pPr>
@@ -4271,10 +4186,10 @@
         <w:rFonts w:hint="default"/>
       </w:rPr>
     </w:lvl>
-    <w:lvl w:ilvl="6" w:tentative="0">
+    <w:lvl w:ilvl="6">
       <w:start w:val="1"/>
       <w:numFmt w:val="decimal"/>
-      <w:pStyle w:val="8"/>
+      <w:pStyle w:val="Heading7"/>
       <w:lvlText w:val="%1.%2.%3.%4.%5.%6.%7."/>
       <w:lvlJc w:val="left"/>
       <w:pPr>
@@ -4284,10 +4199,10 @@
         <w:rFonts w:hint="default"/>
       </w:rPr>
     </w:lvl>
-    <w:lvl w:ilvl="7" w:tentative="0">
+    <w:lvl w:ilvl="7">
       <w:start w:val="1"/>
       <w:numFmt w:val="decimal"/>
-      <w:pStyle w:val="9"/>
+      <w:pStyle w:val="Heading8"/>
       <w:lvlText w:val="%1.%2.%3.%4.%5.%6.%7.%8."/>
       <w:lvlJc w:val="left"/>
       <w:pPr>
@@ -4297,10 +4212,10 @@
         <w:rFonts w:hint="default"/>
       </w:rPr>
     </w:lvl>
-    <w:lvl w:ilvl="8" w:tentative="0">
+    <w:lvl w:ilvl="8">
       <w:start w:val="1"/>
       <w:numFmt w:val="decimal"/>
-      <w:pStyle w:val="10"/>
+      <w:pStyle w:val="Heading9"/>
       <w:lvlText w:val="%1.%2.%3.%4.%5.%6.%7.%8.%9."/>
       <w:lvlJc w:val="left"/>
       <w:pPr>
@@ -4315,7 +4230,7 @@
     <w:nsid w:val="99D3534D"/>
     <w:multiLevelType w:val="singleLevel"/>
     <w:tmpl w:val="99D3534D"/>
-    <w:lvl w:ilvl="0" w:tentative="0">
+    <w:lvl w:ilvl="0">
       <w:start w:val="1"/>
       <w:numFmt w:val="decimal"/>
       <w:lvlText w:val="%1."/>
@@ -4332,7 +4247,7 @@
     <w:nsid w:val="AE771C7D"/>
     <w:multiLevelType w:val="singleLevel"/>
     <w:tmpl w:val="AE771C7D"/>
-    <w:lvl w:ilvl="0" w:tentative="0">
+    <w:lvl w:ilvl="0">
       <w:start w:val="1"/>
       <w:numFmt w:val="decimal"/>
       <w:lvlText w:val="%1."/>
@@ -4349,7 +4264,7 @@
     <w:nsid w:val="C509A27E"/>
     <w:multiLevelType w:val="singleLevel"/>
     <w:tmpl w:val="C509A27E"/>
-    <w:lvl w:ilvl="0" w:tentative="0">
+    <w:lvl w:ilvl="0">
       <w:start w:val="1"/>
       <w:numFmt w:val="decimal"/>
       <w:lvlText w:val="%1."/>
@@ -4366,7 +4281,7 @@
     <w:nsid w:val="0FF16FE7"/>
     <w:multiLevelType w:val="singleLevel"/>
     <w:tmpl w:val="0FF16FE7"/>
-    <w:lvl w:ilvl="0" w:tentative="0">
+    <w:lvl w:ilvl="0">
       <w:start w:val="1"/>
       <w:numFmt w:val="decimal"/>
       <w:lvlText w:val="%1."/>
@@ -4383,7 +4298,7 @@
     <w:nsid w:val="3AA17F87"/>
     <w:multiLevelType w:val="singleLevel"/>
     <w:tmpl w:val="3AA17F87"/>
-    <w:lvl w:ilvl="0" w:tentative="0">
+    <w:lvl w:ilvl="0">
       <w:start w:val="1"/>
       <w:numFmt w:val="decimal"/>
       <w:lvlText w:val="%1."/>
@@ -4400,7 +4315,7 @@
     <w:nsid w:val="63805618"/>
     <w:multiLevelType w:val="singleLevel"/>
     <w:tmpl w:val="63805618"/>
-    <w:lvl w:ilvl="0" w:tentative="0">
+    <w:lvl w:ilvl="0">
       <w:start w:val="1"/>
       <w:numFmt w:val="decimal"/>
       <w:lvlText w:val="%1."/>
@@ -4441,269 +4356,267 @@
 </file>
 
 <file path=word/styles.xml><?xml version="1.0" encoding="utf-8"?>
-<w:styles xmlns:mc="http://schemas.openxmlformats.org/markup-compatibility/2006" xmlns:o="urn:schemas-microsoft-com:office:office" xmlns:r="http://schemas.openxmlformats.org/officeDocument/2006/relationships" xmlns:m="http://schemas.openxmlformats.org/officeDocument/2006/math" xmlns:v="urn:schemas-microsoft-com:vml" xmlns:w="http://schemas.openxmlformats.org/wordprocessingml/2006/main" xmlns:w14="http://schemas.microsoft.com/office/word/2010/wordml" xmlns:w10="urn:schemas-microsoft-com:office:word" xmlns:sl="http://schemas.openxmlformats.org/schemaLibrary/2006/main" xmlns:wpsCustomData="http://www.wps.cn/officeDocument/2013/wpsCustomData" mc:Ignorable="w14">
+<w:styles xmlns:mc="http://schemas.openxmlformats.org/markup-compatibility/2006" xmlns:r="http://schemas.openxmlformats.org/officeDocument/2006/relationships" xmlns:w="http://schemas.openxmlformats.org/wordprocessingml/2006/main" xmlns:w14="http://schemas.microsoft.com/office/word/2010/wordml" xmlns:w15="http://schemas.microsoft.com/office/word/2012/wordml" mc:Ignorable="w14 w15">
   <w:docDefaults>
     <w:rPrDefault>
       <w:rPr>
-        <w:rFonts w:ascii="Times New Roman" w:hAnsi="Times New Roman" w:eastAsia="宋体" w:cs="Times New Roman"/>
+        <w:rFonts w:ascii="Times New Roman" w:eastAsia="宋体" w:hAnsi="Times New Roman" w:cs="Times New Roman"/>
       </w:rPr>
     </w:rPrDefault>
     <w:pPrDefault/>
   </w:docDefaults>
-  <w:latentStyles w:count="260" w:defQFormat="0" w:defUnhideWhenUsed="1" w:defSemiHidden="1" w:defUIPriority="99" w:defLockedState="0">
-    <w:lsdException w:qFormat="1" w:unhideWhenUsed="0" w:uiPriority="0" w:semiHidden="0" w:name="Normal"/>
-    <w:lsdException w:qFormat="1" w:unhideWhenUsed="0" w:uiPriority="0" w:semiHidden="0" w:name="heading 1"/>
-    <w:lsdException w:qFormat="1" w:uiPriority="0" w:semiHidden="0" w:name="heading 2"/>
-    <w:lsdException w:qFormat="1" w:uiPriority="0" w:name="heading 3"/>
-    <w:lsdException w:qFormat="1" w:uiPriority="0" w:semiHidden="0" w:name="heading 4"/>
-    <w:lsdException w:qFormat="1" w:uiPriority="0" w:name="heading 5"/>
-    <w:lsdException w:qFormat="1" w:uiPriority="0" w:name="heading 6"/>
-    <w:lsdException w:qFormat="1" w:uiPriority="0" w:name="heading 7"/>
-    <w:lsdException w:qFormat="1" w:uiPriority="0" w:name="heading 8"/>
-    <w:lsdException w:qFormat="1" w:uiPriority="0" w:name="heading 9"/>
-    <w:lsdException w:unhideWhenUsed="0" w:uiPriority="0" w:semiHidden="0" w:name="index 1"/>
-    <w:lsdException w:unhideWhenUsed="0" w:uiPriority="0" w:semiHidden="0" w:name="index 2"/>
-    <w:lsdException w:unhideWhenUsed="0" w:uiPriority="0" w:semiHidden="0" w:name="index 3"/>
-    <w:lsdException w:unhideWhenUsed="0" w:uiPriority="0" w:semiHidden="0" w:name="index 4"/>
-    <w:lsdException w:unhideWhenUsed="0" w:uiPriority="0" w:semiHidden="0" w:name="index 5"/>
-    <w:lsdException w:unhideWhenUsed="0" w:uiPriority="0" w:semiHidden="0" w:name="index 6"/>
-    <w:lsdException w:unhideWhenUsed="0" w:uiPriority="0" w:semiHidden="0" w:name="index 7"/>
-    <w:lsdException w:unhideWhenUsed="0" w:uiPriority="0" w:semiHidden="0" w:name="index 8"/>
-    <w:lsdException w:unhideWhenUsed="0" w:uiPriority="0" w:semiHidden="0" w:name="index 9"/>
-    <w:lsdException w:qFormat="1" w:unhideWhenUsed="0" w:uiPriority="0" w:semiHidden="0" w:name="toc 1"/>
-    <w:lsdException w:qFormat="1" w:unhideWhenUsed="0" w:uiPriority="0" w:semiHidden="0" w:name="toc 2"/>
-    <w:lsdException w:qFormat="1" w:unhideWhenUsed="0" w:uiPriority="0" w:semiHidden="0" w:name="toc 3"/>
-    <w:lsdException w:unhideWhenUsed="0" w:uiPriority="0" w:semiHidden="0" w:name="toc 4"/>
-    <w:lsdException w:unhideWhenUsed="0" w:uiPriority="0" w:semiHidden="0" w:name="toc 5"/>
-    <w:lsdException w:unhideWhenUsed="0" w:uiPriority="0" w:semiHidden="0" w:name="toc 6"/>
-    <w:lsdException w:unhideWhenUsed="0" w:uiPriority="0" w:semiHidden="0" w:name="toc 7"/>
-    <w:lsdException w:unhideWhenUsed="0" w:uiPriority="0" w:semiHidden="0" w:name="toc 8"/>
-    <w:lsdException w:unhideWhenUsed="0" w:uiPriority="0" w:semiHidden="0" w:name="toc 9"/>
-    <w:lsdException w:unhideWhenUsed="0" w:uiPriority="0" w:semiHidden="0" w:name="Normal Indent"/>
-    <w:lsdException w:unhideWhenUsed="0" w:uiPriority="0" w:semiHidden="0" w:name="footnote text"/>
-    <w:lsdException w:qFormat="1" w:unhideWhenUsed="0" w:uiPriority="0" w:semiHidden="0" w:name="annotation text"/>
-    <w:lsdException w:qFormat="1" w:unhideWhenUsed="0" w:uiPriority="0" w:semiHidden="0" w:name="header"/>
-    <w:lsdException w:qFormat="1" w:unhideWhenUsed="0" w:uiPriority="0" w:semiHidden="0" w:name="footer"/>
-    <w:lsdException w:unhideWhenUsed="0" w:uiPriority="0" w:semiHidden="0" w:name="index heading"/>
-    <w:lsdException w:qFormat="1" w:uiPriority="0" w:name="caption"/>
-    <w:lsdException w:unhideWhenUsed="0" w:uiPriority="0" w:semiHidden="0" w:name="table of figures"/>
-    <w:lsdException w:unhideWhenUsed="0" w:uiPriority="0" w:semiHidden="0" w:name="envelope address"/>
-    <w:lsdException w:unhideWhenUsed="0" w:uiPriority="0" w:semiHidden="0" w:name="envelope return"/>
-    <w:lsdException w:unhideWhenUsed="0" w:uiPriority="0" w:semiHidden="0" w:name="footnote reference"/>
-    <w:lsdException w:unhideWhenUsed="0" w:uiPriority="0" w:semiHidden="0" w:name="annotation reference"/>
-    <w:lsdException w:unhideWhenUsed="0" w:uiPriority="0" w:semiHidden="0" w:name="line number"/>
-    <w:lsdException w:unhideWhenUsed="0" w:uiPriority="0" w:semiHidden="0" w:name="page number"/>
-    <w:lsdException w:unhideWhenUsed="0" w:uiPriority="0" w:semiHidden="0" w:name="endnote reference"/>
-    <w:lsdException w:unhideWhenUsed="0" w:uiPriority="0" w:semiHidden="0" w:name="endnote text"/>
-    <w:lsdException w:unhideWhenUsed="0" w:uiPriority="0" w:semiHidden="0" w:name="table of authorities"/>
-    <w:lsdException w:unhideWhenUsed="0" w:uiPriority="0" w:semiHidden="0" w:name="macro"/>
-    <w:lsdException w:unhideWhenUsed="0" w:uiPriority="0" w:semiHidden="0" w:name="toa heading"/>
-    <w:lsdException w:unhideWhenUsed="0" w:uiPriority="0" w:semiHidden="0" w:name="List"/>
-    <w:lsdException w:unhideWhenUsed="0" w:uiPriority="0" w:semiHidden="0" w:name="List Bullet"/>
-    <w:lsdException w:unhideWhenUsed="0" w:uiPriority="0" w:semiHidden="0" w:name="List Number"/>
-    <w:lsdException w:unhideWhenUsed="0" w:uiPriority="0" w:semiHidden="0" w:name="List 2"/>
-    <w:lsdException w:unhideWhenUsed="0" w:uiPriority="0" w:semiHidden="0" w:name="List 3"/>
-    <w:lsdException w:unhideWhenUsed="0" w:uiPriority="0" w:semiHidden="0" w:name="List 4"/>
-    <w:lsdException w:unhideWhenUsed="0" w:uiPriority="0" w:semiHidden="0" w:name="List 5"/>
-    <w:lsdException w:unhideWhenUsed="0" w:uiPriority="0" w:semiHidden="0" w:name="List Bullet 2"/>
-    <w:lsdException w:unhideWhenUsed="0" w:uiPriority="0" w:semiHidden="0" w:name="List Bullet 3"/>
-    <w:lsdException w:unhideWhenUsed="0" w:uiPriority="0" w:semiHidden="0" w:name="List Bullet 4"/>
-    <w:lsdException w:unhideWhenUsed="0" w:uiPriority="0" w:semiHidden="0" w:name="List Bullet 5"/>
-    <w:lsdException w:unhideWhenUsed="0" w:uiPriority="0" w:semiHidden="0" w:name="List Number 2"/>
-    <w:lsdException w:unhideWhenUsed="0" w:uiPriority="0" w:semiHidden="0" w:name="List Number 3"/>
-    <w:lsdException w:unhideWhenUsed="0" w:uiPriority="0" w:semiHidden="0" w:name="List Number 4"/>
-    <w:lsdException w:unhideWhenUsed="0" w:uiPriority="0" w:semiHidden="0" w:name="List Number 5"/>
-    <w:lsdException w:qFormat="1" w:unhideWhenUsed="0" w:uiPriority="0" w:semiHidden="0" w:name="Title"/>
-    <w:lsdException w:unhideWhenUsed="0" w:uiPriority="0" w:semiHidden="0" w:name="Closing"/>
-    <w:lsdException w:unhideWhenUsed="0" w:uiPriority="0" w:semiHidden="0" w:name="Signature"/>
-    <w:lsdException w:qFormat="1" w:unhideWhenUsed="0" w:uiPriority="0" w:name="Default Paragraph Font"/>
-    <w:lsdException w:qFormat="1" w:unhideWhenUsed="0" w:uiPriority="0" w:name="Body Text"/>
-    <w:lsdException w:unhideWhenUsed="0" w:uiPriority="0" w:semiHidden="0" w:name="Body Text Indent"/>
-    <w:lsdException w:unhideWhenUsed="0" w:uiPriority="0" w:semiHidden="0" w:name="List Continue"/>
-    <w:lsdException w:unhideWhenUsed="0" w:uiPriority="0" w:semiHidden="0" w:name="List Continue 2"/>
-    <w:lsdException w:unhideWhenUsed="0" w:uiPriority="0" w:semiHidden="0" w:name="List Continue 3"/>
-    <w:lsdException w:unhideWhenUsed="0" w:uiPriority="0" w:semiHidden="0" w:name="List Continue 4"/>
-    <w:lsdException w:unhideWhenUsed="0" w:uiPriority="0" w:semiHidden="0" w:name="List Continue 5"/>
-    <w:lsdException w:unhideWhenUsed="0" w:uiPriority="0" w:semiHidden="0" w:name="Message Header"/>
-    <w:lsdException w:qFormat="1" w:unhideWhenUsed="0" w:uiPriority="0" w:semiHidden="0" w:name="Subtitle"/>
-    <w:lsdException w:unhideWhenUsed="0" w:uiPriority="0" w:semiHidden="0" w:name="Salutation"/>
-    <w:lsdException w:unhideWhenUsed="0" w:uiPriority="0" w:semiHidden="0" w:name="Date"/>
-    <w:lsdException w:unhideWhenUsed="0" w:uiPriority="0" w:semiHidden="0" w:name="Body Text First Indent"/>
-    <w:lsdException w:unhideWhenUsed="0" w:uiPriority="0" w:semiHidden="0" w:name="Body Text First Indent 2"/>
-    <w:lsdException w:uiPriority="99" w:name="Note Heading"/>
-    <w:lsdException w:unhideWhenUsed="0" w:uiPriority="0" w:semiHidden="0" w:name="Body Text 2"/>
-    <w:lsdException w:unhideWhenUsed="0" w:uiPriority="0" w:semiHidden="0" w:name="Body Text 3"/>
-    <w:lsdException w:unhideWhenUsed="0" w:uiPriority="0" w:semiHidden="0" w:name="Body Text Indent 2"/>
-    <w:lsdException w:unhideWhenUsed="0" w:uiPriority="0" w:semiHidden="0" w:name="Body Text Indent 3"/>
-    <w:lsdException w:unhideWhenUsed="0" w:uiPriority="0" w:semiHidden="0" w:name="Block Text"/>
-    <w:lsdException w:unhideWhenUsed="0" w:uiPriority="0" w:semiHidden="0" w:name="Hyperlink"/>
-    <w:lsdException w:unhideWhenUsed="0" w:uiPriority="0" w:semiHidden="0" w:name="FollowedHyperlink"/>
-    <w:lsdException w:qFormat="1" w:unhideWhenUsed="0" w:uiPriority="0" w:semiHidden="0" w:name="Strong"/>
-    <w:lsdException w:qFormat="1" w:unhideWhenUsed="0" w:uiPriority="0" w:semiHidden="0" w:name="Emphasis"/>
-    <w:lsdException w:unhideWhenUsed="0" w:uiPriority="0" w:semiHidden="0" w:name="Document Map"/>
-    <w:lsdException w:unhideWhenUsed="0" w:uiPriority="0" w:semiHidden="0" w:name="Plain Text"/>
-    <w:lsdException w:unhideWhenUsed="0" w:uiPriority="0" w:semiHidden="0" w:name="E-mail Signature"/>
-    <w:lsdException w:qFormat="1" w:unhideWhenUsed="0" w:uiPriority="0" w:semiHidden="0" w:name="Normal (Web)"/>
-    <w:lsdException w:unhideWhenUsed="0" w:uiPriority="0" w:semiHidden="0" w:name="HTML Acronym"/>
-    <w:lsdException w:unhideWhenUsed="0" w:uiPriority="0" w:semiHidden="0" w:name="HTML Address"/>
-    <w:lsdException w:unhideWhenUsed="0" w:uiPriority="0" w:semiHidden="0" w:name="HTML Cite"/>
-    <w:lsdException w:unhideWhenUsed="0" w:uiPriority="0" w:semiHidden="0" w:name="HTML Code"/>
-    <w:lsdException w:unhideWhenUsed="0" w:uiPriority="0" w:semiHidden="0" w:name="HTML Definition"/>
-    <w:lsdException w:unhideWhenUsed="0" w:uiPriority="0" w:semiHidden="0" w:name="HTML Keyboard"/>
-    <w:lsdException w:unhideWhenUsed="0" w:uiPriority="0" w:semiHidden="0" w:name="HTML Preformatted"/>
-    <w:lsdException w:unhideWhenUsed="0" w:uiPriority="0" w:semiHidden="0" w:name="HTML Sample"/>
-    <w:lsdException w:unhideWhenUsed="0" w:uiPriority="0" w:semiHidden="0" w:name="HTML Typewriter"/>
-    <w:lsdException w:unhideWhenUsed="0" w:uiPriority="0" w:semiHidden="0" w:name="HTML Variable"/>
-    <w:lsdException w:qFormat="1" w:unhideWhenUsed="0" w:uiPriority="0" w:name="Normal Table"/>
-    <w:lsdException w:unhideWhenUsed="0" w:uiPriority="0" w:semiHidden="0" w:name="annotation subject"/>
-    <w:lsdException w:unhideWhenUsed="0" w:uiPriority="0" w:semiHidden="0" w:name="Table Simple 1"/>
-    <w:lsdException w:unhideWhenUsed="0" w:uiPriority="0" w:semiHidden="0" w:name="Table Simple 2"/>
-    <w:lsdException w:unhideWhenUsed="0" w:uiPriority="0" w:semiHidden="0" w:name="Table Simple 3"/>
-    <w:lsdException w:unhideWhenUsed="0" w:uiPriority="0" w:semiHidden="0" w:name="Table Classic 1"/>
-    <w:lsdException w:unhideWhenUsed="0" w:uiPriority="0" w:semiHidden="0" w:name="Table Classic 2"/>
-    <w:lsdException w:unhideWhenUsed="0" w:uiPriority="0" w:semiHidden="0" w:name="Table Classic 3"/>
-    <w:lsdException w:unhideWhenUsed="0" w:uiPriority="0" w:semiHidden="0" w:name="Table Classic 4"/>
-    <w:lsdException w:unhideWhenUsed="0" w:uiPriority="0" w:semiHidden="0" w:name="Table Colorful 1"/>
-    <w:lsdException w:unhideWhenUsed="0" w:uiPriority="0" w:semiHidden="0" w:name="Table Colorful 2"/>
-    <w:lsdException w:unhideWhenUsed="0" w:uiPriority="0" w:semiHidden="0" w:name="Table Colorful 3"/>
-    <w:lsdException w:unhideWhenUsed="0" w:uiPriority="0" w:semiHidden="0" w:name="Table Columns 1"/>
-    <w:lsdException w:unhideWhenUsed="0" w:uiPriority="0" w:semiHidden="0" w:name="Table Columns 2"/>
-    <w:lsdException w:unhideWhenUsed="0" w:uiPriority="0" w:semiHidden="0" w:name="Table Columns 3"/>
-    <w:lsdException w:unhideWhenUsed="0" w:uiPriority="0" w:semiHidden="0" w:name="Table Columns 4"/>
-    <w:lsdException w:unhideWhenUsed="0" w:uiPriority="0" w:semiHidden="0" w:name="Table Columns 5"/>
-    <w:lsdException w:unhideWhenUsed="0" w:uiPriority="0" w:semiHidden="0" w:name="Table Grid 1"/>
-    <w:lsdException w:unhideWhenUsed="0" w:uiPriority="0" w:semiHidden="0" w:name="Table Grid 2"/>
-    <w:lsdException w:unhideWhenUsed="0" w:uiPriority="0" w:semiHidden="0" w:name="Table Grid 3"/>
-    <w:lsdException w:unhideWhenUsed="0" w:uiPriority="0" w:semiHidden="0" w:name="Table Grid 4"/>
-    <w:lsdException w:unhideWhenUsed="0" w:uiPriority="0" w:semiHidden="0" w:name="Table Grid 5"/>
-    <w:lsdException w:unhideWhenUsed="0" w:uiPriority="0" w:semiHidden="0" w:name="Table Grid 6"/>
-    <w:lsdException w:unhideWhenUsed="0" w:uiPriority="0" w:semiHidden="0" w:name="Table Grid 7"/>
-    <w:lsdException w:unhideWhenUsed="0" w:uiPriority="0" w:semiHidden="0" w:name="Table Grid 8"/>
-    <w:lsdException w:unhideWhenUsed="0" w:uiPriority="0" w:semiHidden="0" w:name="Table List 1"/>
-    <w:lsdException w:unhideWhenUsed="0" w:uiPriority="0" w:semiHidden="0" w:name="Table List 2"/>
-    <w:lsdException w:unhideWhenUsed="0" w:uiPriority="0" w:semiHidden="0" w:name="Table List 3"/>
-    <w:lsdException w:unhideWhenUsed="0" w:uiPriority="0" w:semiHidden="0" w:name="Table List 4"/>
-    <w:lsdException w:unhideWhenUsed="0" w:uiPriority="0" w:semiHidden="0" w:name="Table List 5"/>
-    <w:lsdException w:unhideWhenUsed="0" w:uiPriority="0" w:semiHidden="0" w:name="Table List 6"/>
-    <w:lsdException w:unhideWhenUsed="0" w:uiPriority="0" w:semiHidden="0" w:name="Table List 7"/>
-    <w:lsdException w:unhideWhenUsed="0" w:uiPriority="0" w:semiHidden="0" w:name="Table List 8"/>
-    <w:lsdException w:unhideWhenUsed="0" w:uiPriority="0" w:semiHidden="0" w:name="Table 3D effects 1"/>
-    <w:lsdException w:unhideWhenUsed="0" w:uiPriority="0" w:semiHidden="0" w:name="Table 3D effects 2"/>
-    <w:lsdException w:unhideWhenUsed="0" w:uiPriority="0" w:semiHidden="0" w:name="Table 3D effects 3"/>
-    <w:lsdException w:unhideWhenUsed="0" w:uiPriority="0" w:semiHidden="0" w:name="Table Contemporary"/>
-    <w:lsdException w:unhideWhenUsed="0" w:uiPriority="0" w:semiHidden="0" w:name="Table Elegant"/>
-    <w:lsdException w:unhideWhenUsed="0" w:uiPriority="0" w:semiHidden="0" w:name="Table Professional"/>
-    <w:lsdException w:unhideWhenUsed="0" w:uiPriority="0" w:semiHidden="0" w:name="Table Subtle 1"/>
-    <w:lsdException w:unhideWhenUsed="0" w:uiPriority="0" w:semiHidden="0" w:name="Table Subtle 2"/>
-    <w:lsdException w:unhideWhenUsed="0" w:uiPriority="0" w:semiHidden="0" w:name="Table Web 1"/>
-    <w:lsdException w:unhideWhenUsed="0" w:uiPriority="0" w:semiHidden="0" w:name="Table Web 2"/>
-    <w:lsdException w:unhideWhenUsed="0" w:uiPriority="0" w:semiHidden="0" w:name="Table Web 3"/>
-    <w:lsdException w:unhideWhenUsed="0" w:uiPriority="0" w:semiHidden="0" w:name="Balloon Text"/>
-    <w:lsdException w:qFormat="1" w:unhideWhenUsed="0" w:uiPriority="0" w:semiHidden="0" w:name="Table Grid"/>
-    <w:lsdException w:unhideWhenUsed="0" w:uiPriority="0" w:semiHidden="0" w:name="Table Theme"/>
-    <w:lsdException w:unhideWhenUsed="0" w:uiPriority="60" w:semiHidden="0" w:name="Light Shading"/>
-    <w:lsdException w:unhideWhenUsed="0" w:uiPriority="61" w:semiHidden="0" w:name="Light List"/>
-    <w:lsdException w:unhideWhenUsed="0" w:uiPriority="62" w:semiHidden="0" w:name="Light Grid"/>
-    <w:lsdException w:unhideWhenUsed="0" w:uiPriority="63" w:semiHidden="0" w:name="Medium Shading 1"/>
-    <w:lsdException w:unhideWhenUsed="0" w:uiPriority="64" w:semiHidden="0" w:name="Medium Shading 2"/>
-    <w:lsdException w:unhideWhenUsed="0" w:uiPriority="65" w:semiHidden="0" w:name="Medium List 1"/>
-    <w:lsdException w:unhideWhenUsed="0" w:uiPriority="66" w:semiHidden="0" w:name="Medium List 2"/>
-    <w:lsdException w:unhideWhenUsed="0" w:uiPriority="67" w:semiHidden="0" w:name="Medium Grid 1"/>
-    <w:lsdException w:unhideWhenUsed="0" w:uiPriority="68" w:semiHidden="0" w:name="Medium Grid 2"/>
-    <w:lsdException w:unhideWhenUsed="0" w:uiPriority="69" w:semiHidden="0" w:name="Medium Grid 3"/>
-    <w:lsdException w:unhideWhenUsed="0" w:uiPriority="70" w:semiHidden="0" w:name="Dark List"/>
-    <w:lsdException w:unhideWhenUsed="0" w:uiPriority="71" w:semiHidden="0" w:name="Colorful Shading"/>
-    <w:lsdException w:unhideWhenUsed="0" w:uiPriority="72" w:semiHidden="0" w:name="Colorful List"/>
-    <w:lsdException w:unhideWhenUsed="0" w:uiPriority="73" w:semiHidden="0" w:name="Colorful Grid"/>
-    <w:lsdException w:unhideWhenUsed="0" w:uiPriority="60" w:semiHidden="0" w:name="Light Shading Accent 1"/>
-    <w:lsdException w:unhideWhenUsed="0" w:uiPriority="61" w:semiHidden="0" w:name="Light List Accent 1"/>
-    <w:lsdException w:unhideWhenUsed="0" w:uiPriority="62" w:semiHidden="0" w:name="Light Grid Accent 1"/>
-    <w:lsdException w:unhideWhenUsed="0" w:uiPriority="63" w:semiHidden="0" w:name="Medium Shading 1 Accent 1"/>
-    <w:lsdException w:unhideWhenUsed="0" w:uiPriority="64" w:semiHidden="0" w:name="Medium Shading 2 Accent 1"/>
-    <w:lsdException w:unhideWhenUsed="0" w:uiPriority="65" w:semiHidden="0" w:name="Medium List 1 Accent 1"/>
-    <w:lsdException w:unhideWhenUsed="0" w:uiPriority="66" w:semiHidden="0" w:name="Medium List 2 Accent 1"/>
-    <w:lsdException w:unhideWhenUsed="0" w:uiPriority="67" w:semiHidden="0" w:name="Medium Grid 1 Accent 1"/>
-    <w:lsdException w:unhideWhenUsed="0" w:uiPriority="68" w:semiHidden="0" w:name="Medium Grid 2 Accent 1"/>
-    <w:lsdException w:unhideWhenUsed="0" w:uiPriority="69" w:semiHidden="0" w:name="Medium Grid 3 Accent 1"/>
-    <w:lsdException w:unhideWhenUsed="0" w:uiPriority="70" w:semiHidden="0" w:name="Dark List Accent 1"/>
-    <w:lsdException w:unhideWhenUsed="0" w:uiPriority="71" w:semiHidden="0" w:name="Colorful Shading Accent 1"/>
-    <w:lsdException w:unhideWhenUsed="0" w:uiPriority="72" w:semiHidden="0" w:name="Colorful List Accent 1"/>
-    <w:lsdException w:unhideWhenUsed="0" w:uiPriority="73" w:semiHidden="0" w:name="Colorful Grid Accent 1"/>
-    <w:lsdException w:unhideWhenUsed="0" w:uiPriority="60" w:semiHidden="0" w:name="Light Shading Accent 2"/>
-    <w:lsdException w:unhideWhenUsed="0" w:uiPriority="61" w:semiHidden="0" w:name="Light List Accent 2"/>
-    <w:lsdException w:unhideWhenUsed="0" w:uiPriority="62" w:semiHidden="0" w:name="Light Grid Accent 2"/>
-    <w:lsdException w:unhideWhenUsed="0" w:uiPriority="63" w:semiHidden="0" w:name="Medium Shading 1 Accent 2"/>
-    <w:lsdException w:unhideWhenUsed="0" w:uiPriority="64" w:semiHidden="0" w:name="Medium Shading 2 Accent 2"/>
-    <w:lsdException w:unhideWhenUsed="0" w:uiPriority="65" w:semiHidden="0" w:name="Medium List 1 Accent 2"/>
-    <w:lsdException w:unhideWhenUsed="0" w:uiPriority="66" w:semiHidden="0" w:name="Medium List 2 Accent 2"/>
-    <w:lsdException w:unhideWhenUsed="0" w:uiPriority="67" w:semiHidden="0" w:name="Medium Grid 1 Accent 2"/>
-    <w:lsdException w:unhideWhenUsed="0" w:uiPriority="68" w:semiHidden="0" w:name="Medium Grid 2 Accent 2"/>
-    <w:lsdException w:unhideWhenUsed="0" w:uiPriority="69" w:semiHidden="0" w:name="Medium Grid 3 Accent 2"/>
-    <w:lsdException w:unhideWhenUsed="0" w:uiPriority="70" w:semiHidden="0" w:name="Dark List Accent 2"/>
-    <w:lsdException w:unhideWhenUsed="0" w:uiPriority="71" w:semiHidden="0" w:name="Colorful Shading Accent 2"/>
-    <w:lsdException w:unhideWhenUsed="0" w:uiPriority="72" w:semiHidden="0" w:name="Colorful List Accent 2"/>
-    <w:lsdException w:unhideWhenUsed="0" w:uiPriority="73" w:semiHidden="0" w:name="Colorful Grid Accent 2"/>
-    <w:lsdException w:unhideWhenUsed="0" w:uiPriority="60" w:semiHidden="0" w:name="Light Shading Accent 3"/>
-    <w:lsdException w:unhideWhenUsed="0" w:uiPriority="61" w:semiHidden="0" w:name="Light List Accent 3"/>
-    <w:lsdException w:unhideWhenUsed="0" w:uiPriority="62" w:semiHidden="0" w:name="Light Grid Accent 3"/>
-    <w:lsdException w:unhideWhenUsed="0" w:uiPriority="63" w:semiHidden="0" w:name="Medium Shading 1 Accent 3"/>
-    <w:lsdException w:unhideWhenUsed="0" w:uiPriority="64" w:semiHidden="0" w:name="Medium Shading 2 Accent 3"/>
-    <w:lsdException w:unhideWhenUsed="0" w:uiPriority="65" w:semiHidden="0" w:name="Medium List 1 Accent 3"/>
-    <w:lsdException w:unhideWhenUsed="0" w:uiPriority="66" w:semiHidden="0" w:name="Medium List 2 Accent 3"/>
-    <w:lsdException w:unhideWhenUsed="0" w:uiPriority="67" w:semiHidden="0" w:name="Medium Grid 1 Accent 3"/>
-    <w:lsdException w:unhideWhenUsed="0" w:uiPriority="68" w:semiHidden="0" w:name="Medium Grid 2 Accent 3"/>
-    <w:lsdException w:unhideWhenUsed="0" w:uiPriority="69" w:semiHidden="0" w:name="Medium Grid 3 Accent 3"/>
-    <w:lsdException w:unhideWhenUsed="0" w:uiPriority="70" w:semiHidden="0" w:name="Dark List Accent 3"/>
-    <w:lsdException w:unhideWhenUsed="0" w:uiPriority="71" w:semiHidden="0" w:name="Colorful Shading Accent 3"/>
-    <w:lsdException w:unhideWhenUsed="0" w:uiPriority="72" w:semiHidden="0" w:name="Colorful List Accent 3"/>
-    <w:lsdException w:unhideWhenUsed="0" w:uiPriority="73" w:semiHidden="0" w:name="Colorful Grid Accent 3"/>
-    <w:lsdException w:unhideWhenUsed="0" w:uiPriority="60" w:semiHidden="0" w:name="Light Shading Accent 4"/>
-    <w:lsdException w:unhideWhenUsed="0" w:uiPriority="61" w:semiHidden="0" w:name="Light List Accent 4"/>
-    <w:lsdException w:unhideWhenUsed="0" w:uiPriority="62" w:semiHidden="0" w:name="Light Grid Accent 4"/>
-    <w:lsdException w:unhideWhenUsed="0" w:uiPriority="63" w:semiHidden="0" w:name="Medium Shading 1 Accent 4"/>
-    <w:lsdException w:unhideWhenUsed="0" w:uiPriority="64" w:semiHidden="0" w:name="Medium Shading 2 Accent 4"/>
-    <w:lsdException w:unhideWhenUsed="0" w:uiPriority="65" w:semiHidden="0" w:name="Medium List 1 Accent 4"/>
-    <w:lsdException w:unhideWhenUsed="0" w:uiPriority="66" w:semiHidden="0" w:name="Medium List 2 Accent 4"/>
-    <w:lsdException w:unhideWhenUsed="0" w:uiPriority="67" w:semiHidden="0" w:name="Medium Grid 1 Accent 4"/>
-    <w:lsdException w:unhideWhenUsed="0" w:uiPriority="68" w:semiHidden="0" w:name="Medium Grid 2 Accent 4"/>
-    <w:lsdException w:unhideWhenUsed="0" w:uiPriority="69" w:semiHidden="0" w:name="Medium Grid 3 Accent 4"/>
-    <w:lsdException w:unhideWhenUsed="0" w:uiPriority="70" w:semiHidden="0" w:name="Dark List Accent 4"/>
-    <w:lsdException w:unhideWhenUsed="0" w:uiPriority="71" w:semiHidden="0" w:name="Colorful Shading Accent 4"/>
-    <w:lsdException w:unhideWhenUsed="0" w:uiPriority="72" w:semiHidden="0" w:name="Colorful List Accent 4"/>
-    <w:lsdException w:unhideWhenUsed="0" w:uiPriority="73" w:semiHidden="0" w:name="Colorful Grid Accent 4"/>
-    <w:lsdException w:unhideWhenUsed="0" w:uiPriority="60" w:semiHidden="0" w:name="Light Shading Accent 5"/>
-    <w:lsdException w:unhideWhenUsed="0" w:uiPriority="61" w:semiHidden="0" w:name="Light List Accent 5"/>
-    <w:lsdException w:unhideWhenUsed="0" w:uiPriority="62" w:semiHidden="0" w:name="Light Grid Accent 5"/>
-    <w:lsdException w:unhideWhenUsed="0" w:uiPriority="63" w:semiHidden="0" w:name="Medium Shading 1 Accent 5"/>
-    <w:lsdException w:unhideWhenUsed="0" w:uiPriority="64" w:semiHidden="0" w:name="Medium Shading 2 Accent 5"/>
-    <w:lsdException w:unhideWhenUsed="0" w:uiPriority="65" w:semiHidden="0" w:name="Medium List 1 Accent 5"/>
-    <w:lsdException w:unhideWhenUsed="0" w:uiPriority="66" w:semiHidden="0" w:name="Medium List 2 Accent 5"/>
-    <w:lsdException w:unhideWhenUsed="0" w:uiPriority="67" w:semiHidden="0" w:name="Medium Grid 1 Accent 5"/>
-    <w:lsdException w:unhideWhenUsed="0" w:uiPriority="68" w:semiHidden="0" w:name="Medium Grid 2 Accent 5"/>
-    <w:lsdException w:unhideWhenUsed="0" w:uiPriority="69" w:semiHidden="0" w:name="Medium Grid 3 Accent 5"/>
-    <w:lsdException w:unhideWhenUsed="0" w:uiPriority="70" w:semiHidden="0" w:name="Dark List Accent 5"/>
-    <w:lsdException w:unhideWhenUsed="0" w:uiPriority="71" w:semiHidden="0" w:name="Colorful Shading Accent 5"/>
-    <w:lsdException w:unhideWhenUsed="0" w:uiPriority="72" w:semiHidden="0" w:name="Colorful List Accent 5"/>
-    <w:lsdException w:unhideWhenUsed="0" w:uiPriority="73" w:semiHidden="0" w:name="Colorful Grid Accent 5"/>
-    <w:lsdException w:unhideWhenUsed="0" w:uiPriority="60" w:semiHidden="0" w:name="Light Shading Accent 6"/>
-    <w:lsdException w:unhideWhenUsed="0" w:uiPriority="61" w:semiHidden="0" w:name="Light List Accent 6"/>
-    <w:lsdException w:unhideWhenUsed="0" w:uiPriority="62" w:semiHidden="0" w:name="Light Grid Accent 6"/>
-    <w:lsdException w:unhideWhenUsed="0" w:uiPriority="63" w:semiHidden="0" w:name="Medium Shading 1 Accent 6"/>
-    <w:lsdException w:unhideWhenUsed="0" w:uiPriority="64" w:semiHidden="0" w:name="Medium Shading 2 Accent 6"/>
-    <w:lsdException w:unhideWhenUsed="0" w:uiPriority="65" w:semiHidden="0" w:name="Medium List 1 Accent 6"/>
-    <w:lsdException w:unhideWhenUsed="0" w:uiPriority="66" w:semiHidden="0" w:name="Medium List 2 Accent 6"/>
-    <w:lsdException w:unhideWhenUsed="0" w:uiPriority="67" w:semiHidden="0" w:name="Medium Grid 1 Accent 6"/>
-    <w:lsdException w:unhideWhenUsed="0" w:uiPriority="68" w:semiHidden="0" w:name="Medium Grid 2 Accent 6"/>
-    <w:lsdException w:unhideWhenUsed="0" w:uiPriority="69" w:semiHidden="0" w:name="Medium Grid 3 Accent 6"/>
-    <w:lsdException w:unhideWhenUsed="0" w:uiPriority="70" w:semiHidden="0" w:name="Dark List Accent 6"/>
-    <w:lsdException w:unhideWhenUsed="0" w:uiPriority="71" w:semiHidden="0" w:name="Colorful Shading Accent 6"/>
-    <w:lsdException w:unhideWhenUsed="0" w:uiPriority="72" w:semiHidden="0" w:name="Colorful List Accent 6"/>
-    <w:lsdException w:unhideWhenUsed="0" w:uiPriority="73" w:semiHidden="0" w:name="Colorful Grid Accent 6"/>
+  <w:latentStyles w:defLockedState="0" w:defUIPriority="99" w:defSemiHidden="1" w:defUnhideWhenUsed="1" w:defQFormat="0" w:count="260">
+    <w:lsdException w:name="Normal" w:semiHidden="0" w:uiPriority="0" w:unhideWhenUsed="0" w:qFormat="1"/>
+    <w:lsdException w:name="heading 1" w:semiHidden="0" w:uiPriority="0" w:unhideWhenUsed="0" w:qFormat="1"/>
+    <w:lsdException w:name="heading 2" w:semiHidden="0" w:uiPriority="0" w:qFormat="1"/>
+    <w:lsdException w:name="heading 3" w:uiPriority="0" w:qFormat="1"/>
+    <w:lsdException w:name="heading 4" w:semiHidden="0" w:uiPriority="0" w:qFormat="1"/>
+    <w:lsdException w:name="heading 5" w:uiPriority="0" w:qFormat="1"/>
+    <w:lsdException w:name="heading 6" w:uiPriority="0" w:qFormat="1"/>
+    <w:lsdException w:name="heading 7" w:uiPriority="0" w:qFormat="1"/>
+    <w:lsdException w:name="heading 8" w:uiPriority="0" w:qFormat="1"/>
+    <w:lsdException w:name="heading 9" w:uiPriority="0" w:qFormat="1"/>
+    <w:lsdException w:name="index 1" w:semiHidden="0" w:uiPriority="0" w:unhideWhenUsed="0"/>
+    <w:lsdException w:name="index 2" w:semiHidden="0" w:uiPriority="0" w:unhideWhenUsed="0"/>
+    <w:lsdException w:name="index 3" w:semiHidden="0" w:uiPriority="0" w:unhideWhenUsed="0"/>
+    <w:lsdException w:name="index 4" w:semiHidden="0" w:uiPriority="0" w:unhideWhenUsed="0"/>
+    <w:lsdException w:name="index 5" w:semiHidden="0" w:uiPriority="0" w:unhideWhenUsed="0"/>
+    <w:lsdException w:name="index 6" w:semiHidden="0" w:uiPriority="0" w:unhideWhenUsed="0"/>
+    <w:lsdException w:name="index 7" w:semiHidden="0" w:uiPriority="0" w:unhideWhenUsed="0"/>
+    <w:lsdException w:name="index 8" w:semiHidden="0" w:uiPriority="0" w:unhideWhenUsed="0"/>
+    <w:lsdException w:name="index 9" w:semiHidden="0" w:uiPriority="0" w:unhideWhenUsed="0"/>
+    <w:lsdException w:name="toc 1" w:semiHidden="0" w:uiPriority="0" w:unhideWhenUsed="0" w:qFormat="1"/>
+    <w:lsdException w:name="toc 2" w:semiHidden="0" w:uiPriority="0" w:unhideWhenUsed="0" w:qFormat="1"/>
+    <w:lsdException w:name="toc 3" w:semiHidden="0" w:uiPriority="0" w:unhideWhenUsed="0" w:qFormat="1"/>
+    <w:lsdException w:name="toc 4" w:semiHidden="0" w:uiPriority="0" w:unhideWhenUsed="0"/>
+    <w:lsdException w:name="toc 5" w:semiHidden="0" w:uiPriority="0" w:unhideWhenUsed="0"/>
+    <w:lsdException w:name="toc 6" w:semiHidden="0" w:uiPriority="0" w:unhideWhenUsed="0"/>
+    <w:lsdException w:name="toc 7" w:semiHidden="0" w:uiPriority="0" w:unhideWhenUsed="0"/>
+    <w:lsdException w:name="toc 8" w:semiHidden="0" w:uiPriority="0" w:unhideWhenUsed="0"/>
+    <w:lsdException w:name="toc 9" w:semiHidden="0" w:uiPriority="0" w:unhideWhenUsed="0"/>
+    <w:lsdException w:name="Normal Indent" w:semiHidden="0" w:uiPriority="0" w:unhideWhenUsed="0"/>
+    <w:lsdException w:name="footnote text" w:semiHidden="0" w:uiPriority="0" w:unhideWhenUsed="0"/>
+    <w:lsdException w:name="annotation text" w:semiHidden="0" w:uiPriority="0" w:unhideWhenUsed="0" w:qFormat="1"/>
+    <w:lsdException w:name="header" w:semiHidden="0" w:uiPriority="0" w:unhideWhenUsed="0" w:qFormat="1"/>
+    <w:lsdException w:name="footer" w:semiHidden="0" w:uiPriority="0" w:unhideWhenUsed="0" w:qFormat="1"/>
+    <w:lsdException w:name="index heading" w:semiHidden="0" w:uiPriority="0" w:unhideWhenUsed="0"/>
+    <w:lsdException w:name="caption" w:uiPriority="0" w:qFormat="1"/>
+    <w:lsdException w:name="table of figures" w:semiHidden="0" w:uiPriority="0" w:unhideWhenUsed="0"/>
+    <w:lsdException w:name="envelope address" w:semiHidden="0" w:uiPriority="0" w:unhideWhenUsed="0"/>
+    <w:lsdException w:name="envelope return" w:semiHidden="0" w:uiPriority="0" w:unhideWhenUsed="0"/>
+    <w:lsdException w:name="footnote reference" w:semiHidden="0" w:uiPriority="0" w:unhideWhenUsed="0"/>
+    <w:lsdException w:name="annotation reference" w:semiHidden="0" w:uiPriority="0" w:unhideWhenUsed="0"/>
+    <w:lsdException w:name="line number" w:semiHidden="0" w:uiPriority="0" w:unhideWhenUsed="0"/>
+    <w:lsdException w:name="page number" w:semiHidden="0" w:uiPriority="0" w:unhideWhenUsed="0"/>
+    <w:lsdException w:name="endnote reference" w:semiHidden="0" w:uiPriority="0" w:unhideWhenUsed="0"/>
+    <w:lsdException w:name="endnote text" w:semiHidden="0" w:uiPriority="0" w:unhideWhenUsed="0"/>
+    <w:lsdException w:name="table of authorities" w:semiHidden="0" w:uiPriority="0" w:unhideWhenUsed="0"/>
+    <w:lsdException w:name="macro" w:semiHidden="0" w:uiPriority="0" w:unhideWhenUsed="0"/>
+    <w:lsdException w:name="toa heading" w:semiHidden="0" w:uiPriority="0" w:unhideWhenUsed="0"/>
+    <w:lsdException w:name="List" w:semiHidden="0" w:uiPriority="0" w:unhideWhenUsed="0"/>
+    <w:lsdException w:name="List Bullet" w:semiHidden="0" w:uiPriority="0" w:unhideWhenUsed="0"/>
+    <w:lsdException w:name="List Number" w:semiHidden="0" w:uiPriority="0" w:unhideWhenUsed="0"/>
+    <w:lsdException w:name="List 2" w:semiHidden="0" w:uiPriority="0" w:unhideWhenUsed="0"/>
+    <w:lsdException w:name="List 3" w:semiHidden="0" w:uiPriority="0" w:unhideWhenUsed="0"/>
+    <w:lsdException w:name="List 4" w:semiHidden="0" w:uiPriority="0" w:unhideWhenUsed="0"/>
+    <w:lsdException w:name="List 5" w:semiHidden="0" w:uiPriority="0" w:unhideWhenUsed="0"/>
+    <w:lsdException w:name="List Bullet 2" w:semiHidden="0" w:uiPriority="0" w:unhideWhenUsed="0"/>
+    <w:lsdException w:name="List Bullet 3" w:semiHidden="0" w:uiPriority="0" w:unhideWhenUsed="0"/>
+    <w:lsdException w:name="List Bullet 4" w:semiHidden="0" w:uiPriority="0" w:unhideWhenUsed="0"/>
+    <w:lsdException w:name="List Bullet 5" w:semiHidden="0" w:uiPriority="0" w:unhideWhenUsed="0"/>
+    <w:lsdException w:name="List Number 2" w:semiHidden="0" w:uiPriority="0" w:unhideWhenUsed="0"/>
+    <w:lsdException w:name="List Number 3" w:semiHidden="0" w:uiPriority="0" w:unhideWhenUsed="0"/>
+    <w:lsdException w:name="List Number 4" w:semiHidden="0" w:uiPriority="0" w:unhideWhenUsed="0"/>
+    <w:lsdException w:name="List Number 5" w:semiHidden="0" w:uiPriority="0" w:unhideWhenUsed="0"/>
+    <w:lsdException w:name="Title" w:semiHidden="0" w:uiPriority="0" w:unhideWhenUsed="0" w:qFormat="1"/>
+    <w:lsdException w:name="Closing" w:semiHidden="0" w:uiPriority="0" w:unhideWhenUsed="0"/>
+    <w:lsdException w:name="Signature" w:semiHidden="0" w:uiPriority="0" w:unhideWhenUsed="0"/>
+    <w:lsdException w:name="Default Paragraph Font" w:uiPriority="0" w:unhideWhenUsed="0" w:qFormat="1"/>
+    <w:lsdException w:name="Body Text" w:uiPriority="0" w:unhideWhenUsed="0" w:qFormat="1"/>
+    <w:lsdException w:name="Body Text Indent" w:semiHidden="0" w:uiPriority="0" w:unhideWhenUsed="0"/>
+    <w:lsdException w:name="List Continue" w:semiHidden="0" w:uiPriority="0" w:unhideWhenUsed="0"/>
+    <w:lsdException w:name="List Continue 2" w:semiHidden="0" w:uiPriority="0" w:unhideWhenUsed="0"/>
+    <w:lsdException w:name="List Continue 3" w:semiHidden="0" w:uiPriority="0" w:unhideWhenUsed="0"/>
+    <w:lsdException w:name="List Continue 4" w:semiHidden="0" w:uiPriority="0" w:unhideWhenUsed="0"/>
+    <w:lsdException w:name="List Continue 5" w:semiHidden="0" w:uiPriority="0" w:unhideWhenUsed="0"/>
+    <w:lsdException w:name="Message Header" w:semiHidden="0" w:uiPriority="0" w:unhideWhenUsed="0"/>
+    <w:lsdException w:name="Subtitle" w:semiHidden="0" w:uiPriority="0" w:unhideWhenUsed="0" w:qFormat="1"/>
+    <w:lsdException w:name="Salutation" w:semiHidden="0" w:uiPriority="0" w:unhideWhenUsed="0"/>
+    <w:lsdException w:name="Date" w:semiHidden="0" w:uiPriority="0" w:unhideWhenUsed="0"/>
+    <w:lsdException w:name="Body Text First Indent" w:semiHidden="0" w:uiPriority="0" w:unhideWhenUsed="0"/>
+    <w:lsdException w:name="Body Text First Indent 2" w:semiHidden="0" w:uiPriority="0" w:unhideWhenUsed="0"/>
+    <w:lsdException w:name="Body Text 2" w:semiHidden="0" w:uiPriority="0" w:unhideWhenUsed="0"/>
+    <w:lsdException w:name="Body Text 3" w:semiHidden="0" w:uiPriority="0" w:unhideWhenUsed="0"/>
+    <w:lsdException w:name="Body Text Indent 2" w:semiHidden="0" w:uiPriority="0" w:unhideWhenUsed="0"/>
+    <w:lsdException w:name="Body Text Indent 3" w:semiHidden="0" w:uiPriority="0" w:unhideWhenUsed="0"/>
+    <w:lsdException w:name="Block Text" w:semiHidden="0" w:uiPriority="0" w:unhideWhenUsed="0"/>
+    <w:lsdException w:name="Hyperlink" w:semiHidden="0" w:uiPriority="0" w:unhideWhenUsed="0"/>
+    <w:lsdException w:name="FollowedHyperlink" w:semiHidden="0" w:uiPriority="0" w:unhideWhenUsed="0"/>
+    <w:lsdException w:name="Strong" w:semiHidden="0" w:uiPriority="0" w:unhideWhenUsed="0" w:qFormat="1"/>
+    <w:lsdException w:name="Emphasis" w:semiHidden="0" w:uiPriority="0" w:unhideWhenUsed="0" w:qFormat="1"/>
+    <w:lsdException w:name="Document Map" w:semiHidden="0" w:uiPriority="0" w:unhideWhenUsed="0"/>
+    <w:lsdException w:name="Plain Text" w:semiHidden="0" w:uiPriority="0" w:unhideWhenUsed="0"/>
+    <w:lsdException w:name="E-mail Signature" w:semiHidden="0" w:uiPriority="0" w:unhideWhenUsed="0"/>
+    <w:lsdException w:name="Normal (Web)" w:semiHidden="0" w:uiPriority="0" w:unhideWhenUsed="0" w:qFormat="1"/>
+    <w:lsdException w:name="HTML Acronym" w:semiHidden="0" w:uiPriority="0" w:unhideWhenUsed="0"/>
+    <w:lsdException w:name="HTML Address" w:semiHidden="0" w:uiPriority="0" w:unhideWhenUsed="0"/>
+    <w:lsdException w:name="HTML Cite" w:semiHidden="0" w:uiPriority="0" w:unhideWhenUsed="0"/>
+    <w:lsdException w:name="HTML Code" w:semiHidden="0" w:uiPriority="0" w:unhideWhenUsed="0"/>
+    <w:lsdException w:name="HTML Definition" w:semiHidden="0" w:uiPriority="0" w:unhideWhenUsed="0"/>
+    <w:lsdException w:name="HTML Keyboard" w:semiHidden="0" w:uiPriority="0" w:unhideWhenUsed="0"/>
+    <w:lsdException w:name="HTML Preformatted" w:semiHidden="0" w:uiPriority="0" w:unhideWhenUsed="0"/>
+    <w:lsdException w:name="HTML Sample" w:semiHidden="0" w:uiPriority="0" w:unhideWhenUsed="0"/>
+    <w:lsdException w:name="HTML Typewriter" w:semiHidden="0" w:uiPriority="0" w:unhideWhenUsed="0"/>
+    <w:lsdException w:name="HTML Variable" w:semiHidden="0" w:uiPriority="0" w:unhideWhenUsed="0"/>
+    <w:lsdException w:name="Normal Table" w:uiPriority="0" w:unhideWhenUsed="0" w:qFormat="1"/>
+    <w:lsdException w:name="annotation subject" w:semiHidden="0" w:uiPriority="0" w:unhideWhenUsed="0"/>
+    <w:lsdException w:name="Table Simple 1" w:semiHidden="0" w:uiPriority="0" w:unhideWhenUsed="0"/>
+    <w:lsdException w:name="Table Simple 2" w:semiHidden="0" w:uiPriority="0" w:unhideWhenUsed="0"/>
+    <w:lsdException w:name="Table Simple 3" w:semiHidden="0" w:uiPriority="0" w:unhideWhenUsed="0"/>
+    <w:lsdException w:name="Table Classic 1" w:semiHidden="0" w:uiPriority="0" w:unhideWhenUsed="0"/>
+    <w:lsdException w:name="Table Classic 2" w:semiHidden="0" w:uiPriority="0" w:unhideWhenUsed="0"/>
+    <w:lsdException w:name="Table Classic 3" w:semiHidden="0" w:uiPriority="0" w:unhideWhenUsed="0"/>
+    <w:lsdException w:name="Table Classic 4" w:semiHidden="0" w:uiPriority="0" w:unhideWhenUsed="0"/>
+    <w:lsdException w:name="Table Colorful 1" w:semiHidden="0" w:uiPriority="0" w:unhideWhenUsed="0"/>
+    <w:lsdException w:name="Table Colorful 2" w:semiHidden="0" w:uiPriority="0" w:unhideWhenUsed="0"/>
+    <w:lsdException w:name="Table Colorful 3" w:semiHidden="0" w:uiPriority="0" w:unhideWhenUsed="0"/>
+    <w:lsdException w:name="Table Columns 1" w:semiHidden="0" w:uiPriority="0" w:unhideWhenUsed="0"/>
+    <w:lsdException w:name="Table Columns 2" w:semiHidden="0" w:uiPriority="0" w:unhideWhenUsed="0"/>
+    <w:lsdException w:name="Table Columns 3" w:semiHidden="0" w:uiPriority="0" w:unhideWhenUsed="0"/>
+    <w:lsdException w:name="Table Columns 4" w:semiHidden="0" w:uiPriority="0" w:unhideWhenUsed="0"/>
+    <w:lsdException w:name="Table Columns 5" w:semiHidden="0" w:uiPriority="0" w:unhideWhenUsed="0"/>
+    <w:lsdException w:name="Table Grid 1" w:semiHidden="0" w:uiPriority="0" w:unhideWhenUsed="0"/>
+    <w:lsdException w:name="Table Grid 2" w:semiHidden="0" w:uiPriority="0" w:unhideWhenUsed="0"/>
+    <w:lsdException w:name="Table Grid 3" w:semiHidden="0" w:uiPriority="0" w:unhideWhenUsed="0"/>
+    <w:lsdException w:name="Table Grid 4" w:semiHidden="0" w:uiPriority="0" w:unhideWhenUsed="0"/>
+    <w:lsdException w:name="Table Grid 5" w:semiHidden="0" w:uiPriority="0" w:unhideWhenUsed="0"/>
+    <w:lsdException w:name="Table Grid 6" w:semiHidden="0" w:uiPriority="0" w:unhideWhenUsed="0"/>
+    <w:lsdException w:name="Table Grid 7" w:semiHidden="0" w:uiPriority="0" w:unhideWhenUsed="0"/>
+    <w:lsdException w:name="Table Grid 8" w:semiHidden="0" w:uiPriority="0" w:unhideWhenUsed="0"/>
+    <w:lsdException w:name="Table List 1" w:semiHidden="0" w:uiPriority="0" w:unhideWhenUsed="0"/>
+    <w:lsdException w:name="Table List 2" w:semiHidden="0" w:uiPriority="0" w:unhideWhenUsed="0"/>
+    <w:lsdException w:name="Table List 3" w:semiHidden="0" w:uiPriority="0" w:unhideWhenUsed="0"/>
+    <w:lsdException w:name="Table List 4" w:semiHidden="0" w:uiPriority="0" w:unhideWhenUsed="0"/>
+    <w:lsdException w:name="Table List 5" w:semiHidden="0" w:uiPriority="0" w:unhideWhenUsed="0"/>
+    <w:lsdException w:name="Table List 6" w:semiHidden="0" w:uiPriority="0" w:unhideWhenUsed="0"/>
+    <w:lsdException w:name="Table List 7" w:semiHidden="0" w:uiPriority="0" w:unhideWhenUsed="0"/>
+    <w:lsdException w:name="Table List 8" w:semiHidden="0" w:uiPriority="0" w:unhideWhenUsed="0"/>
+    <w:lsdException w:name="Table 3D effects 1" w:semiHidden="0" w:uiPriority="0" w:unhideWhenUsed="0"/>
+    <w:lsdException w:name="Table 3D effects 2" w:semiHidden="0" w:uiPriority="0" w:unhideWhenUsed="0"/>
+    <w:lsdException w:name="Table 3D effects 3" w:semiHidden="0" w:uiPriority="0" w:unhideWhenUsed="0"/>
+    <w:lsdException w:name="Table Contemporary" w:semiHidden="0" w:uiPriority="0" w:unhideWhenUsed="0"/>
+    <w:lsdException w:name="Table Elegant" w:semiHidden="0" w:uiPriority="0" w:unhideWhenUsed="0"/>
+    <w:lsdException w:name="Table Professional" w:semiHidden="0" w:uiPriority="0" w:unhideWhenUsed="0"/>
+    <w:lsdException w:name="Table Subtle 1" w:semiHidden="0" w:uiPriority="0" w:unhideWhenUsed="0"/>
+    <w:lsdException w:name="Table Subtle 2" w:semiHidden="0" w:uiPriority="0" w:unhideWhenUsed="0"/>
+    <w:lsdException w:name="Table Web 1" w:semiHidden="0" w:uiPriority="0" w:unhideWhenUsed="0"/>
+    <w:lsdException w:name="Table Web 2" w:semiHidden="0" w:uiPriority="0" w:unhideWhenUsed="0"/>
+    <w:lsdException w:name="Table Web 3" w:semiHidden="0" w:uiPriority="0" w:unhideWhenUsed="0"/>
+    <w:lsdException w:name="Balloon Text" w:semiHidden="0" w:uiPriority="0" w:unhideWhenUsed="0"/>
+    <w:lsdException w:name="Table Grid" w:semiHidden="0" w:uiPriority="0" w:unhideWhenUsed="0" w:qFormat="1"/>
+    <w:lsdException w:name="Table Theme" w:semiHidden="0" w:uiPriority="0" w:unhideWhenUsed="0"/>
+    <w:lsdException w:name="Light Shading" w:semiHidden="0" w:uiPriority="60" w:unhideWhenUsed="0"/>
+    <w:lsdException w:name="Light List" w:semiHidden="0" w:uiPriority="61" w:unhideWhenUsed="0"/>
+    <w:lsdException w:name="Light Grid" w:semiHidden="0" w:uiPriority="62" w:unhideWhenUsed="0"/>
+    <w:lsdException w:name="Medium Shading 1" w:semiHidden="0" w:uiPriority="63" w:unhideWhenUsed="0"/>
+    <w:lsdException w:name="Medium Shading 2" w:semiHidden="0" w:uiPriority="64" w:unhideWhenUsed="0"/>
+    <w:lsdException w:name="Medium List 1" w:semiHidden="0" w:uiPriority="65" w:unhideWhenUsed="0"/>
+    <w:lsdException w:name="Medium List 2" w:semiHidden="0" w:uiPriority="66" w:unhideWhenUsed="0"/>
+    <w:lsdException w:name="Medium Grid 1" w:semiHidden="0" w:uiPriority="67" w:unhideWhenUsed="0"/>
+    <w:lsdException w:name="Medium Grid 2" w:semiHidden="0" w:uiPriority="68" w:unhideWhenUsed="0"/>
+    <w:lsdException w:name="Medium Grid 3" w:semiHidden="0" w:uiPriority="69" w:unhideWhenUsed="0"/>
+    <w:lsdException w:name="Dark List" w:semiHidden="0" w:uiPriority="70" w:unhideWhenUsed="0"/>
+    <w:lsdException w:name="Colorful Shading" w:semiHidden="0" w:uiPriority="71" w:unhideWhenUsed="0"/>
+    <w:lsdException w:name="Colorful List" w:semiHidden="0" w:uiPriority="72" w:unhideWhenUsed="0"/>
+    <w:lsdException w:name="Colorful Grid" w:semiHidden="0" w:uiPriority="73" w:unhideWhenUsed="0"/>
+    <w:lsdException w:name="Light Shading Accent 1" w:semiHidden="0" w:uiPriority="60" w:unhideWhenUsed="0"/>
+    <w:lsdException w:name="Light List Accent 1" w:semiHidden="0" w:uiPriority="61" w:unhideWhenUsed="0"/>
+    <w:lsdException w:name="Light Grid Accent 1" w:semiHidden="0" w:uiPriority="62" w:unhideWhenUsed="0"/>
+    <w:lsdException w:name="Medium Shading 1 Accent 1" w:semiHidden="0" w:uiPriority="63" w:unhideWhenUsed="0"/>
+    <w:lsdException w:name="Medium Shading 2 Accent 1" w:semiHidden="0" w:uiPriority="64" w:unhideWhenUsed="0"/>
+    <w:lsdException w:name="Medium List 1 Accent 1" w:semiHidden="0" w:uiPriority="65" w:unhideWhenUsed="0"/>
+    <w:lsdException w:name="Medium List 2 Accent 1" w:semiHidden="0" w:uiPriority="66" w:unhideWhenUsed="0"/>
+    <w:lsdException w:name="Medium Grid 1 Accent 1" w:semiHidden="0" w:uiPriority="67" w:unhideWhenUsed="0"/>
+    <w:lsdException w:name="Medium Grid 2 Accent 1" w:semiHidden="0" w:uiPriority="68" w:unhideWhenUsed="0"/>
+    <w:lsdException w:name="Medium Grid 3 Accent 1" w:semiHidden="0" w:uiPriority="69" w:unhideWhenUsed="0"/>
+    <w:lsdException w:name="Dark List Accent 1" w:semiHidden="0" w:uiPriority="70" w:unhideWhenUsed="0"/>
+    <w:lsdException w:name="Colorful Shading Accent 1" w:semiHidden="0" w:uiPriority="71" w:unhideWhenUsed="0"/>
+    <w:lsdException w:name="Colorful List Accent 1" w:semiHidden="0" w:uiPriority="72" w:unhideWhenUsed="0"/>
+    <w:lsdException w:name="Colorful Grid Accent 1" w:semiHidden="0" w:uiPriority="73" w:unhideWhenUsed="0"/>
+    <w:lsdException w:name="Light Shading Accent 2" w:semiHidden="0" w:uiPriority="60" w:unhideWhenUsed="0"/>
+    <w:lsdException w:name="Light List Accent 2" w:semiHidden="0" w:uiPriority="61" w:unhideWhenUsed="0"/>
+    <w:lsdException w:name="Light Grid Accent 2" w:semiHidden="0" w:uiPriority="62" w:unhideWhenUsed="0"/>
+    <w:lsdException w:name="Medium Shading 1 Accent 2" w:semiHidden="0" w:uiPriority="63" w:unhideWhenUsed="0"/>
+    <w:lsdException w:name="Medium Shading 2 Accent 2" w:semiHidden="0" w:uiPriority="64" w:unhideWhenUsed="0"/>
+    <w:lsdException w:name="Medium List 1 Accent 2" w:semiHidden="0" w:uiPriority="65" w:unhideWhenUsed="0"/>
+    <w:lsdException w:name="Medium List 2 Accent 2" w:semiHidden="0" w:uiPriority="66" w:unhideWhenUsed="0"/>
+    <w:lsdException w:name="Medium Grid 1 Accent 2" w:semiHidden="0" w:uiPriority="67" w:unhideWhenUsed="0"/>
+    <w:lsdException w:name="Medium Grid 2 Accent 2" w:semiHidden="0" w:uiPriority="68" w:unhideWhenUsed="0"/>
+    <w:lsdException w:name="Medium Grid 3 Accent 2" w:semiHidden="0" w:uiPriority="69" w:unhideWhenUsed="0"/>
+    <w:lsdException w:name="Dark List Accent 2" w:semiHidden="0" w:uiPriority="70" w:unhideWhenUsed="0"/>
+    <w:lsdException w:name="Colorful Shading Accent 2" w:semiHidden="0" w:uiPriority="71" w:unhideWhenUsed="0"/>
+    <w:lsdException w:name="Colorful List Accent 2" w:semiHidden="0" w:uiPriority="72" w:unhideWhenUsed="0"/>
+    <w:lsdException w:name="Colorful Grid Accent 2" w:semiHidden="0" w:uiPriority="73" w:unhideWhenUsed="0"/>
+    <w:lsdException w:name="Light Shading Accent 3" w:semiHidden="0" w:uiPriority="60" w:unhideWhenUsed="0"/>
+    <w:lsdException w:name="Light List Accent 3" w:semiHidden="0" w:uiPriority="61" w:unhideWhenUsed="0"/>
+    <w:lsdException w:name="Light Grid Accent 3" w:semiHidden="0" w:uiPriority="62" w:unhideWhenUsed="0"/>
+    <w:lsdException w:name="Medium Shading 1 Accent 3" w:semiHidden="0" w:uiPriority="63" w:unhideWhenUsed="0"/>
+    <w:lsdException w:name="Medium Shading 2 Accent 3" w:semiHidden="0" w:uiPriority="64" w:unhideWhenUsed="0"/>
+    <w:lsdException w:name="Medium List 1 Accent 3" w:semiHidden="0" w:uiPriority="65" w:unhideWhenUsed="0"/>
+    <w:lsdException w:name="Medium List 2 Accent 3" w:semiHidden="0" w:uiPriority="66" w:unhideWhenUsed="0"/>
+    <w:lsdException w:name="Medium Grid 1 Accent 3" w:semiHidden="0" w:uiPriority="67" w:unhideWhenUsed="0"/>
+    <w:lsdException w:name="Medium Grid 2 Accent 3" w:semiHidden="0" w:uiPriority="68" w:unhideWhenUsed="0"/>
+    <w:lsdException w:name="Medium Grid 3 Accent 3" w:semiHidden="0" w:uiPriority="69" w:unhideWhenUsed="0"/>
+    <w:lsdException w:name="Dark List Accent 3" w:semiHidden="0" w:uiPriority="70" w:unhideWhenUsed="0"/>
+    <w:lsdException w:name="Colorful Shading Accent 3" w:semiHidden="0" w:uiPriority="71" w:unhideWhenUsed="0"/>
+    <w:lsdException w:name="Colorful List Accent 3" w:semiHidden="0" w:uiPriority="72" w:unhideWhenUsed="0"/>
+    <w:lsdException w:name="Colorful Grid Accent 3" w:semiHidden="0" w:uiPriority="73" w:unhideWhenUsed="0"/>
+    <w:lsdException w:name="Light Shading Accent 4" w:semiHidden="0" w:uiPriority="60" w:unhideWhenUsed="0"/>
+    <w:lsdException w:name="Light List Accent 4" w:semiHidden="0" w:uiPriority="61" w:unhideWhenUsed="0"/>
+    <w:lsdException w:name="Light Grid Accent 4" w:semiHidden="0" w:uiPriority="62" w:unhideWhenUsed="0"/>
+    <w:lsdException w:name="Medium Shading 1 Accent 4" w:semiHidden="0" w:uiPriority="63" w:unhideWhenUsed="0"/>
+    <w:lsdException w:name="Medium Shading 2 Accent 4" w:semiHidden="0" w:uiPriority="64" w:unhideWhenUsed="0"/>
+    <w:lsdException w:name="Medium List 1 Accent 4" w:semiHidden="0" w:uiPriority="65" w:unhideWhenUsed="0"/>
+    <w:lsdException w:name="Medium List 2 Accent 4" w:semiHidden="0" w:uiPriority="66" w:unhideWhenUsed="0"/>
+    <w:lsdException w:name="Medium Grid 1 Accent 4" w:semiHidden="0" w:uiPriority="67" w:unhideWhenUsed="0"/>
+    <w:lsdException w:name="Medium Grid 2 Accent 4" w:semiHidden="0" w:uiPriority="68" w:unhideWhenUsed="0"/>
+    <w:lsdException w:name="Medium Grid 3 Accent 4" w:semiHidden="0" w:uiPriority="69" w:unhideWhenUsed="0"/>
+    <w:lsdException w:name="Dark List Accent 4" w:semiHidden="0" w:uiPriority="70" w:unhideWhenUsed="0"/>
+    <w:lsdException w:name="Colorful Shading Accent 4" w:semiHidden="0" w:uiPriority="71" w:unhideWhenUsed="0"/>
+    <w:lsdException w:name="Colorful List Accent 4" w:semiHidden="0" w:uiPriority="72" w:unhideWhenUsed="0"/>
+    <w:lsdException w:name="Colorful Grid Accent 4" w:semiHidden="0" w:uiPriority="73" w:unhideWhenUsed="0"/>
+    <w:lsdException w:name="Light Shading Accent 5" w:semiHidden="0" w:uiPriority="60" w:unhideWhenUsed="0"/>
+    <w:lsdException w:name="Light List Accent 5" w:semiHidden="0" w:uiPriority="61" w:unhideWhenUsed="0"/>
+    <w:lsdException w:name="Light Grid Accent 5" w:semiHidden="0" w:uiPriority="62" w:unhideWhenUsed="0"/>
+    <w:lsdException w:name="Medium Shading 1 Accent 5" w:semiHidden="0" w:uiPriority="63" w:unhideWhenUsed="0"/>
+    <w:lsdException w:name="Medium Shading 2 Accent 5" w:semiHidden="0" w:uiPriority="64" w:unhideWhenUsed="0"/>
+    <w:lsdException w:name="Medium List 1 Accent 5" w:semiHidden="0" w:uiPriority="65" w:unhideWhenUsed="0"/>
+    <w:lsdException w:name="Medium List 2 Accent 5" w:semiHidden="0" w:uiPriority="66" w:unhideWhenUsed="0"/>
+    <w:lsdException w:name="Medium Grid 1 Accent 5" w:semiHidden="0" w:uiPriority="67" w:unhideWhenUsed="0"/>
+    <w:lsdException w:name="Medium Grid 2 Accent 5" w:semiHidden="0" w:uiPriority="68" w:unhideWhenUsed="0"/>
+    <w:lsdException w:name="Medium Grid 3 Accent 5" w:semiHidden="0" w:uiPriority="69" w:unhideWhenUsed="0"/>
+    <w:lsdException w:name="Dark List Accent 5" w:semiHidden="0" w:uiPriority="70" w:unhideWhenUsed="0"/>
+    <w:lsdException w:name="Colorful Shading Accent 5" w:semiHidden="0" w:uiPriority="71" w:unhideWhenUsed="0"/>
+    <w:lsdException w:name="Colorful List Accent 5" w:semiHidden="0" w:uiPriority="72" w:unhideWhenUsed="0"/>
+    <w:lsdException w:name="Colorful Grid Accent 5" w:semiHidden="0" w:uiPriority="73" w:unhideWhenUsed="0"/>
+    <w:lsdException w:name="Light Shading Accent 6" w:semiHidden="0" w:uiPriority="60" w:unhideWhenUsed="0"/>
+    <w:lsdException w:name="Light List Accent 6" w:semiHidden="0" w:uiPriority="61" w:unhideWhenUsed="0"/>
+    <w:lsdException w:name="Light Grid Accent 6" w:semiHidden="0" w:uiPriority="62" w:unhideWhenUsed="0"/>
+    <w:lsdException w:name="Medium Shading 1 Accent 6" w:semiHidden="0" w:uiPriority="63" w:unhideWhenUsed="0"/>
+    <w:lsdException w:name="Medium Shading 2 Accent 6" w:semiHidden="0" w:uiPriority="64" w:unhideWhenUsed="0"/>
+    <w:lsdException w:name="Medium List 1 Accent 6" w:semiHidden="0" w:uiPriority="65" w:unhideWhenUsed="0"/>
+    <w:lsdException w:name="Medium List 2 Accent 6" w:semiHidden="0" w:uiPriority="66" w:unhideWhenUsed="0"/>
+    <w:lsdException w:name="Medium Grid 1 Accent 6" w:semiHidden="0" w:uiPriority="67" w:unhideWhenUsed="0"/>
+    <w:lsdException w:name="Medium Grid 2 Accent 6" w:semiHidden="0" w:uiPriority="68" w:unhideWhenUsed="0"/>
+    <w:lsdException w:name="Medium Grid 3 Accent 6" w:semiHidden="0" w:uiPriority="69" w:unhideWhenUsed="0"/>
+    <w:lsdException w:name="Dark List Accent 6" w:semiHidden="0" w:uiPriority="70" w:unhideWhenUsed="0"/>
+    <w:lsdException w:name="Colorful Shading Accent 6" w:semiHidden="0" w:uiPriority="71" w:unhideWhenUsed="0"/>
+    <w:lsdException w:name="Colorful List Accent 6" w:semiHidden="0" w:uiPriority="72" w:unhideWhenUsed="0"/>
+    <w:lsdException w:name="Colorful Grid Accent 6" w:semiHidden="0" w:uiPriority="73" w:unhideWhenUsed="0"/>
   </w:latentStyles>
-  <w:style w:type="paragraph" w:default="1" w:styleId="1">
+  <w:style w:type="paragraph" w:default="1" w:styleId="Normal">
     <w:name w:val="Normal"/>
     <w:qFormat/>
-    <w:uiPriority w:val="0"/>
     <w:pPr>
       <w:kinsoku w:val="0"/>
       <w:autoSpaceDE w:val="0"/>
@@ -4715,7 +4628,7 @@
       <w:textAlignment w:val="baseline"/>
     </w:pPr>
     <w:rPr>
-      <w:rFonts w:ascii="Arial" w:hAnsi="Arial" w:eastAsia="宋体" w:cs="Arial"/>
+      <w:rFonts w:ascii="Arial" w:eastAsia="宋体" w:hAnsi="Arial" w:cs="Arial"/>
       <w:snapToGrid w:val="0"/>
       <w:color w:val="000000"/>
       <w:kern w:val="0"/>
@@ -4724,12 +4637,11 @@
       <w:lang w:val="en-US" w:eastAsia="en-US" w:bidi="ar-SA"/>
     </w:rPr>
   </w:style>
-  <w:style w:type="paragraph" w:styleId="2">
+  <w:style w:type="paragraph" w:styleId="Heading1">
     <w:name w:val="heading 1"/>
-    <w:basedOn w:val="1"/>
-    <w:next w:val="1"/>
+    <w:basedOn w:val="Normal"/>
+    <w:next w:val="Normal"/>
     <w:qFormat/>
-    <w:uiPriority w:val="0"/>
     <w:pPr>
       <w:keepNext/>
       <w:keepLines/>
@@ -4747,13 +4659,12 @@
       <w:sz w:val="44"/>
     </w:rPr>
   </w:style>
-  <w:style w:type="paragraph" w:styleId="3">
+  <w:style w:type="paragraph" w:styleId="Heading2">
     <w:name w:val="heading 2"/>
-    <w:basedOn w:val="1"/>
-    <w:next w:val="1"/>
+    <w:basedOn w:val="Normal"/>
+    <w:next w:val="Normal"/>
     <w:unhideWhenUsed/>
     <w:qFormat/>
-    <w:uiPriority w:val="0"/>
     <w:pPr>
       <w:keepNext/>
       <w:keepLines/>
@@ -4766,19 +4677,18 @@
       <w:outlineLvl w:val="1"/>
     </w:pPr>
     <w:rPr>
-      <w:rFonts w:ascii="Arial" w:hAnsi="Arial" w:eastAsia="黑体"/>
+      <w:rFonts w:ascii="Arial" w:eastAsia="黑体" w:hAnsi="Arial"/>
       <w:b/>
       <w:sz w:val="32"/>
     </w:rPr>
   </w:style>
-  <w:style w:type="paragraph" w:styleId="4">
+  <w:style w:type="paragraph" w:styleId="Heading3">
     <w:name w:val="heading 3"/>
-    <w:basedOn w:val="1"/>
-    <w:next w:val="1"/>
+    <w:basedOn w:val="Normal"/>
+    <w:next w:val="Normal"/>
     <w:semiHidden/>
     <w:unhideWhenUsed/>
     <w:qFormat/>
-    <w:uiPriority w:val="0"/>
     <w:pPr>
       <w:keepNext/>
       <w:keepLines/>
@@ -4795,13 +4705,12 @@
       <w:sz w:val="32"/>
     </w:rPr>
   </w:style>
-  <w:style w:type="paragraph" w:styleId="5">
+  <w:style w:type="paragraph" w:styleId="Heading4">
     <w:name w:val="heading 4"/>
-    <w:basedOn w:val="1"/>
-    <w:next w:val="1"/>
+    <w:basedOn w:val="Normal"/>
+    <w:next w:val="Normal"/>
     <w:unhideWhenUsed/>
     <w:qFormat/>
-    <w:uiPriority w:val="0"/>
     <w:pPr>
       <w:keepNext/>
       <w:keepLines/>
@@ -4814,19 +4723,18 @@
       <w:outlineLvl w:val="3"/>
     </w:pPr>
     <w:rPr>
-      <w:rFonts w:ascii="Arial" w:hAnsi="Arial" w:eastAsia="黑体"/>
+      <w:rFonts w:ascii="Arial" w:eastAsia="黑体" w:hAnsi="Arial"/>
       <w:b/>
       <w:sz w:val="28"/>
     </w:rPr>
   </w:style>
-  <w:style w:type="paragraph" w:styleId="6">
+  <w:style w:type="paragraph" w:styleId="Heading5">
     <w:name w:val="heading 5"/>
-    <w:basedOn w:val="1"/>
-    <w:next w:val="1"/>
+    <w:basedOn w:val="Normal"/>
+    <w:next w:val="Normal"/>
     <w:semiHidden/>
     <w:unhideWhenUsed/>
     <w:qFormat/>
-    <w:uiPriority w:val="0"/>
     <w:pPr>
       <w:keepNext/>
       <w:keepLines/>
@@ -4843,14 +4751,13 @@
       <w:sz w:val="28"/>
     </w:rPr>
   </w:style>
-  <w:style w:type="paragraph" w:styleId="7">
+  <w:style w:type="paragraph" w:styleId="Heading6">
     <w:name w:val="heading 6"/>
-    <w:basedOn w:val="1"/>
-    <w:next w:val="1"/>
+    <w:basedOn w:val="Normal"/>
+    <w:next w:val="Normal"/>
     <w:semiHidden/>
     <w:unhideWhenUsed/>
     <w:qFormat/>
-    <w:uiPriority w:val="0"/>
     <w:pPr>
       <w:keepNext/>
       <w:keepLines/>
@@ -4863,19 +4770,18 @@
       <w:outlineLvl w:val="5"/>
     </w:pPr>
     <w:rPr>
-      <w:rFonts w:ascii="Arial" w:hAnsi="Arial" w:eastAsia="黑体"/>
+      <w:rFonts w:ascii="Arial" w:eastAsia="黑体" w:hAnsi="Arial"/>
       <w:b/>
       <w:sz w:val="24"/>
     </w:rPr>
   </w:style>
-  <w:style w:type="paragraph" w:styleId="8">
+  <w:style w:type="paragraph" w:styleId="Heading7">
     <w:name w:val="heading 7"/>
-    <w:basedOn w:val="1"/>
-    <w:next w:val="1"/>
+    <w:basedOn w:val="Normal"/>
+    <w:next w:val="Normal"/>
     <w:semiHidden/>
     <w:unhideWhenUsed/>
     <w:qFormat/>
-    <w:uiPriority w:val="0"/>
     <w:pPr>
       <w:keepNext/>
       <w:keepLines/>
@@ -4892,14 +4798,13 @@
       <w:sz w:val="24"/>
     </w:rPr>
   </w:style>
-  <w:style w:type="paragraph" w:styleId="9">
+  <w:style w:type="paragraph" w:styleId="Heading8">
     <w:name w:val="heading 8"/>
-    <w:basedOn w:val="1"/>
-    <w:next w:val="1"/>
+    <w:basedOn w:val="Normal"/>
+    <w:next w:val="Normal"/>
     <w:semiHidden/>
     <w:unhideWhenUsed/>
     <w:qFormat/>
-    <w:uiPriority w:val="0"/>
     <w:pPr>
       <w:keepNext/>
       <w:keepLines/>
@@ -4912,18 +4817,17 @@
       <w:outlineLvl w:val="7"/>
     </w:pPr>
     <w:rPr>
-      <w:rFonts w:ascii="Arial" w:hAnsi="Arial" w:eastAsia="黑体"/>
+      <w:rFonts w:ascii="Arial" w:eastAsia="黑体" w:hAnsi="Arial"/>
       <w:sz w:val="24"/>
     </w:rPr>
   </w:style>
-  <w:style w:type="paragraph" w:styleId="10">
+  <w:style w:type="paragraph" w:styleId="Heading9">
     <w:name w:val="heading 9"/>
-    <w:basedOn w:val="1"/>
-    <w:next w:val="1"/>
+    <w:basedOn w:val="Normal"/>
+    <w:next w:val="Normal"/>
     <w:semiHidden/>
     <w:unhideWhenUsed/>
     <w:qFormat/>
-    <w:uiPriority w:val="0"/>
     <w:pPr>
       <w:keepNext/>
       <w:keepLines/>
@@ -4936,21 +4840,19 @@
       <w:outlineLvl w:val="8"/>
     </w:pPr>
     <w:rPr>
-      <w:rFonts w:ascii="Arial" w:hAnsi="Arial" w:eastAsia="黑体"/>
+      <w:rFonts w:ascii="Arial" w:eastAsia="黑体" w:hAnsi="Arial"/>
       <w:sz w:val="21"/>
     </w:rPr>
   </w:style>
-  <w:style w:type="character" w:default="1" w:styleId="22">
+  <w:style w:type="character" w:default="1" w:styleId="DefaultParagraphFont">
     <w:name w:val="Default Paragraph Font"/>
     <w:semiHidden/>
     <w:qFormat/>
-    <w:uiPriority w:val="0"/>
   </w:style>
-  <w:style w:type="table" w:default="1" w:styleId="20">
+  <w:style w:type="table" w:default="1" w:styleId="TableNormal">
     <w:name w:val="Normal Table"/>
     <w:semiHidden/>
     <w:qFormat/>
-    <w:uiPriority w:val="0"/>
     <w:tblPr>
       <w:tblCellMar>
         <w:top w:w="0" w:type="dxa"/>
@@ -4960,43 +4862,39 @@
       </w:tblCellMar>
     </w:tblPr>
   </w:style>
-  <w:style w:type="paragraph" w:styleId="11">
+  <w:style w:type="paragraph" w:styleId="CommentText">
     <w:name w:val="annotation text"/>
-    <w:basedOn w:val="1"/>
+    <w:basedOn w:val="Normal"/>
     <w:qFormat/>
-    <w:uiPriority w:val="0"/>
     <w:pPr>
       <w:jc w:val="left"/>
     </w:pPr>
   </w:style>
-  <w:style w:type="paragraph" w:styleId="12">
+  <w:style w:type="paragraph" w:styleId="BodyText">
     <w:name w:val="Body Text"/>
-    <w:basedOn w:val="1"/>
+    <w:basedOn w:val="Normal"/>
     <w:semiHidden/>
     <w:qFormat/>
-    <w:uiPriority w:val="0"/>
     <w:rPr>
-      <w:rFonts w:ascii="Arial" w:hAnsi="Arial" w:eastAsia="Arial" w:cs="Arial"/>
+      <w:rFonts w:ascii="Arial" w:eastAsia="Arial" w:hAnsi="Arial" w:cs="Arial"/>
       <w:sz w:val="21"/>
       <w:szCs w:val="21"/>
       <w:lang w:val="en-US" w:eastAsia="en-US" w:bidi="ar-SA"/>
     </w:rPr>
   </w:style>
-  <w:style w:type="paragraph" w:styleId="13">
+  <w:style w:type="paragraph" w:styleId="TOC3">
     <w:name w:val="toc 3"/>
-    <w:basedOn w:val="1"/>
-    <w:next w:val="1"/>
+    <w:basedOn w:val="Normal"/>
+    <w:next w:val="Normal"/>
     <w:qFormat/>
-    <w:uiPriority w:val="0"/>
     <w:pPr>
       <w:ind w:left="840" w:leftChars="400"/>
     </w:pPr>
   </w:style>
-  <w:style w:type="paragraph" w:styleId="14">
+  <w:style w:type="paragraph" w:styleId="Footer">
     <w:name w:val="footer"/>
-    <w:basedOn w:val="1"/>
+    <w:basedOn w:val="Normal"/>
     <w:qFormat/>
-    <w:uiPriority w:val="0"/>
     <w:pPr>
       <w:tabs>
         <w:tab w:val="center" w:pos="4153"/>
@@ -5009,17 +4907,16 @@
       <w:sz w:val="18"/>
     </w:rPr>
   </w:style>
-  <w:style w:type="paragraph" w:styleId="15">
+  <w:style w:type="paragraph" w:styleId="Header">
     <w:name w:val="header"/>
-    <w:basedOn w:val="1"/>
+    <w:basedOn w:val="Normal"/>
     <w:qFormat/>
-    <w:uiPriority w:val="0"/>
     <w:pPr>
       <w:pBdr>
-        <w:top w:val="none" w:color="auto" w:sz="0" w:space="0"/>
-        <w:left w:val="none" w:color="auto" w:sz="0" w:space="0"/>
-        <w:bottom w:val="none" w:color="auto" w:sz="0" w:space="0"/>
-        <w:right w:val="none" w:color="auto" w:sz="0" w:space="0"/>
+        <w:top w:val="nil"/>
+        <w:left w:val="nil"/>
+        <w:bottom w:val="nil"/>
+        <w:right w:val="nil"/>
       </w:pBdr>
       <w:tabs>
         <w:tab w:val="center" w:pos="4153"/>
@@ -5034,41 +4931,37 @@
       <w:sz w:val="18"/>
     </w:rPr>
   </w:style>
-  <w:style w:type="paragraph" w:styleId="16">
+  <w:style w:type="paragraph" w:styleId="TOC1">
     <w:name w:val="toc 1"/>
-    <w:basedOn w:val="1"/>
-    <w:next w:val="1"/>
+    <w:basedOn w:val="Normal"/>
+    <w:next w:val="Normal"/>
     <w:qFormat/>
-    <w:uiPriority w:val="0"/>
     <w:rPr>
-      <w:rFonts w:ascii="Arial" w:hAnsi="Arial" w:eastAsia="Microsoft JhengHei"/>
+      <w:rFonts w:ascii="Arial" w:eastAsia="Microsoft JhengHei" w:hAnsi="Arial"/>
       <w:sz w:val="24"/>
     </w:rPr>
   </w:style>
-  <w:style w:type="paragraph" w:styleId="17">
+  <w:style w:type="paragraph" w:styleId="TOC2">
     <w:name w:val="toc 2"/>
-    <w:basedOn w:val="1"/>
-    <w:next w:val="1"/>
+    <w:basedOn w:val="Normal"/>
+    <w:next w:val="Normal"/>
     <w:qFormat/>
-    <w:uiPriority w:val="0"/>
     <w:pPr>
       <w:ind w:left="420" w:leftChars="200"/>
     </w:pPr>
   </w:style>
-  <w:style w:type="paragraph" w:styleId="18">
+  <w:style w:type="paragraph" w:styleId="NormalWeb">
     <w:name w:val="Normal (Web)"/>
-    <w:basedOn w:val="1"/>
+    <w:basedOn w:val="Normal"/>
     <w:qFormat/>
-    <w:uiPriority w:val="0"/>
     <w:rPr>
       <w:sz w:val="24"/>
     </w:rPr>
   </w:style>
-  <w:style w:type="paragraph" w:styleId="19">
+  <w:style w:type="paragraph" w:styleId="Title">
     <w:name w:val="Title"/>
-    <w:basedOn w:val="1"/>
+    <w:basedOn w:val="Normal"/>
     <w:qFormat/>
-    <w:uiPriority w:val="0"/>
     <w:pPr>
       <w:spacing w:before="240" w:beforeLines="0" w:beforeAutospacing="0" w:after="60" w:afterLines="0" w:afterAutospacing="0"/>
       <w:jc w:val="center"/>
@@ -5080,73 +4973,68 @@
       <w:sz w:val="32"/>
     </w:rPr>
   </w:style>
-  <w:style w:type="table" w:styleId="21">
+  <w:style w:type="table" w:styleId="TableGrid">
     <w:name w:val="Table Grid"/>
-    <w:basedOn w:val="20"/>
+    <w:basedOn w:val="TableNormal"/>
     <w:qFormat/>
-    <w:uiPriority w:val="0"/>
     <w:pPr>
       <w:widowControl w:val="0"/>
       <w:jc w:val="both"/>
     </w:pPr>
     <w:tblPr>
       <w:tblBorders>
-        <w:top w:val="single" w:color="auto" w:sz="4" w:space="0"/>
-        <w:left w:val="single" w:color="auto" w:sz="4" w:space="0"/>
-        <w:bottom w:val="single" w:color="auto" w:sz="4" w:space="0"/>
-        <w:right w:val="single" w:color="auto" w:sz="4" w:space="0"/>
-        <w:insideH w:val="single" w:color="auto" w:sz="4" w:space="0"/>
-        <w:insideV w:val="single" w:color="auto" w:sz="4" w:space="0"/>
+        <w:top w:val="single" w:sz="4" w:space="0" w:color="auto"/>
+        <w:left w:val="single" w:sz="4" w:space="0" w:color="auto"/>
+        <w:bottom w:val="single" w:sz="4" w:space="0" w:color="auto"/>
+        <w:right w:val="single" w:sz="4" w:space="0" w:color="auto"/>
+        <w:insideH w:val="single" w:sz="4" w:space="0" w:color="auto"/>
+        <w:insideV w:val="single" w:sz="4" w:space="0" w:color="auto"/>
       </w:tblBorders>
     </w:tblPr>
   </w:style>
-  <w:style w:type="character" w:styleId="23">
+  <w:style w:type="character" w:styleId="Strong">
     <w:name w:val="Strong"/>
-    <w:basedOn w:val="22"/>
+    <w:basedOn w:val="DefaultParagraphFont"/>
     <w:qFormat/>
-    <w:uiPriority w:val="0"/>
     <w:rPr>
       <w:b/>
     </w:rPr>
   </w:style>
-  <w:style w:type="paragraph" w:customStyle="1" w:styleId="24">
+  <w:style w:type="paragraph" w:customStyle="1" w:styleId="a">
     <w:name w:val="柴_公司名"/>
-    <w:basedOn w:val="19"/>
+    <w:basedOn w:val="Title"/>
     <w:qFormat/>
-    <w:uiPriority w:val="0"/>
     <w:pPr>
       <w:spacing w:after="600" w:afterLines="600"/>
     </w:pPr>
     <w:rPr>
-      <w:rFonts w:hint="eastAsia" w:ascii="宋体" w:hAnsi="宋体" w:eastAsia="宋体" w:cs="宋体"/>
+      <w:rFonts w:ascii="宋体" w:eastAsia="宋体" w:hAnsi="宋体" w:cs="宋体" w:hint="eastAsia"/>
       <w:bCs/>
       <w:spacing w:val="-6"/>
       <w:sz w:val="52"/>
       <w:szCs w:val="52"/>
     </w:rPr>
   </w:style>
-  <w:style w:type="paragraph" w:customStyle="1" w:styleId="25">
+  <w:style w:type="paragraph" w:customStyle="1" w:styleId="a0">
     <w:name w:val="柴_文档名"/>
-    <w:basedOn w:val="19"/>
+    <w:basedOn w:val="Title"/>
     <w:qFormat/>
-    <w:uiPriority w:val="0"/>
     <w:pPr>
       <w:spacing w:after="900" w:afterLines="900"/>
     </w:pPr>
     <w:rPr>
-      <w:rFonts w:ascii="黑体" w:hAnsi="黑体" w:eastAsia="黑体" w:cs="黑体"/>
+      <w:rFonts w:ascii="黑体" w:eastAsia="黑体" w:hAnsi="黑体" w:cs="黑体"/>
       <w:bCs/>
       <w:spacing w:val="-7"/>
       <w:sz w:val="52"/>
       <w:szCs w:val="52"/>
     </w:rPr>
   </w:style>
-  <w:style w:type="table" w:customStyle="1" w:styleId="26">
+  <w:style w:type="table" w:customStyle="1" w:styleId="TableNormal0">
     <w:name w:val="Table Normal_0"/>
     <w:semiHidden/>
     <w:unhideWhenUsed/>
     <w:qFormat/>
-    <w:uiPriority w:val="0"/>
     <w:tblPr>
       <w:tblCellMar>
         <w:top w:w="0" w:type="dxa"/>
@@ -5156,87 +5044,81 @@
       </w:tblCellMar>
     </w:tblPr>
   </w:style>
-  <w:style w:type="paragraph" w:customStyle="1" w:styleId="27">
+  <w:style w:type="paragraph" w:customStyle="1" w:styleId="TableText">
     <w:name w:val="Table Text"/>
-    <w:basedOn w:val="1"/>
+    <w:basedOn w:val="Normal"/>
     <w:semiHidden/>
     <w:qFormat/>
-    <w:uiPriority w:val="0"/>
     <w:rPr>
-      <w:rFonts w:ascii="宋体" w:hAnsi="宋体" w:eastAsia="宋体" w:cs="宋体"/>
+      <w:rFonts w:ascii="宋体" w:eastAsia="宋体" w:hAnsi="宋体" w:cs="宋体"/>
       <w:sz w:val="21"/>
       <w:szCs w:val="21"/>
       <w:lang w:val="en-US" w:eastAsia="en-US" w:bidi="ar-SA"/>
     </w:rPr>
   </w:style>
-  <w:style w:type="paragraph" w:customStyle="1" w:styleId="28">
+  <w:style w:type="paragraph" w:customStyle="1" w:styleId="1">
     <w:name w:val="柴_标题1"/>
-    <w:basedOn w:val="2"/>
-    <w:next w:val="29"/>
-    <w:link w:val="38"/>
+    <w:basedOn w:val="Heading1"/>
+    <w:next w:val="a1"/>
+    <w:link w:val="1Char"/>
     <w:qFormat/>
-    <w:uiPriority w:val="0"/>
     <w:pPr>
       <w:spacing w:before="100" w:after="90" w:line="360" w:lineRule="auto"/>
     </w:pPr>
     <w:rPr>
-      <w:rFonts w:ascii="Arial" w:hAnsi="Arial" w:eastAsia="宋体"/>
+      <w:rFonts w:ascii="Arial" w:eastAsia="宋体" w:hAnsi="Arial"/>
       <w:sz w:val="32"/>
     </w:rPr>
   </w:style>
-  <w:style w:type="paragraph" w:customStyle="1" w:styleId="29">
+  <w:style w:type="paragraph" w:customStyle="1" w:styleId="a1">
     <w:name w:val="柴_正文"/>
-    <w:basedOn w:val="12"/>
-    <w:link w:val="42"/>
+    <w:basedOn w:val="BodyText"/>
+    <w:link w:val="Char"/>
     <w:qFormat/>
-    <w:uiPriority w:val="0"/>
     <w:pPr>
       <w:spacing w:line="360" w:lineRule="auto"/>
       <w:ind w:firstLine="470" w:firstLineChars="200"/>
     </w:pPr>
     <w:rPr>
-      <w:rFonts w:ascii="Arial" w:hAnsi="Arial" w:eastAsia="宋体"/>
+      <w:rFonts w:ascii="Arial" w:eastAsia="宋体" w:hAnsi="Arial"/>
       <w:sz w:val="24"/>
       <w:lang w:eastAsia="zh-CN"/>
     </w:rPr>
   </w:style>
-  <w:style w:type="paragraph" w:customStyle="1" w:styleId="30">
+  <w:style w:type="paragraph" w:customStyle="1" w:styleId="2">
     <w:name w:val="柴_标题2"/>
-    <w:basedOn w:val="3"/>
-    <w:next w:val="29"/>
+    <w:basedOn w:val="Heading2"/>
+    <w:next w:val="a1"/>
     <w:qFormat/>
-    <w:uiPriority w:val="0"/>
     <w:pPr>
       <w:spacing w:line="360" w:lineRule="auto"/>
     </w:pPr>
     <w:rPr>
-      <w:rFonts w:ascii="Arial" w:hAnsi="Arial" w:eastAsia="宋体"/>
+      <w:rFonts w:ascii="Arial" w:eastAsia="宋体" w:hAnsi="Arial"/>
       <w:sz w:val="28"/>
     </w:rPr>
   </w:style>
-  <w:style w:type="paragraph" w:customStyle="1" w:styleId="31">
+  <w:style w:type="paragraph" w:customStyle="1" w:styleId="3">
     <w:name w:val="柴_标题3"/>
-    <w:basedOn w:val="4"/>
-    <w:next w:val="29"/>
+    <w:basedOn w:val="Heading3"/>
+    <w:next w:val="a1"/>
     <w:qFormat/>
-    <w:uiPriority w:val="0"/>
     <w:pPr>
       <w:spacing w:line="360" w:lineRule="auto"/>
       <w:ind w:left="0" w:firstLine="472" w:firstLineChars="200"/>
     </w:pPr>
     <w:rPr>
-      <w:rFonts w:ascii="宋体" w:hAnsi="宋体" w:eastAsia="宋体" w:cs="宋体"/>
+      <w:rFonts w:ascii="宋体" w:eastAsia="宋体" w:hAnsi="宋体" w:cs="宋体"/>
       <w:spacing w:val="-2"/>
       <w:sz w:val="24"/>
       <w:szCs w:val="24"/>
     </w:rPr>
   </w:style>
-  <w:style w:type="paragraph" w:customStyle="1" w:styleId="32">
+  <w:style w:type="paragraph" w:customStyle="1" w:styleId="a2">
     <w:name w:val="柴_目录"/>
-    <w:basedOn w:val="1"/>
-    <w:next w:val="12"/>
+    <w:basedOn w:val="Normal"/>
+    <w:next w:val="BodyText"/>
     <w:qFormat/>
-    <w:uiPriority w:val="0"/>
     <w:pPr>
       <w:tabs>
         <w:tab w:val="right" w:leader="dot" w:pos="8442"/>
@@ -5244,64 +5126,59 @@
       <w:ind w:left="0" w:leftChars="0"/>
     </w:pPr>
     <w:rPr>
-      <w:rFonts w:ascii="Arial" w:hAnsi="Arial" w:eastAsia="Microsoft JhengHei"/>
+      <w:rFonts w:ascii="Arial" w:eastAsia="Microsoft JhengHei" w:hAnsi="Arial"/>
       <w:sz w:val="24"/>
     </w:rPr>
   </w:style>
-  <w:style w:type="paragraph" w:customStyle="1" w:styleId="33">
+  <w:style w:type="paragraph" w:customStyle="1" w:styleId="WPSOffice1">
     <w:name w:val="WPSOffice手动目录 1"/>
     <w:qFormat/>
-    <w:uiPriority w:val="0"/>
     <w:pPr>
       <w:ind w:leftChars="0"/>
     </w:pPr>
     <w:rPr>
-      <w:rFonts w:ascii="Times New Roman" w:hAnsi="Times New Roman" w:eastAsia="宋体" w:cs="Times New Roman"/>
+      <w:rFonts w:ascii="Times New Roman" w:eastAsia="宋体" w:hAnsi="Times New Roman" w:cs="Times New Roman"/>
       <w:sz w:val="20"/>
       <w:szCs w:val="20"/>
     </w:rPr>
   </w:style>
-  <w:style w:type="paragraph" w:customStyle="1" w:styleId="34">
+  <w:style w:type="paragraph" w:customStyle="1" w:styleId="WPSOffice2">
     <w:name w:val="WPSOffice手动目录 2"/>
     <w:qFormat/>
-    <w:uiPriority w:val="0"/>
     <w:pPr>
       <w:ind w:leftChars="200"/>
     </w:pPr>
     <w:rPr>
-      <w:rFonts w:ascii="Times New Roman" w:hAnsi="Times New Roman" w:eastAsia="宋体" w:cs="Times New Roman"/>
+      <w:rFonts w:ascii="Times New Roman" w:eastAsia="宋体" w:hAnsi="Times New Roman" w:cs="Times New Roman"/>
       <w:sz w:val="20"/>
       <w:szCs w:val="20"/>
     </w:rPr>
   </w:style>
-  <w:style w:type="paragraph" w:customStyle="1" w:styleId="35">
+  <w:style w:type="paragraph" w:customStyle="1" w:styleId="WPSOffice3">
     <w:name w:val="WPSOffice手动目录 3"/>
     <w:qFormat/>
-    <w:uiPriority w:val="0"/>
     <w:pPr>
       <w:ind w:leftChars="400"/>
     </w:pPr>
     <w:rPr>
-      <w:rFonts w:ascii="Times New Roman" w:hAnsi="Times New Roman" w:eastAsia="宋体" w:cs="Times New Roman"/>
+      <w:rFonts w:ascii="Times New Roman" w:eastAsia="宋体" w:hAnsi="Times New Roman" w:cs="Times New Roman"/>
       <w:sz w:val="20"/>
       <w:szCs w:val="20"/>
     </w:rPr>
   </w:style>
-  <w:style w:type="paragraph" w:customStyle="1" w:styleId="36">
+  <w:style w:type="paragraph" w:customStyle="1" w:styleId="Compact">
     <w:name w:val="Compact"/>
-    <w:basedOn w:val="12"/>
+    <w:basedOn w:val="BodyText"/>
     <w:qFormat/>
-    <w:uiPriority w:val="0"/>
     <w:pPr>
       <w:spacing w:before="36" w:after="36"/>
     </w:pPr>
   </w:style>
-  <w:style w:type="table" w:customStyle="1" w:styleId="37">
+  <w:style w:type="table" w:customStyle="1" w:styleId="Table">
     <w:name w:val="Table"/>
     <w:semiHidden/>
     <w:unhideWhenUsed/>
     <w:qFormat/>
-    <w:uiPriority w:val="0"/>
     <w:tblPr>
       <w:tblCellMar>
         <w:top w:w="0" w:type="dxa"/>
@@ -5313,28 +5190,26 @@
     <w:tblStylePr w:type="firstRow">
       <w:tcPr>
         <w:tcBorders>
-          <w:bottom w:val="single" w:color="auto" w:sz="0" w:space="0"/>
+          <w:bottom w:val="single" w:sz="0" w:space="0" w:color="auto"/>
         </w:tcBorders>
         <w:vAlign w:val="bottom"/>
       </w:tcPr>
     </w:tblStylePr>
   </w:style>
-  <w:style w:type="character" w:customStyle="1" w:styleId="38">
+  <w:style w:type="character" w:customStyle="1" w:styleId="1Char">
     <w:name w:val="柴_标题1 Char"/>
-    <w:link w:val="28"/>
+    <w:link w:val="1"/>
     <w:qFormat/>
-    <w:uiPriority w:val="0"/>
     <w:rPr>
-      <w:rFonts w:ascii="Arial" w:hAnsi="Arial" w:eastAsia="宋体"/>
+      <w:rFonts w:ascii="Arial" w:eastAsia="宋体" w:hAnsi="Arial"/>
       <w:sz w:val="32"/>
     </w:rPr>
   </w:style>
-  <w:style w:type="table" w:customStyle="1" w:styleId="39">
+  <w:style w:type="table" w:customStyle="1" w:styleId="TableNormal1">
     <w:name w:val="Table Normal_1"/>
     <w:semiHidden/>
     <w:unhideWhenUsed/>
     <w:qFormat/>
-    <w:uiPriority w:val="0"/>
     <w:tblPr>
       <w:tblCellMar>
         <w:top w:w="0" w:type="dxa"/>
@@ -5344,11 +5219,10 @@
       </w:tblCellMar>
     </w:tblPr>
   </w:style>
-  <w:style w:type="paragraph" w:customStyle="1" w:styleId="40">
+  <w:style w:type="paragraph" w:customStyle="1" w:styleId="a3">
     <w:name w:val="柴_正文_无缩进"/>
-    <w:basedOn w:val="1"/>
+    <w:basedOn w:val="Normal"/>
     <w:qFormat/>
-    <w:uiPriority w:val="0"/>
     <w:pPr>
       <w:ind w:firstLine="0" w:firstLineChars="0"/>
     </w:pPr>
@@ -5358,31 +5232,29 @@
       <w:lang w:eastAsia="zh-CN"/>
     </w:rPr>
   </w:style>
-  <w:style w:type="paragraph" w:customStyle="1" w:styleId="41">
+  <w:style w:type="paragraph" w:customStyle="1" w:styleId="4">
     <w:name w:val="柴_标题4"/>
-    <w:basedOn w:val="5"/>
-    <w:next w:val="1"/>
+    <w:basedOn w:val="Heading4"/>
+    <w:next w:val="Normal"/>
     <w:qFormat/>
-    <w:uiPriority w:val="0"/>
     <w:pPr>
       <w:widowControl w:val="0"/>
       <w:spacing w:before="160" w:line="360" w:lineRule="auto"/>
-      <w:ind w:left="981" w:leftChars="300" w:hanging="862"/>
+      <w:ind w:left="981" w:hanging="862" w:leftChars="300"/>
     </w:pPr>
     <w:rPr>
-      <w:rFonts w:hint="eastAsia" w:ascii="Calibri" w:hAnsi="Calibri" w:eastAsia="宋体" w:cs="宋体"/>
+      <w:rFonts w:ascii="Calibri" w:eastAsia="宋体" w:hAnsi="Calibri" w:cs="宋体" w:hint="eastAsia"/>
       <w:sz w:val="24"/>
       <w:szCs w:val="24"/>
       <w:lang w:eastAsia="zh-CN" w:bidi="zh-CN"/>
     </w:rPr>
   </w:style>
-  <w:style w:type="character" w:customStyle="1" w:styleId="42">
+  <w:style w:type="character" w:customStyle="1" w:styleId="Char">
     <w:name w:val="柴_正文 Char"/>
-    <w:link w:val="29"/>
+    <w:link w:val="a1"/>
     <w:qFormat/>
-    <w:uiPriority w:val="0"/>
     <w:rPr>
-      <w:rFonts w:ascii="Arial" w:hAnsi="Arial" w:eastAsia="宋体"/>
+      <w:rFonts w:ascii="Arial" w:eastAsia="宋体" w:hAnsi="Arial"/>
       <w:sz w:val="24"/>
       <w:lang w:eastAsia="zh-CN"/>
     </w:rPr>

--- a/2-运维相关组织架构及职责说明/JXTX-02-01-组织架构与部门职责说明.docx
+++ b/2-运维相关组织架构及职责说明/JXTX-02-01-组织架构与部门职责说明.docx
@@ -1,11 +1,10 @@
 
 <file path=word/document.xml><?xml version="1.0" encoding="utf-8"?>
-<w:document xmlns:wpc="http://schemas.microsoft.com/office/word/2010/wordprocessingCanvas" xmlns:mc="http://schemas.openxmlformats.org/markup-compatibility/2006" xmlns:o="urn:schemas-microsoft-com:office:office" xmlns:r="http://schemas.openxmlformats.org/officeDocument/2006/relationships" xmlns:m="http://schemas.openxmlformats.org/officeDocument/2006/math" xmlns:v="urn:schemas-microsoft-com:vml" xmlns:wp14="http://schemas.microsoft.com/office/word/2010/wordprocessingDrawing" xmlns:wp="http://schemas.openxmlformats.org/drawingml/2006/wordprocessingDrawing" xmlns:w10="urn:schemas-microsoft-com:office:word" xmlns:w="http://schemas.openxmlformats.org/wordprocessingml/2006/main" xmlns:w14="http://schemas.microsoft.com/office/word/2010/wordml" xmlns:w15="http://schemas.microsoft.com/office/word/2012/wordml" xmlns:wne="http://schemas.microsoft.com/office/word/2006/wordml" xmlns:wpg="http://schemas.microsoft.com/office/word/2010/wordprocessingGroup" xmlns:wpi="http://schemas.microsoft.com/office/word/2010/wordprocessingInk" xmlns:wps="http://schemas.microsoft.com/office/word/2010/wordprocessingShape" mc:Ignorable="w14 w15 wp14">
-  <!-- Generated by Aspose.Words for .NET 13.3.0.1 -->
+<w:document xmlns:wpc="http://schemas.microsoft.com/office/word/2010/wordprocessingCanvas" xmlns:mc="http://schemas.openxmlformats.org/markup-compatibility/2006" xmlns:o="urn:schemas-microsoft-com:office:office" xmlns:r="http://schemas.openxmlformats.org/officeDocument/2006/relationships" xmlns:m="http://schemas.openxmlformats.org/officeDocument/2006/math" xmlns:v="urn:schemas-microsoft-com:vml" xmlns:wp14="http://schemas.microsoft.com/office/word/2010/wordprocessingDrawing" xmlns:wp="http://schemas.openxmlformats.org/drawingml/2006/wordprocessingDrawing" xmlns:w="http://schemas.openxmlformats.org/wordprocessingml/2006/main" xmlns:w14="http://schemas.microsoft.com/office/word/2010/wordml" xmlns:w10="urn:schemas-microsoft-com:office:word" xmlns:w15="http://schemas.microsoft.com/office/word/2012/wordml" xmlns:wpg="http://schemas.microsoft.com/office/word/2010/wordprocessingGroup" xmlns:wpi="http://schemas.microsoft.com/office/word/2010/wordprocessingInk" xmlns:wne="http://schemas.microsoft.com/office/word/2006/wordml" xmlns:wps="http://schemas.microsoft.com/office/word/2010/wordprocessingShape" xmlns:wpsCustomData="http://www.wps.cn/officeDocument/2013/wpsCustomData" mc:Ignorable="w14 w15 wp14">
   <w:body>
     <w:p>
       <w:pPr>
-        <w:pStyle w:val="a"/>
+        <w:pStyle w:val="24"/>
         <w:keepNext w:val="0"/>
         <w:keepLines w:val="0"/>
         <w:pageBreakBefore w:val="0"/>
@@ -22,10 +21,10 @@
         <w:spacing w:before="3120" w:beforeLines="1000"/>
         <w:textAlignment w:val="baseline"/>
       </w:pPr>
-      <w:bookmarkStart w:id="0" w:name="_Toc31820"/>
+      <w:bookmarkStart w:id="0" w:name="_Toc8671"/>
       <w:r>
         <w:drawing>
-          <wp:anchor distT="0" distB="0" distL="114300" distR="114300" simplePos="0" relativeHeight="251659264" behindDoc="1" locked="0" layoutInCell="1" allowOverlap="1">
+          <wp:anchor distT="0" distB="0" distL="114300" distR="114300" simplePos="0" relativeHeight="251660288" behindDoc="1" locked="0" layoutInCell="1" allowOverlap="1">
             <wp:simplePos x="0" y="0"/>
             <wp:positionH relativeFrom="column">
               <wp:posOffset>-19050</wp:posOffset>
@@ -50,7 +49,7 @@
                     </pic:cNvPicPr>
                   </pic:nvPicPr>
                   <pic:blipFill>
-                    <a:blip xmlns:r="http://schemas.openxmlformats.org/officeDocument/2006/relationships" r:embed="rId4"/>
+                    <a:blip r:embed="rId7"/>
                     <a:stretch>
                       <a:fillRect/>
                     </a:stretch>
@@ -76,7 +75,7 @@
       </w:r>
       <w:r>
         <w:drawing>
-          <wp:anchor distT="0" distB="0" distL="114300" distR="114300" simplePos="0" relativeHeight="251658240" behindDoc="1" locked="0" layoutInCell="1" allowOverlap="1">
+          <wp:anchor distT="0" distB="0" distL="114300" distR="114300" simplePos="0" relativeHeight="251659264" behindDoc="1" locked="0" layoutInCell="1" allowOverlap="1">
             <wp:simplePos x="0" y="0"/>
             <wp:positionH relativeFrom="column">
               <wp:posOffset>0</wp:posOffset>
@@ -101,7 +100,7 @@
                     </pic:cNvPicPr>
                   </pic:nvPicPr>
                   <pic:blipFill>
-                    <a:blip xmlns:r="http://schemas.openxmlformats.org/officeDocument/2006/relationships" r:embed="rId5"/>
+                    <a:blip r:embed="rId8"/>
                     <a:stretch>
                       <a:fillRect/>
                     </a:stretch>
@@ -136,7 +135,7 @@
     </w:p>
     <w:p>
       <w:pPr>
-        <w:pStyle w:val="a0"/>
+        <w:pStyle w:val="25"/>
         <w:keepNext w:val="0"/>
         <w:keepLines w:val="0"/>
         <w:pageBreakBefore w:val="0"/>
@@ -157,7 +156,7 @@
           <w:lang w:val="en-US" w:eastAsia="zh-CN"/>
         </w:rPr>
       </w:pPr>
-      <w:bookmarkStart w:id="1" w:name="_Toc3516"/>
+      <w:bookmarkStart w:id="1" w:name="_Toc13850"/>
       <w:r>
         <w:rPr>
           <w:rFonts w:hint="eastAsia"/>
@@ -183,11 +182,11 @@
         <w:adjustRightInd w:val="0"/>
         <w:snapToGrid w:val="0"/>
         <w:spacing w:after="624" w:afterLines="200" w:line="219" w:lineRule="auto"/>
-        <w:ind w:left="0" w:right="0" w:firstLine="0" w:leftChars="0" w:rightChars="0" w:firstLineChars="0"/>
+        <w:ind w:left="0" w:leftChars="0" w:right="0" w:rightChars="0" w:firstLine="0" w:firstLineChars="0"/>
         <w:jc w:val="center"/>
         <w:textAlignment w:val="baseline"/>
         <w:rPr>
-          <w:rFonts w:ascii="宋体" w:eastAsia="宋体" w:hAnsi="宋体" w:cs="宋体" w:hint="default"/>
+          <w:rFonts w:hint="default" w:ascii="宋体" w:hAnsi="宋体" w:eastAsia="宋体" w:cs="宋体"/>
           <w:sz w:val="24"/>
           <w:szCs w:val="24"/>
           <w:lang w:val="en-US" w:eastAsia="zh-CN"/>
@@ -195,7 +194,7 @@
       </w:pPr>
       <w:r>
         <w:rPr>
-          <w:rFonts w:ascii="宋体" w:eastAsia="宋体" w:hAnsi="宋体" w:cs="宋体"/>
+          <w:rFonts w:ascii="宋体" w:hAnsi="宋体" w:eastAsia="宋体" w:cs="宋体"/>
           <w:b/>
           <w:bCs/>
           <w:spacing w:val="-3"/>
@@ -206,7 +205,7 @@
       </w:r>
       <w:r>
         <w:rPr>
-          <w:rFonts w:ascii="宋体" w:eastAsia="宋体" w:hAnsi="宋体" w:cs="宋体" w:hint="eastAsia"/>
+          <w:rFonts w:hint="eastAsia" w:ascii="宋体" w:hAnsi="宋体" w:eastAsia="宋体" w:cs="宋体"/>
           <w:b/>
           <w:bCs/>
           <w:spacing w:val="-3"/>
@@ -218,7 +217,7 @@
       </w:r>
       <w:r>
         <w:rPr>
-          <w:rFonts w:ascii="宋体" w:eastAsia="宋体" w:hAnsi="宋体" w:cs="宋体"/>
+          <w:rFonts w:ascii="宋体" w:hAnsi="宋体" w:eastAsia="宋体" w:cs="宋体"/>
           <w:b/>
           <w:bCs/>
           <w:spacing w:val="-3"/>
@@ -229,7 +228,7 @@
       </w:r>
       <w:r>
         <w:rPr>
-          <w:rFonts w:ascii="宋体" w:hAnsi="宋体" w:cs="宋体" w:hint="eastAsia"/>
+          <w:rFonts w:hint="eastAsia" w:ascii="宋体" w:hAnsi="宋体" w:cs="宋体"/>
           <w:b/>
           <w:bCs/>
           <w:spacing w:val="-3"/>
@@ -241,7 +240,7 @@
       </w:r>
       <w:r>
         <w:rPr>
-          <w:rFonts w:ascii="宋体" w:eastAsia="宋体" w:hAnsi="宋体" w:cs="宋体"/>
+          <w:rFonts w:ascii="宋体" w:hAnsi="宋体" w:eastAsia="宋体" w:cs="宋体"/>
           <w:b/>
           <w:bCs/>
           <w:spacing w:val="-3"/>
@@ -253,17 +252,18 @@
     </w:p>
     <w:tbl>
       <w:tblPr>
-        <w:tblStyle w:val="TableGrid"/>
+        <w:tblStyle w:val="21"/>
         <w:tblW w:w="0" w:type="auto"/>
         <w:jc w:val="center"/>
         <w:tblBorders>
-          <w:top w:val="nil"/>
-          <w:left w:val="nil"/>
-          <w:bottom w:val="nil"/>
-          <w:right w:val="nil"/>
-          <w:insideH w:val="nil"/>
-          <w:insideV w:val="nil"/>
+          <w:top w:val="none" w:color="auto" w:sz="0" w:space="0"/>
+          <w:left w:val="none" w:color="auto" w:sz="0" w:space="0"/>
+          <w:bottom w:val="none" w:color="auto" w:sz="0" w:space="0"/>
+          <w:right w:val="none" w:color="auto" w:sz="0" w:space="0"/>
+          <w:insideH w:val="none" w:color="auto" w:sz="0" w:space="0"/>
+          <w:insideV w:val="none" w:color="auto" w:sz="0" w:space="0"/>
         </w:tblBorders>
+        <w:tblLayout w:type="autofit"/>
         <w:tblCellMar>
           <w:top w:w="0" w:type="dxa"/>
           <w:left w:w="108" w:type="dxa"/>
@@ -277,15 +277,13 @@
       </w:tblGrid>
       <w:tr>
         <w:tblPrEx>
-          <w:tblW w:w="0" w:type="auto"/>
-          <w:jc w:val="center"/>
           <w:tblBorders>
-            <w:top w:val="nil"/>
-            <w:left w:val="nil"/>
-            <w:bottom w:val="nil"/>
-            <w:right w:val="nil"/>
-            <w:insideH w:val="nil"/>
-            <w:insideV w:val="nil"/>
+            <w:top w:val="none" w:color="auto" w:sz="0" w:space="0"/>
+            <w:left w:val="none" w:color="auto" w:sz="0" w:space="0"/>
+            <w:bottom w:val="none" w:color="auto" w:sz="0" w:space="0"/>
+            <w:right w:val="none" w:color="auto" w:sz="0" w:space="0"/>
+            <w:insideH w:val="none" w:color="auto" w:sz="0" w:space="0"/>
+            <w:insideV w:val="none" w:color="auto" w:sz="0" w:space="0"/>
           </w:tblBorders>
           <w:tblCellMar>
             <w:top w:w="0" w:type="dxa"/>
@@ -295,7 +293,7 @@
           </w:tblCellMar>
         </w:tblPrEx>
         <w:trPr>
-          <w:trHeight w:val="810"/>
+          <w:trHeight w:val="810" w:hRule="atLeast"/>
           <w:jc w:val="center"/>
         </w:trPr>
         <w:tc>
@@ -333,7 +331,7 @@
             </w:r>
             <w:r>
               <w:rPr>
-                <w:rFonts w:asciiTheme="minorAscii" w:eastAsiaTheme="minorEastAsia" w:hAnsiTheme="minorAscii" w:hint="default"/>
+                <w:rFonts w:hint="default" w:asciiTheme="minorAscii" w:hAnsiTheme="minorAscii" w:eastAsiaTheme="minorEastAsia"/>
                 <w:spacing w:val="227"/>
                 <w:sz w:val="21"/>
                 <w:vertAlign w:val="baseline"/>
@@ -386,7 +384,7 @@
             </w:r>
             <w:r>
               <w:rPr>
-                <w:rFonts w:asciiTheme="minorAscii" w:eastAsiaTheme="minorEastAsia" w:hAnsiTheme="minorAscii" w:hint="eastAsia"/>
+                <w:rFonts w:hint="eastAsia" w:asciiTheme="minorAscii" w:hAnsiTheme="minorAscii" w:eastAsiaTheme="minorEastAsia"/>
                 <w:spacing w:val="227"/>
                 <w:sz w:val="21"/>
                 <w:vertAlign w:val="baseline"/>
@@ -408,8 +406,14 @@
       </w:tr>
       <w:tr>
         <w:tblPrEx>
-          <w:tblW w:w="0" w:type="auto"/>
-          <w:jc w:val="center"/>
+          <w:tblBorders>
+            <w:top w:val="none" w:color="auto" w:sz="0" w:space="0"/>
+            <w:left w:val="none" w:color="auto" w:sz="0" w:space="0"/>
+            <w:bottom w:val="none" w:color="auto" w:sz="0" w:space="0"/>
+            <w:right w:val="none" w:color="auto" w:sz="0" w:space="0"/>
+            <w:insideH w:val="none" w:color="auto" w:sz="0" w:space="0"/>
+            <w:insideV w:val="none" w:color="auto" w:sz="0" w:space="0"/>
+          </w:tblBorders>
           <w:tblCellMar>
             <w:top w:w="0" w:type="dxa"/>
             <w:left w:w="108" w:type="dxa"/>
@@ -418,7 +422,7 @@
           </w:tblCellMar>
         </w:tblPrEx>
         <w:trPr>
-          <w:trHeight w:val="810"/>
+          <w:trHeight w:val="810" w:hRule="atLeast"/>
           <w:jc w:val="center"/>
         </w:trPr>
         <w:tc>
@@ -442,7 +446,7 @@
               <w:snapToGrid w:val="0"/>
               <w:textAlignment w:val="baseline"/>
               <w:rPr>
-                <w:rFonts w:ascii="Arial" w:eastAsia="Arial" w:hAnsi="Arial" w:cs="Arial" w:hint="default"/>
+                <w:rFonts w:hint="default" w:ascii="Arial" w:hAnsi="Arial" w:eastAsia="Arial" w:cs="Arial"/>
                 <w:snapToGrid w:val="0"/>
                 <w:color w:val="000000"/>
                 <w:kern w:val="0"/>
@@ -474,7 +478,7 @@
             </w:r>
             <w:r>
               <w:rPr>
-                <w:rFonts w:asciiTheme="minorAscii" w:eastAsiaTheme="minorEastAsia" w:hAnsiTheme="minorAscii" w:hint="default"/>
+                <w:rFonts w:hint="default" w:asciiTheme="minorAscii" w:hAnsiTheme="minorAscii" w:eastAsiaTheme="minorEastAsia"/>
                 <w:spacing w:val="227"/>
                 <w:sz w:val="21"/>
                 <w:vertAlign w:val="baseline"/>
@@ -527,7 +531,7 @@
               <w:snapToGrid w:val="0"/>
               <w:textAlignment w:val="baseline"/>
               <w:rPr>
-                <w:rFonts w:ascii="Arial" w:eastAsia="Arial" w:hAnsi="Arial" w:cs="Arial" w:hint="default"/>
+                <w:rFonts w:hint="default" w:ascii="Arial" w:hAnsi="Arial" w:eastAsia="Arial" w:cs="Arial"/>
                 <w:snapToGrid w:val="0"/>
                 <w:color w:val="000000"/>
                 <w:kern w:val="0"/>
@@ -547,7 +551,7 @@
             </w:r>
             <w:r>
               <w:rPr>
-                <w:rFonts w:asciiTheme="minorAscii" w:eastAsiaTheme="minorEastAsia" w:hAnsiTheme="minorAscii" w:hint="eastAsia"/>
+                <w:rFonts w:hint="eastAsia" w:asciiTheme="minorAscii" w:hAnsiTheme="minorAscii" w:eastAsiaTheme="minorEastAsia"/>
                 <w:spacing w:val="227"/>
                 <w:sz w:val="21"/>
                 <w:vertAlign w:val="baseline"/>
@@ -569,8 +573,14 @@
       </w:tr>
       <w:tr>
         <w:tblPrEx>
-          <w:tblW w:w="0" w:type="auto"/>
-          <w:jc w:val="center"/>
+          <w:tblBorders>
+            <w:top w:val="none" w:color="auto" w:sz="0" w:space="0"/>
+            <w:left w:val="none" w:color="auto" w:sz="0" w:space="0"/>
+            <w:bottom w:val="none" w:color="auto" w:sz="0" w:space="0"/>
+            <w:right w:val="none" w:color="auto" w:sz="0" w:space="0"/>
+            <w:insideH w:val="none" w:color="auto" w:sz="0" w:space="0"/>
+            <w:insideV w:val="none" w:color="auto" w:sz="0" w:space="0"/>
+          </w:tblBorders>
           <w:tblCellMar>
             <w:top w:w="0" w:type="dxa"/>
             <w:left w:w="108" w:type="dxa"/>
@@ -579,7 +589,7 @@
           </w:tblCellMar>
         </w:tblPrEx>
         <w:trPr>
-          <w:trHeight w:val="635"/>
+          <w:trHeight w:val="635" w:hRule="atLeast"/>
           <w:jc w:val="center"/>
         </w:trPr>
         <w:tc>
@@ -629,7 +639,7 @@
             </w:r>
             <w:r>
               <w:rPr>
-                <w:rFonts w:asciiTheme="minorAscii" w:eastAsiaTheme="minorEastAsia" w:hAnsiTheme="minorAscii" w:hint="eastAsia"/>
+                <w:rFonts w:hint="eastAsia" w:asciiTheme="minorAscii" w:hAnsiTheme="minorAscii" w:eastAsiaTheme="minorEastAsia"/>
                 <w:spacing w:val="227"/>
                 <w:sz w:val="21"/>
                 <w:vertAlign w:val="baseline"/>
@@ -639,7 +649,7 @@
             </w:r>
             <w:r>
               <w:rPr>
-                <w:rFonts w:asciiTheme="minorAscii" w:eastAsiaTheme="minorEastAsia" w:hAnsiTheme="minorAscii" w:hint="eastAsia"/>
+                <w:rFonts w:hint="eastAsia" w:asciiTheme="minorAscii" w:hAnsiTheme="minorAscii" w:eastAsiaTheme="minorEastAsia"/>
                 <w:spacing w:val="0"/>
                 <w:kern w:val="0"/>
                 <w:sz w:val="21"/>
@@ -686,7 +696,7 @@
             </w:r>
             <w:r>
               <w:rPr>
-                <w:rFonts w:asciiTheme="minorAscii" w:eastAsiaTheme="minorEastAsia" w:hAnsiTheme="minorAscii" w:hint="eastAsia"/>
+                <w:rFonts w:hint="eastAsia" w:asciiTheme="minorAscii" w:hAnsiTheme="minorAscii" w:eastAsiaTheme="minorEastAsia"/>
                 <w:spacing w:val="227"/>
                 <w:sz w:val="21"/>
                 <w:vertAlign w:val="baseline"/>
@@ -745,14 +755,14 @@
         <w:ind w:left="3634"/>
         <w:textAlignment w:val="baseline"/>
         <w:rPr>
-          <w:rFonts w:ascii="宋体" w:eastAsia="宋体" w:hAnsi="宋体" w:cs="宋体"/>
+          <w:rFonts w:ascii="宋体" w:hAnsi="宋体" w:eastAsia="宋体" w:cs="宋体"/>
           <w:sz w:val="31"/>
           <w:szCs w:val="31"/>
         </w:rPr>
       </w:pPr>
       <w:r>
         <w:rPr>
-          <w:rFonts w:ascii="宋体" w:eastAsia="宋体" w:hAnsi="宋体" w:cs="宋体"/>
+          <w:rFonts w:ascii="宋体" w:hAnsi="宋体" w:eastAsia="宋体" w:cs="宋体"/>
           <w:b/>
           <w:bCs/>
           <w:spacing w:val="4"/>
@@ -764,16 +774,16 @@
     </w:p>
     <w:tbl>
       <w:tblPr>
-        <w:tblStyle w:val="TableNormal0"/>
+        <w:tblStyle w:val="26"/>
         <w:tblW w:w="8214" w:type="dxa"/>
         <w:jc w:val="center"/>
         <w:tblBorders>
-          <w:top w:val="single" w:sz="2" w:space="0" w:color="000000"/>
-          <w:left w:val="single" w:sz="2" w:space="0" w:color="000000"/>
-          <w:bottom w:val="single" w:sz="2" w:space="0" w:color="000000"/>
-          <w:right w:val="single" w:sz="2" w:space="0" w:color="000000"/>
-          <w:insideH w:val="single" w:sz="2" w:space="0" w:color="000000"/>
-          <w:insideV w:val="single" w:sz="2" w:space="0" w:color="000000"/>
+          <w:top w:val="single" w:color="000000" w:sz="2" w:space="0"/>
+          <w:left w:val="single" w:color="000000" w:sz="2" w:space="0"/>
+          <w:bottom w:val="single" w:color="000000" w:sz="2" w:space="0"/>
+          <w:right w:val="single" w:color="000000" w:sz="2" w:space="0"/>
+          <w:insideH w:val="single" w:color="000000" w:sz="2" w:space="0"/>
+          <w:insideV w:val="single" w:color="000000" w:sz="2" w:space="0"/>
         </w:tblBorders>
         <w:tblLayout w:type="fixed"/>
         <w:tblCellMar>
@@ -793,17 +803,14 @@
       </w:tblGrid>
       <w:tr>
         <w:tblPrEx>
-          <w:tblW w:w="8214" w:type="dxa"/>
-          <w:jc w:val="center"/>
           <w:tblBorders>
-            <w:top w:val="single" w:sz="2" w:space="0" w:color="000000"/>
-            <w:left w:val="single" w:sz="2" w:space="0" w:color="000000"/>
-            <w:bottom w:val="single" w:sz="2" w:space="0" w:color="000000"/>
-            <w:right w:val="single" w:sz="2" w:space="0" w:color="000000"/>
-            <w:insideH w:val="single" w:sz="2" w:space="0" w:color="000000"/>
-            <w:insideV w:val="single" w:sz="2" w:space="0" w:color="000000"/>
+            <w:top w:val="single" w:color="000000" w:sz="2" w:space="0"/>
+            <w:left w:val="single" w:color="000000" w:sz="2" w:space="0"/>
+            <w:bottom w:val="single" w:color="000000" w:sz="2" w:space="0"/>
+            <w:right w:val="single" w:color="000000" w:sz="2" w:space="0"/>
+            <w:insideH w:val="single" w:color="000000" w:sz="2" w:space="0"/>
+            <w:insideV w:val="single" w:color="000000" w:sz="2" w:space="0"/>
           </w:tblBorders>
-          <w:tblLayout w:type="fixed"/>
           <w:tblCellMar>
             <w:top w:w="0" w:type="dxa"/>
             <w:left w:w="0" w:type="dxa"/>
@@ -812,7 +819,7 @@
           </w:tblCellMar>
         </w:tblPrEx>
         <w:trPr>
-          <w:trHeight w:val="593"/>
+          <w:trHeight w:val="593" w:hRule="atLeast"/>
           <w:jc w:val="center"/>
         </w:trPr>
         <w:tc>
@@ -834,18 +841,18 @@
               <w:adjustRightInd w:val="0"/>
               <w:snapToGrid w:val="0"/>
               <w:spacing w:before="176" w:line="228" w:lineRule="auto"/>
-              <w:ind w:left="0" w:right="0" w:firstLine="0" w:leftChars="0" w:rightChars="0" w:firstLineChars="0"/>
+              <w:ind w:left="0" w:leftChars="0" w:right="0" w:rightChars="0" w:firstLine="0" w:firstLineChars="0"/>
               <w:jc w:val="center"/>
               <w:textAlignment w:val="baseline"/>
               <w:rPr>
-                <w:rFonts w:ascii="宋体" w:eastAsia="宋体" w:hAnsi="宋体" w:cs="宋体"/>
+                <w:rFonts w:ascii="宋体" w:hAnsi="宋体" w:eastAsia="宋体" w:cs="宋体"/>
                 <w:sz w:val="20"/>
                 <w:szCs w:val="20"/>
               </w:rPr>
             </w:pPr>
             <w:r>
               <w:rPr>
-                <w:rFonts w:ascii="宋体" w:hAnsi="宋体" w:cs="宋体" w:hint="eastAsia"/>
+                <w:rFonts w:hint="eastAsia" w:ascii="宋体" w:hAnsi="宋体" w:cs="宋体"/>
                 <w:spacing w:val="-14"/>
                 <w:sz w:val="20"/>
                 <w:szCs w:val="20"/>
@@ -855,7 +862,7 @@
             </w:r>
             <w:r>
               <w:rPr>
-                <w:rFonts w:ascii="宋体" w:eastAsia="宋体" w:hAnsi="宋体" w:cs="宋体"/>
+                <w:rFonts w:ascii="宋体" w:hAnsi="宋体" w:eastAsia="宋体" w:cs="宋体"/>
                 <w:spacing w:val="-14"/>
                 <w:sz w:val="20"/>
                 <w:szCs w:val="20"/>
@@ -883,18 +890,18 @@
               <w:adjustRightInd w:val="0"/>
               <w:snapToGrid w:val="0"/>
               <w:spacing w:before="175" w:line="227" w:lineRule="auto"/>
-              <w:ind w:left="0" w:right="0" w:firstLine="0" w:leftChars="0" w:rightChars="0" w:firstLineChars="0"/>
+              <w:ind w:left="0" w:leftChars="0" w:right="0" w:rightChars="0" w:firstLine="0" w:firstLineChars="0"/>
               <w:jc w:val="center"/>
               <w:textAlignment w:val="baseline"/>
               <w:rPr>
-                <w:rFonts w:ascii="宋体" w:eastAsia="宋体" w:hAnsi="宋体" w:cs="宋体"/>
+                <w:rFonts w:ascii="宋体" w:hAnsi="宋体" w:eastAsia="宋体" w:cs="宋体"/>
                 <w:sz w:val="20"/>
                 <w:szCs w:val="20"/>
               </w:rPr>
             </w:pPr>
             <w:r>
               <w:rPr>
-                <w:rFonts w:ascii="宋体" w:eastAsia="宋体" w:hAnsi="宋体" w:cs="宋体"/>
+                <w:rFonts w:ascii="宋体" w:hAnsi="宋体" w:eastAsia="宋体" w:cs="宋体"/>
                 <w:spacing w:val="4"/>
                 <w:sz w:val="20"/>
                 <w:szCs w:val="20"/>
@@ -922,18 +929,18 @@
               <w:adjustRightInd w:val="0"/>
               <w:snapToGrid w:val="0"/>
               <w:spacing w:before="175" w:line="228" w:lineRule="auto"/>
-              <w:ind w:left="0" w:right="0" w:firstLine="0" w:leftChars="0" w:rightChars="0" w:firstLineChars="0"/>
+              <w:ind w:left="0" w:leftChars="0" w:right="0" w:rightChars="0" w:firstLine="0" w:firstLineChars="0"/>
               <w:jc w:val="center"/>
               <w:textAlignment w:val="baseline"/>
               <w:rPr>
-                <w:rFonts w:ascii="宋体" w:eastAsia="宋体" w:hAnsi="宋体" w:cs="宋体"/>
+                <w:rFonts w:ascii="宋体" w:hAnsi="宋体" w:eastAsia="宋体" w:cs="宋体"/>
                 <w:sz w:val="20"/>
                 <w:szCs w:val="20"/>
               </w:rPr>
             </w:pPr>
             <w:r>
               <w:rPr>
-                <w:rFonts w:ascii="宋体" w:eastAsia="宋体" w:hAnsi="宋体" w:cs="宋体"/>
+                <w:rFonts w:ascii="宋体" w:hAnsi="宋体" w:eastAsia="宋体" w:cs="宋体"/>
                 <w:spacing w:val="7"/>
                 <w:sz w:val="20"/>
                 <w:szCs w:val="20"/>
@@ -961,11 +968,11 @@
               <w:adjustRightInd w:val="0"/>
               <w:snapToGrid w:val="0"/>
               <w:spacing w:before="175" w:line="228" w:lineRule="auto"/>
-              <w:ind w:left="0" w:right="0" w:firstLine="0" w:leftChars="0" w:rightChars="0" w:firstLineChars="0"/>
+              <w:ind w:left="0" w:leftChars="0" w:right="0" w:rightChars="0" w:firstLine="0" w:firstLineChars="0"/>
               <w:jc w:val="center"/>
               <w:textAlignment w:val="baseline"/>
               <w:rPr>
-                <w:rFonts w:ascii="宋体" w:eastAsia="宋体" w:hAnsi="宋体" w:cs="宋体" w:hint="eastAsia"/>
+                <w:rFonts w:hint="eastAsia" w:ascii="宋体" w:hAnsi="宋体" w:eastAsia="宋体" w:cs="宋体"/>
                 <w:spacing w:val="7"/>
                 <w:sz w:val="20"/>
                 <w:szCs w:val="20"/>
@@ -974,7 +981,7 @@
             </w:pPr>
             <w:r>
               <w:rPr>
-                <w:rFonts w:ascii="宋体" w:hAnsi="宋体" w:cs="宋体" w:hint="eastAsia"/>
+                <w:rFonts w:hint="eastAsia" w:ascii="宋体" w:hAnsi="宋体" w:cs="宋体"/>
                 <w:spacing w:val="7"/>
                 <w:sz w:val="20"/>
                 <w:szCs w:val="20"/>
@@ -1003,11 +1010,11 @@
               <w:adjustRightInd w:val="0"/>
               <w:snapToGrid w:val="0"/>
               <w:spacing w:before="175" w:line="228" w:lineRule="auto"/>
-              <w:ind w:left="0" w:right="0" w:firstLine="0" w:leftChars="0" w:rightChars="0" w:firstLineChars="0"/>
+              <w:ind w:left="0" w:leftChars="0" w:right="0" w:rightChars="0" w:firstLine="0" w:firstLineChars="0"/>
               <w:jc w:val="center"/>
               <w:textAlignment w:val="baseline"/>
               <w:rPr>
-                <w:rFonts w:ascii="宋体" w:hAnsi="宋体" w:cs="宋体" w:hint="default"/>
+                <w:rFonts w:hint="default" w:ascii="宋体" w:hAnsi="宋体" w:cs="宋体"/>
                 <w:spacing w:val="7"/>
                 <w:sz w:val="20"/>
                 <w:szCs w:val="20"/>
@@ -1016,7 +1023,7 @@
             </w:pPr>
             <w:r>
               <w:rPr>
-                <w:rFonts w:ascii="宋体" w:hAnsi="宋体" w:cs="宋体" w:hint="eastAsia"/>
+                <w:rFonts w:hint="eastAsia" w:ascii="宋体" w:hAnsi="宋体" w:cs="宋体"/>
                 <w:spacing w:val="7"/>
                 <w:sz w:val="20"/>
                 <w:szCs w:val="20"/>
@@ -1045,18 +1052,18 @@
               <w:adjustRightInd w:val="0"/>
               <w:snapToGrid w:val="0"/>
               <w:spacing w:before="176" w:line="229" w:lineRule="auto"/>
-              <w:ind w:left="0" w:right="0" w:firstLine="0" w:leftChars="0" w:rightChars="0" w:firstLineChars="0"/>
+              <w:ind w:left="0" w:leftChars="0" w:right="0" w:rightChars="0" w:firstLine="0" w:firstLineChars="0"/>
               <w:jc w:val="center"/>
               <w:textAlignment w:val="baseline"/>
               <w:rPr>
-                <w:rFonts w:ascii="宋体" w:eastAsia="宋体" w:hAnsi="宋体" w:cs="宋体"/>
+                <w:rFonts w:ascii="宋体" w:hAnsi="宋体" w:eastAsia="宋体" w:cs="宋体"/>
                 <w:sz w:val="20"/>
                 <w:szCs w:val="20"/>
               </w:rPr>
             </w:pPr>
             <w:r>
               <w:rPr>
-                <w:rFonts w:ascii="宋体" w:eastAsia="宋体" w:hAnsi="宋体" w:cs="宋体"/>
+                <w:rFonts w:ascii="宋体" w:hAnsi="宋体" w:eastAsia="宋体" w:cs="宋体"/>
                 <w:spacing w:val="7"/>
                 <w:sz w:val="20"/>
                 <w:szCs w:val="20"/>
@@ -1068,9 +1075,14 @@
       </w:tr>
       <w:tr>
         <w:tblPrEx>
-          <w:tblW w:w="8214" w:type="dxa"/>
-          <w:jc w:val="center"/>
-          <w:tblLayout w:type="fixed"/>
+          <w:tblBorders>
+            <w:top w:val="single" w:color="000000" w:sz="2" w:space="0"/>
+            <w:left w:val="single" w:color="000000" w:sz="2" w:space="0"/>
+            <w:bottom w:val="single" w:color="000000" w:sz="2" w:space="0"/>
+            <w:right w:val="single" w:color="000000" w:sz="2" w:space="0"/>
+            <w:insideH w:val="single" w:color="000000" w:sz="2" w:space="0"/>
+            <w:insideV w:val="single" w:color="000000" w:sz="2" w:space="0"/>
+          </w:tblBorders>
           <w:tblCellMar>
             <w:top w:w="0" w:type="dxa"/>
             <w:left w:w="0" w:type="dxa"/>
@@ -1079,7 +1091,7 @@
           </w:tblCellMar>
         </w:tblPrEx>
         <w:trPr>
-          <w:trHeight w:val="516"/>
+          <w:trHeight w:val="516" w:hRule="atLeast"/>
           <w:jc w:val="center"/>
         </w:trPr>
         <w:tc>
@@ -1101,11 +1113,11 @@
               <w:adjustRightInd w:val="0"/>
               <w:snapToGrid w:val="0"/>
               <w:spacing w:before="173" w:line="267" w:lineRule="exact"/>
-              <w:ind w:left="0" w:right="0" w:firstLine="0" w:leftChars="0" w:rightChars="0" w:firstLineChars="0"/>
+              <w:ind w:left="0" w:leftChars="0" w:right="0" w:rightChars="0" w:firstLine="0" w:firstLineChars="0"/>
               <w:jc w:val="center"/>
               <w:textAlignment w:val="baseline"/>
               <w:rPr>
-                <w:rFonts w:ascii="宋体" w:eastAsia="宋体" w:hAnsi="宋体" w:cs="宋体" w:hint="default"/>
+                <w:rFonts w:hint="default" w:ascii="宋体" w:hAnsi="宋体" w:eastAsia="宋体" w:cs="宋体"/>
                 <w:sz w:val="20"/>
                 <w:szCs w:val="20"/>
                 <w:lang w:val="en-US"/>
@@ -1113,7 +1125,7 @@
             </w:pPr>
             <w:r>
               <w:rPr>
-                <w:rFonts w:ascii="宋体" w:eastAsia="宋体" w:hAnsi="宋体" w:cs="宋体"/>
+                <w:rFonts w:ascii="宋体" w:hAnsi="宋体" w:eastAsia="宋体" w:cs="宋体"/>
                 <w:spacing w:val="3"/>
                 <w:position w:val="1"/>
                 <w:sz w:val="20"/>
@@ -1123,7 +1135,7 @@
             </w:r>
             <w:r>
               <w:rPr>
-                <w:rFonts w:ascii="宋体" w:hAnsi="宋体" w:cs="宋体" w:hint="eastAsia"/>
+                <w:rFonts w:hint="eastAsia" w:ascii="宋体" w:hAnsi="宋体" w:cs="宋体"/>
                 <w:spacing w:val="3"/>
                 <w:position w:val="1"/>
                 <w:sz w:val="20"/>
@@ -1153,18 +1165,18 @@
               <w:adjustRightInd w:val="0"/>
               <w:snapToGrid w:val="0"/>
               <w:spacing w:before="173" w:line="267" w:lineRule="exact"/>
-              <w:ind w:left="0" w:right="0" w:firstLine="0" w:leftChars="0" w:rightChars="0" w:firstLineChars="0"/>
+              <w:ind w:left="0" w:leftChars="0" w:right="0" w:rightChars="0" w:firstLine="0" w:firstLineChars="0"/>
               <w:jc w:val="center"/>
               <w:textAlignment w:val="baseline"/>
               <w:rPr>
-                <w:rFonts w:ascii="宋体" w:eastAsia="宋体" w:hAnsi="宋体" w:cs="宋体"/>
+                <w:rFonts w:ascii="宋体" w:hAnsi="宋体" w:eastAsia="宋体" w:cs="宋体"/>
                 <w:sz w:val="20"/>
                 <w:szCs w:val="20"/>
               </w:rPr>
             </w:pPr>
             <w:r>
               <w:rPr>
-                <w:rFonts w:ascii="宋体" w:eastAsia="宋体" w:hAnsi="宋体" w:cs="宋体"/>
+                <w:rFonts w:ascii="宋体" w:hAnsi="宋体" w:eastAsia="宋体" w:cs="宋体"/>
                 <w:spacing w:val="4"/>
                 <w:position w:val="1"/>
                 <w:sz w:val="20"/>
@@ -1193,18 +1205,18 @@
               <w:adjustRightInd w:val="0"/>
               <w:snapToGrid w:val="0"/>
               <w:spacing w:before="172" w:line="228" w:lineRule="auto"/>
-              <w:ind w:left="0" w:right="0" w:firstLine="0" w:leftChars="0" w:rightChars="0" w:firstLineChars="0"/>
+              <w:ind w:left="0" w:leftChars="0" w:right="0" w:rightChars="0" w:firstLine="0" w:firstLineChars="0"/>
               <w:jc w:val="center"/>
               <w:textAlignment w:val="baseline"/>
               <w:rPr>
-                <w:rFonts w:ascii="宋体" w:eastAsia="宋体" w:hAnsi="宋体" w:cs="宋体"/>
+                <w:rFonts w:ascii="宋体" w:hAnsi="宋体" w:eastAsia="宋体" w:cs="宋体"/>
                 <w:sz w:val="20"/>
                 <w:szCs w:val="20"/>
               </w:rPr>
             </w:pPr>
             <w:r>
               <w:rPr>
-                <w:rFonts w:ascii="宋体" w:eastAsia="宋体" w:hAnsi="宋体" w:cs="宋体"/>
+                <w:rFonts w:ascii="宋体" w:hAnsi="宋体" w:eastAsia="宋体" w:cs="宋体"/>
                 <w:spacing w:val="200"/>
                 <w:kern w:val="0"/>
                 <w:sz w:val="20"/>
@@ -1214,7 +1226,7 @@
             </w:r>
             <w:r>
               <w:rPr>
-                <w:rFonts w:ascii="宋体" w:eastAsia="宋体" w:hAnsi="宋体" w:cs="宋体"/>
+                <w:rFonts w:ascii="宋体" w:hAnsi="宋体" w:eastAsia="宋体" w:cs="宋体"/>
                 <w:spacing w:val="0"/>
                 <w:kern w:val="0"/>
                 <w:sz w:val="20"/>
@@ -1243,11 +1255,11 @@
               <w:adjustRightInd w:val="0"/>
               <w:snapToGrid w:val="0"/>
               <w:spacing w:before="173" w:line="229" w:lineRule="auto"/>
-              <w:ind w:left="0" w:right="0" w:firstLine="0" w:leftChars="0" w:rightChars="0" w:firstLineChars="0"/>
+              <w:ind w:left="0" w:leftChars="0" w:right="0" w:rightChars="0" w:firstLine="0" w:firstLineChars="0"/>
               <w:jc w:val="center"/>
               <w:textAlignment w:val="baseline"/>
               <w:rPr>
-                <w:rFonts w:ascii="宋体" w:eastAsia="宋体" w:hAnsi="宋体" w:cs="宋体"/>
+                <w:rFonts w:ascii="宋体" w:hAnsi="宋体" w:eastAsia="宋体" w:cs="宋体"/>
                 <w:spacing w:val="200"/>
                 <w:kern w:val="0"/>
                 <w:sz w:val="20"/>
@@ -1256,7 +1268,7 @@
             </w:pPr>
             <w:r>
               <w:rPr>
-                <w:rFonts w:asciiTheme="minorAscii" w:eastAsiaTheme="minorEastAsia" w:hAnsiTheme="minorAscii" w:hint="eastAsia"/>
+                <w:rFonts w:hint="eastAsia" w:asciiTheme="minorAscii" w:hAnsiTheme="minorAscii" w:eastAsiaTheme="minorEastAsia"/>
                 <w:spacing w:val="0"/>
                 <w:kern w:val="0"/>
                 <w:sz w:val="21"/>
@@ -1286,11 +1298,11 @@
               <w:adjustRightInd w:val="0"/>
               <w:snapToGrid w:val="0"/>
               <w:spacing w:before="172" w:line="228" w:lineRule="auto"/>
-              <w:ind w:left="0" w:right="0" w:firstLine="0" w:leftChars="0" w:rightChars="0" w:firstLineChars="0"/>
+              <w:ind w:left="0" w:leftChars="0" w:right="0" w:rightChars="0" w:firstLine="0" w:firstLineChars="0"/>
               <w:jc w:val="center"/>
               <w:textAlignment w:val="baseline"/>
               <w:rPr>
-                <w:rFonts w:ascii="宋体" w:eastAsia="宋体" w:hAnsi="宋体" w:cs="宋体"/>
+                <w:rFonts w:ascii="宋体" w:hAnsi="宋体" w:eastAsia="宋体" w:cs="宋体"/>
                 <w:spacing w:val="200"/>
                 <w:kern w:val="0"/>
                 <w:sz w:val="20"/>
@@ -1299,7 +1311,7 @@
             </w:pPr>
             <w:r>
               <w:rPr>
-                <w:rFonts w:ascii="宋体" w:eastAsia="宋体" w:hAnsi="宋体" w:cs="宋体" w:hint="eastAsia"/>
+                <w:rFonts w:hint="eastAsia" w:ascii="宋体" w:hAnsi="宋体" w:eastAsia="宋体" w:cs="宋体"/>
                 <w:spacing w:val="200"/>
                 <w:kern w:val="0"/>
                 <w:sz w:val="20"/>
@@ -1309,7 +1321,7 @@
             </w:r>
             <w:r>
               <w:rPr>
-                <w:rFonts w:asciiTheme="minorAscii" w:eastAsiaTheme="minorEastAsia" w:hAnsiTheme="minorAscii" w:hint="eastAsia"/>
+                <w:rFonts w:hint="eastAsia" w:asciiTheme="minorAscii" w:hAnsiTheme="minorAscii" w:eastAsiaTheme="minorEastAsia"/>
                 <w:spacing w:val="0"/>
                 <w:kern w:val="0"/>
                 <w:sz w:val="21"/>
@@ -1339,18 +1351,18 @@
               <w:adjustRightInd w:val="0"/>
               <w:snapToGrid w:val="0"/>
               <w:spacing w:before="173" w:line="229" w:lineRule="auto"/>
-              <w:ind w:left="0" w:right="0" w:firstLine="0" w:leftChars="0" w:rightChars="0" w:firstLineChars="0"/>
+              <w:ind w:left="0" w:leftChars="0" w:right="0" w:rightChars="0" w:firstLine="0" w:firstLineChars="0"/>
               <w:jc w:val="center"/>
               <w:textAlignment w:val="baseline"/>
               <w:rPr>
-                <w:rFonts w:ascii="宋体" w:eastAsia="宋体" w:hAnsi="宋体" w:cs="宋体"/>
+                <w:rFonts w:ascii="宋体" w:hAnsi="宋体" w:eastAsia="宋体" w:cs="宋体"/>
                 <w:sz w:val="20"/>
                 <w:szCs w:val="20"/>
               </w:rPr>
             </w:pPr>
             <w:r>
               <w:rPr>
-                <w:rFonts w:asciiTheme="minorAscii" w:eastAsiaTheme="minorEastAsia" w:hAnsiTheme="minorAscii" w:hint="eastAsia"/>
+                <w:rFonts w:hint="eastAsia" w:asciiTheme="minorAscii" w:hAnsiTheme="minorAscii" w:eastAsiaTheme="minorEastAsia"/>
                 <w:spacing w:val="0"/>
                 <w:kern w:val="0"/>
                 <w:sz w:val="21"/>
@@ -1364,9 +1376,14 @@
       </w:tr>
       <w:tr>
         <w:tblPrEx>
-          <w:tblW w:w="8214" w:type="dxa"/>
-          <w:jc w:val="center"/>
-          <w:tblLayout w:type="fixed"/>
+          <w:tblBorders>
+            <w:top w:val="single" w:color="000000" w:sz="2" w:space="0"/>
+            <w:left w:val="single" w:color="000000" w:sz="2" w:space="0"/>
+            <w:bottom w:val="single" w:color="000000" w:sz="2" w:space="0"/>
+            <w:right w:val="single" w:color="000000" w:sz="2" w:space="0"/>
+            <w:insideH w:val="single" w:color="000000" w:sz="2" w:space="0"/>
+            <w:insideV w:val="single" w:color="000000" w:sz="2" w:space="0"/>
+          </w:tblBorders>
           <w:tblCellMar>
             <w:top w:w="0" w:type="dxa"/>
             <w:left w:w="0" w:type="dxa"/>
@@ -1375,7 +1392,7 @@
           </w:tblCellMar>
         </w:tblPrEx>
         <w:trPr>
-          <w:trHeight w:val="556"/>
+          <w:trHeight w:val="556" w:hRule="atLeast"/>
           <w:jc w:val="center"/>
         </w:trPr>
         <w:tc>
@@ -1384,7 +1401,7 @@
           </w:tcPr>
           <w:p>
             <w:pPr>
-              <w:pStyle w:val="TableText"/>
+              <w:pStyle w:val="27"/>
               <w:keepNext w:val="0"/>
               <w:keepLines w:val="0"/>
               <w:pageBreakBefore w:val="0"/>
@@ -1397,7 +1414,7 @@
               <w:bidi w:val="0"/>
               <w:adjustRightInd w:val="0"/>
               <w:snapToGrid w:val="0"/>
-              <w:ind w:left="0" w:right="0" w:firstLine="0" w:leftChars="0" w:rightChars="0" w:firstLineChars="0"/>
+              <w:ind w:left="0" w:leftChars="0" w:right="0" w:rightChars="0" w:firstLine="0" w:firstLineChars="0"/>
               <w:jc w:val="center"/>
               <w:textAlignment w:val="baseline"/>
             </w:pPr>
@@ -1409,7 +1426,7 @@
           </w:tcPr>
           <w:p>
             <w:pPr>
-              <w:pStyle w:val="TableText"/>
+              <w:pStyle w:val="27"/>
               <w:keepNext w:val="0"/>
               <w:keepLines w:val="0"/>
               <w:pageBreakBefore w:val="0"/>
@@ -1422,7 +1439,7 @@
               <w:bidi w:val="0"/>
               <w:adjustRightInd w:val="0"/>
               <w:snapToGrid w:val="0"/>
-              <w:ind w:left="0" w:right="0" w:firstLine="0" w:leftChars="0" w:rightChars="0" w:firstLineChars="0"/>
+              <w:ind w:left="0" w:leftChars="0" w:right="0" w:rightChars="0" w:firstLine="0" w:firstLineChars="0"/>
               <w:jc w:val="center"/>
               <w:textAlignment w:val="baseline"/>
             </w:pPr>
@@ -1434,7 +1451,7 @@
           </w:tcPr>
           <w:p>
             <w:pPr>
-              <w:pStyle w:val="TableText"/>
+              <w:pStyle w:val="27"/>
               <w:keepNext w:val="0"/>
               <w:keepLines w:val="0"/>
               <w:pageBreakBefore w:val="0"/>
@@ -1447,7 +1464,7 @@
               <w:bidi w:val="0"/>
               <w:adjustRightInd w:val="0"/>
               <w:snapToGrid w:val="0"/>
-              <w:ind w:left="0" w:right="0" w:firstLine="0" w:leftChars="0" w:rightChars="0" w:firstLineChars="0"/>
+              <w:ind w:left="0" w:leftChars="0" w:right="0" w:rightChars="0" w:firstLine="0" w:firstLineChars="0"/>
               <w:jc w:val="center"/>
               <w:textAlignment w:val="baseline"/>
             </w:pPr>
@@ -1459,7 +1476,7 @@
           </w:tcPr>
           <w:p>
             <w:pPr>
-              <w:pStyle w:val="TableText"/>
+              <w:pStyle w:val="27"/>
               <w:keepNext w:val="0"/>
               <w:keepLines w:val="0"/>
               <w:pageBreakBefore w:val="0"/>
@@ -1472,7 +1489,7 @@
               <w:bidi w:val="0"/>
               <w:adjustRightInd w:val="0"/>
               <w:snapToGrid w:val="0"/>
-              <w:ind w:left="0" w:right="0" w:firstLine="0" w:leftChars="0" w:rightChars="0" w:firstLineChars="0"/>
+              <w:ind w:left="0" w:leftChars="0" w:right="0" w:rightChars="0" w:firstLine="0" w:firstLineChars="0"/>
               <w:jc w:val="center"/>
               <w:textAlignment w:val="baseline"/>
             </w:pPr>
@@ -1484,7 +1501,7 @@
           </w:tcPr>
           <w:p>
             <w:pPr>
-              <w:pStyle w:val="TableText"/>
+              <w:pStyle w:val="27"/>
               <w:keepNext w:val="0"/>
               <w:keepLines w:val="0"/>
               <w:pageBreakBefore w:val="0"/>
@@ -1497,7 +1514,7 @@
               <w:bidi w:val="0"/>
               <w:adjustRightInd w:val="0"/>
               <w:snapToGrid w:val="0"/>
-              <w:ind w:left="0" w:right="0" w:firstLine="0" w:leftChars="0" w:rightChars="0" w:firstLineChars="0"/>
+              <w:ind w:left="0" w:leftChars="0" w:right="0" w:rightChars="0" w:firstLine="0" w:firstLineChars="0"/>
               <w:jc w:val="center"/>
               <w:textAlignment w:val="baseline"/>
             </w:pPr>
@@ -1509,7 +1526,7 @@
           </w:tcPr>
           <w:p>
             <w:pPr>
-              <w:pStyle w:val="TableText"/>
+              <w:pStyle w:val="27"/>
               <w:keepNext w:val="0"/>
               <w:keepLines w:val="0"/>
               <w:pageBreakBefore w:val="0"/>
@@ -1522,7 +1539,7 @@
               <w:bidi w:val="0"/>
               <w:adjustRightInd w:val="0"/>
               <w:snapToGrid w:val="0"/>
-              <w:ind w:left="0" w:right="0" w:firstLine="0" w:leftChars="0" w:rightChars="0" w:firstLineChars="0"/>
+              <w:ind w:left="0" w:leftChars="0" w:right="0" w:rightChars="0" w:firstLine="0" w:firstLineChars="0"/>
               <w:jc w:val="center"/>
               <w:textAlignment w:val="baseline"/>
             </w:pPr>
@@ -1531,9 +1548,14 @@
       </w:tr>
       <w:tr>
         <w:tblPrEx>
-          <w:tblW w:w="8214" w:type="dxa"/>
-          <w:jc w:val="center"/>
-          <w:tblLayout w:type="fixed"/>
+          <w:tblBorders>
+            <w:top w:val="single" w:color="000000" w:sz="2" w:space="0"/>
+            <w:left w:val="single" w:color="000000" w:sz="2" w:space="0"/>
+            <w:bottom w:val="single" w:color="000000" w:sz="2" w:space="0"/>
+            <w:right w:val="single" w:color="000000" w:sz="2" w:space="0"/>
+            <w:insideH w:val="single" w:color="000000" w:sz="2" w:space="0"/>
+            <w:insideV w:val="single" w:color="000000" w:sz="2" w:space="0"/>
+          </w:tblBorders>
           <w:tblCellMar>
             <w:top w:w="0" w:type="dxa"/>
             <w:left w:w="0" w:type="dxa"/>
@@ -1542,7 +1564,7 @@
           </w:tblCellMar>
         </w:tblPrEx>
         <w:trPr>
-          <w:trHeight w:val="556"/>
+          <w:trHeight w:val="556" w:hRule="atLeast"/>
           <w:jc w:val="center"/>
         </w:trPr>
         <w:tc>
@@ -1551,7 +1573,7 @@
           </w:tcPr>
           <w:p>
             <w:pPr>
-              <w:pStyle w:val="TableText"/>
+              <w:pStyle w:val="27"/>
               <w:keepNext w:val="0"/>
               <w:keepLines w:val="0"/>
               <w:pageBreakBefore w:val="0"/>
@@ -1564,7 +1586,7 @@
               <w:bidi w:val="0"/>
               <w:adjustRightInd w:val="0"/>
               <w:snapToGrid w:val="0"/>
-              <w:ind w:left="0" w:right="0" w:firstLine="0" w:leftChars="0" w:rightChars="0" w:firstLineChars="0"/>
+              <w:ind w:left="0" w:leftChars="0" w:right="0" w:rightChars="0" w:firstLine="0" w:firstLineChars="0"/>
               <w:jc w:val="center"/>
               <w:textAlignment w:val="baseline"/>
             </w:pPr>
@@ -1576,7 +1598,7 @@
           </w:tcPr>
           <w:p>
             <w:pPr>
-              <w:pStyle w:val="TableText"/>
+              <w:pStyle w:val="27"/>
               <w:keepNext w:val="0"/>
               <w:keepLines w:val="0"/>
               <w:pageBreakBefore w:val="0"/>
@@ -1589,7 +1611,7 @@
               <w:bidi w:val="0"/>
               <w:adjustRightInd w:val="0"/>
               <w:snapToGrid w:val="0"/>
-              <w:ind w:left="0" w:right="0" w:firstLine="0" w:leftChars="0" w:rightChars="0" w:firstLineChars="0"/>
+              <w:ind w:left="0" w:leftChars="0" w:right="0" w:rightChars="0" w:firstLine="0" w:firstLineChars="0"/>
               <w:jc w:val="center"/>
               <w:textAlignment w:val="baseline"/>
             </w:pPr>
@@ -1601,7 +1623,7 @@
           </w:tcPr>
           <w:p>
             <w:pPr>
-              <w:pStyle w:val="TableText"/>
+              <w:pStyle w:val="27"/>
               <w:keepNext w:val="0"/>
               <w:keepLines w:val="0"/>
               <w:pageBreakBefore w:val="0"/>
@@ -1614,7 +1636,7 @@
               <w:bidi w:val="0"/>
               <w:adjustRightInd w:val="0"/>
               <w:snapToGrid w:val="0"/>
-              <w:ind w:left="0" w:right="0" w:firstLine="0" w:leftChars="0" w:rightChars="0" w:firstLineChars="0"/>
+              <w:ind w:left="0" w:leftChars="0" w:right="0" w:rightChars="0" w:firstLine="0" w:firstLineChars="0"/>
               <w:jc w:val="center"/>
               <w:textAlignment w:val="baseline"/>
             </w:pPr>
@@ -1626,7 +1648,7 @@
           </w:tcPr>
           <w:p>
             <w:pPr>
-              <w:pStyle w:val="TableText"/>
+              <w:pStyle w:val="27"/>
               <w:keepNext w:val="0"/>
               <w:keepLines w:val="0"/>
               <w:pageBreakBefore w:val="0"/>
@@ -1639,7 +1661,7 @@
               <w:bidi w:val="0"/>
               <w:adjustRightInd w:val="0"/>
               <w:snapToGrid w:val="0"/>
-              <w:ind w:left="0" w:right="0" w:firstLine="0" w:leftChars="0" w:rightChars="0" w:firstLineChars="0"/>
+              <w:ind w:left="0" w:leftChars="0" w:right="0" w:rightChars="0" w:firstLine="0" w:firstLineChars="0"/>
               <w:jc w:val="center"/>
               <w:textAlignment w:val="baseline"/>
             </w:pPr>
@@ -1651,7 +1673,7 @@
           </w:tcPr>
           <w:p>
             <w:pPr>
-              <w:pStyle w:val="TableText"/>
+              <w:pStyle w:val="27"/>
               <w:keepNext w:val="0"/>
               <w:keepLines w:val="0"/>
               <w:pageBreakBefore w:val="0"/>
@@ -1664,7 +1686,7 @@
               <w:bidi w:val="0"/>
               <w:adjustRightInd w:val="0"/>
               <w:snapToGrid w:val="0"/>
-              <w:ind w:left="0" w:right="0" w:firstLine="0" w:leftChars="0" w:rightChars="0" w:firstLineChars="0"/>
+              <w:ind w:left="0" w:leftChars="0" w:right="0" w:rightChars="0" w:firstLine="0" w:firstLineChars="0"/>
               <w:jc w:val="center"/>
               <w:textAlignment w:val="baseline"/>
             </w:pPr>
@@ -1676,7 +1698,7 @@
           </w:tcPr>
           <w:p>
             <w:pPr>
-              <w:pStyle w:val="TableText"/>
+              <w:pStyle w:val="27"/>
               <w:keepNext w:val="0"/>
               <w:keepLines w:val="0"/>
               <w:pageBreakBefore w:val="0"/>
@@ -1689,7 +1711,7 @@
               <w:bidi w:val="0"/>
               <w:adjustRightInd w:val="0"/>
               <w:snapToGrid w:val="0"/>
-              <w:ind w:left="0" w:right="0" w:firstLine="0" w:leftChars="0" w:rightChars="0" w:firstLineChars="0"/>
+              <w:ind w:left="0" w:leftChars="0" w:right="0" w:rightChars="0" w:firstLine="0" w:firstLineChars="0"/>
               <w:jc w:val="center"/>
               <w:textAlignment w:val="baseline"/>
             </w:pPr>
@@ -1698,9 +1720,14 @@
       </w:tr>
       <w:tr>
         <w:tblPrEx>
-          <w:tblW w:w="8214" w:type="dxa"/>
-          <w:jc w:val="center"/>
-          <w:tblLayout w:type="fixed"/>
+          <w:tblBorders>
+            <w:top w:val="single" w:color="000000" w:sz="2" w:space="0"/>
+            <w:left w:val="single" w:color="000000" w:sz="2" w:space="0"/>
+            <w:bottom w:val="single" w:color="000000" w:sz="2" w:space="0"/>
+            <w:right w:val="single" w:color="000000" w:sz="2" w:space="0"/>
+            <w:insideH w:val="single" w:color="000000" w:sz="2" w:space="0"/>
+            <w:insideV w:val="single" w:color="000000" w:sz="2" w:space="0"/>
+          </w:tblBorders>
           <w:tblCellMar>
             <w:top w:w="0" w:type="dxa"/>
             <w:left w:w="0" w:type="dxa"/>
@@ -1709,7 +1736,7 @@
           </w:tblCellMar>
         </w:tblPrEx>
         <w:trPr>
-          <w:trHeight w:val="557"/>
+          <w:trHeight w:val="557" w:hRule="atLeast"/>
           <w:jc w:val="center"/>
         </w:trPr>
         <w:tc>
@@ -1718,7 +1745,7 @@
           </w:tcPr>
           <w:p>
             <w:pPr>
-              <w:pStyle w:val="TableText"/>
+              <w:pStyle w:val="27"/>
               <w:keepNext w:val="0"/>
               <w:keepLines w:val="0"/>
               <w:pageBreakBefore w:val="0"/>
@@ -1731,7 +1758,7 @@
               <w:bidi w:val="0"/>
               <w:adjustRightInd w:val="0"/>
               <w:snapToGrid w:val="0"/>
-              <w:ind w:left="0" w:right="0" w:firstLine="0" w:leftChars="0" w:rightChars="0" w:firstLineChars="0"/>
+              <w:ind w:left="0" w:leftChars="0" w:right="0" w:rightChars="0" w:firstLine="0" w:firstLineChars="0"/>
               <w:jc w:val="center"/>
               <w:textAlignment w:val="baseline"/>
             </w:pPr>
@@ -1743,7 +1770,7 @@
           </w:tcPr>
           <w:p>
             <w:pPr>
-              <w:pStyle w:val="TableText"/>
+              <w:pStyle w:val="27"/>
               <w:keepNext w:val="0"/>
               <w:keepLines w:val="0"/>
               <w:pageBreakBefore w:val="0"/>
@@ -1756,7 +1783,7 @@
               <w:bidi w:val="0"/>
               <w:adjustRightInd w:val="0"/>
               <w:snapToGrid w:val="0"/>
-              <w:ind w:left="0" w:right="0" w:firstLine="0" w:leftChars="0" w:rightChars="0" w:firstLineChars="0"/>
+              <w:ind w:left="0" w:leftChars="0" w:right="0" w:rightChars="0" w:firstLine="0" w:firstLineChars="0"/>
               <w:jc w:val="center"/>
               <w:textAlignment w:val="baseline"/>
             </w:pPr>
@@ -1768,7 +1795,7 @@
           </w:tcPr>
           <w:p>
             <w:pPr>
-              <w:pStyle w:val="TableText"/>
+              <w:pStyle w:val="27"/>
               <w:keepNext w:val="0"/>
               <w:keepLines w:val="0"/>
               <w:pageBreakBefore w:val="0"/>
@@ -1781,7 +1808,7 @@
               <w:bidi w:val="0"/>
               <w:adjustRightInd w:val="0"/>
               <w:snapToGrid w:val="0"/>
-              <w:ind w:left="0" w:right="0" w:firstLine="0" w:leftChars="0" w:rightChars="0" w:firstLineChars="0"/>
+              <w:ind w:left="0" w:leftChars="0" w:right="0" w:rightChars="0" w:firstLine="0" w:firstLineChars="0"/>
               <w:jc w:val="center"/>
               <w:textAlignment w:val="baseline"/>
             </w:pPr>
@@ -1793,7 +1820,7 @@
           </w:tcPr>
           <w:p>
             <w:pPr>
-              <w:pStyle w:val="TableText"/>
+              <w:pStyle w:val="27"/>
               <w:keepNext w:val="0"/>
               <w:keepLines w:val="0"/>
               <w:pageBreakBefore w:val="0"/>
@@ -1806,7 +1833,7 @@
               <w:bidi w:val="0"/>
               <w:adjustRightInd w:val="0"/>
               <w:snapToGrid w:val="0"/>
-              <w:ind w:left="0" w:right="0" w:firstLine="0" w:leftChars="0" w:rightChars="0" w:firstLineChars="0"/>
+              <w:ind w:left="0" w:leftChars="0" w:right="0" w:rightChars="0" w:firstLine="0" w:firstLineChars="0"/>
               <w:jc w:val="center"/>
               <w:textAlignment w:val="baseline"/>
             </w:pPr>
@@ -1818,7 +1845,7 @@
           </w:tcPr>
           <w:p>
             <w:pPr>
-              <w:pStyle w:val="TableText"/>
+              <w:pStyle w:val="27"/>
               <w:keepNext w:val="0"/>
               <w:keepLines w:val="0"/>
               <w:pageBreakBefore w:val="0"/>
@@ -1831,7 +1858,7 @@
               <w:bidi w:val="0"/>
               <w:adjustRightInd w:val="0"/>
               <w:snapToGrid w:val="0"/>
-              <w:ind w:left="0" w:right="0" w:firstLine="0" w:leftChars="0" w:rightChars="0" w:firstLineChars="0"/>
+              <w:ind w:left="0" w:leftChars="0" w:right="0" w:rightChars="0" w:firstLine="0" w:firstLineChars="0"/>
               <w:jc w:val="center"/>
               <w:textAlignment w:val="baseline"/>
             </w:pPr>
@@ -1843,7 +1870,7 @@
           </w:tcPr>
           <w:p>
             <w:pPr>
-              <w:pStyle w:val="TableText"/>
+              <w:pStyle w:val="27"/>
               <w:keepNext w:val="0"/>
               <w:keepLines w:val="0"/>
               <w:pageBreakBefore w:val="0"/>
@@ -1856,7 +1883,7 @@
               <w:bidi w:val="0"/>
               <w:adjustRightInd w:val="0"/>
               <w:snapToGrid w:val="0"/>
-              <w:ind w:left="0" w:right="0" w:firstLine="0" w:leftChars="0" w:rightChars="0" w:firstLineChars="0"/>
+              <w:ind w:left="0" w:leftChars="0" w:right="0" w:rightChars="0" w:firstLine="0" w:firstLineChars="0"/>
               <w:jc w:val="center"/>
               <w:textAlignment w:val="baseline"/>
             </w:pPr>
@@ -1887,7 +1914,7 @@
     <w:sdt>
       <w:sdtPr>
         <w:rPr>
-          <w:rFonts w:ascii="宋体" w:eastAsia="宋体" w:hAnsi="宋体" w:cs="Arial"/>
+          <w:rFonts w:ascii="宋体" w:hAnsi="宋体" w:eastAsia="宋体" w:cs="Arial"/>
           <w:snapToGrid w:val="0"/>
           <w:color w:val="000000"/>
           <w:kern w:val="0"/>
@@ -1903,7 +1930,7 @@
       </w:sdtPr>
       <w:sdtEndPr>
         <w:rPr>
-          <w:rFonts w:ascii="宋体" w:eastAsia="宋体" w:hAnsi="宋体" w:cs="宋体" w:hint="eastAsia"/>
+          <w:rFonts w:hint="eastAsia" w:ascii="宋体" w:hAnsi="宋体" w:eastAsia="宋体" w:cs="宋体"/>
           <w:snapToGrid w:val="0"/>
           <w:color w:val="000000"/>
           <w:kern w:val="0"/>
@@ -1928,18 +1955,18 @@
             <w:adjustRightInd w:val="0"/>
             <w:snapToGrid w:val="0"/>
             <w:spacing w:before="0" w:beforeLines="0" w:after="0" w:afterLines="0" w:line="240" w:lineRule="auto"/>
-            <w:ind w:left="0" w:right="0" w:firstLine="0" w:leftChars="0" w:rightChars="0" w:firstLineChars="0"/>
+            <w:ind w:left="0" w:leftChars="0" w:right="0" w:rightChars="0" w:firstLine="0" w:firstLineChars="0"/>
             <w:jc w:val="center"/>
             <w:textAlignment w:val="baseline"/>
             <w:rPr>
-              <w:rFonts w:ascii="宋体" w:eastAsia="宋体" w:hAnsi="宋体" w:cs="宋体" w:hint="eastAsia"/>
+              <w:rFonts w:hint="eastAsia" w:ascii="宋体" w:hAnsi="宋体" w:eastAsia="宋体" w:cs="宋体"/>
               <w:sz w:val="24"/>
               <w:szCs w:val="24"/>
             </w:rPr>
           </w:pPr>
           <w:r>
             <w:rPr>
-              <w:rFonts w:ascii="宋体" w:eastAsia="宋体" w:hAnsi="宋体" w:cs="宋体" w:hint="eastAsia"/>
+              <w:rFonts w:hint="eastAsia" w:ascii="宋体" w:hAnsi="宋体" w:eastAsia="宋体" w:cs="宋体"/>
               <w:sz w:val="24"/>
               <w:szCs w:val="24"/>
             </w:rPr>
@@ -1948,14 +1975,14 @@
         </w:p>
         <w:p>
           <w:pPr>
-            <w:pStyle w:val="TOC1"/>
+            <w:pStyle w:val="16"/>
             <w:tabs>
               <w:tab w:val="right" w:leader="dot" w:pos="8306"/>
             </w:tabs>
           </w:pPr>
           <w:r>
             <w:rPr>
-              <w:rFonts w:ascii="宋体" w:eastAsia="宋体" w:hAnsi="宋体" w:cs="宋体" w:hint="eastAsia"/>
+              <w:rFonts w:hint="eastAsia" w:ascii="宋体" w:hAnsi="宋体" w:eastAsia="宋体" w:cs="宋体"/>
               <w:sz w:val="24"/>
               <w:szCs w:val="24"/>
             </w:rPr>
@@ -1963,7 +1990,7 @@
           </w:r>
           <w:r>
             <w:rPr>
-              <w:rFonts w:ascii="宋体" w:eastAsia="宋体" w:hAnsi="宋体" w:cs="宋体" w:hint="eastAsia"/>
+              <w:rFonts w:hint="eastAsia" w:ascii="宋体" w:hAnsi="宋体" w:eastAsia="宋体" w:cs="宋体"/>
               <w:sz w:val="24"/>
               <w:szCs w:val="24"/>
             </w:rPr>
@@ -1971,7 +1998,7 @@
           </w:r>
           <w:r>
             <w:rPr>
-              <w:rFonts w:ascii="宋体" w:eastAsia="宋体" w:hAnsi="宋体" w:cs="宋体" w:hint="eastAsia"/>
+              <w:rFonts w:hint="eastAsia" w:ascii="宋体" w:hAnsi="宋体" w:eastAsia="宋体" w:cs="宋体"/>
               <w:sz w:val="24"/>
               <w:szCs w:val="24"/>
             </w:rPr>
@@ -1979,21 +2006,21 @@
           </w:r>
           <w:r>
             <w:rPr>
-              <w:rFonts w:ascii="宋体" w:eastAsia="宋体" w:hAnsi="宋体" w:cs="宋体" w:hint="eastAsia"/>
+              <w:rFonts w:hint="eastAsia" w:ascii="宋体" w:hAnsi="宋体" w:eastAsia="宋体" w:cs="宋体"/>
               <w:szCs w:val="24"/>
             </w:rPr>
             <w:fldChar w:fldCharType="begin"/>
           </w:r>
           <w:r>
             <w:rPr>
-              <w:rFonts w:ascii="宋体" w:eastAsia="宋体" w:hAnsi="宋体" w:cs="宋体" w:hint="eastAsia"/>
+              <w:rFonts w:hint="eastAsia" w:ascii="宋体" w:hAnsi="宋体" w:eastAsia="宋体" w:cs="宋体"/>
               <w:szCs w:val="24"/>
             </w:rPr>
-            <w:instrText xml:space="preserve"> HYPERLINK \l _Toc31820 </w:instrText>
-          </w:r>
-          <w:r>
-            <w:rPr>
-              <w:rFonts w:ascii="宋体" w:eastAsia="宋体" w:hAnsi="宋体" w:cs="宋体" w:hint="eastAsia"/>
+            <w:instrText xml:space="preserve"> HYPERLINK \l _Toc8671 </w:instrText>
+          </w:r>
+          <w:r>
+            <w:rPr>
+              <w:rFonts w:hint="eastAsia" w:ascii="宋体" w:hAnsi="宋体" w:eastAsia="宋体" w:cs="宋体"/>
               <w:szCs w:val="24"/>
             </w:rPr>
             <w:fldChar w:fldCharType="separate"/>
@@ -2012,7 +2039,7 @@
             <w:fldChar w:fldCharType="begin"/>
           </w:r>
           <w:r>
-            <w:instrText xml:space="preserve"> PAGEREF _Toc31820 \h </w:instrText>
+            <w:instrText xml:space="preserve"> PAGEREF _Toc8671 \h </w:instrText>
           </w:r>
           <w:r>
             <w:fldChar w:fldCharType="separate"/>
@@ -2025,7 +2052,7 @@
           </w:r>
           <w:r>
             <w:rPr>
-              <w:rFonts w:ascii="宋体" w:eastAsia="宋体" w:hAnsi="宋体" w:cs="宋体" w:hint="eastAsia"/>
+              <w:rFonts w:hint="eastAsia" w:ascii="宋体" w:hAnsi="宋体" w:eastAsia="宋体" w:cs="宋体"/>
               <w:szCs w:val="24"/>
             </w:rPr>
             <w:fldChar w:fldCharType="end"/>
@@ -2033,28 +2060,28 @@
         </w:p>
         <w:p>
           <w:pPr>
-            <w:pStyle w:val="TOC1"/>
+            <w:pStyle w:val="16"/>
             <w:tabs>
               <w:tab w:val="right" w:leader="dot" w:pos="8306"/>
             </w:tabs>
           </w:pPr>
           <w:r>
             <w:rPr>
-              <w:rFonts w:ascii="宋体" w:eastAsia="宋体" w:hAnsi="宋体" w:cs="宋体" w:hint="eastAsia"/>
+              <w:rFonts w:hint="eastAsia" w:ascii="宋体" w:hAnsi="宋体" w:eastAsia="宋体" w:cs="宋体"/>
               <w:szCs w:val="24"/>
             </w:rPr>
             <w:fldChar w:fldCharType="begin"/>
           </w:r>
           <w:r>
             <w:rPr>
-              <w:rFonts w:ascii="宋体" w:eastAsia="宋体" w:hAnsi="宋体" w:cs="宋体" w:hint="eastAsia"/>
+              <w:rFonts w:hint="eastAsia" w:ascii="宋体" w:hAnsi="宋体" w:eastAsia="宋体" w:cs="宋体"/>
               <w:szCs w:val="24"/>
             </w:rPr>
-            <w:instrText xml:space="preserve"> HYPERLINK \l _Toc3516 </w:instrText>
-          </w:r>
-          <w:r>
-            <w:rPr>
-              <w:rFonts w:ascii="宋体" w:eastAsia="宋体" w:hAnsi="宋体" w:cs="宋体" w:hint="eastAsia"/>
+            <w:instrText xml:space="preserve"> HYPERLINK \l _Toc13850 </w:instrText>
+          </w:r>
+          <w:r>
+            <w:rPr>
+              <w:rFonts w:hint="eastAsia" w:ascii="宋体" w:hAnsi="宋体" w:eastAsia="宋体" w:cs="宋体"/>
               <w:szCs w:val="24"/>
             </w:rPr>
             <w:fldChar w:fldCharType="separate"/>
@@ -2073,7 +2100,7 @@
             <w:fldChar w:fldCharType="begin"/>
           </w:r>
           <w:r>
-            <w:instrText xml:space="preserve"> PAGEREF _Toc3516 \h </w:instrText>
+            <w:instrText xml:space="preserve"> PAGEREF _Toc13850 \h </w:instrText>
           </w:r>
           <w:r>
             <w:fldChar w:fldCharType="separate"/>
@@ -2086,7 +2113,7 @@
           </w:r>
           <w:r>
             <w:rPr>
-              <w:rFonts w:ascii="宋体" w:eastAsia="宋体" w:hAnsi="宋体" w:cs="宋体" w:hint="eastAsia"/>
+              <w:rFonts w:hint="eastAsia" w:ascii="宋体" w:hAnsi="宋体" w:eastAsia="宋体" w:cs="宋体"/>
               <w:szCs w:val="24"/>
             </w:rPr>
             <w:fldChar w:fldCharType="end"/>
@@ -2094,28 +2121,28 @@
         </w:p>
         <w:p>
           <w:pPr>
-            <w:pStyle w:val="TOC1"/>
+            <w:pStyle w:val="16"/>
             <w:tabs>
               <w:tab w:val="right" w:leader="dot" w:pos="8306"/>
             </w:tabs>
           </w:pPr>
           <w:r>
             <w:rPr>
-              <w:rFonts w:ascii="宋体" w:eastAsia="宋体" w:hAnsi="宋体" w:cs="宋体" w:hint="eastAsia"/>
+              <w:rFonts w:hint="eastAsia" w:ascii="宋体" w:hAnsi="宋体" w:eastAsia="宋体" w:cs="宋体"/>
               <w:szCs w:val="24"/>
             </w:rPr>
             <w:fldChar w:fldCharType="begin"/>
           </w:r>
           <w:r>
             <w:rPr>
-              <w:rFonts w:ascii="宋体" w:eastAsia="宋体" w:hAnsi="宋体" w:cs="宋体" w:hint="eastAsia"/>
+              <w:rFonts w:hint="eastAsia" w:ascii="宋体" w:hAnsi="宋体" w:eastAsia="宋体" w:cs="宋体"/>
               <w:szCs w:val="24"/>
             </w:rPr>
-            <w:instrText xml:space="preserve"> HYPERLINK \l _Toc7330 </w:instrText>
-          </w:r>
-          <w:r>
-            <w:rPr>
-              <w:rFonts w:ascii="宋体" w:eastAsia="宋体" w:hAnsi="宋体" w:cs="宋体" w:hint="eastAsia"/>
+            <w:instrText xml:space="preserve"> HYPERLINK \l _Toc19704 </w:instrText>
+          </w:r>
+          <w:r>
+            <w:rPr>
+              <w:rFonts w:hint="eastAsia" w:ascii="宋体" w:hAnsi="宋体" w:eastAsia="宋体" w:cs="宋体"/>
               <w:szCs w:val="24"/>
             </w:rPr>
             <w:fldChar w:fldCharType="separate"/>
@@ -2140,7 +2167,7 @@
             <w:fldChar w:fldCharType="begin"/>
           </w:r>
           <w:r>
-            <w:instrText xml:space="preserve"> PAGEREF _Toc7330 \h </w:instrText>
+            <w:instrText xml:space="preserve"> PAGEREF _Toc19704 \h </w:instrText>
           </w:r>
           <w:r>
             <w:fldChar w:fldCharType="separate"/>
@@ -2153,7 +2180,7 @@
           </w:r>
           <w:r>
             <w:rPr>
-              <w:rFonts w:ascii="宋体" w:eastAsia="宋体" w:hAnsi="宋体" w:cs="宋体" w:hint="eastAsia"/>
+              <w:rFonts w:hint="eastAsia" w:ascii="宋体" w:hAnsi="宋体" w:eastAsia="宋体" w:cs="宋体"/>
               <w:szCs w:val="24"/>
             </w:rPr>
             <w:fldChar w:fldCharType="end"/>
@@ -2161,28 +2188,28 @@
         </w:p>
         <w:p>
           <w:pPr>
-            <w:pStyle w:val="TOC1"/>
+            <w:pStyle w:val="16"/>
             <w:tabs>
               <w:tab w:val="right" w:leader="dot" w:pos="8306"/>
             </w:tabs>
           </w:pPr>
           <w:r>
             <w:rPr>
-              <w:rFonts w:ascii="宋体" w:eastAsia="宋体" w:hAnsi="宋体" w:cs="宋体" w:hint="eastAsia"/>
+              <w:rFonts w:hint="eastAsia" w:ascii="宋体" w:hAnsi="宋体" w:eastAsia="宋体" w:cs="宋体"/>
               <w:szCs w:val="24"/>
             </w:rPr>
             <w:fldChar w:fldCharType="begin"/>
           </w:r>
           <w:r>
             <w:rPr>
-              <w:rFonts w:ascii="宋体" w:eastAsia="宋体" w:hAnsi="宋体" w:cs="宋体" w:hint="eastAsia"/>
+              <w:rFonts w:hint="eastAsia" w:ascii="宋体" w:hAnsi="宋体" w:eastAsia="宋体" w:cs="宋体"/>
               <w:szCs w:val="24"/>
             </w:rPr>
-            <w:instrText xml:space="preserve"> HYPERLINK \l _Toc5569 </w:instrText>
-          </w:r>
-          <w:r>
-            <w:rPr>
-              <w:rFonts w:ascii="宋体" w:eastAsia="宋体" w:hAnsi="宋体" w:cs="宋体" w:hint="eastAsia"/>
+            <w:instrText xml:space="preserve"> HYPERLINK \l _Toc27230 </w:instrText>
+          </w:r>
+          <w:r>
+            <w:rPr>
+              <w:rFonts w:hint="eastAsia" w:ascii="宋体" w:hAnsi="宋体" w:eastAsia="宋体" w:cs="宋体"/>
               <w:szCs w:val="24"/>
             </w:rPr>
             <w:fldChar w:fldCharType="separate"/>
@@ -2208,7 +2235,7 @@
             <w:fldChar w:fldCharType="begin"/>
           </w:r>
           <w:r>
-            <w:instrText xml:space="preserve"> PAGEREF _Toc5569 \h </w:instrText>
+            <w:instrText xml:space="preserve"> PAGEREF _Toc27230 \h </w:instrText>
           </w:r>
           <w:r>
             <w:fldChar w:fldCharType="separate"/>
@@ -2221,7 +2248,7 @@
           </w:r>
           <w:r>
             <w:rPr>
-              <w:rFonts w:ascii="宋体" w:eastAsia="宋体" w:hAnsi="宋体" w:cs="宋体" w:hint="eastAsia"/>
+              <w:rFonts w:hint="eastAsia" w:ascii="宋体" w:hAnsi="宋体" w:eastAsia="宋体" w:cs="宋体"/>
               <w:szCs w:val="24"/>
             </w:rPr>
             <w:fldChar w:fldCharType="end"/>
@@ -2229,28 +2256,28 @@
         </w:p>
         <w:p>
           <w:pPr>
-            <w:pStyle w:val="TOC2"/>
+            <w:pStyle w:val="17"/>
             <w:tabs>
               <w:tab w:val="right" w:leader="dot" w:pos="8306"/>
             </w:tabs>
           </w:pPr>
           <w:r>
             <w:rPr>
-              <w:rFonts w:ascii="宋体" w:eastAsia="宋体" w:hAnsi="宋体" w:cs="宋体" w:hint="eastAsia"/>
+              <w:rFonts w:hint="eastAsia" w:ascii="宋体" w:hAnsi="宋体" w:eastAsia="宋体" w:cs="宋体"/>
               <w:szCs w:val="24"/>
             </w:rPr>
             <w:fldChar w:fldCharType="begin"/>
           </w:r>
           <w:r>
             <w:rPr>
-              <w:rFonts w:ascii="宋体" w:eastAsia="宋体" w:hAnsi="宋体" w:cs="宋体" w:hint="eastAsia"/>
+              <w:rFonts w:hint="eastAsia" w:ascii="宋体" w:hAnsi="宋体" w:eastAsia="宋体" w:cs="宋体"/>
               <w:szCs w:val="24"/>
             </w:rPr>
-            <w:instrText xml:space="preserve"> HYPERLINK \l _Toc10915 </w:instrText>
-          </w:r>
-          <w:r>
-            <w:rPr>
-              <w:rFonts w:ascii="宋体" w:eastAsia="宋体" w:hAnsi="宋体" w:cs="宋体" w:hint="eastAsia"/>
+            <w:instrText xml:space="preserve"> HYPERLINK \l _Toc5656 </w:instrText>
+          </w:r>
+          <w:r>
+            <w:rPr>
+              <w:rFonts w:hint="eastAsia" w:ascii="宋体" w:hAnsi="宋体" w:eastAsia="宋体" w:cs="宋体"/>
               <w:szCs w:val="24"/>
             </w:rPr>
             <w:fldChar w:fldCharType="separate"/>
@@ -2276,7 +2303,7 @@
             <w:fldChar w:fldCharType="begin"/>
           </w:r>
           <w:r>
-            <w:instrText xml:space="preserve"> PAGEREF _Toc10915 \h </w:instrText>
+            <w:instrText xml:space="preserve"> PAGEREF _Toc5656 \h </w:instrText>
           </w:r>
           <w:r>
             <w:fldChar w:fldCharType="separate"/>
@@ -2289,7 +2316,7 @@
           </w:r>
           <w:r>
             <w:rPr>
-              <w:rFonts w:ascii="宋体" w:eastAsia="宋体" w:hAnsi="宋体" w:cs="宋体" w:hint="eastAsia"/>
+              <w:rFonts w:hint="eastAsia" w:ascii="宋体" w:hAnsi="宋体" w:eastAsia="宋体" w:cs="宋体"/>
               <w:szCs w:val="24"/>
             </w:rPr>
             <w:fldChar w:fldCharType="end"/>
@@ -2297,28 +2324,28 @@
         </w:p>
         <w:p>
           <w:pPr>
-            <w:pStyle w:val="TOC3"/>
+            <w:pStyle w:val="13"/>
             <w:tabs>
               <w:tab w:val="right" w:leader="dot" w:pos="8306"/>
             </w:tabs>
           </w:pPr>
           <w:r>
             <w:rPr>
-              <w:rFonts w:ascii="宋体" w:eastAsia="宋体" w:hAnsi="宋体" w:cs="宋体" w:hint="eastAsia"/>
+              <w:rFonts w:hint="eastAsia" w:ascii="宋体" w:hAnsi="宋体" w:eastAsia="宋体" w:cs="宋体"/>
               <w:szCs w:val="24"/>
             </w:rPr>
             <w:fldChar w:fldCharType="begin"/>
           </w:r>
           <w:r>
             <w:rPr>
-              <w:rFonts w:ascii="宋体" w:eastAsia="宋体" w:hAnsi="宋体" w:cs="宋体" w:hint="eastAsia"/>
+              <w:rFonts w:hint="eastAsia" w:ascii="宋体" w:hAnsi="宋体" w:eastAsia="宋体" w:cs="宋体"/>
               <w:szCs w:val="24"/>
             </w:rPr>
-            <w:instrText xml:space="preserve"> HYPERLINK \l _Toc22066 </w:instrText>
-          </w:r>
-          <w:r>
-            <w:rPr>
-              <w:rFonts w:ascii="宋体" w:eastAsia="宋体" w:hAnsi="宋体" w:cs="宋体" w:hint="eastAsia"/>
+            <w:instrText xml:space="preserve"> HYPERLINK \l _Toc18777 </w:instrText>
+          </w:r>
+          <w:r>
+            <w:rPr>
+              <w:rFonts w:hint="eastAsia" w:ascii="宋体" w:hAnsi="宋体" w:eastAsia="宋体" w:cs="宋体"/>
               <w:szCs w:val="24"/>
             </w:rPr>
             <w:fldChar w:fldCharType="separate"/>
@@ -2344,7 +2371,7 @@
             <w:fldChar w:fldCharType="begin"/>
           </w:r>
           <w:r>
-            <w:instrText xml:space="preserve"> PAGEREF _Toc22066 \h </w:instrText>
+            <w:instrText xml:space="preserve"> PAGEREF _Toc18777 \h </w:instrText>
           </w:r>
           <w:r>
             <w:fldChar w:fldCharType="separate"/>
@@ -2357,7 +2384,7 @@
           </w:r>
           <w:r>
             <w:rPr>
-              <w:rFonts w:ascii="宋体" w:eastAsia="宋体" w:hAnsi="宋体" w:cs="宋体" w:hint="eastAsia"/>
+              <w:rFonts w:hint="eastAsia" w:ascii="宋体" w:hAnsi="宋体" w:eastAsia="宋体" w:cs="宋体"/>
               <w:szCs w:val="24"/>
             </w:rPr>
             <w:fldChar w:fldCharType="end"/>
@@ -2365,28 +2392,28 @@
         </w:p>
         <w:p>
           <w:pPr>
-            <w:pStyle w:val="TOC3"/>
+            <w:pStyle w:val="13"/>
             <w:tabs>
               <w:tab w:val="right" w:leader="dot" w:pos="8306"/>
             </w:tabs>
           </w:pPr>
           <w:r>
             <w:rPr>
-              <w:rFonts w:ascii="宋体" w:eastAsia="宋体" w:hAnsi="宋体" w:cs="宋体" w:hint="eastAsia"/>
+              <w:rFonts w:hint="eastAsia" w:ascii="宋体" w:hAnsi="宋体" w:eastAsia="宋体" w:cs="宋体"/>
               <w:szCs w:val="24"/>
             </w:rPr>
             <w:fldChar w:fldCharType="begin"/>
           </w:r>
           <w:r>
             <w:rPr>
-              <w:rFonts w:ascii="宋体" w:eastAsia="宋体" w:hAnsi="宋体" w:cs="宋体" w:hint="eastAsia"/>
+              <w:rFonts w:hint="eastAsia" w:ascii="宋体" w:hAnsi="宋体" w:eastAsia="宋体" w:cs="宋体"/>
               <w:szCs w:val="24"/>
             </w:rPr>
-            <w:instrText xml:space="preserve"> HYPERLINK \l _Toc5137 </w:instrText>
-          </w:r>
-          <w:r>
-            <w:rPr>
-              <w:rFonts w:ascii="宋体" w:eastAsia="宋体" w:hAnsi="宋体" w:cs="宋体" w:hint="eastAsia"/>
+            <w:instrText xml:space="preserve"> HYPERLINK \l _Toc1464 </w:instrText>
+          </w:r>
+          <w:r>
+            <w:rPr>
+              <w:rFonts w:hint="eastAsia" w:ascii="宋体" w:hAnsi="宋体" w:eastAsia="宋体" w:cs="宋体"/>
               <w:szCs w:val="24"/>
             </w:rPr>
             <w:fldChar w:fldCharType="separate"/>
@@ -2412,7 +2439,7 @@
             <w:fldChar w:fldCharType="begin"/>
           </w:r>
           <w:r>
-            <w:instrText xml:space="preserve"> PAGEREF _Toc5137 \h </w:instrText>
+            <w:instrText xml:space="preserve"> PAGEREF _Toc1464 \h </w:instrText>
           </w:r>
           <w:r>
             <w:fldChar w:fldCharType="separate"/>
@@ -2425,7 +2452,7 @@
           </w:r>
           <w:r>
             <w:rPr>
-              <w:rFonts w:ascii="宋体" w:eastAsia="宋体" w:hAnsi="宋体" w:cs="宋体" w:hint="eastAsia"/>
+              <w:rFonts w:hint="eastAsia" w:ascii="宋体" w:hAnsi="宋体" w:eastAsia="宋体" w:cs="宋体"/>
               <w:szCs w:val="24"/>
             </w:rPr>
             <w:fldChar w:fldCharType="end"/>
@@ -2433,28 +2460,28 @@
         </w:p>
         <w:p>
           <w:pPr>
-            <w:pStyle w:val="TOC2"/>
+            <w:pStyle w:val="17"/>
             <w:tabs>
               <w:tab w:val="right" w:leader="dot" w:pos="8306"/>
             </w:tabs>
           </w:pPr>
           <w:r>
             <w:rPr>
-              <w:rFonts w:ascii="宋体" w:eastAsia="宋体" w:hAnsi="宋体" w:cs="宋体" w:hint="eastAsia"/>
+              <w:rFonts w:hint="eastAsia" w:ascii="宋体" w:hAnsi="宋体" w:eastAsia="宋体" w:cs="宋体"/>
               <w:szCs w:val="24"/>
             </w:rPr>
             <w:fldChar w:fldCharType="begin"/>
           </w:r>
           <w:r>
             <w:rPr>
-              <w:rFonts w:ascii="宋体" w:eastAsia="宋体" w:hAnsi="宋体" w:cs="宋体" w:hint="eastAsia"/>
+              <w:rFonts w:hint="eastAsia" w:ascii="宋体" w:hAnsi="宋体" w:eastAsia="宋体" w:cs="宋体"/>
               <w:szCs w:val="24"/>
             </w:rPr>
-            <w:instrText xml:space="preserve"> HYPERLINK \l _Toc23355 </w:instrText>
-          </w:r>
-          <w:r>
-            <w:rPr>
-              <w:rFonts w:ascii="宋体" w:eastAsia="宋体" w:hAnsi="宋体" w:cs="宋体" w:hint="eastAsia"/>
+            <w:instrText xml:space="preserve"> HYPERLINK \l _Toc8680 </w:instrText>
+          </w:r>
+          <w:r>
+            <w:rPr>
+              <w:rFonts w:hint="eastAsia" w:ascii="宋体" w:hAnsi="宋体" w:eastAsia="宋体" w:cs="宋体"/>
               <w:szCs w:val="24"/>
             </w:rPr>
             <w:fldChar w:fldCharType="separate"/>
@@ -2480,7 +2507,7 @@
             <w:fldChar w:fldCharType="begin"/>
           </w:r>
           <w:r>
-            <w:instrText xml:space="preserve"> PAGEREF _Toc23355 \h </w:instrText>
+            <w:instrText xml:space="preserve"> PAGEREF _Toc8680 \h </w:instrText>
           </w:r>
           <w:r>
             <w:fldChar w:fldCharType="separate"/>
@@ -2493,7 +2520,7 @@
           </w:r>
           <w:r>
             <w:rPr>
-              <w:rFonts w:ascii="宋体" w:eastAsia="宋体" w:hAnsi="宋体" w:cs="宋体" w:hint="eastAsia"/>
+              <w:rFonts w:hint="eastAsia" w:ascii="宋体" w:hAnsi="宋体" w:eastAsia="宋体" w:cs="宋体"/>
               <w:szCs w:val="24"/>
             </w:rPr>
             <w:fldChar w:fldCharType="end"/>
@@ -2501,28 +2528,28 @@
         </w:p>
         <w:p>
           <w:pPr>
-            <w:pStyle w:val="TOC2"/>
+            <w:pStyle w:val="17"/>
             <w:tabs>
               <w:tab w:val="right" w:leader="dot" w:pos="8306"/>
             </w:tabs>
           </w:pPr>
           <w:r>
             <w:rPr>
-              <w:rFonts w:ascii="宋体" w:eastAsia="宋体" w:hAnsi="宋体" w:cs="宋体" w:hint="eastAsia"/>
+              <w:rFonts w:hint="eastAsia" w:ascii="宋体" w:hAnsi="宋体" w:eastAsia="宋体" w:cs="宋体"/>
               <w:szCs w:val="24"/>
             </w:rPr>
             <w:fldChar w:fldCharType="begin"/>
           </w:r>
           <w:r>
             <w:rPr>
-              <w:rFonts w:ascii="宋体" w:eastAsia="宋体" w:hAnsi="宋体" w:cs="宋体" w:hint="eastAsia"/>
+              <w:rFonts w:hint="eastAsia" w:ascii="宋体" w:hAnsi="宋体" w:eastAsia="宋体" w:cs="宋体"/>
               <w:szCs w:val="24"/>
             </w:rPr>
-            <w:instrText xml:space="preserve"> HYPERLINK \l _Toc31770 </w:instrText>
-          </w:r>
-          <w:r>
-            <w:rPr>
-              <w:rFonts w:ascii="宋体" w:eastAsia="宋体" w:hAnsi="宋体" w:cs="宋体" w:hint="eastAsia"/>
+            <w:instrText xml:space="preserve"> HYPERLINK \l _Toc7777 </w:instrText>
+          </w:r>
+          <w:r>
+            <w:rPr>
+              <w:rFonts w:hint="eastAsia" w:ascii="宋体" w:hAnsi="宋体" w:eastAsia="宋体" w:cs="宋体"/>
               <w:szCs w:val="24"/>
             </w:rPr>
             <w:fldChar w:fldCharType="separate"/>
@@ -2548,7 +2575,7 @@
             <w:fldChar w:fldCharType="begin"/>
           </w:r>
           <w:r>
-            <w:instrText xml:space="preserve"> PAGEREF _Toc31770 \h </w:instrText>
+            <w:instrText xml:space="preserve"> PAGEREF _Toc7777 \h </w:instrText>
           </w:r>
           <w:r>
             <w:fldChar w:fldCharType="separate"/>
@@ -2561,7 +2588,7 @@
           </w:r>
           <w:r>
             <w:rPr>
-              <w:rFonts w:ascii="宋体" w:eastAsia="宋体" w:hAnsi="宋体" w:cs="宋体" w:hint="eastAsia"/>
+              <w:rFonts w:hint="eastAsia" w:ascii="宋体" w:hAnsi="宋体" w:eastAsia="宋体" w:cs="宋体"/>
               <w:szCs w:val="24"/>
             </w:rPr>
             <w:fldChar w:fldCharType="end"/>
@@ -2569,28 +2596,28 @@
         </w:p>
         <w:p>
           <w:pPr>
-            <w:pStyle w:val="TOC2"/>
+            <w:pStyle w:val="17"/>
             <w:tabs>
               <w:tab w:val="right" w:leader="dot" w:pos="8306"/>
             </w:tabs>
           </w:pPr>
           <w:r>
             <w:rPr>
-              <w:rFonts w:ascii="宋体" w:eastAsia="宋体" w:hAnsi="宋体" w:cs="宋体" w:hint="eastAsia"/>
+              <w:rFonts w:hint="eastAsia" w:ascii="宋体" w:hAnsi="宋体" w:eastAsia="宋体" w:cs="宋体"/>
               <w:szCs w:val="24"/>
             </w:rPr>
             <w:fldChar w:fldCharType="begin"/>
           </w:r>
           <w:r>
             <w:rPr>
-              <w:rFonts w:ascii="宋体" w:eastAsia="宋体" w:hAnsi="宋体" w:cs="宋体" w:hint="eastAsia"/>
+              <w:rFonts w:hint="eastAsia" w:ascii="宋体" w:hAnsi="宋体" w:eastAsia="宋体" w:cs="宋体"/>
               <w:szCs w:val="24"/>
             </w:rPr>
-            <w:instrText xml:space="preserve"> HYPERLINK \l _Toc3160 </w:instrText>
-          </w:r>
-          <w:r>
-            <w:rPr>
-              <w:rFonts w:ascii="宋体" w:eastAsia="宋体" w:hAnsi="宋体" w:cs="宋体" w:hint="eastAsia"/>
+            <w:instrText xml:space="preserve"> HYPERLINK \l _Toc9992 </w:instrText>
+          </w:r>
+          <w:r>
+            <w:rPr>
+              <w:rFonts w:hint="eastAsia" w:ascii="宋体" w:hAnsi="宋体" w:eastAsia="宋体" w:cs="宋体"/>
               <w:szCs w:val="24"/>
             </w:rPr>
             <w:fldChar w:fldCharType="separate"/>
@@ -2615,7 +2642,7 @@
             <w:fldChar w:fldCharType="begin"/>
           </w:r>
           <w:r>
-            <w:instrText xml:space="preserve"> PAGEREF _Toc3160 \h </w:instrText>
+            <w:instrText xml:space="preserve"> PAGEREF _Toc9992 \h </w:instrText>
           </w:r>
           <w:r>
             <w:fldChar w:fldCharType="separate"/>
@@ -2628,7 +2655,7 @@
           </w:r>
           <w:r>
             <w:rPr>
-              <w:rFonts w:ascii="宋体" w:eastAsia="宋体" w:hAnsi="宋体" w:cs="宋体" w:hint="eastAsia"/>
+              <w:rFonts w:hint="eastAsia" w:ascii="宋体" w:hAnsi="宋体" w:eastAsia="宋体" w:cs="宋体"/>
               <w:szCs w:val="24"/>
             </w:rPr>
             <w:fldChar w:fldCharType="end"/>
@@ -2636,28 +2663,28 @@
         </w:p>
         <w:p>
           <w:pPr>
-            <w:pStyle w:val="TOC2"/>
+            <w:pStyle w:val="17"/>
             <w:tabs>
               <w:tab w:val="right" w:leader="dot" w:pos="8306"/>
             </w:tabs>
           </w:pPr>
           <w:r>
             <w:rPr>
-              <w:rFonts w:ascii="宋体" w:eastAsia="宋体" w:hAnsi="宋体" w:cs="宋体" w:hint="eastAsia"/>
+              <w:rFonts w:hint="eastAsia" w:ascii="宋体" w:hAnsi="宋体" w:eastAsia="宋体" w:cs="宋体"/>
               <w:szCs w:val="24"/>
             </w:rPr>
             <w:fldChar w:fldCharType="begin"/>
           </w:r>
           <w:r>
             <w:rPr>
-              <w:rFonts w:ascii="宋体" w:eastAsia="宋体" w:hAnsi="宋体" w:cs="宋体" w:hint="eastAsia"/>
+              <w:rFonts w:hint="eastAsia" w:ascii="宋体" w:hAnsi="宋体" w:eastAsia="宋体" w:cs="宋体"/>
               <w:szCs w:val="24"/>
             </w:rPr>
-            <w:instrText xml:space="preserve"> HYPERLINK \l _Toc16703 </w:instrText>
-          </w:r>
-          <w:r>
-            <w:rPr>
-              <w:rFonts w:ascii="宋体" w:eastAsia="宋体" w:hAnsi="宋体" w:cs="宋体" w:hint="eastAsia"/>
+            <w:instrText xml:space="preserve"> HYPERLINK \l _Toc32592 </w:instrText>
+          </w:r>
+          <w:r>
+            <w:rPr>
+              <w:rFonts w:hint="eastAsia" w:ascii="宋体" w:hAnsi="宋体" w:eastAsia="宋体" w:cs="宋体"/>
               <w:szCs w:val="24"/>
             </w:rPr>
             <w:fldChar w:fldCharType="separate"/>
@@ -2683,7 +2710,7 @@
             <w:fldChar w:fldCharType="begin"/>
           </w:r>
           <w:r>
-            <w:instrText xml:space="preserve"> PAGEREF _Toc16703 \h </w:instrText>
+            <w:instrText xml:space="preserve"> PAGEREF _Toc32592 \h </w:instrText>
           </w:r>
           <w:r>
             <w:fldChar w:fldCharType="separate"/>
@@ -2696,7 +2723,7 @@
           </w:r>
           <w:r>
             <w:rPr>
-              <w:rFonts w:ascii="宋体" w:eastAsia="宋体" w:hAnsi="宋体" w:cs="宋体" w:hint="eastAsia"/>
+              <w:rFonts w:hint="eastAsia" w:ascii="宋体" w:hAnsi="宋体" w:eastAsia="宋体" w:cs="宋体"/>
               <w:szCs w:val="24"/>
             </w:rPr>
             <w:fldChar w:fldCharType="end"/>
@@ -2718,7 +2745,7 @@
             <w:snapToGrid w:val="0"/>
             <w:textAlignment w:val="baseline"/>
             <w:rPr>
-              <w:rFonts w:ascii="宋体" w:eastAsia="宋体" w:hAnsi="宋体" w:cs="宋体" w:hint="eastAsia"/>
+              <w:rFonts w:hint="eastAsia" w:ascii="宋体" w:hAnsi="宋体" w:eastAsia="宋体" w:cs="宋体"/>
               <w:snapToGrid w:val="0"/>
               <w:color w:val="000000"/>
               <w:kern w:val="0"/>
@@ -2729,7 +2756,7 @@
           </w:pPr>
           <w:r>
             <w:rPr>
-              <w:rFonts w:ascii="宋体" w:eastAsia="宋体" w:hAnsi="宋体" w:cs="宋体" w:hint="eastAsia"/>
+              <w:rFonts w:hint="eastAsia" w:ascii="宋体" w:hAnsi="宋体" w:eastAsia="宋体" w:cs="宋体"/>
               <w:szCs w:val="24"/>
             </w:rPr>
             <w:fldChar w:fldCharType="end"/>
@@ -2753,7 +2780,7 @@
         <w:snapToGrid w:val="0"/>
         <w:textAlignment w:val="baseline"/>
         <w:rPr>
-          <w:rFonts w:ascii="Arial" w:eastAsia="Arial" w:hAnsi="Arial" w:cs="Arial"/>
+          <w:rFonts w:ascii="Arial" w:hAnsi="Arial" w:eastAsia="Arial" w:cs="Arial"/>
           <w:snapToGrid w:val="0"/>
           <w:color w:val="000000"/>
           <w:kern w:val="0"/>
@@ -2764,7 +2791,7 @@
       </w:pPr>
       <w:r>
         <w:rPr>
-          <w:rFonts w:ascii="Arial" w:eastAsia="Arial" w:hAnsi="Arial" w:cs="Arial"/>
+          <w:rFonts w:ascii="Arial" w:hAnsi="Arial" w:eastAsia="Arial" w:cs="Arial"/>
           <w:snapToGrid w:val="0"/>
           <w:color w:val="000000"/>
           <w:kern w:val="0"/>
@@ -2777,7 +2804,7 @@
     </w:p>
     <w:p>
       <w:pPr>
-        <w:pStyle w:val="1"/>
+        <w:pStyle w:val="28"/>
         <w:keepNext w:val="0"/>
         <w:keepLines w:val="0"/>
         <w:pageBreakBefore w:val="0"/>
@@ -2792,7 +2819,7 @@
         <w:snapToGrid w:val="0"/>
         <w:textAlignment w:val="baseline"/>
       </w:pPr>
-      <w:bookmarkStart w:id="2" w:name="_Toc7330"/>
+      <w:bookmarkStart w:id="2" w:name="_Toc19704"/>
       <w:r>
         <w:rPr>
           <w:rFonts w:hint="eastAsia"/>
@@ -2804,7 +2831,7 @@
     </w:p>
     <w:p>
       <w:pPr>
-        <w:pStyle w:val="a1"/>
+        <w:pStyle w:val="29"/>
         <w:bidi w:val="0"/>
         <w:rPr>
           <w:rFonts w:hint="eastAsia"/>
@@ -2821,8 +2848,8 @@
     </w:p>
     <w:p>
       <w:pPr>
-        <w:pStyle w:val="a1"/>
-        <w:ind w:left="0" w:right="0" w:firstLine="0" w:leftChars="0" w:rightChars="0" w:firstLineChars="0"/>
+        <w:pStyle w:val="29"/>
+        <w:ind w:left="0" w:leftChars="0" w:right="0" w:rightChars="0" w:firstLine="0" w:firstLineChars="0"/>
         <w:jc w:val="center"/>
         <w:rPr>
           <w:rFonts w:hint="default"/>
@@ -2923,9 +2950,9 @@
     </w:p>
     <w:p>
       <w:pPr>
-        <w:pStyle w:val="a1"/>
+        <w:pStyle w:val="29"/>
         <w:bidi w:val="0"/>
-        <w:ind w:left="0" w:right="0" w:firstLine="0" w:leftChars="0" w:rightChars="0" w:firstLineChars="0"/>
+        <w:ind w:left="0" w:leftChars="0" w:right="0" w:rightChars="0" w:firstLine="0" w:firstLineChars="0"/>
         <w:jc w:val="center"/>
         <w:rPr>
           <w:rFonts w:hint="default"/>
@@ -2938,48 +2965,35 @@
           <w:lang w:val="en-US" w:eastAsia="zh-CN"/>
         </w:rPr>
         <w:object>
-          <v:shapetype id="_x0000_t75" coordsize="21600,21600" o:spt="75" o:preferrelative="t" path="m@4@5l@4@11@9@11@9@5xe" filled="f" stroked="f">
-            <v:stroke joinstyle="miter"/>
-            <v:formulas>
-              <v:f eqn="if lineDrawn pixelLineWidth 0"/>
-              <v:f eqn="sum @0 1 0"/>
-              <v:f eqn="sum 0 0 @1"/>
-              <v:f eqn="prod @2 1 2"/>
-              <v:f eqn="prod @3 21600 pixelWidth"/>
-              <v:f eqn="prod @3 21600 pixelHeight"/>
-              <v:f eqn="sum @0 0 1"/>
-              <v:f eqn="prod @6 1 2"/>
-              <v:f eqn="prod @7 21600 pixelWidth"/>
-              <v:f eqn="sum @8 21600 0"/>
-              <v:f eqn="prod @7 21600 pixelHeight"/>
-              <v:f eqn="sum @10 21600 0"/>
-            </v:formulas>
-            <v:path o:extrusionok="f" gradientshapeok="t" o:connecttype="rect"/>
+          <v:shape id="_x0000_i1025" o:spt="75" type="#_x0000_t75" style="height:177.7pt;width:424.35pt;" o:ole="t" filled="f" o:preferrelative="t" stroked="f" coordsize="21600,21600">
+            <v:path/>
+            <v:fill on="f" focussize="0,0"/>
+            <v:stroke on="f" joinstyle="miter"/>
+            <v:imagedata r:id="rId10" o:title=""/>
             <o:lock v:ext="edit" aspectratio="t"/>
-          </v:shapetype>
-          <v:shape id="_x0000_i1025" type="#_x0000_t75" style="height:177.7pt;width:424.35pt" o:oleicon="f" o:ole="" coordsize="21600,21600" o:preferrelative="t" filled="f" stroked="f">
-            <v:imagedata r:id="rId6" o:title=""/>
-            <o:lock v:ext="edit" aspectratio="t"/>
+            <w10:wrap type="none"/>
             <w10:anchorlock/>
           </v:shape>
-          <o:OLEObject Type="Embed" ProgID="Visio.Drawing.15" ShapeID="_x0000_i1025" DrawAspect="Content" ObjectID="_1468075725" r:id="rId7"/>
+          <o:OLEObject Type="Embed" ProgID="Visio.Drawing.15" ShapeID="_x0000_i1025" DrawAspect="Content" ObjectID="_1468075725" r:id="rId9">
+            <o:LockedField>false</o:LockedField>
+          </o:OLEObject>
         </w:object>
       </w:r>
     </w:p>
     <w:p>
       <w:pPr>
-        <w:pStyle w:val="1"/>
+        <w:pStyle w:val="28"/>
         <w:bidi w:val="0"/>
         <w:rPr>
-          <w:rStyle w:val="1Char"/>
+          <w:rStyle w:val="38"/>
           <w:rFonts w:hint="default"/>
           <w:lang w:val="en-US" w:eastAsia="zh-CN"/>
         </w:rPr>
       </w:pPr>
-      <w:bookmarkStart w:id="3" w:name="_Toc5569"/>
-      <w:r>
-        <w:rPr>
-          <w:rStyle w:val="1Char"/>
+      <w:bookmarkStart w:id="3" w:name="_Toc27230"/>
+      <w:r>
+        <w:rPr>
+          <w:rStyle w:val="38"/>
           <w:rFonts w:hint="eastAsia"/>
           <w:lang w:val="en-US" w:eastAsia="zh-CN"/>
         </w:rPr>
@@ -2989,14 +3003,14 @@
     </w:p>
     <w:p>
       <w:pPr>
-        <w:pStyle w:val="2"/>
+        <w:pStyle w:val="30"/>
         <w:bidi w:val="0"/>
         <w:rPr>
           <w:rFonts w:hint="eastAsia"/>
           <w:lang w:val="en-US" w:eastAsia="zh-CN"/>
         </w:rPr>
       </w:pPr>
-      <w:bookmarkStart w:id="4" w:name="_Toc10915"/>
+      <w:bookmarkStart w:id="4" w:name="_Toc5656"/>
       <w:r>
         <w:rPr>
           <w:rFonts w:hint="eastAsia"/>
@@ -3008,7 +3022,7 @@
     </w:p>
     <w:p>
       <w:pPr>
-        <w:pStyle w:val="a3"/>
+        <w:pStyle w:val="40"/>
         <w:numPr>
           <w:ilvl w:val="0"/>
           <w:numId w:val="2"/>
@@ -3021,7 +3035,7 @@
     </w:p>
     <w:p>
       <w:pPr>
-        <w:pStyle w:val="a3"/>
+        <w:pStyle w:val="40"/>
         <w:numPr>
           <w:ilvl w:val="0"/>
           <w:numId w:val="2"/>
@@ -3034,7 +3048,7 @@
     </w:p>
     <w:p>
       <w:pPr>
-        <w:pStyle w:val="a3"/>
+        <w:pStyle w:val="40"/>
         <w:numPr>
           <w:ilvl w:val="0"/>
           <w:numId w:val="2"/>
@@ -3047,7 +3061,7 @@
     </w:p>
     <w:p>
       <w:pPr>
-        <w:pStyle w:val="a3"/>
+        <w:pStyle w:val="40"/>
         <w:numPr>
           <w:ilvl w:val="0"/>
           <w:numId w:val="2"/>
@@ -3060,7 +3074,7 @@
     </w:p>
     <w:p>
       <w:pPr>
-        <w:pStyle w:val="a3"/>
+        <w:pStyle w:val="40"/>
         <w:numPr>
           <w:ilvl w:val="0"/>
           <w:numId w:val="2"/>
@@ -3083,7 +3097,7 @@
     </w:p>
     <w:p>
       <w:pPr>
-        <w:pStyle w:val="a3"/>
+        <w:pStyle w:val="40"/>
         <w:numPr>
           <w:ilvl w:val="0"/>
           <w:numId w:val="2"/>
@@ -3091,17 +3105,12 @@
         <w:bidi w:val="0"/>
       </w:pPr>
       <w:r>
-        <w:t>负责处理项目现场应急处置方面的需求，建立与研究总院</w:t>
-      </w:r>
-      <w:bookmarkStart w:id="5" w:name="_GoBack"/>
-      <w:bookmarkEnd w:id="5"/>
-      <w:r>
-        <w:t>的应急联络机制，以确保应急处置的快速响应；</w:t>
-      </w:r>
-    </w:p>
-    <w:p>
-      <w:pPr>
-        <w:pStyle w:val="a3"/>
+        <w:t>负责处理项目现场应急处置方面的需求，建立与研究总院的应急联络机制，以确保应急处置的快速响应；</w:t>
+      </w:r>
+    </w:p>
+    <w:p>
+      <w:pPr>
+        <w:pStyle w:val="40"/>
         <w:numPr>
           <w:ilvl w:val="0"/>
           <w:numId w:val="2"/>
@@ -3114,7 +3123,7 @@
     </w:p>
     <w:p>
       <w:pPr>
-        <w:pStyle w:val="a3"/>
+        <w:pStyle w:val="40"/>
         <w:numPr>
           <w:ilvl w:val="0"/>
           <w:numId w:val="2"/>
@@ -3127,7 +3136,7 @@
     </w:p>
     <w:p>
       <w:pPr>
-        <w:pStyle w:val="a3"/>
+        <w:pStyle w:val="40"/>
         <w:numPr>
           <w:ilvl w:val="0"/>
           <w:numId w:val="2"/>
@@ -3140,14 +3149,14 @@
     </w:p>
     <w:p>
       <w:pPr>
-        <w:pStyle w:val="3"/>
+        <w:pStyle w:val="31"/>
         <w:bidi w:val="0"/>
         <w:rPr>
           <w:rFonts w:hint="eastAsia"/>
           <w:lang w:val="en-US" w:eastAsia="zh-CN"/>
         </w:rPr>
       </w:pPr>
-      <w:bookmarkStart w:id="6" w:name="_Toc22066"/>
+      <w:bookmarkStart w:id="5" w:name="_Toc18777"/>
       <w:r>
         <w:rPr>
           <w:rFonts w:hint="eastAsia"/>
@@ -3155,7 +3164,7 @@
         </w:rPr>
         <w:t>服务台</w:t>
       </w:r>
-      <w:bookmarkEnd w:id="6"/>
+      <w:bookmarkEnd w:id="5"/>
     </w:p>
     <w:p>
       <w:pPr>
@@ -3164,16 +3173,16 @@
           <w:numId w:val="3"/>
         </w:numPr>
         <w:spacing w:before="182" w:line="217" w:lineRule="auto"/>
-        <w:ind w:left="425" w:hanging="425" w:leftChars="0" w:firstLineChars="0"/>
-        <w:rPr>
-          <w:rFonts w:ascii="宋体" w:eastAsia="宋体" w:hAnsi="宋体" w:cs="宋体"/>
+        <w:ind w:left="425" w:leftChars="0" w:hanging="425" w:firstLineChars="0"/>
+        <w:rPr>
+          <w:rFonts w:ascii="宋体" w:hAnsi="宋体" w:eastAsia="宋体" w:cs="宋体"/>
           <w:sz w:val="24"/>
           <w:szCs w:val="24"/>
         </w:rPr>
       </w:pPr>
       <w:r>
         <w:rPr>
-          <w:rFonts w:ascii="宋体" w:eastAsia="宋体" w:hAnsi="宋体" w:cs="宋体"/>
+          <w:rFonts w:ascii="宋体" w:hAnsi="宋体" w:eastAsia="宋体" w:cs="宋体"/>
           <w:spacing w:val="1"/>
           <w:sz w:val="24"/>
           <w:szCs w:val="24"/>
@@ -3182,7 +3191,7 @@
       </w:r>
       <w:r>
         <w:rPr>
-          <w:rFonts w:ascii="宋体" w:eastAsia="宋体" w:hAnsi="宋体" w:cs="宋体" w:hint="eastAsia"/>
+          <w:rFonts w:hint="eastAsia" w:ascii="宋体" w:hAnsi="宋体" w:eastAsia="宋体" w:cs="宋体"/>
           <w:spacing w:val="1"/>
           <w:sz w:val="24"/>
           <w:szCs w:val="24"/>
@@ -3192,7 +3201,7 @@
       </w:r>
       <w:r>
         <w:rPr>
-          <w:rFonts w:ascii="宋体" w:eastAsia="宋体" w:hAnsi="宋体" w:cs="宋体"/>
+          <w:rFonts w:ascii="宋体" w:hAnsi="宋体" w:eastAsia="宋体" w:cs="宋体"/>
           <w:spacing w:val="1"/>
           <w:sz w:val="24"/>
           <w:szCs w:val="24"/>
@@ -3207,16 +3216,16 @@
           <w:numId w:val="3"/>
         </w:numPr>
         <w:spacing w:before="185" w:line="290" w:lineRule="auto"/>
-        <w:ind w:left="425" w:right="50" w:hanging="425" w:leftChars="0" w:firstLineChars="0"/>
-        <w:rPr>
-          <w:rFonts w:ascii="宋体" w:eastAsia="宋体" w:hAnsi="宋体" w:cs="宋体"/>
+        <w:ind w:left="425" w:leftChars="0" w:right="50" w:hanging="425" w:firstLineChars="0"/>
+        <w:rPr>
+          <w:rFonts w:ascii="宋体" w:hAnsi="宋体" w:eastAsia="宋体" w:cs="宋体"/>
           <w:sz w:val="24"/>
           <w:szCs w:val="24"/>
         </w:rPr>
       </w:pPr>
       <w:r>
         <w:rPr>
-          <w:rFonts w:ascii="宋体" w:eastAsia="宋体" w:hAnsi="宋体" w:cs="宋体"/>
+          <w:rFonts w:ascii="宋体" w:hAnsi="宋体" w:eastAsia="宋体" w:cs="宋体"/>
           <w:sz w:val="24"/>
           <w:szCs w:val="24"/>
         </w:rPr>
@@ -3224,7 +3233,7 @@
       </w:r>
       <w:r>
         <w:rPr>
-          <w:rFonts w:ascii="宋体" w:eastAsia="宋体" w:hAnsi="宋体" w:cs="宋体"/>
+          <w:rFonts w:ascii="宋体" w:hAnsi="宋体" w:eastAsia="宋体" w:cs="宋体"/>
           <w:spacing w:val="-1"/>
           <w:sz w:val="24"/>
           <w:szCs w:val="24"/>
@@ -3233,7 +3242,7 @@
       </w:r>
       <w:r>
         <w:rPr>
-          <w:rFonts w:ascii="宋体" w:eastAsia="宋体" w:hAnsi="宋体" w:cs="宋体"/>
+          <w:rFonts w:ascii="宋体" w:hAnsi="宋体" w:eastAsia="宋体" w:cs="宋体"/>
           <w:sz w:val="24"/>
           <w:szCs w:val="24"/>
         </w:rPr>
@@ -3247,16 +3256,16 @@
           <w:numId w:val="3"/>
         </w:numPr>
         <w:spacing w:before="184" w:line="217" w:lineRule="auto"/>
-        <w:ind w:left="425" w:hanging="425" w:leftChars="0" w:firstLineChars="0"/>
-        <w:rPr>
-          <w:rFonts w:ascii="宋体" w:eastAsia="宋体" w:hAnsi="宋体" w:cs="宋体"/>
+        <w:ind w:left="425" w:leftChars="0" w:hanging="425" w:firstLineChars="0"/>
+        <w:rPr>
+          <w:rFonts w:ascii="宋体" w:hAnsi="宋体" w:eastAsia="宋体" w:cs="宋体"/>
           <w:sz w:val="24"/>
           <w:szCs w:val="24"/>
         </w:rPr>
       </w:pPr>
       <w:r>
         <w:rPr>
-          <w:rFonts w:ascii="宋体" w:eastAsia="宋体" w:hAnsi="宋体" w:cs="宋体"/>
+          <w:rFonts w:ascii="宋体" w:hAnsi="宋体" w:eastAsia="宋体" w:cs="宋体"/>
           <w:spacing w:val="1"/>
           <w:sz w:val="24"/>
           <w:szCs w:val="24"/>
@@ -3271,16 +3280,16 @@
           <w:numId w:val="3"/>
         </w:numPr>
         <w:spacing w:before="186" w:line="290" w:lineRule="auto"/>
-        <w:ind w:left="425" w:right="58" w:hanging="425" w:leftChars="0" w:firstLineChars="0"/>
-        <w:rPr>
-          <w:rFonts w:ascii="宋体" w:eastAsia="宋体" w:hAnsi="宋体" w:cs="宋体"/>
+        <w:ind w:left="425" w:leftChars="0" w:right="58" w:hanging="425" w:firstLineChars="0"/>
+        <w:rPr>
+          <w:rFonts w:ascii="宋体" w:hAnsi="宋体" w:eastAsia="宋体" w:cs="宋体"/>
           <w:sz w:val="24"/>
           <w:szCs w:val="24"/>
         </w:rPr>
       </w:pPr>
       <w:r>
         <w:rPr>
-          <w:rFonts w:ascii="宋体" w:eastAsia="宋体" w:hAnsi="宋体" w:cs="宋体"/>
+          <w:rFonts w:ascii="宋体" w:hAnsi="宋体" w:eastAsia="宋体" w:cs="宋体"/>
           <w:spacing w:val="-1"/>
           <w:sz w:val="24"/>
           <w:szCs w:val="24"/>
@@ -3289,7 +3298,7 @@
       </w:r>
       <w:r>
         <w:rPr>
-          <w:rFonts w:ascii="宋体" w:eastAsia="宋体" w:hAnsi="宋体" w:cs="宋体"/>
+          <w:rFonts w:ascii="宋体" w:hAnsi="宋体" w:eastAsia="宋体" w:cs="宋体"/>
           <w:sz w:val="24"/>
           <w:szCs w:val="24"/>
         </w:rPr>
@@ -3303,16 +3312,16 @@
           <w:numId w:val="3"/>
         </w:numPr>
         <w:spacing w:before="78" w:line="360" w:lineRule="auto"/>
-        <w:ind w:left="425" w:right="69" w:hanging="425" w:leftChars="0" w:firstLineChars="0"/>
-        <w:rPr>
-          <w:rFonts w:ascii="宋体" w:eastAsia="宋体" w:hAnsi="宋体" w:cs="宋体"/>
+        <w:ind w:left="425" w:leftChars="0" w:right="69" w:hanging="425" w:firstLineChars="0"/>
+        <w:rPr>
+          <w:rFonts w:ascii="宋体" w:hAnsi="宋体" w:eastAsia="宋体" w:cs="宋体"/>
           <w:sz w:val="24"/>
           <w:szCs w:val="24"/>
         </w:rPr>
       </w:pPr>
       <w:r>
         <w:rPr>
-          <w:rFonts w:ascii="宋体" w:eastAsia="宋体" w:hAnsi="宋体" w:cs="宋体"/>
+          <w:rFonts w:ascii="宋体" w:hAnsi="宋体" w:eastAsia="宋体" w:cs="宋体"/>
           <w:sz w:val="24"/>
           <w:szCs w:val="24"/>
         </w:rPr>
@@ -3320,7 +3329,7 @@
       </w:r>
       <w:r>
         <w:rPr>
-          <w:rFonts w:ascii="宋体" w:eastAsia="宋体" w:hAnsi="宋体" w:cs="宋体"/>
+          <w:rFonts w:ascii="宋体" w:hAnsi="宋体" w:eastAsia="宋体" w:cs="宋体"/>
           <w:spacing w:val="-4"/>
           <w:sz w:val="24"/>
           <w:szCs w:val="24"/>
@@ -3330,14 +3339,14 @@
     </w:p>
     <w:p>
       <w:pPr>
-        <w:pStyle w:val="3"/>
+        <w:pStyle w:val="31"/>
         <w:bidi w:val="0"/>
         <w:rPr>
           <w:rFonts w:hint="default"/>
           <w:lang w:val="en-US" w:eastAsia="zh-CN"/>
         </w:rPr>
       </w:pPr>
-      <w:bookmarkStart w:id="7" w:name="_Toc5137"/>
+      <w:bookmarkStart w:id="6" w:name="_Toc1464"/>
       <w:r>
         <w:rPr>
           <w:rFonts w:hint="eastAsia"/>
@@ -3345,16 +3354,16 @@
         </w:rPr>
         <w:t>服务知识</w:t>
       </w:r>
-      <w:bookmarkEnd w:id="7"/>
-    </w:p>
-    <w:p>
-      <w:pPr>
-        <w:pStyle w:val="a1"/>
+      <w:bookmarkEnd w:id="6"/>
+    </w:p>
+    <w:p>
+      <w:pPr>
+        <w:pStyle w:val="29"/>
         <w:numPr>
           <w:ilvl w:val="0"/>
           <w:numId w:val="4"/>
         </w:numPr>
-        <w:ind w:left="425" w:hanging="425" w:leftChars="0" w:firstLineChars="0"/>
+        <w:ind w:left="425" w:leftChars="0" w:hanging="425" w:firstLineChars="0"/>
         <w:rPr>
           <w:rFonts w:hint="default"/>
           <w:lang w:val="en-US" w:eastAsia="zh-CN"/>
@@ -3370,12 +3379,12 @@
     </w:p>
     <w:p>
       <w:pPr>
-        <w:pStyle w:val="a1"/>
+        <w:pStyle w:val="29"/>
         <w:numPr>
           <w:ilvl w:val="0"/>
           <w:numId w:val="4"/>
         </w:numPr>
-        <w:ind w:left="425" w:hanging="425" w:leftChars="0" w:firstLineChars="0"/>
+        <w:ind w:left="425" w:leftChars="0" w:hanging="425" w:firstLineChars="0"/>
         <w:rPr>
           <w:rFonts w:hint="default"/>
           <w:lang w:val="en-US" w:eastAsia="zh-CN"/>
@@ -3412,12 +3421,12 @@
     </w:p>
     <w:p>
       <w:pPr>
-        <w:pStyle w:val="a1"/>
+        <w:pStyle w:val="29"/>
         <w:numPr>
           <w:ilvl w:val="0"/>
           <w:numId w:val="4"/>
         </w:numPr>
-        <w:ind w:left="425" w:hanging="425" w:leftChars="0" w:firstLineChars="0"/>
+        <w:ind w:left="425" w:leftChars="0" w:hanging="425" w:firstLineChars="0"/>
         <w:rPr>
           <w:rFonts w:hint="default"/>
           <w:lang w:val="en-US" w:eastAsia="zh-CN"/>
@@ -3433,12 +3442,12 @@
     </w:p>
     <w:p>
       <w:pPr>
-        <w:pStyle w:val="a1"/>
+        <w:pStyle w:val="29"/>
         <w:numPr>
           <w:ilvl w:val="0"/>
           <w:numId w:val="4"/>
         </w:numPr>
-        <w:ind w:left="425" w:hanging="425" w:leftChars="0" w:firstLineChars="0"/>
+        <w:ind w:left="425" w:leftChars="0" w:hanging="425" w:firstLineChars="0"/>
         <w:rPr>
           <w:rFonts w:hint="default"/>
           <w:lang w:val="en-US" w:eastAsia="zh-CN"/>
@@ -3454,12 +3463,12 @@
     </w:p>
     <w:p>
       <w:pPr>
-        <w:pStyle w:val="a1"/>
+        <w:pStyle w:val="29"/>
         <w:numPr>
           <w:ilvl w:val="0"/>
           <w:numId w:val="4"/>
         </w:numPr>
-        <w:ind w:left="425" w:hanging="425" w:leftChars="0" w:firstLineChars="0"/>
+        <w:ind w:left="425" w:leftChars="0" w:hanging="425" w:firstLineChars="0"/>
         <w:rPr>
           <w:rFonts w:hint="default"/>
           <w:lang w:val="en-US" w:eastAsia="zh-CN"/>
@@ -3475,14 +3484,14 @@
     </w:p>
     <w:p>
       <w:pPr>
-        <w:pStyle w:val="2"/>
+        <w:pStyle w:val="30"/>
         <w:bidi w:val="0"/>
         <w:rPr>
           <w:rFonts w:hint="eastAsia"/>
           <w:lang w:val="en-US" w:eastAsia="zh-CN"/>
         </w:rPr>
       </w:pPr>
-      <w:bookmarkStart w:id="8" w:name="_Toc23355"/>
+      <w:bookmarkStart w:id="7" w:name="_Toc8680"/>
       <w:r>
         <w:rPr>
           <w:rFonts w:hint="eastAsia"/>
@@ -3490,7 +3499,7 @@
         </w:rPr>
         <w:t>研究总院</w:t>
       </w:r>
-      <w:bookmarkEnd w:id="8"/>
+      <w:bookmarkEnd w:id="7"/>
     </w:p>
     <w:p>
       <w:pPr>
@@ -3499,16 +3508,16 @@
           <w:numId w:val="5"/>
         </w:numPr>
         <w:spacing w:before="78" w:line="217" w:lineRule="auto"/>
-        <w:ind w:left="425" w:hanging="425" w:leftChars="0" w:firstLineChars="0"/>
-        <w:rPr>
-          <w:rFonts w:ascii="宋体" w:eastAsia="宋体" w:hAnsi="宋体" w:cs="宋体"/>
+        <w:ind w:left="425" w:leftChars="0" w:hanging="425" w:firstLineChars="0"/>
+        <w:rPr>
+          <w:rFonts w:ascii="宋体" w:hAnsi="宋体" w:eastAsia="宋体" w:cs="宋体"/>
           <w:sz w:val="24"/>
           <w:szCs w:val="24"/>
         </w:rPr>
       </w:pPr>
       <w:r>
         <w:rPr>
-          <w:rFonts w:ascii="宋体" w:eastAsia="宋体" w:hAnsi="宋体" w:cs="宋体"/>
+          <w:rFonts w:ascii="宋体" w:hAnsi="宋体" w:eastAsia="宋体" w:cs="宋体"/>
           <w:spacing w:val="-2"/>
           <w:sz w:val="24"/>
           <w:szCs w:val="24"/>
@@ -3517,7 +3526,7 @@
       </w:r>
       <w:r>
         <w:rPr>
-          <w:rFonts w:ascii="宋体" w:eastAsia="宋体" w:hAnsi="宋体" w:cs="宋体"/>
+          <w:rFonts w:ascii="宋体" w:hAnsi="宋体" w:eastAsia="宋体" w:cs="宋体"/>
           <w:spacing w:val="-3"/>
           <w:sz w:val="24"/>
           <w:szCs w:val="24"/>
@@ -3532,16 +3541,16 @@
           <w:numId w:val="5"/>
         </w:numPr>
         <w:spacing w:before="185" w:line="217" w:lineRule="auto"/>
-        <w:ind w:left="425" w:hanging="425" w:leftChars="0" w:firstLineChars="0"/>
-        <w:rPr>
-          <w:rFonts w:ascii="宋体" w:eastAsia="宋体" w:hAnsi="宋体" w:cs="宋体"/>
+        <w:ind w:left="425" w:leftChars="0" w:hanging="425" w:firstLineChars="0"/>
+        <w:rPr>
+          <w:rFonts w:ascii="宋体" w:hAnsi="宋体" w:eastAsia="宋体" w:cs="宋体"/>
           <w:sz w:val="24"/>
           <w:szCs w:val="24"/>
         </w:rPr>
       </w:pPr>
       <w:r>
         <w:rPr>
-          <w:rFonts w:ascii="宋体" w:eastAsia="宋体" w:hAnsi="宋体" w:cs="宋体"/>
+          <w:rFonts w:ascii="宋体" w:hAnsi="宋体" w:eastAsia="宋体" w:cs="宋体"/>
           <w:spacing w:val="-4"/>
           <w:sz w:val="24"/>
           <w:szCs w:val="24"/>
@@ -3556,16 +3565,16 @@
           <w:numId w:val="5"/>
         </w:numPr>
         <w:spacing w:before="185" w:line="217" w:lineRule="auto"/>
-        <w:ind w:left="425" w:hanging="425" w:leftChars="0" w:firstLineChars="0"/>
-        <w:rPr>
-          <w:rFonts w:ascii="宋体" w:eastAsia="宋体" w:hAnsi="宋体" w:cs="宋体"/>
+        <w:ind w:left="425" w:leftChars="0" w:hanging="425" w:firstLineChars="0"/>
+        <w:rPr>
+          <w:rFonts w:ascii="宋体" w:hAnsi="宋体" w:eastAsia="宋体" w:cs="宋体"/>
           <w:sz w:val="24"/>
           <w:szCs w:val="24"/>
         </w:rPr>
       </w:pPr>
       <w:r>
         <w:rPr>
-          <w:rFonts w:ascii="宋体" w:eastAsia="宋体" w:hAnsi="宋体" w:cs="宋体"/>
+          <w:rFonts w:ascii="宋体" w:hAnsi="宋体" w:eastAsia="宋体" w:cs="宋体"/>
           <w:spacing w:val="-1"/>
           <w:sz w:val="24"/>
           <w:szCs w:val="24"/>
@@ -3580,16 +3589,16 @@
           <w:numId w:val="5"/>
         </w:numPr>
         <w:spacing w:before="186" w:line="217" w:lineRule="auto"/>
-        <w:ind w:left="425" w:hanging="425" w:leftChars="0" w:firstLineChars="0"/>
-        <w:rPr>
-          <w:rFonts w:ascii="宋体" w:eastAsia="宋体" w:hAnsi="宋体" w:cs="宋体"/>
+        <w:ind w:left="425" w:leftChars="0" w:hanging="425" w:firstLineChars="0"/>
+        <w:rPr>
+          <w:rFonts w:ascii="宋体" w:hAnsi="宋体" w:eastAsia="宋体" w:cs="宋体"/>
           <w:sz w:val="24"/>
           <w:szCs w:val="24"/>
         </w:rPr>
       </w:pPr>
       <w:r>
         <w:rPr>
-          <w:rFonts w:ascii="宋体" w:eastAsia="宋体" w:hAnsi="宋体" w:cs="宋体"/>
+          <w:rFonts w:ascii="宋体" w:hAnsi="宋体" w:eastAsia="宋体" w:cs="宋体"/>
           <w:spacing w:val="-3"/>
           <w:sz w:val="24"/>
           <w:szCs w:val="24"/>
@@ -3599,14 +3608,14 @@
     </w:p>
     <w:p>
       <w:pPr>
-        <w:pStyle w:val="2"/>
+        <w:pStyle w:val="30"/>
         <w:bidi w:val="0"/>
         <w:rPr>
           <w:rFonts w:hint="eastAsia"/>
           <w:lang w:val="en-US" w:eastAsia="zh-CN"/>
         </w:rPr>
       </w:pPr>
-      <w:bookmarkStart w:id="9" w:name="_Toc31770"/>
+      <w:bookmarkStart w:id="8" w:name="_Toc7777"/>
       <w:r>
         <w:rPr>
           <w:rFonts w:hint="eastAsia"/>
@@ -3614,7 +3623,7 @@
         </w:rPr>
         <w:t>人力部</w:t>
       </w:r>
-      <w:bookmarkEnd w:id="9"/>
+      <w:bookmarkEnd w:id="8"/>
     </w:p>
     <w:p>
       <w:pPr>
@@ -3623,16 +3632,16 @@
           <w:numId w:val="6"/>
         </w:numPr>
         <w:spacing w:before="183" w:line="290" w:lineRule="auto"/>
-        <w:ind w:left="425" w:right="84" w:hanging="425" w:leftChars="0" w:firstLineChars="0"/>
-        <w:rPr>
-          <w:rFonts w:ascii="宋体" w:eastAsia="宋体" w:hAnsi="宋体" w:cs="宋体"/>
+        <w:ind w:left="425" w:leftChars="0" w:right="84" w:hanging="425" w:firstLineChars="0"/>
+        <w:rPr>
+          <w:rFonts w:ascii="宋体" w:hAnsi="宋体" w:eastAsia="宋体" w:cs="宋体"/>
           <w:sz w:val="24"/>
           <w:szCs w:val="24"/>
         </w:rPr>
       </w:pPr>
       <w:r>
         <w:rPr>
-          <w:rFonts w:ascii="宋体" w:eastAsia="宋体" w:hAnsi="宋体" w:cs="宋体"/>
+          <w:rFonts w:ascii="宋体" w:hAnsi="宋体" w:eastAsia="宋体" w:cs="宋体"/>
           <w:sz w:val="24"/>
           <w:szCs w:val="24"/>
         </w:rPr>
@@ -3640,7 +3649,7 @@
       </w:r>
       <w:r>
         <w:rPr>
-          <w:rFonts w:ascii="宋体" w:eastAsia="宋体" w:hAnsi="宋体" w:cs="宋体"/>
+          <w:rFonts w:ascii="宋体" w:hAnsi="宋体" w:eastAsia="宋体" w:cs="宋体"/>
           <w:spacing w:val="-4"/>
           <w:sz w:val="24"/>
           <w:szCs w:val="24"/>
@@ -3655,16 +3664,16 @@
           <w:numId w:val="6"/>
         </w:numPr>
         <w:spacing w:before="181" w:line="289" w:lineRule="auto"/>
-        <w:ind w:left="425" w:hanging="425" w:leftChars="0" w:firstLineChars="0"/>
-        <w:rPr>
-          <w:rFonts w:ascii="宋体" w:eastAsia="宋体" w:hAnsi="宋体" w:cs="宋体"/>
+        <w:ind w:left="425" w:leftChars="0" w:hanging="425" w:firstLineChars="0"/>
+        <w:rPr>
+          <w:rFonts w:ascii="宋体" w:hAnsi="宋体" w:eastAsia="宋体" w:cs="宋体"/>
           <w:sz w:val="24"/>
           <w:szCs w:val="24"/>
         </w:rPr>
       </w:pPr>
       <w:r>
         <w:rPr>
-          <w:rFonts w:ascii="宋体" w:eastAsia="宋体" w:hAnsi="宋体" w:cs="宋体"/>
+          <w:rFonts w:ascii="宋体" w:hAnsi="宋体" w:eastAsia="宋体" w:cs="宋体"/>
           <w:spacing w:val="-4"/>
           <w:sz w:val="24"/>
           <w:szCs w:val="24"/>
@@ -3673,29 +3682,38 @@
       </w:r>
       <w:r>
         <w:rPr>
-          <w:rFonts w:ascii="宋体" w:eastAsia="宋体" w:hAnsi="宋体" w:cs="宋体"/>
+          <w:rFonts w:ascii="宋体" w:hAnsi="宋体" w:eastAsia="宋体" w:cs="宋体"/>
           <w:spacing w:val="-5"/>
           <w:sz w:val="24"/>
           <w:szCs w:val="24"/>
         </w:rPr>
-        <w:t>发展）、</w:t>
-      </w:r>
-      <w:r>
-        <w:rPr>
-          <w:rFonts w:ascii="宋体" w:eastAsia="宋体" w:hAnsi="宋体" w:cs="宋体"/>
+        <w:t>发展）</w:t>
+      </w:r>
+    </w:p>
+    <w:p>
+      <w:pPr>
+        <w:numPr>
+          <w:ilvl w:val="0"/>
+          <w:numId w:val="6"/>
+        </w:numPr>
+        <w:spacing w:before="181" w:line="289" w:lineRule="auto"/>
+        <w:ind w:left="425" w:leftChars="0" w:hanging="425" w:firstLineChars="0"/>
+        <w:rPr>
+          <w:rFonts w:ascii="宋体" w:hAnsi="宋体" w:eastAsia="宋体" w:cs="宋体"/>
           <w:sz w:val="24"/>
           <w:szCs w:val="24"/>
         </w:rPr>
-        <w:t xml:space="preserve"> </w:t>
-      </w:r>
-      <w:r>
-        <w:rPr>
-          <w:rFonts w:ascii="宋体" w:eastAsia="宋体" w:hAnsi="宋体" w:cs="宋体"/>
+      </w:pPr>
+      <w:bookmarkStart w:id="11" w:name="_GoBack"/>
+      <w:bookmarkEnd w:id="11"/>
+      <w:r>
+        <w:rPr>
+          <w:rFonts w:ascii="宋体" w:hAnsi="宋体" w:eastAsia="宋体" w:cs="宋体"/>
           <w:spacing w:val="-2"/>
           <w:sz w:val="24"/>
           <w:szCs w:val="24"/>
         </w:rPr>
-        <w:t>③ 负责人才价值链管理（薪酬、绩效、激励、动态升降）、</w:t>
+        <w:t>负责人才价值链管理（薪酬、绩效、激励、动态升降）、</w:t>
       </w:r>
     </w:p>
     <w:p>
@@ -3705,16 +3723,16 @@
           <w:numId w:val="6"/>
         </w:numPr>
         <w:spacing w:before="186" w:line="217" w:lineRule="auto"/>
-        <w:ind w:left="425" w:hanging="425" w:leftChars="0" w:firstLineChars="0"/>
-        <w:rPr>
-          <w:rFonts w:ascii="宋体" w:eastAsia="宋体" w:hAnsi="宋体" w:cs="宋体"/>
+        <w:ind w:left="425" w:leftChars="0" w:hanging="425" w:firstLineChars="0"/>
+        <w:rPr>
+          <w:rFonts w:ascii="宋体" w:hAnsi="宋体" w:eastAsia="宋体" w:cs="宋体"/>
           <w:sz w:val="24"/>
           <w:szCs w:val="24"/>
         </w:rPr>
       </w:pPr>
       <w:r>
         <w:rPr>
-          <w:rFonts w:ascii="宋体" w:eastAsia="宋体" w:hAnsi="宋体" w:cs="宋体"/>
+          <w:rFonts w:ascii="宋体" w:hAnsi="宋体" w:eastAsia="宋体" w:cs="宋体"/>
           <w:spacing w:val="-1"/>
           <w:sz w:val="24"/>
           <w:szCs w:val="24"/>
@@ -3729,16 +3747,16 @@
           <w:numId w:val="6"/>
         </w:numPr>
         <w:spacing w:before="186" w:line="217" w:lineRule="auto"/>
-        <w:ind w:left="425" w:hanging="425" w:leftChars="0" w:firstLineChars="0"/>
-        <w:rPr>
-          <w:rFonts w:ascii="宋体" w:eastAsia="宋体" w:hAnsi="宋体" w:cs="宋体"/>
+        <w:ind w:left="425" w:leftChars="0" w:hanging="425" w:firstLineChars="0"/>
+        <w:rPr>
+          <w:rFonts w:ascii="宋体" w:hAnsi="宋体" w:eastAsia="宋体" w:cs="宋体"/>
           <w:sz w:val="24"/>
           <w:szCs w:val="24"/>
         </w:rPr>
       </w:pPr>
       <w:r>
         <w:rPr>
-          <w:rFonts w:ascii="宋体" w:eastAsia="宋体" w:hAnsi="宋体" w:cs="宋体"/>
+          <w:rFonts w:ascii="宋体" w:hAnsi="宋体" w:eastAsia="宋体" w:cs="宋体"/>
           <w:spacing w:val="-1"/>
           <w:sz w:val="24"/>
           <w:szCs w:val="24"/>
@@ -3748,10 +3766,10 @@
     </w:p>
     <w:p>
       <w:pPr>
-        <w:pStyle w:val="2"/>
+        <w:pStyle w:val="30"/>
         <w:bidi w:val="0"/>
       </w:pPr>
-      <w:bookmarkStart w:id="10" w:name="_Toc3160"/>
+      <w:bookmarkStart w:id="9" w:name="_Toc9992"/>
       <w:r>
         <w:rPr>
           <w:rFonts w:hint="eastAsia"/>
@@ -3759,16 +3777,16 @@
         </w:rPr>
         <w:t>质量管理部</w:t>
       </w:r>
-      <w:bookmarkEnd w:id="10"/>
-    </w:p>
-    <w:p>
-      <w:pPr>
-        <w:pStyle w:val="a1"/>
+      <w:bookmarkEnd w:id="9"/>
+    </w:p>
+    <w:p>
+      <w:pPr>
+        <w:pStyle w:val="29"/>
         <w:numPr>
           <w:ilvl w:val="0"/>
           <w:numId w:val="7"/>
         </w:numPr>
-        <w:ind w:left="425" w:hanging="425" w:leftChars="0" w:firstLineChars="0"/>
+        <w:ind w:left="425" w:leftChars="0" w:hanging="425" w:firstLineChars="0"/>
         <w:rPr>
           <w:rFonts w:hint="eastAsia"/>
         </w:rPr>
@@ -3782,12 +3800,12 @@
     </w:p>
     <w:p>
       <w:pPr>
-        <w:pStyle w:val="a1"/>
+        <w:pStyle w:val="29"/>
         <w:numPr>
           <w:ilvl w:val="0"/>
           <w:numId w:val="7"/>
         </w:numPr>
-        <w:ind w:left="425" w:hanging="425" w:leftChars="0" w:firstLineChars="0"/>
+        <w:ind w:left="425" w:leftChars="0" w:hanging="425" w:firstLineChars="0"/>
         <w:rPr>
           <w:rFonts w:hint="eastAsia"/>
         </w:rPr>
@@ -3801,12 +3819,12 @@
     </w:p>
     <w:p>
       <w:pPr>
-        <w:pStyle w:val="a1"/>
+        <w:pStyle w:val="29"/>
         <w:numPr>
           <w:ilvl w:val="0"/>
           <w:numId w:val="7"/>
         </w:numPr>
-        <w:ind w:left="425" w:hanging="425" w:leftChars="0" w:firstLineChars="0"/>
+        <w:ind w:left="425" w:leftChars="0" w:hanging="425" w:firstLineChars="0"/>
         <w:rPr>
           <w:rFonts w:hint="eastAsia"/>
         </w:rPr>
@@ -3820,12 +3838,12 @@
     </w:p>
     <w:p>
       <w:pPr>
-        <w:pStyle w:val="a1"/>
+        <w:pStyle w:val="29"/>
         <w:numPr>
           <w:ilvl w:val="0"/>
           <w:numId w:val="7"/>
         </w:numPr>
-        <w:ind w:left="425" w:hanging="425" w:leftChars="0" w:firstLineChars="0"/>
+        <w:ind w:left="425" w:leftChars="0" w:hanging="425" w:firstLineChars="0"/>
         <w:rPr>
           <w:rFonts w:hint="eastAsia"/>
         </w:rPr>
@@ -3839,12 +3857,12 @@
     </w:p>
     <w:p>
       <w:pPr>
-        <w:pStyle w:val="a1"/>
+        <w:pStyle w:val="29"/>
         <w:numPr>
           <w:ilvl w:val="0"/>
           <w:numId w:val="7"/>
         </w:numPr>
-        <w:ind w:left="425" w:hanging="425" w:leftChars="0" w:firstLineChars="0"/>
+        <w:ind w:left="425" w:leftChars="0" w:hanging="425" w:firstLineChars="0"/>
         <w:rPr>
           <w:rFonts w:hint="eastAsia"/>
         </w:rPr>
@@ -3858,12 +3876,12 @@
     </w:p>
     <w:p>
       <w:pPr>
-        <w:pStyle w:val="a1"/>
+        <w:pStyle w:val="29"/>
         <w:numPr>
           <w:ilvl w:val="0"/>
           <w:numId w:val="7"/>
         </w:numPr>
-        <w:ind w:left="425" w:hanging="425" w:leftChars="0" w:firstLineChars="0"/>
+        <w:ind w:left="425" w:leftChars="0" w:hanging="425" w:firstLineChars="0"/>
         <w:rPr>
           <w:rFonts w:hint="eastAsia"/>
         </w:rPr>
@@ -3877,12 +3895,12 @@
     </w:p>
     <w:p>
       <w:pPr>
-        <w:pStyle w:val="a1"/>
+        <w:pStyle w:val="29"/>
         <w:numPr>
           <w:ilvl w:val="0"/>
           <w:numId w:val="7"/>
         </w:numPr>
-        <w:ind w:left="425" w:hanging="425" w:leftChars="0" w:firstLineChars="0"/>
+        <w:ind w:left="425" w:leftChars="0" w:hanging="425" w:firstLineChars="0"/>
       </w:pPr>
       <w:r>
         <w:rPr>
@@ -3893,14 +3911,14 @@
     </w:p>
     <w:p>
       <w:pPr>
-        <w:pStyle w:val="2"/>
+        <w:pStyle w:val="30"/>
         <w:bidi w:val="0"/>
         <w:rPr>
           <w:rFonts w:hint="default"/>
           <w:lang w:val="en-US" w:eastAsia="zh-CN"/>
         </w:rPr>
       </w:pPr>
-      <w:bookmarkStart w:id="11" w:name="_Toc16703"/>
+      <w:bookmarkStart w:id="10" w:name="_Toc32592"/>
       <w:r>
         <w:rPr>
           <w:rFonts w:hint="eastAsia"/>
@@ -3908,11 +3926,11 @@
         </w:rPr>
         <w:t>应急管理部</w:t>
       </w:r>
-      <w:bookmarkEnd w:id="11"/>
-    </w:p>
-    <w:p>
-      <w:pPr>
-        <w:pStyle w:val="a1"/>
+      <w:bookmarkEnd w:id="10"/>
+    </w:p>
+    <w:p>
+      <w:pPr>
+        <w:pStyle w:val="29"/>
         <w:rPr>
           <w:rFonts w:hint="default"/>
           <w:lang w:val="en-US" w:eastAsia="zh-CN"/>
@@ -3928,12 +3946,12 @@
     </w:p>
     <w:p>
       <w:pPr>
-        <w:pStyle w:val="a1"/>
+        <w:pStyle w:val="29"/>
         <w:numPr>
           <w:ilvl w:val="0"/>
           <w:numId w:val="8"/>
         </w:numPr>
-        <w:ind w:left="425" w:hanging="425" w:leftChars="0" w:firstLineChars="0"/>
+        <w:ind w:left="425" w:leftChars="0" w:hanging="425" w:firstLineChars="0"/>
         <w:rPr>
           <w:rFonts w:hint="default"/>
           <w:lang w:val="en-US" w:eastAsia="zh-CN"/>
@@ -3949,12 +3967,12 @@
     </w:p>
     <w:p>
       <w:pPr>
-        <w:pStyle w:val="a1"/>
+        <w:pStyle w:val="29"/>
         <w:numPr>
           <w:ilvl w:val="0"/>
           <w:numId w:val="8"/>
         </w:numPr>
-        <w:ind w:left="425" w:hanging="425" w:leftChars="0" w:firstLineChars="0"/>
+        <w:ind w:left="425" w:leftChars="0" w:hanging="425" w:firstLineChars="0"/>
         <w:rPr>
           <w:rFonts w:hint="default"/>
           <w:lang w:val="en-US" w:eastAsia="zh-CN"/>
@@ -3970,12 +3988,12 @@
     </w:p>
     <w:p>
       <w:pPr>
-        <w:pStyle w:val="a1"/>
+        <w:pStyle w:val="29"/>
         <w:numPr>
           <w:ilvl w:val="0"/>
           <w:numId w:val="8"/>
         </w:numPr>
-        <w:ind w:left="425" w:hanging="425" w:leftChars="0" w:firstLineChars="0"/>
+        <w:ind w:left="425" w:leftChars="0" w:hanging="425" w:firstLineChars="0"/>
         <w:rPr>
           <w:rFonts w:hint="default"/>
           <w:lang w:val="en-US" w:eastAsia="zh-CN"/>
@@ -3991,12 +4009,12 @@
     </w:p>
     <w:p>
       <w:pPr>
-        <w:pStyle w:val="a1"/>
+        <w:pStyle w:val="29"/>
         <w:numPr>
           <w:ilvl w:val="0"/>
           <w:numId w:val="8"/>
         </w:numPr>
-        <w:ind w:left="425" w:hanging="425" w:leftChars="0" w:firstLineChars="0"/>
+        <w:ind w:left="425" w:leftChars="0" w:hanging="425" w:firstLineChars="0"/>
         <w:rPr>
           <w:rFonts w:hint="default"/>
           <w:lang w:val="en-US" w:eastAsia="zh-CN"/>
@@ -4012,12 +4030,12 @@
     </w:p>
     <w:p>
       <w:pPr>
-        <w:pStyle w:val="a1"/>
+        <w:pStyle w:val="29"/>
         <w:numPr>
           <w:ilvl w:val="0"/>
           <w:numId w:val="8"/>
         </w:numPr>
-        <w:ind w:left="425" w:hanging="425" w:leftChars="0" w:firstLineChars="0"/>
+        <w:ind w:left="425" w:leftChars="0" w:hanging="425" w:firstLineChars="0"/>
         <w:rPr>
           <w:rFonts w:hint="default"/>
           <w:lang w:val="en-US" w:eastAsia="zh-CN"/>
@@ -4032,23 +4050,73 @@
       </w:r>
     </w:p>
     <w:sectPr>
-      <w:headerReference w:type="default" r:id="rId8"/>
+      <w:headerReference r:id="rId5" w:type="default"/>
       <w:pgSz w:w="11906" w:h="16838"/>
       <w:pgMar w:top="1417" w:right="1800" w:bottom="1440" w:left="1800" w:header="1140" w:footer="992" w:gutter="0"/>
-      <w:cols w:num="1" w:space="425"/>
+      <w:cols w:space="425" w:num="1"/>
       <w:docGrid w:type="lines" w:linePitch="312" w:charSpace="0"/>
     </w:sectPr>
   </w:body>
 </w:document>
 </file>
 
+<file path=word/endnotes.xml><?xml version="1.0" encoding="utf-8"?>
+<w:endnotes xmlns:wpc="http://schemas.microsoft.com/office/word/2010/wordprocessingCanvas" xmlns:mc="http://schemas.openxmlformats.org/markup-compatibility/2006" xmlns:o="urn:schemas-microsoft-com:office:office" xmlns:r="http://schemas.openxmlformats.org/officeDocument/2006/relationships" xmlns:m="http://schemas.openxmlformats.org/officeDocument/2006/math" xmlns:v="urn:schemas-microsoft-com:vml" xmlns:wp14="http://schemas.microsoft.com/office/word/2010/wordprocessingDrawing" xmlns:wp="http://schemas.openxmlformats.org/drawingml/2006/wordprocessingDrawing" xmlns:w="http://schemas.openxmlformats.org/wordprocessingml/2006/main" xmlns:w14="http://schemas.microsoft.com/office/word/2010/wordml" xmlns:w15="http://schemas.microsoft.com/office/word/2012/wordml" xmlns:w10="urn:schemas-microsoft-com:office:word" xmlns:wpg="http://schemas.microsoft.com/office/word/2010/wordprocessingGroup" xmlns:wpi="http://schemas.microsoft.com/office/word/2010/wordprocessingInk" xmlns:wne="http://schemas.microsoft.com/office/word/2006/wordml" xmlns:wps="http://schemas.microsoft.com/office/word/2010/wordprocessingShape" xmlns:wpsCustomData="http://www.wps.cn/officeDocument/2013/wpsCustomData" mc:Ignorable="w14 w15 wp14">
+  <w:endnote w:type="separator" w:id="0">
+    <w:p>
+      <w:pPr>
+        <w:spacing w:line="240" w:lineRule="auto"/>
+      </w:pPr>
+      <w:r>
+        <w:separator/>
+      </w:r>
+    </w:p>
+  </w:endnote>
+  <w:endnote w:type="continuationSeparator" w:id="1">
+    <w:p>
+      <w:pPr>
+        <w:spacing w:line="240" w:lineRule="auto"/>
+      </w:pPr>
+      <w:r>
+        <w:continuationSeparator/>
+      </w:r>
+    </w:p>
+  </w:endnote>
+</w:endnotes>
+</file>
+
+<file path=word/footnotes.xml><?xml version="1.0" encoding="utf-8"?>
+<w:footnotes xmlns:wpc="http://schemas.microsoft.com/office/word/2010/wordprocessingCanvas" xmlns:mc="http://schemas.openxmlformats.org/markup-compatibility/2006" xmlns:o="urn:schemas-microsoft-com:office:office" xmlns:r="http://schemas.openxmlformats.org/officeDocument/2006/relationships" xmlns:m="http://schemas.openxmlformats.org/officeDocument/2006/math" xmlns:v="urn:schemas-microsoft-com:vml" xmlns:wp14="http://schemas.microsoft.com/office/word/2010/wordprocessingDrawing" xmlns:wp="http://schemas.openxmlformats.org/drawingml/2006/wordprocessingDrawing" xmlns:w="http://schemas.openxmlformats.org/wordprocessingml/2006/main" xmlns:w14="http://schemas.microsoft.com/office/word/2010/wordml" xmlns:w15="http://schemas.microsoft.com/office/word/2012/wordml" xmlns:w10="urn:schemas-microsoft-com:office:word" xmlns:wpg="http://schemas.microsoft.com/office/word/2010/wordprocessingGroup" xmlns:wpi="http://schemas.microsoft.com/office/word/2010/wordprocessingInk" xmlns:wne="http://schemas.microsoft.com/office/word/2006/wordml" xmlns:wps="http://schemas.microsoft.com/office/word/2010/wordprocessingShape" xmlns:wpsCustomData="http://www.wps.cn/officeDocument/2013/wpsCustomData" mc:Ignorable="w14 w15 wp14">
+  <w:footnote w:type="separator" w:id="0">
+    <w:p>
+      <w:pPr>
+        <w:spacing w:line="360" w:lineRule="auto"/>
+      </w:pPr>
+      <w:r>
+        <w:separator/>
+      </w:r>
+    </w:p>
+  </w:footnote>
+  <w:footnote w:type="continuationSeparator" w:id="1">
+    <w:p>
+      <w:pPr>
+        <w:spacing w:line="360" w:lineRule="auto"/>
+      </w:pPr>
+      <w:r>
+        <w:continuationSeparator/>
+      </w:r>
+    </w:p>
+  </w:footnote>
+</w:footnotes>
+</file>
+
 <file path=word/header1.xml><?xml version="1.0" encoding="utf-8"?>
-<w:hdr xmlns:wpc="http://schemas.microsoft.com/office/word/2010/wordprocessingCanvas" xmlns:mc="http://schemas.openxmlformats.org/markup-compatibility/2006" xmlns:o="urn:schemas-microsoft-com:office:office" xmlns:r="http://schemas.openxmlformats.org/officeDocument/2006/relationships" xmlns:m="http://schemas.openxmlformats.org/officeDocument/2006/math" xmlns:v="urn:schemas-microsoft-com:vml" xmlns:wp14="http://schemas.microsoft.com/office/word/2010/wordprocessingDrawing" xmlns:wp="http://schemas.openxmlformats.org/drawingml/2006/wordprocessingDrawing" xmlns:w10="urn:schemas-microsoft-com:office:word" xmlns:w="http://schemas.openxmlformats.org/wordprocessingml/2006/main" xmlns:w14="http://schemas.microsoft.com/office/word/2010/wordml" xmlns:w15="http://schemas.microsoft.com/office/word/2012/wordml" xmlns:wne="http://schemas.microsoft.com/office/word/2006/wordml" xmlns:wpg="http://schemas.microsoft.com/office/word/2010/wordprocessingGroup" xmlns:wpi="http://schemas.microsoft.com/office/word/2010/wordprocessingInk" xmlns:wps="http://schemas.microsoft.com/office/word/2010/wordprocessingShape" mc:Ignorable="w14 w15 wp14">
+<w:hdr xmlns:wpc="http://schemas.microsoft.com/office/word/2010/wordprocessingCanvas" xmlns:mc="http://schemas.openxmlformats.org/markup-compatibility/2006" xmlns:o="urn:schemas-microsoft-com:office:office" xmlns:r="http://schemas.openxmlformats.org/officeDocument/2006/relationships" xmlns:m="http://schemas.openxmlformats.org/officeDocument/2006/math" xmlns:v="urn:schemas-microsoft-com:vml" xmlns:wp14="http://schemas.microsoft.com/office/word/2010/wordprocessingDrawing" xmlns:wp="http://schemas.openxmlformats.org/drawingml/2006/wordprocessingDrawing" xmlns:w10="urn:schemas-microsoft-com:office:word" xmlns:w="http://schemas.openxmlformats.org/wordprocessingml/2006/main" xmlns:w14="http://schemas.microsoft.com/office/word/2010/wordml" xmlns:w15="http://schemas.microsoft.com/office/word/2012/wordml" xmlns:wpg="http://schemas.microsoft.com/office/word/2010/wordprocessingGroup" xmlns:wpi="http://schemas.microsoft.com/office/word/2010/wordprocessingInk" xmlns:wne="http://schemas.microsoft.com/office/word/2006/wordml" xmlns:wps="http://schemas.microsoft.com/office/word/2010/wordprocessingShape" xmlns:wpsCustomData="http://www.wps.cn/officeDocument/2013/wpsCustomData" mc:Ignorable="w14 w15 wp14">
   <w:p>
     <w:pPr>
-      <w:pStyle w:val="Header"/>
+      <w:pStyle w:val="15"/>
       <w:pBdr>
-        <w:bottom w:val="single" w:sz="4" w:space="1" w:color="auto"/>
+        <w:bottom w:val="single" w:color="auto" w:sz="4" w:space="1"/>
       </w:pBdr>
       <w:tabs>
         <w:tab w:val="left" w:pos="335"/>
@@ -4056,27 +4124,27 @@
       </w:tabs>
       <w:jc w:val="right"/>
       <w:rPr>
-        <w:rFonts w:eastAsiaTheme="minorEastAsia" w:hint="eastAsia"/>
+        <w:rFonts w:hint="eastAsia" w:eastAsiaTheme="minorEastAsia"/>
         <w:lang w:eastAsia="zh-CN"/>
       </w:rPr>
     </w:pPr>
     <w:r>
       <w:rPr>
-        <w:rFonts w:eastAsiaTheme="minorEastAsia" w:hint="eastAsia"/>
+        <w:rFonts w:hint="eastAsia" w:eastAsiaTheme="minorEastAsia"/>
         <w:lang w:val="en-US" w:eastAsia="zh-CN"/>
       </w:rPr>
       <w:tab/>
     </w:r>
     <w:r>
       <w:rPr>
-        <w:rFonts w:eastAsiaTheme="minorEastAsia" w:hint="eastAsia"/>
+        <w:rFonts w:hint="eastAsia" w:eastAsiaTheme="minorEastAsia"/>
         <w:lang w:val="en-US" w:eastAsia="zh-CN"/>
       </w:rPr>
       <w:tab/>
     </w:r>
     <w:r>
       <w:rPr>
-        <w:rFonts w:eastAsiaTheme="minorEastAsia" w:hint="eastAsia"/>
+        <w:rFonts w:hint="eastAsia" w:eastAsiaTheme="minorEastAsia"/>
         <w:lang w:val="en-US" w:eastAsia="zh-CN"/>
       </w:rPr>
       <w:t>江西通信产业服务有限公司</w:t>
@@ -4086,12 +4154,12 @@
 </file>
 
 <file path=word/numbering.xml><?xml version="1.0" encoding="utf-8"?>
-<w:numbering xmlns:wpc="http://schemas.microsoft.com/office/word/2010/wordprocessingCanvas" xmlns:mc="http://schemas.openxmlformats.org/markup-compatibility/2006" xmlns:o="urn:schemas-microsoft-com:office:office" xmlns:r="http://schemas.openxmlformats.org/officeDocument/2006/relationships" xmlns:m="http://schemas.openxmlformats.org/officeDocument/2006/math" xmlns:v="urn:schemas-microsoft-com:vml" xmlns:wp14="http://schemas.microsoft.com/office/word/2010/wordprocessingDrawing" xmlns:wp="http://schemas.openxmlformats.org/drawingml/2006/wordprocessingDrawing" xmlns:w10="urn:schemas-microsoft-com:office:word" xmlns:w="http://schemas.openxmlformats.org/wordprocessingml/2006/main" xmlns:w14="http://schemas.microsoft.com/office/word/2010/wordml" xmlns:w15="http://schemas.microsoft.com/office/word/2012/wordml" xmlns:wne="http://schemas.microsoft.com/office/word/2006/wordml" xmlns:wpg="http://schemas.microsoft.com/office/word/2010/wordprocessingGroup" xmlns:wpi="http://schemas.microsoft.com/office/word/2010/wordprocessingInk" xmlns:wps="http://schemas.microsoft.com/office/word/2010/wordprocessingShape" mc:Ignorable="w14 w15 wp14">
+<w:numbering xmlns:wpc="http://schemas.microsoft.com/office/word/2010/wordprocessingCanvas" xmlns:mc="http://schemas.openxmlformats.org/markup-compatibility/2006" xmlns:o="urn:schemas-microsoft-com:office:office" xmlns:r="http://schemas.openxmlformats.org/officeDocument/2006/relationships" xmlns:m="http://schemas.openxmlformats.org/officeDocument/2006/math" xmlns:v="urn:schemas-microsoft-com:vml" xmlns:wp14="http://schemas.microsoft.com/office/word/2010/wordprocessingDrawing" xmlns:wp="http://schemas.openxmlformats.org/drawingml/2006/wordprocessingDrawing" xmlns:w10="urn:schemas-microsoft-com:office:word" xmlns:w="http://schemas.openxmlformats.org/wordprocessingml/2006/main" xmlns:w14="http://schemas.microsoft.com/office/word/2010/wordml" xmlns:wpg="http://schemas.microsoft.com/office/word/2010/wordprocessingGroup" xmlns:wpi="http://schemas.microsoft.com/office/word/2010/wordprocessingInk" xmlns:wne="http://schemas.microsoft.com/office/word/2006/wordml" xmlns:wps="http://schemas.microsoft.com/office/word/2010/wordprocessingShape" xmlns:wpsCustomData="http://www.wps.cn/officeDocument/2013/wpsCustomData" mc:Ignorable="w14 wp14">
   <w:abstractNum w:abstractNumId="0">
     <w:nsid w:val="813D32FA"/>
     <w:multiLevelType w:val="singleLevel"/>
     <w:tmpl w:val="813D32FA"/>
-    <w:lvl w:ilvl="0">
+    <w:lvl w:ilvl="0" w:tentative="0">
       <w:start w:val="1"/>
       <w:numFmt w:val="decimal"/>
       <w:lvlText w:val="%1."/>
@@ -4108,10 +4176,10 @@
     <w:nsid w:val="8E964DCE"/>
     <w:multiLevelType w:val="multilevel"/>
     <w:tmpl w:val="8E964DCE"/>
-    <w:lvl w:ilvl="0">
+    <w:lvl w:ilvl="0" w:tentative="0">
       <w:start w:val="1"/>
       <w:numFmt w:val="decimal"/>
-      <w:pStyle w:val="Heading1"/>
+      <w:pStyle w:val="2"/>
       <w:lvlText w:val="%1."/>
       <w:lvlJc w:val="left"/>
       <w:pPr>
@@ -4121,10 +4189,10 @@
         <w:rFonts w:hint="default"/>
       </w:rPr>
     </w:lvl>
-    <w:lvl w:ilvl="1">
+    <w:lvl w:ilvl="1" w:tentative="0">
       <w:start w:val="1"/>
       <w:numFmt w:val="decimal"/>
-      <w:pStyle w:val="Heading2"/>
+      <w:pStyle w:val="3"/>
       <w:lvlText w:val="%1.%2."/>
       <w:lvlJc w:val="left"/>
       <w:pPr>
@@ -4134,10 +4202,10 @@
         <w:rFonts w:hint="default"/>
       </w:rPr>
     </w:lvl>
-    <w:lvl w:ilvl="2">
+    <w:lvl w:ilvl="2" w:tentative="0">
       <w:start w:val="1"/>
       <w:numFmt w:val="decimal"/>
-      <w:pStyle w:val="Heading3"/>
+      <w:pStyle w:val="4"/>
       <w:lvlText w:val="%1.%2.%3."/>
       <w:lvlJc w:val="left"/>
       <w:pPr>
@@ -4147,10 +4215,10 @@
         <w:rFonts w:hint="default"/>
       </w:rPr>
     </w:lvl>
-    <w:lvl w:ilvl="3">
+    <w:lvl w:ilvl="3" w:tentative="0">
       <w:start w:val="1"/>
       <w:numFmt w:val="decimal"/>
-      <w:pStyle w:val="Heading4"/>
+      <w:pStyle w:val="5"/>
       <w:lvlText w:val="%1.%2.%3.%4."/>
       <w:lvlJc w:val="left"/>
       <w:pPr>
@@ -4160,10 +4228,10 @@
         <w:rFonts w:hint="default"/>
       </w:rPr>
     </w:lvl>
-    <w:lvl w:ilvl="4">
+    <w:lvl w:ilvl="4" w:tentative="0">
       <w:start w:val="1"/>
       <w:numFmt w:val="decimal"/>
-      <w:pStyle w:val="Heading5"/>
+      <w:pStyle w:val="6"/>
       <w:lvlText w:val="%1.%2.%3.%4.%5."/>
       <w:lvlJc w:val="left"/>
       <w:pPr>
@@ -4173,10 +4241,10 @@
         <w:rFonts w:hint="default"/>
       </w:rPr>
     </w:lvl>
-    <w:lvl w:ilvl="5">
+    <w:lvl w:ilvl="5" w:tentative="0">
       <w:start w:val="1"/>
       <w:numFmt w:val="decimal"/>
-      <w:pStyle w:val="Heading6"/>
+      <w:pStyle w:val="7"/>
       <w:lvlText w:val="%1.%2.%3.%4.%5.%6."/>
       <w:lvlJc w:val="left"/>
       <w:pPr>
@@ -4186,10 +4254,10 @@
         <w:rFonts w:hint="default"/>
       </w:rPr>
     </w:lvl>
-    <w:lvl w:ilvl="6">
+    <w:lvl w:ilvl="6" w:tentative="0">
       <w:start w:val="1"/>
       <w:numFmt w:val="decimal"/>
-      <w:pStyle w:val="Heading7"/>
+      <w:pStyle w:val="8"/>
       <w:lvlText w:val="%1.%2.%3.%4.%5.%6.%7."/>
       <w:lvlJc w:val="left"/>
       <w:pPr>
@@ -4199,10 +4267,10 @@
         <w:rFonts w:hint="default"/>
       </w:rPr>
     </w:lvl>
-    <w:lvl w:ilvl="7">
+    <w:lvl w:ilvl="7" w:tentative="0">
       <w:start w:val="1"/>
       <w:numFmt w:val="decimal"/>
-      <w:pStyle w:val="Heading8"/>
+      <w:pStyle w:val="9"/>
       <w:lvlText w:val="%1.%2.%3.%4.%5.%6.%7.%8."/>
       <w:lvlJc w:val="left"/>
       <w:pPr>
@@ -4212,10 +4280,10 @@
         <w:rFonts w:hint="default"/>
       </w:rPr>
     </w:lvl>
-    <w:lvl w:ilvl="8">
+    <w:lvl w:ilvl="8" w:tentative="0">
       <w:start w:val="1"/>
       <w:numFmt w:val="decimal"/>
-      <w:pStyle w:val="Heading9"/>
+      <w:pStyle w:val="10"/>
       <w:lvlText w:val="%1.%2.%3.%4.%5.%6.%7.%8.%9."/>
       <w:lvlJc w:val="left"/>
       <w:pPr>
@@ -4230,7 +4298,7 @@
     <w:nsid w:val="99D3534D"/>
     <w:multiLevelType w:val="singleLevel"/>
     <w:tmpl w:val="99D3534D"/>
-    <w:lvl w:ilvl="0">
+    <w:lvl w:ilvl="0" w:tentative="0">
       <w:start w:val="1"/>
       <w:numFmt w:val="decimal"/>
       <w:lvlText w:val="%1."/>
@@ -4247,7 +4315,7 @@
     <w:nsid w:val="AE771C7D"/>
     <w:multiLevelType w:val="singleLevel"/>
     <w:tmpl w:val="AE771C7D"/>
-    <w:lvl w:ilvl="0">
+    <w:lvl w:ilvl="0" w:tentative="0">
       <w:start w:val="1"/>
       <w:numFmt w:val="decimal"/>
       <w:lvlText w:val="%1."/>
@@ -4264,7 +4332,7 @@
     <w:nsid w:val="C509A27E"/>
     <w:multiLevelType w:val="singleLevel"/>
     <w:tmpl w:val="C509A27E"/>
-    <w:lvl w:ilvl="0">
+    <w:lvl w:ilvl="0" w:tentative="0">
       <w:start w:val="1"/>
       <w:numFmt w:val="decimal"/>
       <w:lvlText w:val="%1."/>
@@ -4281,7 +4349,7 @@
     <w:nsid w:val="0FF16FE7"/>
     <w:multiLevelType w:val="singleLevel"/>
     <w:tmpl w:val="0FF16FE7"/>
-    <w:lvl w:ilvl="0">
+    <w:lvl w:ilvl="0" w:tentative="0">
       <w:start w:val="1"/>
       <w:numFmt w:val="decimal"/>
       <w:lvlText w:val="%1."/>
@@ -4298,7 +4366,7 @@
     <w:nsid w:val="3AA17F87"/>
     <w:multiLevelType w:val="singleLevel"/>
     <w:tmpl w:val="3AA17F87"/>
-    <w:lvl w:ilvl="0">
+    <w:lvl w:ilvl="0" w:tentative="0">
       <w:start w:val="1"/>
       <w:numFmt w:val="decimal"/>
       <w:lvlText w:val="%1."/>
@@ -4315,7 +4383,7 @@
     <w:nsid w:val="63805618"/>
     <w:multiLevelType w:val="singleLevel"/>
     <w:tmpl w:val="63805618"/>
-    <w:lvl w:ilvl="0">
+    <w:lvl w:ilvl="0" w:tentative="0">
       <w:start w:val="1"/>
       <w:numFmt w:val="decimal"/>
       <w:lvlText w:val="%1."/>
@@ -4356,267 +4424,269 @@
 </file>
 
 <file path=word/styles.xml><?xml version="1.0" encoding="utf-8"?>
-<w:styles xmlns:mc="http://schemas.openxmlformats.org/markup-compatibility/2006" xmlns:r="http://schemas.openxmlformats.org/officeDocument/2006/relationships" xmlns:w="http://schemas.openxmlformats.org/wordprocessingml/2006/main" xmlns:w14="http://schemas.microsoft.com/office/word/2010/wordml" xmlns:w15="http://schemas.microsoft.com/office/word/2012/wordml" mc:Ignorable="w14 w15">
+<w:styles xmlns:mc="http://schemas.openxmlformats.org/markup-compatibility/2006" xmlns:o="urn:schemas-microsoft-com:office:office" xmlns:r="http://schemas.openxmlformats.org/officeDocument/2006/relationships" xmlns:m="http://schemas.openxmlformats.org/officeDocument/2006/math" xmlns:v="urn:schemas-microsoft-com:vml" xmlns:w="http://schemas.openxmlformats.org/wordprocessingml/2006/main" xmlns:w14="http://schemas.microsoft.com/office/word/2010/wordml" xmlns:w10="urn:schemas-microsoft-com:office:word" xmlns:sl="http://schemas.openxmlformats.org/schemaLibrary/2006/main" xmlns:wpsCustomData="http://www.wps.cn/officeDocument/2013/wpsCustomData" mc:Ignorable="w14">
   <w:docDefaults>
     <w:rPrDefault>
       <w:rPr>
-        <w:rFonts w:ascii="Times New Roman" w:eastAsia="宋体" w:hAnsi="Times New Roman" w:cs="Times New Roman"/>
+        <w:rFonts w:ascii="Times New Roman" w:hAnsi="Times New Roman" w:eastAsia="宋体" w:cs="Times New Roman"/>
       </w:rPr>
     </w:rPrDefault>
     <w:pPrDefault/>
   </w:docDefaults>
-  <w:latentStyles w:defLockedState="0" w:defUIPriority="99" w:defSemiHidden="1" w:defUnhideWhenUsed="1" w:defQFormat="0" w:count="260">
-    <w:lsdException w:name="Normal" w:semiHidden="0" w:uiPriority="0" w:unhideWhenUsed="0" w:qFormat="1"/>
-    <w:lsdException w:name="heading 1" w:semiHidden="0" w:uiPriority="0" w:unhideWhenUsed="0" w:qFormat="1"/>
-    <w:lsdException w:name="heading 2" w:semiHidden="0" w:uiPriority="0" w:qFormat="1"/>
-    <w:lsdException w:name="heading 3" w:uiPriority="0" w:qFormat="1"/>
-    <w:lsdException w:name="heading 4" w:semiHidden="0" w:uiPriority="0" w:qFormat="1"/>
-    <w:lsdException w:name="heading 5" w:uiPriority="0" w:qFormat="1"/>
-    <w:lsdException w:name="heading 6" w:uiPriority="0" w:qFormat="1"/>
-    <w:lsdException w:name="heading 7" w:uiPriority="0" w:qFormat="1"/>
-    <w:lsdException w:name="heading 8" w:uiPriority="0" w:qFormat="1"/>
-    <w:lsdException w:name="heading 9" w:uiPriority="0" w:qFormat="1"/>
-    <w:lsdException w:name="index 1" w:semiHidden="0" w:uiPriority="0" w:unhideWhenUsed="0"/>
-    <w:lsdException w:name="index 2" w:semiHidden="0" w:uiPriority="0" w:unhideWhenUsed="0"/>
-    <w:lsdException w:name="index 3" w:semiHidden="0" w:uiPriority="0" w:unhideWhenUsed="0"/>
-    <w:lsdException w:name="index 4" w:semiHidden="0" w:uiPriority="0" w:unhideWhenUsed="0"/>
-    <w:lsdException w:name="index 5" w:semiHidden="0" w:uiPriority="0" w:unhideWhenUsed="0"/>
-    <w:lsdException w:name="index 6" w:semiHidden="0" w:uiPriority="0" w:unhideWhenUsed="0"/>
-    <w:lsdException w:name="index 7" w:semiHidden="0" w:uiPriority="0" w:unhideWhenUsed="0"/>
-    <w:lsdException w:name="index 8" w:semiHidden="0" w:uiPriority="0" w:unhideWhenUsed="0"/>
-    <w:lsdException w:name="index 9" w:semiHidden="0" w:uiPriority="0" w:unhideWhenUsed="0"/>
-    <w:lsdException w:name="toc 1" w:semiHidden="0" w:uiPriority="0" w:unhideWhenUsed="0" w:qFormat="1"/>
-    <w:lsdException w:name="toc 2" w:semiHidden="0" w:uiPriority="0" w:unhideWhenUsed="0" w:qFormat="1"/>
-    <w:lsdException w:name="toc 3" w:semiHidden="0" w:uiPriority="0" w:unhideWhenUsed="0" w:qFormat="1"/>
-    <w:lsdException w:name="toc 4" w:semiHidden="0" w:uiPriority="0" w:unhideWhenUsed="0"/>
-    <w:lsdException w:name="toc 5" w:semiHidden="0" w:uiPriority="0" w:unhideWhenUsed="0"/>
-    <w:lsdException w:name="toc 6" w:semiHidden="0" w:uiPriority="0" w:unhideWhenUsed="0"/>
-    <w:lsdException w:name="toc 7" w:semiHidden="0" w:uiPriority="0" w:unhideWhenUsed="0"/>
-    <w:lsdException w:name="toc 8" w:semiHidden="0" w:uiPriority="0" w:unhideWhenUsed="0"/>
-    <w:lsdException w:name="toc 9" w:semiHidden="0" w:uiPriority="0" w:unhideWhenUsed="0"/>
-    <w:lsdException w:name="Normal Indent" w:semiHidden="0" w:uiPriority="0" w:unhideWhenUsed="0"/>
-    <w:lsdException w:name="footnote text" w:semiHidden="0" w:uiPriority="0" w:unhideWhenUsed="0"/>
-    <w:lsdException w:name="annotation text" w:semiHidden="0" w:uiPriority="0" w:unhideWhenUsed="0" w:qFormat="1"/>
-    <w:lsdException w:name="header" w:semiHidden="0" w:uiPriority="0" w:unhideWhenUsed="0" w:qFormat="1"/>
-    <w:lsdException w:name="footer" w:semiHidden="0" w:uiPriority="0" w:unhideWhenUsed="0" w:qFormat="1"/>
-    <w:lsdException w:name="index heading" w:semiHidden="0" w:uiPriority="0" w:unhideWhenUsed="0"/>
-    <w:lsdException w:name="caption" w:uiPriority="0" w:qFormat="1"/>
-    <w:lsdException w:name="table of figures" w:semiHidden="0" w:uiPriority="0" w:unhideWhenUsed="0"/>
-    <w:lsdException w:name="envelope address" w:semiHidden="0" w:uiPriority="0" w:unhideWhenUsed="0"/>
-    <w:lsdException w:name="envelope return" w:semiHidden="0" w:uiPriority="0" w:unhideWhenUsed="0"/>
-    <w:lsdException w:name="footnote reference" w:semiHidden="0" w:uiPriority="0" w:unhideWhenUsed="0"/>
-    <w:lsdException w:name="annotation reference" w:semiHidden="0" w:uiPriority="0" w:unhideWhenUsed="0"/>
-    <w:lsdException w:name="line number" w:semiHidden="0" w:uiPriority="0" w:unhideWhenUsed="0"/>
-    <w:lsdException w:name="page number" w:semiHidden="0" w:uiPriority="0" w:unhideWhenUsed="0"/>
-    <w:lsdException w:name="endnote reference" w:semiHidden="0" w:uiPriority="0" w:unhideWhenUsed="0"/>
-    <w:lsdException w:name="endnote text" w:semiHidden="0" w:uiPriority="0" w:unhideWhenUsed="0"/>
-    <w:lsdException w:name="table of authorities" w:semiHidden="0" w:uiPriority="0" w:unhideWhenUsed="0"/>
-    <w:lsdException w:name="macro" w:semiHidden="0" w:uiPriority="0" w:unhideWhenUsed="0"/>
-    <w:lsdException w:name="toa heading" w:semiHidden="0" w:uiPriority="0" w:unhideWhenUsed="0"/>
-    <w:lsdException w:name="List" w:semiHidden="0" w:uiPriority="0" w:unhideWhenUsed="0"/>
-    <w:lsdException w:name="List Bullet" w:semiHidden="0" w:uiPriority="0" w:unhideWhenUsed="0"/>
-    <w:lsdException w:name="List Number" w:semiHidden="0" w:uiPriority="0" w:unhideWhenUsed="0"/>
-    <w:lsdException w:name="List 2" w:semiHidden="0" w:uiPriority="0" w:unhideWhenUsed="0"/>
-    <w:lsdException w:name="List 3" w:semiHidden="0" w:uiPriority="0" w:unhideWhenUsed="0"/>
-    <w:lsdException w:name="List 4" w:semiHidden="0" w:uiPriority="0" w:unhideWhenUsed="0"/>
-    <w:lsdException w:name="List 5" w:semiHidden="0" w:uiPriority="0" w:unhideWhenUsed="0"/>
-    <w:lsdException w:name="List Bullet 2" w:semiHidden="0" w:uiPriority="0" w:unhideWhenUsed="0"/>
-    <w:lsdException w:name="List Bullet 3" w:semiHidden="0" w:uiPriority="0" w:unhideWhenUsed="0"/>
-    <w:lsdException w:name="List Bullet 4" w:semiHidden="0" w:uiPriority="0" w:unhideWhenUsed="0"/>
-    <w:lsdException w:name="List Bullet 5" w:semiHidden="0" w:uiPriority="0" w:unhideWhenUsed="0"/>
-    <w:lsdException w:name="List Number 2" w:semiHidden="0" w:uiPriority="0" w:unhideWhenUsed="0"/>
-    <w:lsdException w:name="List Number 3" w:semiHidden="0" w:uiPriority="0" w:unhideWhenUsed="0"/>
-    <w:lsdException w:name="List Number 4" w:semiHidden="0" w:uiPriority="0" w:unhideWhenUsed="0"/>
-    <w:lsdException w:name="List Number 5" w:semiHidden="0" w:uiPriority="0" w:unhideWhenUsed="0"/>
-    <w:lsdException w:name="Title" w:semiHidden="0" w:uiPriority="0" w:unhideWhenUsed="0" w:qFormat="1"/>
-    <w:lsdException w:name="Closing" w:semiHidden="0" w:uiPriority="0" w:unhideWhenUsed="0"/>
-    <w:lsdException w:name="Signature" w:semiHidden="0" w:uiPriority="0" w:unhideWhenUsed="0"/>
-    <w:lsdException w:name="Default Paragraph Font" w:uiPriority="0" w:unhideWhenUsed="0" w:qFormat="1"/>
-    <w:lsdException w:name="Body Text" w:uiPriority="0" w:unhideWhenUsed="0" w:qFormat="1"/>
-    <w:lsdException w:name="Body Text Indent" w:semiHidden="0" w:uiPriority="0" w:unhideWhenUsed="0"/>
-    <w:lsdException w:name="List Continue" w:semiHidden="0" w:uiPriority="0" w:unhideWhenUsed="0"/>
-    <w:lsdException w:name="List Continue 2" w:semiHidden="0" w:uiPriority="0" w:unhideWhenUsed="0"/>
-    <w:lsdException w:name="List Continue 3" w:semiHidden="0" w:uiPriority="0" w:unhideWhenUsed="0"/>
-    <w:lsdException w:name="List Continue 4" w:semiHidden="0" w:uiPriority="0" w:unhideWhenUsed="0"/>
-    <w:lsdException w:name="List Continue 5" w:semiHidden="0" w:uiPriority="0" w:unhideWhenUsed="0"/>
-    <w:lsdException w:name="Message Header" w:semiHidden="0" w:uiPriority="0" w:unhideWhenUsed="0"/>
-    <w:lsdException w:name="Subtitle" w:semiHidden="0" w:uiPriority="0" w:unhideWhenUsed="0" w:qFormat="1"/>
-    <w:lsdException w:name="Salutation" w:semiHidden="0" w:uiPriority="0" w:unhideWhenUsed="0"/>
-    <w:lsdException w:name="Date" w:semiHidden="0" w:uiPriority="0" w:unhideWhenUsed="0"/>
-    <w:lsdException w:name="Body Text First Indent" w:semiHidden="0" w:uiPriority="0" w:unhideWhenUsed="0"/>
-    <w:lsdException w:name="Body Text First Indent 2" w:semiHidden="0" w:uiPriority="0" w:unhideWhenUsed="0"/>
-    <w:lsdException w:name="Body Text 2" w:semiHidden="0" w:uiPriority="0" w:unhideWhenUsed="0"/>
-    <w:lsdException w:name="Body Text 3" w:semiHidden="0" w:uiPriority="0" w:unhideWhenUsed="0"/>
-    <w:lsdException w:name="Body Text Indent 2" w:semiHidden="0" w:uiPriority="0" w:unhideWhenUsed="0"/>
-    <w:lsdException w:name="Body Text Indent 3" w:semiHidden="0" w:uiPriority="0" w:unhideWhenUsed="0"/>
-    <w:lsdException w:name="Block Text" w:semiHidden="0" w:uiPriority="0" w:unhideWhenUsed="0"/>
-    <w:lsdException w:name="Hyperlink" w:semiHidden="0" w:uiPriority="0" w:unhideWhenUsed="0"/>
-    <w:lsdException w:name="FollowedHyperlink" w:semiHidden="0" w:uiPriority="0" w:unhideWhenUsed="0"/>
-    <w:lsdException w:name="Strong" w:semiHidden="0" w:uiPriority="0" w:unhideWhenUsed="0" w:qFormat="1"/>
-    <w:lsdException w:name="Emphasis" w:semiHidden="0" w:uiPriority="0" w:unhideWhenUsed="0" w:qFormat="1"/>
-    <w:lsdException w:name="Document Map" w:semiHidden="0" w:uiPriority="0" w:unhideWhenUsed="0"/>
-    <w:lsdException w:name="Plain Text" w:semiHidden="0" w:uiPriority="0" w:unhideWhenUsed="0"/>
-    <w:lsdException w:name="E-mail Signature" w:semiHidden="0" w:uiPriority="0" w:unhideWhenUsed="0"/>
-    <w:lsdException w:name="Normal (Web)" w:semiHidden="0" w:uiPriority="0" w:unhideWhenUsed="0" w:qFormat="1"/>
-    <w:lsdException w:name="HTML Acronym" w:semiHidden="0" w:uiPriority="0" w:unhideWhenUsed="0"/>
-    <w:lsdException w:name="HTML Address" w:semiHidden="0" w:uiPriority="0" w:unhideWhenUsed="0"/>
-    <w:lsdException w:name="HTML Cite" w:semiHidden="0" w:uiPriority="0" w:unhideWhenUsed="0"/>
-    <w:lsdException w:name="HTML Code" w:semiHidden="0" w:uiPriority="0" w:unhideWhenUsed="0"/>
-    <w:lsdException w:name="HTML Definition" w:semiHidden="0" w:uiPriority="0" w:unhideWhenUsed="0"/>
-    <w:lsdException w:name="HTML Keyboard" w:semiHidden="0" w:uiPriority="0" w:unhideWhenUsed="0"/>
-    <w:lsdException w:name="HTML Preformatted" w:semiHidden="0" w:uiPriority="0" w:unhideWhenUsed="0"/>
-    <w:lsdException w:name="HTML Sample" w:semiHidden="0" w:uiPriority="0" w:unhideWhenUsed="0"/>
-    <w:lsdException w:name="HTML Typewriter" w:semiHidden="0" w:uiPriority="0" w:unhideWhenUsed="0"/>
-    <w:lsdException w:name="HTML Variable" w:semiHidden="0" w:uiPriority="0" w:unhideWhenUsed="0"/>
-    <w:lsdException w:name="Normal Table" w:uiPriority="0" w:unhideWhenUsed="0" w:qFormat="1"/>
-    <w:lsdException w:name="annotation subject" w:semiHidden="0" w:uiPriority="0" w:unhideWhenUsed="0"/>
-    <w:lsdException w:name="Table Simple 1" w:semiHidden="0" w:uiPriority="0" w:unhideWhenUsed="0"/>
-    <w:lsdException w:name="Table Simple 2" w:semiHidden="0" w:uiPriority="0" w:unhideWhenUsed="0"/>
-    <w:lsdException w:name="Table Simple 3" w:semiHidden="0" w:uiPriority="0" w:unhideWhenUsed="0"/>
-    <w:lsdException w:name="Table Classic 1" w:semiHidden="0" w:uiPriority="0" w:unhideWhenUsed="0"/>
-    <w:lsdException w:name="Table Classic 2" w:semiHidden="0" w:uiPriority="0" w:unhideWhenUsed="0"/>
-    <w:lsdException w:name="Table Classic 3" w:semiHidden="0" w:uiPriority="0" w:unhideWhenUsed="0"/>
-    <w:lsdException w:name="Table Classic 4" w:semiHidden="0" w:uiPriority="0" w:unhideWhenUsed="0"/>
-    <w:lsdException w:name="Table Colorful 1" w:semiHidden="0" w:uiPriority="0" w:unhideWhenUsed="0"/>
-    <w:lsdException w:name="Table Colorful 2" w:semiHidden="0" w:uiPriority="0" w:unhideWhenUsed="0"/>
-    <w:lsdException w:name="Table Colorful 3" w:semiHidden="0" w:uiPriority="0" w:unhideWhenUsed="0"/>
-    <w:lsdException w:name="Table Columns 1" w:semiHidden="0" w:uiPriority="0" w:unhideWhenUsed="0"/>
-    <w:lsdException w:name="Table Columns 2" w:semiHidden="0" w:uiPriority="0" w:unhideWhenUsed="0"/>
-    <w:lsdException w:name="Table Columns 3" w:semiHidden="0" w:uiPriority="0" w:unhideWhenUsed="0"/>
-    <w:lsdException w:name="Table Columns 4" w:semiHidden="0" w:uiPriority="0" w:unhideWhenUsed="0"/>
-    <w:lsdException w:name="Table Columns 5" w:semiHidden="0" w:uiPriority="0" w:unhideWhenUsed="0"/>
-    <w:lsdException w:name="Table Grid 1" w:semiHidden="0" w:uiPriority="0" w:unhideWhenUsed="0"/>
-    <w:lsdException w:name="Table Grid 2" w:semiHidden="0" w:uiPriority="0" w:unhideWhenUsed="0"/>
-    <w:lsdException w:name="Table Grid 3" w:semiHidden="0" w:uiPriority="0" w:unhideWhenUsed="0"/>
-    <w:lsdException w:name="Table Grid 4" w:semiHidden="0" w:uiPriority="0" w:unhideWhenUsed="0"/>
-    <w:lsdException w:name="Table Grid 5" w:semiHidden="0" w:uiPriority="0" w:unhideWhenUsed="0"/>
-    <w:lsdException w:name="Table Grid 6" w:semiHidden="0" w:uiPriority="0" w:unhideWhenUsed="0"/>
-    <w:lsdException w:name="Table Grid 7" w:semiHidden="0" w:uiPriority="0" w:unhideWhenUsed="0"/>
-    <w:lsdException w:name="Table Grid 8" w:semiHidden="0" w:uiPriority="0" w:unhideWhenUsed="0"/>
-    <w:lsdException w:name="Table List 1" w:semiHidden="0" w:uiPriority="0" w:unhideWhenUsed="0"/>
-    <w:lsdException w:name="Table List 2" w:semiHidden="0" w:uiPriority="0" w:unhideWhenUsed="0"/>
-    <w:lsdException w:name="Table List 3" w:semiHidden="0" w:uiPriority="0" w:unhideWhenUsed="0"/>
-    <w:lsdException w:name="Table List 4" w:semiHidden="0" w:uiPriority="0" w:unhideWhenUsed="0"/>
-    <w:lsdException w:name="Table List 5" w:semiHidden="0" w:uiPriority="0" w:unhideWhenUsed="0"/>
-    <w:lsdException w:name="Table List 6" w:semiHidden="0" w:uiPriority="0" w:unhideWhenUsed="0"/>
-    <w:lsdException w:name="Table List 7" w:semiHidden="0" w:uiPriority="0" w:unhideWhenUsed="0"/>
-    <w:lsdException w:name="Table List 8" w:semiHidden="0" w:uiPriority="0" w:unhideWhenUsed="0"/>
-    <w:lsdException w:name="Table 3D effects 1" w:semiHidden="0" w:uiPriority="0" w:unhideWhenUsed="0"/>
-    <w:lsdException w:name="Table 3D effects 2" w:semiHidden="0" w:uiPriority="0" w:unhideWhenUsed="0"/>
-    <w:lsdException w:name="Table 3D effects 3" w:semiHidden="0" w:uiPriority="0" w:unhideWhenUsed="0"/>
-    <w:lsdException w:name="Table Contemporary" w:semiHidden="0" w:uiPriority="0" w:unhideWhenUsed="0"/>
-    <w:lsdException w:name="Table Elegant" w:semiHidden="0" w:uiPriority="0" w:unhideWhenUsed="0"/>
-    <w:lsdException w:name="Table Professional" w:semiHidden="0" w:uiPriority="0" w:unhideWhenUsed="0"/>
-    <w:lsdException w:name="Table Subtle 1" w:semiHidden="0" w:uiPriority="0" w:unhideWhenUsed="0"/>
-    <w:lsdException w:name="Table Subtle 2" w:semiHidden="0" w:uiPriority="0" w:unhideWhenUsed="0"/>
-    <w:lsdException w:name="Table Web 1" w:semiHidden="0" w:uiPriority="0" w:unhideWhenUsed="0"/>
-    <w:lsdException w:name="Table Web 2" w:semiHidden="0" w:uiPriority="0" w:unhideWhenUsed="0"/>
-    <w:lsdException w:name="Table Web 3" w:semiHidden="0" w:uiPriority="0" w:unhideWhenUsed="0"/>
-    <w:lsdException w:name="Balloon Text" w:semiHidden="0" w:uiPriority="0" w:unhideWhenUsed="0"/>
-    <w:lsdException w:name="Table Grid" w:semiHidden="0" w:uiPriority="0" w:unhideWhenUsed="0" w:qFormat="1"/>
-    <w:lsdException w:name="Table Theme" w:semiHidden="0" w:uiPriority="0" w:unhideWhenUsed="0"/>
-    <w:lsdException w:name="Light Shading" w:semiHidden="0" w:uiPriority="60" w:unhideWhenUsed="0"/>
-    <w:lsdException w:name="Light List" w:semiHidden="0" w:uiPriority="61" w:unhideWhenUsed="0"/>
-    <w:lsdException w:name="Light Grid" w:semiHidden="0" w:uiPriority="62" w:unhideWhenUsed="0"/>
-    <w:lsdException w:name="Medium Shading 1" w:semiHidden="0" w:uiPriority="63" w:unhideWhenUsed="0"/>
-    <w:lsdException w:name="Medium Shading 2" w:semiHidden="0" w:uiPriority="64" w:unhideWhenUsed="0"/>
-    <w:lsdException w:name="Medium List 1" w:semiHidden="0" w:uiPriority="65" w:unhideWhenUsed="0"/>
-    <w:lsdException w:name="Medium List 2" w:semiHidden="0" w:uiPriority="66" w:unhideWhenUsed="0"/>
-    <w:lsdException w:name="Medium Grid 1" w:semiHidden="0" w:uiPriority="67" w:unhideWhenUsed="0"/>
-    <w:lsdException w:name="Medium Grid 2" w:semiHidden="0" w:uiPriority="68" w:unhideWhenUsed="0"/>
-    <w:lsdException w:name="Medium Grid 3" w:semiHidden="0" w:uiPriority="69" w:unhideWhenUsed="0"/>
-    <w:lsdException w:name="Dark List" w:semiHidden="0" w:uiPriority="70" w:unhideWhenUsed="0"/>
-    <w:lsdException w:name="Colorful Shading" w:semiHidden="0" w:uiPriority="71" w:unhideWhenUsed="0"/>
-    <w:lsdException w:name="Colorful List" w:semiHidden="0" w:uiPriority="72" w:unhideWhenUsed="0"/>
-    <w:lsdException w:name="Colorful Grid" w:semiHidden="0" w:uiPriority="73" w:unhideWhenUsed="0"/>
-    <w:lsdException w:name="Light Shading Accent 1" w:semiHidden="0" w:uiPriority="60" w:unhideWhenUsed="0"/>
-    <w:lsdException w:name="Light List Accent 1" w:semiHidden="0" w:uiPriority="61" w:unhideWhenUsed="0"/>
-    <w:lsdException w:name="Light Grid Accent 1" w:semiHidden="0" w:uiPriority="62" w:unhideWhenUsed="0"/>
-    <w:lsdException w:name="Medium Shading 1 Accent 1" w:semiHidden="0" w:uiPriority="63" w:unhideWhenUsed="0"/>
-    <w:lsdException w:name="Medium Shading 2 Accent 1" w:semiHidden="0" w:uiPriority="64" w:unhideWhenUsed="0"/>
-    <w:lsdException w:name="Medium List 1 Accent 1" w:semiHidden="0" w:uiPriority="65" w:unhideWhenUsed="0"/>
-    <w:lsdException w:name="Medium List 2 Accent 1" w:semiHidden="0" w:uiPriority="66" w:unhideWhenUsed="0"/>
-    <w:lsdException w:name="Medium Grid 1 Accent 1" w:semiHidden="0" w:uiPriority="67" w:unhideWhenUsed="0"/>
-    <w:lsdException w:name="Medium Grid 2 Accent 1" w:semiHidden="0" w:uiPriority="68" w:unhideWhenUsed="0"/>
-    <w:lsdException w:name="Medium Grid 3 Accent 1" w:semiHidden="0" w:uiPriority="69" w:unhideWhenUsed="0"/>
-    <w:lsdException w:name="Dark List Accent 1" w:semiHidden="0" w:uiPriority="70" w:unhideWhenUsed="0"/>
-    <w:lsdException w:name="Colorful Shading Accent 1" w:semiHidden="0" w:uiPriority="71" w:unhideWhenUsed="0"/>
-    <w:lsdException w:name="Colorful List Accent 1" w:semiHidden="0" w:uiPriority="72" w:unhideWhenUsed="0"/>
-    <w:lsdException w:name="Colorful Grid Accent 1" w:semiHidden="0" w:uiPriority="73" w:unhideWhenUsed="0"/>
-    <w:lsdException w:name="Light Shading Accent 2" w:semiHidden="0" w:uiPriority="60" w:unhideWhenUsed="0"/>
-    <w:lsdException w:name="Light List Accent 2" w:semiHidden="0" w:uiPriority="61" w:unhideWhenUsed="0"/>
-    <w:lsdException w:name="Light Grid Accent 2" w:semiHidden="0" w:uiPriority="62" w:unhideWhenUsed="0"/>
-    <w:lsdException w:name="Medium Shading 1 Accent 2" w:semiHidden="0" w:uiPriority="63" w:unhideWhenUsed="0"/>
-    <w:lsdException w:name="Medium Shading 2 Accent 2" w:semiHidden="0" w:uiPriority="64" w:unhideWhenUsed="0"/>
-    <w:lsdException w:name="Medium List 1 Accent 2" w:semiHidden="0" w:uiPriority="65" w:unhideWhenUsed="0"/>
-    <w:lsdException w:name="Medium List 2 Accent 2" w:semiHidden="0" w:uiPriority="66" w:unhideWhenUsed="0"/>
-    <w:lsdException w:name="Medium Grid 1 Accent 2" w:semiHidden="0" w:uiPriority="67" w:unhideWhenUsed="0"/>
-    <w:lsdException w:name="Medium Grid 2 Accent 2" w:semiHidden="0" w:uiPriority="68" w:unhideWhenUsed="0"/>
-    <w:lsdException w:name="Medium Grid 3 Accent 2" w:semiHidden="0" w:uiPriority="69" w:unhideWhenUsed="0"/>
-    <w:lsdException w:name="Dark List Accent 2" w:semiHidden="0" w:uiPriority="70" w:unhideWhenUsed="0"/>
-    <w:lsdException w:name="Colorful Shading Accent 2" w:semiHidden="0" w:uiPriority="71" w:unhideWhenUsed="0"/>
-    <w:lsdException w:name="Colorful List Accent 2" w:semiHidden="0" w:uiPriority="72" w:unhideWhenUsed="0"/>
-    <w:lsdException w:name="Colorful Grid Accent 2" w:semiHidden="0" w:uiPriority="73" w:unhideWhenUsed="0"/>
-    <w:lsdException w:name="Light Shading Accent 3" w:semiHidden="0" w:uiPriority="60" w:unhideWhenUsed="0"/>
-    <w:lsdException w:name="Light List Accent 3" w:semiHidden="0" w:uiPriority="61" w:unhideWhenUsed="0"/>
-    <w:lsdException w:name="Light Grid Accent 3" w:semiHidden="0" w:uiPriority="62" w:unhideWhenUsed="0"/>
-    <w:lsdException w:name="Medium Shading 1 Accent 3" w:semiHidden="0" w:uiPriority="63" w:unhideWhenUsed="0"/>
-    <w:lsdException w:name="Medium Shading 2 Accent 3" w:semiHidden="0" w:uiPriority="64" w:unhideWhenUsed="0"/>
-    <w:lsdException w:name="Medium List 1 Accent 3" w:semiHidden="0" w:uiPriority="65" w:unhideWhenUsed="0"/>
-    <w:lsdException w:name="Medium List 2 Accent 3" w:semiHidden="0" w:uiPriority="66" w:unhideWhenUsed="0"/>
-    <w:lsdException w:name="Medium Grid 1 Accent 3" w:semiHidden="0" w:uiPriority="67" w:unhideWhenUsed="0"/>
-    <w:lsdException w:name="Medium Grid 2 Accent 3" w:semiHidden="0" w:uiPriority="68" w:unhideWhenUsed="0"/>
-    <w:lsdException w:name="Medium Grid 3 Accent 3" w:semiHidden="0" w:uiPriority="69" w:unhideWhenUsed="0"/>
-    <w:lsdException w:name="Dark List Accent 3" w:semiHidden="0" w:uiPriority="70" w:unhideWhenUsed="0"/>
-    <w:lsdException w:name="Colorful Shading Accent 3" w:semiHidden="0" w:uiPriority="71" w:unhideWhenUsed="0"/>
-    <w:lsdException w:name="Colorful List Accent 3" w:semiHidden="0" w:uiPriority="72" w:unhideWhenUsed="0"/>
-    <w:lsdException w:name="Colorful Grid Accent 3" w:semiHidden="0" w:uiPriority="73" w:unhideWhenUsed="0"/>
-    <w:lsdException w:name="Light Shading Accent 4" w:semiHidden="0" w:uiPriority="60" w:unhideWhenUsed="0"/>
-    <w:lsdException w:name="Light List Accent 4" w:semiHidden="0" w:uiPriority="61" w:unhideWhenUsed="0"/>
-    <w:lsdException w:name="Light Grid Accent 4" w:semiHidden="0" w:uiPriority="62" w:unhideWhenUsed="0"/>
-    <w:lsdException w:name="Medium Shading 1 Accent 4" w:semiHidden="0" w:uiPriority="63" w:unhideWhenUsed="0"/>
-    <w:lsdException w:name="Medium Shading 2 Accent 4" w:semiHidden="0" w:uiPriority="64" w:unhideWhenUsed="0"/>
-    <w:lsdException w:name="Medium List 1 Accent 4" w:semiHidden="0" w:uiPriority="65" w:unhideWhenUsed="0"/>
-    <w:lsdException w:name="Medium List 2 Accent 4" w:semiHidden="0" w:uiPriority="66" w:unhideWhenUsed="0"/>
-    <w:lsdException w:name="Medium Grid 1 Accent 4" w:semiHidden="0" w:uiPriority="67" w:unhideWhenUsed="0"/>
-    <w:lsdException w:name="Medium Grid 2 Accent 4" w:semiHidden="0" w:uiPriority="68" w:unhideWhenUsed="0"/>
-    <w:lsdException w:name="Medium Grid 3 Accent 4" w:semiHidden="0" w:uiPriority="69" w:unhideWhenUsed="0"/>
-    <w:lsdException w:name="Dark List Accent 4" w:semiHidden="0" w:uiPriority="70" w:unhideWhenUsed="0"/>
-    <w:lsdException w:name="Colorful Shading Accent 4" w:semiHidden="0" w:uiPriority="71" w:unhideWhenUsed="0"/>
-    <w:lsdException w:name="Colorful List Accent 4" w:semiHidden="0" w:uiPriority="72" w:unhideWhenUsed="0"/>
-    <w:lsdException w:name="Colorful Grid Accent 4" w:semiHidden="0" w:uiPriority="73" w:unhideWhenUsed="0"/>
-    <w:lsdException w:name="Light Shading Accent 5" w:semiHidden="0" w:uiPriority="60" w:unhideWhenUsed="0"/>
-    <w:lsdException w:name="Light List Accent 5" w:semiHidden="0" w:uiPriority="61" w:unhideWhenUsed="0"/>
-    <w:lsdException w:name="Light Grid Accent 5" w:semiHidden="0" w:uiPriority="62" w:unhideWhenUsed="0"/>
-    <w:lsdException w:name="Medium Shading 1 Accent 5" w:semiHidden="0" w:uiPriority="63" w:unhideWhenUsed="0"/>
-    <w:lsdException w:name="Medium Shading 2 Accent 5" w:semiHidden="0" w:uiPriority="64" w:unhideWhenUsed="0"/>
-    <w:lsdException w:name="Medium List 1 Accent 5" w:semiHidden="0" w:uiPriority="65" w:unhideWhenUsed="0"/>
-    <w:lsdException w:name="Medium List 2 Accent 5" w:semiHidden="0" w:uiPriority="66" w:unhideWhenUsed="0"/>
-    <w:lsdException w:name="Medium Grid 1 Accent 5" w:semiHidden="0" w:uiPriority="67" w:unhideWhenUsed="0"/>
-    <w:lsdException w:name="Medium Grid 2 Accent 5" w:semiHidden="0" w:uiPriority="68" w:unhideWhenUsed="0"/>
-    <w:lsdException w:name="Medium Grid 3 Accent 5" w:semiHidden="0" w:uiPriority="69" w:unhideWhenUsed="0"/>
-    <w:lsdException w:name="Dark List Accent 5" w:semiHidden="0" w:uiPriority="70" w:unhideWhenUsed="0"/>
-    <w:lsdException w:name="Colorful Shading Accent 5" w:semiHidden="0" w:uiPriority="71" w:unhideWhenUsed="0"/>
-    <w:lsdException w:name="Colorful List Accent 5" w:semiHidden="0" w:uiPriority="72" w:unhideWhenUsed="0"/>
-    <w:lsdException w:name="Colorful Grid Accent 5" w:semiHidden="0" w:uiPriority="73" w:unhideWhenUsed="0"/>
-    <w:lsdException w:name="Light Shading Accent 6" w:semiHidden="0" w:uiPriority="60" w:unhideWhenUsed="0"/>
-    <w:lsdException w:name="Light List Accent 6" w:semiHidden="0" w:uiPriority="61" w:unhideWhenUsed="0"/>
-    <w:lsdException w:name="Light Grid Accent 6" w:semiHidden="0" w:uiPriority="62" w:unhideWhenUsed="0"/>
-    <w:lsdException w:name="Medium Shading 1 Accent 6" w:semiHidden="0" w:uiPriority="63" w:unhideWhenUsed="0"/>
-    <w:lsdException w:name="Medium Shading 2 Accent 6" w:semiHidden="0" w:uiPriority="64" w:unhideWhenUsed="0"/>
-    <w:lsdException w:name="Medium List 1 Accent 6" w:semiHidden="0" w:uiPriority="65" w:unhideWhenUsed="0"/>
-    <w:lsdException w:name="Medium List 2 Accent 6" w:semiHidden="0" w:uiPriority="66" w:unhideWhenUsed="0"/>
-    <w:lsdException w:name="Medium Grid 1 Accent 6" w:semiHidden="0" w:uiPriority="67" w:unhideWhenUsed="0"/>
-    <w:lsdException w:name="Medium Grid 2 Accent 6" w:semiHidden="0" w:uiPriority="68" w:unhideWhenUsed="0"/>
-    <w:lsdException w:name="Medium Grid 3 Accent 6" w:semiHidden="0" w:uiPriority="69" w:unhideWhenUsed="0"/>
-    <w:lsdException w:name="Dark List Accent 6" w:semiHidden="0" w:uiPriority="70" w:unhideWhenUsed="0"/>
-    <w:lsdException w:name="Colorful Shading Accent 6" w:semiHidden="0" w:uiPriority="71" w:unhideWhenUsed="0"/>
-    <w:lsdException w:name="Colorful List Accent 6" w:semiHidden="0" w:uiPriority="72" w:unhideWhenUsed="0"/>
-    <w:lsdException w:name="Colorful Grid Accent 6" w:semiHidden="0" w:uiPriority="73" w:unhideWhenUsed="0"/>
+  <w:latentStyles w:count="260" w:defQFormat="0" w:defUnhideWhenUsed="1" w:defSemiHidden="1" w:defUIPriority="99" w:defLockedState="0">
+    <w:lsdException w:qFormat="1" w:unhideWhenUsed="0" w:uiPriority="0" w:semiHidden="0" w:name="Normal"/>
+    <w:lsdException w:qFormat="1" w:unhideWhenUsed="0" w:uiPriority="0" w:semiHidden="0" w:name="heading 1"/>
+    <w:lsdException w:qFormat="1" w:uiPriority="0" w:semiHidden="0" w:name="heading 2"/>
+    <w:lsdException w:qFormat="1" w:uiPriority="0" w:name="heading 3"/>
+    <w:lsdException w:qFormat="1" w:uiPriority="0" w:semiHidden="0" w:name="heading 4"/>
+    <w:lsdException w:qFormat="1" w:uiPriority="0" w:name="heading 5"/>
+    <w:lsdException w:qFormat="1" w:uiPriority="0" w:name="heading 6"/>
+    <w:lsdException w:qFormat="1" w:uiPriority="0" w:name="heading 7"/>
+    <w:lsdException w:qFormat="1" w:uiPriority="0" w:name="heading 8"/>
+    <w:lsdException w:qFormat="1" w:uiPriority="0" w:name="heading 9"/>
+    <w:lsdException w:unhideWhenUsed="0" w:uiPriority="0" w:semiHidden="0" w:name="index 1"/>
+    <w:lsdException w:unhideWhenUsed="0" w:uiPriority="0" w:semiHidden="0" w:name="index 2"/>
+    <w:lsdException w:unhideWhenUsed="0" w:uiPriority="0" w:semiHidden="0" w:name="index 3"/>
+    <w:lsdException w:unhideWhenUsed="0" w:uiPriority="0" w:semiHidden="0" w:name="index 4"/>
+    <w:lsdException w:unhideWhenUsed="0" w:uiPriority="0" w:semiHidden="0" w:name="index 5"/>
+    <w:lsdException w:unhideWhenUsed="0" w:uiPriority="0" w:semiHidden="0" w:name="index 6"/>
+    <w:lsdException w:unhideWhenUsed="0" w:uiPriority="0" w:semiHidden="0" w:name="index 7"/>
+    <w:lsdException w:unhideWhenUsed="0" w:uiPriority="0" w:semiHidden="0" w:name="index 8"/>
+    <w:lsdException w:unhideWhenUsed="0" w:uiPriority="0" w:semiHidden="0" w:name="index 9"/>
+    <w:lsdException w:qFormat="1" w:unhideWhenUsed="0" w:uiPriority="0" w:semiHidden="0" w:name="toc 1"/>
+    <w:lsdException w:qFormat="1" w:unhideWhenUsed="0" w:uiPriority="0" w:semiHidden="0" w:name="toc 2"/>
+    <w:lsdException w:qFormat="1" w:unhideWhenUsed="0" w:uiPriority="0" w:semiHidden="0" w:name="toc 3"/>
+    <w:lsdException w:unhideWhenUsed="0" w:uiPriority="0" w:semiHidden="0" w:name="toc 4"/>
+    <w:lsdException w:unhideWhenUsed="0" w:uiPriority="0" w:semiHidden="0" w:name="toc 5"/>
+    <w:lsdException w:unhideWhenUsed="0" w:uiPriority="0" w:semiHidden="0" w:name="toc 6"/>
+    <w:lsdException w:unhideWhenUsed="0" w:uiPriority="0" w:semiHidden="0" w:name="toc 7"/>
+    <w:lsdException w:unhideWhenUsed="0" w:uiPriority="0" w:semiHidden="0" w:name="toc 8"/>
+    <w:lsdException w:unhideWhenUsed="0" w:uiPriority="0" w:semiHidden="0" w:name="toc 9"/>
+    <w:lsdException w:unhideWhenUsed="0" w:uiPriority="0" w:semiHidden="0" w:name="Normal Indent"/>
+    <w:lsdException w:unhideWhenUsed="0" w:uiPriority="0" w:semiHidden="0" w:name="footnote text"/>
+    <w:lsdException w:qFormat="1" w:unhideWhenUsed="0" w:uiPriority="0" w:semiHidden="0" w:name="annotation text"/>
+    <w:lsdException w:qFormat="1" w:unhideWhenUsed="0" w:uiPriority="0" w:semiHidden="0" w:name="header"/>
+    <w:lsdException w:qFormat="1" w:unhideWhenUsed="0" w:uiPriority="0" w:semiHidden="0" w:name="footer"/>
+    <w:lsdException w:unhideWhenUsed="0" w:uiPriority="0" w:semiHidden="0" w:name="index heading"/>
+    <w:lsdException w:qFormat="1" w:uiPriority="0" w:name="caption"/>
+    <w:lsdException w:unhideWhenUsed="0" w:uiPriority="0" w:semiHidden="0" w:name="table of figures"/>
+    <w:lsdException w:unhideWhenUsed="0" w:uiPriority="0" w:semiHidden="0" w:name="envelope address"/>
+    <w:lsdException w:unhideWhenUsed="0" w:uiPriority="0" w:semiHidden="0" w:name="envelope return"/>
+    <w:lsdException w:unhideWhenUsed="0" w:uiPriority="0" w:semiHidden="0" w:name="footnote reference"/>
+    <w:lsdException w:unhideWhenUsed="0" w:uiPriority="0" w:semiHidden="0" w:name="annotation reference"/>
+    <w:lsdException w:unhideWhenUsed="0" w:uiPriority="0" w:semiHidden="0" w:name="line number"/>
+    <w:lsdException w:unhideWhenUsed="0" w:uiPriority="0" w:semiHidden="0" w:name="page number"/>
+    <w:lsdException w:unhideWhenUsed="0" w:uiPriority="0" w:semiHidden="0" w:name="endnote reference"/>
+    <w:lsdException w:unhideWhenUsed="0" w:uiPriority="0" w:semiHidden="0" w:name="endnote text"/>
+    <w:lsdException w:unhideWhenUsed="0" w:uiPriority="0" w:semiHidden="0" w:name="table of authorities"/>
+    <w:lsdException w:unhideWhenUsed="0" w:uiPriority="0" w:semiHidden="0" w:name="macro"/>
+    <w:lsdException w:unhideWhenUsed="0" w:uiPriority="0" w:semiHidden="0" w:name="toa heading"/>
+    <w:lsdException w:unhideWhenUsed="0" w:uiPriority="0" w:semiHidden="0" w:name="List"/>
+    <w:lsdException w:unhideWhenUsed="0" w:uiPriority="0" w:semiHidden="0" w:name="List Bullet"/>
+    <w:lsdException w:unhideWhenUsed="0" w:uiPriority="0" w:semiHidden="0" w:name="List Number"/>
+    <w:lsdException w:unhideWhenUsed="0" w:uiPriority="0" w:semiHidden="0" w:name="List 2"/>
+    <w:lsdException w:unhideWhenUsed="0" w:uiPriority="0" w:semiHidden="0" w:name="List 3"/>
+    <w:lsdException w:unhideWhenUsed="0" w:uiPriority="0" w:semiHidden="0" w:name="List 4"/>
+    <w:lsdException w:unhideWhenUsed="0" w:uiPriority="0" w:semiHidden="0" w:name="List 5"/>
+    <w:lsdException w:unhideWhenUsed="0" w:uiPriority="0" w:semiHidden="0" w:name="List Bullet 2"/>
+    <w:lsdException w:unhideWhenUsed="0" w:uiPriority="0" w:semiHidden="0" w:name="List Bullet 3"/>
+    <w:lsdException w:unhideWhenUsed="0" w:uiPriority="0" w:semiHidden="0" w:name="List Bullet 4"/>
+    <w:lsdException w:unhideWhenUsed="0" w:uiPriority="0" w:semiHidden="0" w:name="List Bullet 5"/>
+    <w:lsdException w:unhideWhenUsed="0" w:uiPriority="0" w:semiHidden="0" w:name="List Number 2"/>
+    <w:lsdException w:unhideWhenUsed="0" w:uiPriority="0" w:semiHidden="0" w:name="List Number 3"/>
+    <w:lsdException w:unhideWhenUsed="0" w:uiPriority="0" w:semiHidden="0" w:name="List Number 4"/>
+    <w:lsdException w:unhideWhenUsed="0" w:uiPriority="0" w:semiHidden="0" w:name="List Number 5"/>
+    <w:lsdException w:qFormat="1" w:unhideWhenUsed="0" w:uiPriority="0" w:semiHidden="0" w:name="Title"/>
+    <w:lsdException w:unhideWhenUsed="0" w:uiPriority="0" w:semiHidden="0" w:name="Closing"/>
+    <w:lsdException w:unhideWhenUsed="0" w:uiPriority="0" w:semiHidden="0" w:name="Signature"/>
+    <w:lsdException w:qFormat="1" w:unhideWhenUsed="0" w:uiPriority="0" w:name="Default Paragraph Font"/>
+    <w:lsdException w:qFormat="1" w:unhideWhenUsed="0" w:uiPriority="0" w:name="Body Text"/>
+    <w:lsdException w:unhideWhenUsed="0" w:uiPriority="0" w:semiHidden="0" w:name="Body Text Indent"/>
+    <w:lsdException w:unhideWhenUsed="0" w:uiPriority="0" w:semiHidden="0" w:name="List Continue"/>
+    <w:lsdException w:unhideWhenUsed="0" w:uiPriority="0" w:semiHidden="0" w:name="List Continue 2"/>
+    <w:lsdException w:unhideWhenUsed="0" w:uiPriority="0" w:semiHidden="0" w:name="List Continue 3"/>
+    <w:lsdException w:unhideWhenUsed="0" w:uiPriority="0" w:semiHidden="0" w:name="List Continue 4"/>
+    <w:lsdException w:unhideWhenUsed="0" w:uiPriority="0" w:semiHidden="0" w:name="List Continue 5"/>
+    <w:lsdException w:unhideWhenUsed="0" w:uiPriority="0" w:semiHidden="0" w:name="Message Header"/>
+    <w:lsdException w:qFormat="1" w:unhideWhenUsed="0" w:uiPriority="0" w:semiHidden="0" w:name="Subtitle"/>
+    <w:lsdException w:unhideWhenUsed="0" w:uiPriority="0" w:semiHidden="0" w:name="Salutation"/>
+    <w:lsdException w:unhideWhenUsed="0" w:uiPriority="0" w:semiHidden="0" w:name="Date"/>
+    <w:lsdException w:unhideWhenUsed="0" w:uiPriority="0" w:semiHidden="0" w:name="Body Text First Indent"/>
+    <w:lsdException w:unhideWhenUsed="0" w:uiPriority="0" w:semiHidden="0" w:name="Body Text First Indent 2"/>
+    <w:lsdException w:uiPriority="99" w:name="Note Heading"/>
+    <w:lsdException w:unhideWhenUsed="0" w:uiPriority="0" w:semiHidden="0" w:name="Body Text 2"/>
+    <w:lsdException w:unhideWhenUsed="0" w:uiPriority="0" w:semiHidden="0" w:name="Body Text 3"/>
+    <w:lsdException w:unhideWhenUsed="0" w:uiPriority="0" w:semiHidden="0" w:name="Body Text Indent 2"/>
+    <w:lsdException w:unhideWhenUsed="0" w:uiPriority="0" w:semiHidden="0" w:name="Body Text Indent 3"/>
+    <w:lsdException w:unhideWhenUsed="0" w:uiPriority="0" w:semiHidden="0" w:name="Block Text"/>
+    <w:lsdException w:unhideWhenUsed="0" w:uiPriority="0" w:semiHidden="0" w:name="Hyperlink"/>
+    <w:lsdException w:unhideWhenUsed="0" w:uiPriority="0" w:semiHidden="0" w:name="FollowedHyperlink"/>
+    <w:lsdException w:qFormat="1" w:unhideWhenUsed="0" w:uiPriority="0" w:semiHidden="0" w:name="Strong"/>
+    <w:lsdException w:qFormat="1" w:unhideWhenUsed="0" w:uiPriority="0" w:semiHidden="0" w:name="Emphasis"/>
+    <w:lsdException w:unhideWhenUsed="0" w:uiPriority="0" w:semiHidden="0" w:name="Document Map"/>
+    <w:lsdException w:unhideWhenUsed="0" w:uiPriority="0" w:semiHidden="0" w:name="Plain Text"/>
+    <w:lsdException w:unhideWhenUsed="0" w:uiPriority="0" w:semiHidden="0" w:name="E-mail Signature"/>
+    <w:lsdException w:qFormat="1" w:unhideWhenUsed="0" w:uiPriority="0" w:semiHidden="0" w:name="Normal (Web)"/>
+    <w:lsdException w:unhideWhenUsed="0" w:uiPriority="0" w:semiHidden="0" w:name="HTML Acronym"/>
+    <w:lsdException w:unhideWhenUsed="0" w:uiPriority="0" w:semiHidden="0" w:name="HTML Address"/>
+    <w:lsdException w:unhideWhenUsed="0" w:uiPriority="0" w:semiHidden="0" w:name="HTML Cite"/>
+    <w:lsdException w:unhideWhenUsed="0" w:uiPriority="0" w:semiHidden="0" w:name="HTML Code"/>
+    <w:lsdException w:unhideWhenUsed="0" w:uiPriority="0" w:semiHidden="0" w:name="HTML Definition"/>
+    <w:lsdException w:unhideWhenUsed="0" w:uiPriority="0" w:semiHidden="0" w:name="HTML Keyboard"/>
+    <w:lsdException w:unhideWhenUsed="0" w:uiPriority="0" w:semiHidden="0" w:name="HTML Preformatted"/>
+    <w:lsdException w:unhideWhenUsed="0" w:uiPriority="0" w:semiHidden="0" w:name="HTML Sample"/>
+    <w:lsdException w:unhideWhenUsed="0" w:uiPriority="0" w:semiHidden="0" w:name="HTML Typewriter"/>
+    <w:lsdException w:unhideWhenUsed="0" w:uiPriority="0" w:semiHidden="0" w:name="HTML Variable"/>
+    <w:lsdException w:qFormat="1" w:unhideWhenUsed="0" w:uiPriority="0" w:name="Normal Table"/>
+    <w:lsdException w:unhideWhenUsed="0" w:uiPriority="0" w:semiHidden="0" w:name="annotation subject"/>
+    <w:lsdException w:unhideWhenUsed="0" w:uiPriority="0" w:semiHidden="0" w:name="Table Simple 1"/>
+    <w:lsdException w:unhideWhenUsed="0" w:uiPriority="0" w:semiHidden="0" w:name="Table Simple 2"/>
+    <w:lsdException w:unhideWhenUsed="0" w:uiPriority="0" w:semiHidden="0" w:name="Table Simple 3"/>
+    <w:lsdException w:unhideWhenUsed="0" w:uiPriority="0" w:semiHidden="0" w:name="Table Classic 1"/>
+    <w:lsdException w:unhideWhenUsed="0" w:uiPriority="0" w:semiHidden="0" w:name="Table Classic 2"/>
+    <w:lsdException w:unhideWhenUsed="0" w:uiPriority="0" w:semiHidden="0" w:name="Table Classic 3"/>
+    <w:lsdException w:unhideWhenUsed="0" w:uiPriority="0" w:semiHidden="0" w:name="Table Classic 4"/>
+    <w:lsdException w:unhideWhenUsed="0" w:uiPriority="0" w:semiHidden="0" w:name="Table Colorful 1"/>
+    <w:lsdException w:unhideWhenUsed="0" w:uiPriority="0" w:semiHidden="0" w:name="Table Colorful 2"/>
+    <w:lsdException w:unhideWhenUsed="0" w:uiPriority="0" w:semiHidden="0" w:name="Table Colorful 3"/>
+    <w:lsdException w:unhideWhenUsed="0" w:uiPriority="0" w:semiHidden="0" w:name="Table Columns 1"/>
+    <w:lsdException w:unhideWhenUsed="0" w:uiPriority="0" w:semiHidden="0" w:name="Table Columns 2"/>
+    <w:lsdException w:unhideWhenUsed="0" w:uiPriority="0" w:semiHidden="0" w:name="Table Columns 3"/>
+    <w:lsdException w:unhideWhenUsed="0" w:uiPriority="0" w:semiHidden="0" w:name="Table Columns 4"/>
+    <w:lsdException w:unhideWhenUsed="0" w:uiPriority="0" w:semiHidden="0" w:name="Table Columns 5"/>
+    <w:lsdException w:unhideWhenUsed="0" w:uiPriority="0" w:semiHidden="0" w:name="Table Grid 1"/>
+    <w:lsdException w:unhideWhenUsed="0" w:uiPriority="0" w:semiHidden="0" w:name="Table Grid 2"/>
+    <w:lsdException w:unhideWhenUsed="0" w:uiPriority="0" w:semiHidden="0" w:name="Table Grid 3"/>
+    <w:lsdException w:unhideWhenUsed="0" w:uiPriority="0" w:semiHidden="0" w:name="Table Grid 4"/>
+    <w:lsdException w:unhideWhenUsed="0" w:uiPriority="0" w:semiHidden="0" w:name="Table Grid 5"/>
+    <w:lsdException w:unhideWhenUsed="0" w:uiPriority="0" w:semiHidden="0" w:name="Table Grid 6"/>
+    <w:lsdException w:unhideWhenUsed="0" w:uiPriority="0" w:semiHidden="0" w:name="Table Grid 7"/>
+    <w:lsdException w:unhideWhenUsed="0" w:uiPriority="0" w:semiHidden="0" w:name="Table Grid 8"/>
+    <w:lsdException w:unhideWhenUsed="0" w:uiPriority="0" w:semiHidden="0" w:name="Table List 1"/>
+    <w:lsdException w:unhideWhenUsed="0" w:uiPriority="0" w:semiHidden="0" w:name="Table List 2"/>
+    <w:lsdException w:unhideWhenUsed="0" w:uiPriority="0" w:semiHidden="0" w:name="Table List 3"/>
+    <w:lsdException w:unhideWhenUsed="0" w:uiPriority="0" w:semiHidden="0" w:name="Table List 4"/>
+    <w:lsdException w:unhideWhenUsed="0" w:uiPriority="0" w:semiHidden="0" w:name="Table List 5"/>
+    <w:lsdException w:unhideWhenUsed="0" w:uiPriority="0" w:semiHidden="0" w:name="Table List 6"/>
+    <w:lsdException w:unhideWhenUsed="0" w:uiPriority="0" w:semiHidden="0" w:name="Table List 7"/>
+    <w:lsdException w:unhideWhenUsed="0" w:uiPriority="0" w:semiHidden="0" w:name="Table List 8"/>
+    <w:lsdException w:unhideWhenUsed="0" w:uiPriority="0" w:semiHidden="0" w:name="Table 3D effects 1"/>
+    <w:lsdException w:unhideWhenUsed="0" w:uiPriority="0" w:semiHidden="0" w:name="Table 3D effects 2"/>
+    <w:lsdException w:unhideWhenUsed="0" w:uiPriority="0" w:semiHidden="0" w:name="Table 3D effects 3"/>
+    <w:lsdException w:unhideWhenUsed="0" w:uiPriority="0" w:semiHidden="0" w:name="Table Contemporary"/>
+    <w:lsdException w:unhideWhenUsed="0" w:uiPriority="0" w:semiHidden="0" w:name="Table Elegant"/>
+    <w:lsdException w:unhideWhenUsed="0" w:uiPriority="0" w:semiHidden="0" w:name="Table Professional"/>
+    <w:lsdException w:unhideWhenUsed="0" w:uiPriority="0" w:semiHidden="0" w:name="Table Subtle 1"/>
+    <w:lsdException w:unhideWhenUsed="0" w:uiPriority="0" w:semiHidden="0" w:name="Table Subtle 2"/>
+    <w:lsdException w:unhideWhenUsed="0" w:uiPriority="0" w:semiHidden="0" w:name="Table Web 1"/>
+    <w:lsdException w:unhideWhenUsed="0" w:uiPriority="0" w:semiHidden="0" w:name="Table Web 2"/>
+    <w:lsdException w:unhideWhenUsed="0" w:uiPriority="0" w:semiHidden="0" w:name="Table Web 3"/>
+    <w:lsdException w:unhideWhenUsed="0" w:uiPriority="0" w:semiHidden="0" w:name="Balloon Text"/>
+    <w:lsdException w:qFormat="1" w:unhideWhenUsed="0" w:uiPriority="0" w:semiHidden="0" w:name="Table Grid"/>
+    <w:lsdException w:unhideWhenUsed="0" w:uiPriority="0" w:semiHidden="0" w:name="Table Theme"/>
+    <w:lsdException w:unhideWhenUsed="0" w:uiPriority="60" w:semiHidden="0" w:name="Light Shading"/>
+    <w:lsdException w:unhideWhenUsed="0" w:uiPriority="61" w:semiHidden="0" w:name="Light List"/>
+    <w:lsdException w:unhideWhenUsed="0" w:uiPriority="62" w:semiHidden="0" w:name="Light Grid"/>
+    <w:lsdException w:unhideWhenUsed="0" w:uiPriority="63" w:semiHidden="0" w:name="Medium Shading 1"/>
+    <w:lsdException w:unhideWhenUsed="0" w:uiPriority="64" w:semiHidden="0" w:name="Medium Shading 2"/>
+    <w:lsdException w:unhideWhenUsed="0" w:uiPriority="65" w:semiHidden="0" w:name="Medium List 1"/>
+    <w:lsdException w:unhideWhenUsed="0" w:uiPriority="66" w:semiHidden="0" w:name="Medium List 2"/>
+    <w:lsdException w:unhideWhenUsed="0" w:uiPriority="67" w:semiHidden="0" w:name="Medium Grid 1"/>
+    <w:lsdException w:unhideWhenUsed="0" w:uiPriority="68" w:semiHidden="0" w:name="Medium Grid 2"/>
+    <w:lsdException w:unhideWhenUsed="0" w:uiPriority="69" w:semiHidden="0" w:name="Medium Grid 3"/>
+    <w:lsdException w:unhideWhenUsed="0" w:uiPriority="70" w:semiHidden="0" w:name="Dark List"/>
+    <w:lsdException w:unhideWhenUsed="0" w:uiPriority="71" w:semiHidden="0" w:name="Colorful Shading"/>
+    <w:lsdException w:unhideWhenUsed="0" w:uiPriority="72" w:semiHidden="0" w:name="Colorful List"/>
+    <w:lsdException w:unhideWhenUsed="0" w:uiPriority="73" w:semiHidden="0" w:name="Colorful Grid"/>
+    <w:lsdException w:unhideWhenUsed="0" w:uiPriority="60" w:semiHidden="0" w:name="Light Shading Accent 1"/>
+    <w:lsdException w:unhideWhenUsed="0" w:uiPriority="61" w:semiHidden="0" w:name="Light List Accent 1"/>
+    <w:lsdException w:unhideWhenUsed="0" w:uiPriority="62" w:semiHidden="0" w:name="Light Grid Accent 1"/>
+    <w:lsdException w:unhideWhenUsed="0" w:uiPriority="63" w:semiHidden="0" w:name="Medium Shading 1 Accent 1"/>
+    <w:lsdException w:unhideWhenUsed="0" w:uiPriority="64" w:semiHidden="0" w:name="Medium Shading 2 Accent 1"/>
+    <w:lsdException w:unhideWhenUsed="0" w:uiPriority="65" w:semiHidden="0" w:name="Medium List 1 Accent 1"/>
+    <w:lsdException w:unhideWhenUsed="0" w:uiPriority="66" w:semiHidden="0" w:name="Medium List 2 Accent 1"/>
+    <w:lsdException w:unhideWhenUsed="0" w:uiPriority="67" w:semiHidden="0" w:name="Medium Grid 1 Accent 1"/>
+    <w:lsdException w:unhideWhenUsed="0" w:uiPriority="68" w:semiHidden="0" w:name="Medium Grid 2 Accent 1"/>
+    <w:lsdException w:unhideWhenUsed="0" w:uiPriority="69" w:semiHidden="0" w:name="Medium Grid 3 Accent 1"/>
+    <w:lsdException w:unhideWhenUsed="0" w:uiPriority="70" w:semiHidden="0" w:name="Dark List Accent 1"/>
+    <w:lsdException w:unhideWhenUsed="0" w:uiPriority="71" w:semiHidden="0" w:name="Colorful Shading Accent 1"/>
+    <w:lsdException w:unhideWhenUsed="0" w:uiPriority="72" w:semiHidden="0" w:name="Colorful List Accent 1"/>
+    <w:lsdException w:unhideWhenUsed="0" w:uiPriority="73" w:semiHidden="0" w:name="Colorful Grid Accent 1"/>
+    <w:lsdException w:unhideWhenUsed="0" w:uiPriority="60" w:semiHidden="0" w:name="Light Shading Accent 2"/>
+    <w:lsdException w:unhideWhenUsed="0" w:uiPriority="61" w:semiHidden="0" w:name="Light List Accent 2"/>
+    <w:lsdException w:unhideWhenUsed="0" w:uiPriority="62" w:semiHidden="0" w:name="Light Grid Accent 2"/>
+    <w:lsdException w:unhideWhenUsed="0" w:uiPriority="63" w:semiHidden="0" w:name="Medium Shading 1 Accent 2"/>
+    <w:lsdException w:unhideWhenUsed="0" w:uiPriority="64" w:semiHidden="0" w:name="Medium Shading 2 Accent 2"/>
+    <w:lsdException w:unhideWhenUsed="0" w:uiPriority="65" w:semiHidden="0" w:name="Medium List 1 Accent 2"/>
+    <w:lsdException w:unhideWhenUsed="0" w:uiPriority="66" w:semiHidden="0" w:name="Medium List 2 Accent 2"/>
+    <w:lsdException w:unhideWhenUsed="0" w:uiPriority="67" w:semiHidden="0" w:name="Medium Grid 1 Accent 2"/>
+    <w:lsdException w:unhideWhenUsed="0" w:uiPriority="68" w:semiHidden="0" w:name="Medium Grid 2 Accent 2"/>
+    <w:lsdException w:unhideWhenUsed="0" w:uiPriority="69" w:semiHidden="0" w:name="Medium Grid 3 Accent 2"/>
+    <w:lsdException w:unhideWhenUsed="0" w:uiPriority="70" w:semiHidden="0" w:name="Dark List Accent 2"/>
+    <w:lsdException w:unhideWhenUsed="0" w:uiPriority="71" w:semiHidden="0" w:name="Colorful Shading Accent 2"/>
+    <w:lsdException w:unhideWhenUsed="0" w:uiPriority="72" w:semiHidden="0" w:name="Colorful List Accent 2"/>
+    <w:lsdException w:unhideWhenUsed="0" w:uiPriority="73" w:semiHidden="0" w:name="Colorful Grid Accent 2"/>
+    <w:lsdException w:unhideWhenUsed="0" w:uiPriority="60" w:semiHidden="0" w:name="Light Shading Accent 3"/>
+    <w:lsdException w:unhideWhenUsed="0" w:uiPriority="61" w:semiHidden="0" w:name="Light List Accent 3"/>
+    <w:lsdException w:unhideWhenUsed="0" w:uiPriority="62" w:semiHidden="0" w:name="Light Grid Accent 3"/>
+    <w:lsdException w:unhideWhenUsed="0" w:uiPriority="63" w:semiHidden="0" w:name="Medium Shading 1 Accent 3"/>
+    <w:lsdException w:unhideWhenUsed="0" w:uiPriority="64" w:semiHidden="0" w:name="Medium Shading 2 Accent 3"/>
+    <w:lsdException w:unhideWhenUsed="0" w:uiPriority="65" w:semiHidden="0" w:name="Medium List 1 Accent 3"/>
+    <w:lsdException w:unhideWhenUsed="0" w:uiPriority="66" w:semiHidden="0" w:name="Medium List 2 Accent 3"/>
+    <w:lsdException w:unhideWhenUsed="0" w:uiPriority="67" w:semiHidden="0" w:name="Medium Grid 1 Accent 3"/>
+    <w:lsdException w:unhideWhenUsed="0" w:uiPriority="68" w:semiHidden="0" w:name="Medium Grid 2 Accent 3"/>
+    <w:lsdException w:unhideWhenUsed="0" w:uiPriority="69" w:semiHidden="0" w:name="Medium Grid 3 Accent 3"/>
+    <w:lsdException w:unhideWhenUsed="0" w:uiPriority="70" w:semiHidden="0" w:name="Dark List Accent 3"/>
+    <w:lsdException w:unhideWhenUsed="0" w:uiPriority="71" w:semiHidden="0" w:name="Colorful Shading Accent 3"/>
+    <w:lsdException w:unhideWhenUsed="0" w:uiPriority="72" w:semiHidden="0" w:name="Colorful List Accent 3"/>
+    <w:lsdException w:unhideWhenUsed="0" w:uiPriority="73" w:semiHidden="0" w:name="Colorful Grid Accent 3"/>
+    <w:lsdException w:unhideWhenUsed="0" w:uiPriority="60" w:semiHidden="0" w:name="Light Shading Accent 4"/>
+    <w:lsdException w:unhideWhenUsed="0" w:uiPriority="61" w:semiHidden="0" w:name="Light List Accent 4"/>
+    <w:lsdException w:unhideWhenUsed="0" w:uiPriority="62" w:semiHidden="0" w:name="Light Grid Accent 4"/>
+    <w:lsdException w:unhideWhenUsed="0" w:uiPriority="63" w:semiHidden="0" w:name="Medium Shading 1 Accent 4"/>
+    <w:lsdException w:unhideWhenUsed="0" w:uiPriority="64" w:semiHidden="0" w:name="Medium Shading 2 Accent 4"/>
+    <w:lsdException w:unhideWhenUsed="0" w:uiPriority="65" w:semiHidden="0" w:name="Medium List 1 Accent 4"/>
+    <w:lsdException w:unhideWhenUsed="0" w:uiPriority="66" w:semiHidden="0" w:name="Medium List 2 Accent 4"/>
+    <w:lsdException w:unhideWhenUsed="0" w:uiPriority="67" w:semiHidden="0" w:name="Medium Grid 1 Accent 4"/>
+    <w:lsdException w:unhideWhenUsed="0" w:uiPriority="68" w:semiHidden="0" w:name="Medium Grid 2 Accent 4"/>
+    <w:lsdException w:unhideWhenUsed="0" w:uiPriority="69" w:semiHidden="0" w:name="Medium Grid 3 Accent 4"/>
+    <w:lsdException w:unhideWhenUsed="0" w:uiPriority="70" w:semiHidden="0" w:name="Dark List Accent 4"/>
+    <w:lsdException w:unhideWhenUsed="0" w:uiPriority="71" w:semiHidden="0" w:name="Colorful Shading Accent 4"/>
+    <w:lsdException w:unhideWhenUsed="0" w:uiPriority="72" w:semiHidden="0" w:name="Colorful List Accent 4"/>
+    <w:lsdException w:unhideWhenUsed="0" w:uiPriority="73" w:semiHidden="0" w:name="Colorful Grid Accent 4"/>
+    <w:lsdException w:unhideWhenUsed="0" w:uiPriority="60" w:semiHidden="0" w:name="Light Shading Accent 5"/>
+    <w:lsdException w:unhideWhenUsed="0" w:uiPriority="61" w:semiHidden="0" w:name="Light List Accent 5"/>
+    <w:lsdException w:unhideWhenUsed="0" w:uiPriority="62" w:semiHidden="0" w:name="Light Grid Accent 5"/>
+    <w:lsdException w:unhideWhenUsed="0" w:uiPriority="63" w:semiHidden="0" w:name="Medium Shading 1 Accent 5"/>
+    <w:lsdException w:unhideWhenUsed="0" w:uiPriority="64" w:semiHidden="0" w:name="Medium Shading 2 Accent 5"/>
+    <w:lsdException w:unhideWhenUsed="0" w:uiPriority="65" w:semiHidden="0" w:name="Medium List 1 Accent 5"/>
+    <w:lsdException w:unhideWhenUsed="0" w:uiPriority="66" w:semiHidden="0" w:name="Medium List 2 Accent 5"/>
+    <w:lsdException w:unhideWhenUsed="0" w:uiPriority="67" w:semiHidden="0" w:name="Medium Grid 1 Accent 5"/>
+    <w:lsdException w:unhideWhenUsed="0" w:uiPriority="68" w:semiHidden="0" w:name="Medium Grid 2 Accent 5"/>
+    <w:lsdException w:unhideWhenUsed="0" w:uiPriority="69" w:semiHidden="0" w:name="Medium Grid 3 Accent 5"/>
+    <w:lsdException w:unhideWhenUsed="0" w:uiPriority="70" w:semiHidden="0" w:name="Dark List Accent 5"/>
+    <w:lsdException w:unhideWhenUsed="0" w:uiPriority="71" w:semiHidden="0" w:name="Colorful Shading Accent 5"/>
+    <w:lsdException w:unhideWhenUsed="0" w:uiPriority="72" w:semiHidden="0" w:name="Colorful List Accent 5"/>
+    <w:lsdException w:unhideWhenUsed="0" w:uiPriority="73" w:semiHidden="0" w:name="Colorful Grid Accent 5"/>
+    <w:lsdException w:unhideWhenUsed="0" w:uiPriority="60" w:semiHidden="0" w:name="Light Shading Accent 6"/>
+    <w:lsdException w:unhideWhenUsed="0" w:uiPriority="61" w:semiHidden="0" w:name="Light List Accent 6"/>
+    <w:lsdException w:unhideWhenUsed="0" w:uiPriority="62" w:semiHidden="0" w:name="Light Grid Accent 6"/>
+    <w:lsdException w:unhideWhenUsed="0" w:uiPriority="63" w:semiHidden="0" w:name="Medium Shading 1 Accent 6"/>
+    <w:lsdException w:unhideWhenUsed="0" w:uiPriority="64" w:semiHidden="0" w:name="Medium Shading 2 Accent 6"/>
+    <w:lsdException w:unhideWhenUsed="0" w:uiPriority="65" w:semiHidden="0" w:name="Medium List 1 Accent 6"/>
+    <w:lsdException w:unhideWhenUsed="0" w:uiPriority="66" w:semiHidden="0" w:name="Medium List 2 Accent 6"/>
+    <w:lsdException w:unhideWhenUsed="0" w:uiPriority="67" w:semiHidden="0" w:name="Medium Grid 1 Accent 6"/>
+    <w:lsdException w:unhideWhenUsed="0" w:uiPriority="68" w:semiHidden="0" w:name="Medium Grid 2 Accent 6"/>
+    <w:lsdException w:unhideWhenUsed="0" w:uiPriority="69" w:semiHidden="0" w:name="Medium Grid 3 Accent 6"/>
+    <w:lsdException w:unhideWhenUsed="0" w:uiPriority="70" w:semiHidden="0" w:name="Dark List Accent 6"/>
+    <w:lsdException w:unhideWhenUsed="0" w:uiPriority="71" w:semiHidden="0" w:name="Colorful Shading Accent 6"/>
+    <w:lsdException w:unhideWhenUsed="0" w:uiPriority="72" w:semiHidden="0" w:name="Colorful List Accent 6"/>
+    <w:lsdException w:unhideWhenUsed="0" w:uiPriority="73" w:semiHidden="0" w:name="Colorful Grid Accent 6"/>
   </w:latentStyles>
-  <w:style w:type="paragraph" w:default="1" w:styleId="Normal">
+  <w:style w:type="paragraph" w:default="1" w:styleId="1">
     <w:name w:val="Normal"/>
     <w:qFormat/>
+    <w:uiPriority w:val="0"/>
     <w:pPr>
       <w:kinsoku w:val="0"/>
       <w:autoSpaceDE w:val="0"/>
@@ -4628,7 +4698,7 @@
       <w:textAlignment w:val="baseline"/>
     </w:pPr>
     <w:rPr>
-      <w:rFonts w:ascii="Arial" w:eastAsia="宋体" w:hAnsi="Arial" w:cs="Arial"/>
+      <w:rFonts w:ascii="Arial" w:hAnsi="Arial" w:eastAsia="宋体" w:cs="Arial"/>
       <w:snapToGrid w:val="0"/>
       <w:color w:val="000000"/>
       <w:kern w:val="0"/>
@@ -4637,11 +4707,12 @@
       <w:lang w:val="en-US" w:eastAsia="en-US" w:bidi="ar-SA"/>
     </w:rPr>
   </w:style>
-  <w:style w:type="paragraph" w:styleId="Heading1">
+  <w:style w:type="paragraph" w:styleId="2">
     <w:name w:val="heading 1"/>
-    <w:basedOn w:val="Normal"/>
-    <w:next w:val="Normal"/>
+    <w:basedOn w:val="1"/>
+    <w:next w:val="1"/>
     <w:qFormat/>
+    <w:uiPriority w:val="0"/>
     <w:pPr>
       <w:keepNext/>
       <w:keepLines/>
@@ -4659,12 +4730,13 @@
       <w:sz w:val="44"/>
     </w:rPr>
   </w:style>
-  <w:style w:type="paragraph" w:styleId="Heading2">
+  <w:style w:type="paragraph" w:styleId="3">
     <w:name w:val="heading 2"/>
-    <w:basedOn w:val="Normal"/>
-    <w:next w:val="Normal"/>
+    <w:basedOn w:val="1"/>
+    <w:next w:val="1"/>
     <w:unhideWhenUsed/>
     <w:qFormat/>
+    <w:uiPriority w:val="0"/>
     <w:pPr>
       <w:keepNext/>
       <w:keepLines/>
@@ -4677,18 +4749,19 @@
       <w:outlineLvl w:val="1"/>
     </w:pPr>
     <w:rPr>
-      <w:rFonts w:ascii="Arial" w:eastAsia="黑体" w:hAnsi="Arial"/>
+      <w:rFonts w:ascii="Arial" w:hAnsi="Arial" w:eastAsia="黑体"/>
       <w:b/>
       <w:sz w:val="32"/>
     </w:rPr>
   </w:style>
-  <w:style w:type="paragraph" w:styleId="Heading3">
+  <w:style w:type="paragraph" w:styleId="4">
     <w:name w:val="heading 3"/>
-    <w:basedOn w:val="Normal"/>
-    <w:next w:val="Normal"/>
+    <w:basedOn w:val="1"/>
+    <w:next w:val="1"/>
     <w:semiHidden/>
     <w:unhideWhenUsed/>
     <w:qFormat/>
+    <w:uiPriority w:val="0"/>
     <w:pPr>
       <w:keepNext/>
       <w:keepLines/>
@@ -4705,12 +4778,13 @@
       <w:sz w:val="32"/>
     </w:rPr>
   </w:style>
-  <w:style w:type="paragraph" w:styleId="Heading4">
+  <w:style w:type="paragraph" w:styleId="5">
     <w:name w:val="heading 4"/>
-    <w:basedOn w:val="Normal"/>
-    <w:next w:val="Normal"/>
+    <w:basedOn w:val="1"/>
+    <w:next w:val="1"/>
     <w:unhideWhenUsed/>
     <w:qFormat/>
+    <w:uiPriority w:val="0"/>
     <w:pPr>
       <w:keepNext/>
       <w:keepLines/>
@@ -4723,18 +4797,19 @@
       <w:outlineLvl w:val="3"/>
     </w:pPr>
     <w:rPr>
-      <w:rFonts w:ascii="Arial" w:eastAsia="黑体" w:hAnsi="Arial"/>
+      <w:rFonts w:ascii="Arial" w:hAnsi="Arial" w:eastAsia="黑体"/>
       <w:b/>
       <w:sz w:val="28"/>
     </w:rPr>
   </w:style>
-  <w:style w:type="paragraph" w:styleId="Heading5">
+  <w:style w:type="paragraph" w:styleId="6">
     <w:name w:val="heading 5"/>
-    <w:basedOn w:val="Normal"/>
-    <w:next w:val="Normal"/>
+    <w:basedOn w:val="1"/>
+    <w:next w:val="1"/>
     <w:semiHidden/>
     <w:unhideWhenUsed/>
     <w:qFormat/>
+    <w:uiPriority w:val="0"/>
     <w:pPr>
       <w:keepNext/>
       <w:keepLines/>
@@ -4751,13 +4826,14 @@
       <w:sz w:val="28"/>
     </w:rPr>
   </w:style>
-  <w:style w:type="paragraph" w:styleId="Heading6">
+  <w:style w:type="paragraph" w:styleId="7">
     <w:name w:val="heading 6"/>
-    <w:basedOn w:val="Normal"/>
-    <w:next w:val="Normal"/>
+    <w:basedOn w:val="1"/>
+    <w:next w:val="1"/>
     <w:semiHidden/>
     <w:unhideWhenUsed/>
     <w:qFormat/>
+    <w:uiPriority w:val="0"/>
     <w:pPr>
       <w:keepNext/>
       <w:keepLines/>
@@ -4770,18 +4846,19 @@
       <w:outlineLvl w:val="5"/>
     </w:pPr>
     <w:rPr>
-      <w:rFonts w:ascii="Arial" w:eastAsia="黑体" w:hAnsi="Arial"/>
+      <w:rFonts w:ascii="Arial" w:hAnsi="Arial" w:eastAsia="黑体"/>
       <w:b/>
       <w:sz w:val="24"/>
     </w:rPr>
   </w:style>
-  <w:style w:type="paragraph" w:styleId="Heading7">
+  <w:style w:type="paragraph" w:styleId="8">
     <w:name w:val="heading 7"/>
-    <w:basedOn w:val="Normal"/>
-    <w:next w:val="Normal"/>
+    <w:basedOn w:val="1"/>
+    <w:next w:val="1"/>
     <w:semiHidden/>
     <w:unhideWhenUsed/>
     <w:qFormat/>
+    <w:uiPriority w:val="0"/>
     <w:pPr>
       <w:keepNext/>
       <w:keepLines/>
@@ -4798,13 +4875,14 @@
       <w:sz w:val="24"/>
     </w:rPr>
   </w:style>
-  <w:style w:type="paragraph" w:styleId="Heading8">
+  <w:style w:type="paragraph" w:styleId="9">
     <w:name w:val="heading 8"/>
-    <w:basedOn w:val="Normal"/>
-    <w:next w:val="Normal"/>
+    <w:basedOn w:val="1"/>
+    <w:next w:val="1"/>
     <w:semiHidden/>
     <w:unhideWhenUsed/>
     <w:qFormat/>
+    <w:uiPriority w:val="0"/>
     <w:pPr>
       <w:keepNext/>
       <w:keepLines/>
@@ -4817,17 +4895,18 @@
       <w:outlineLvl w:val="7"/>
     </w:pPr>
     <w:rPr>
-      <w:rFonts w:ascii="Arial" w:eastAsia="黑体" w:hAnsi="Arial"/>
+      <w:rFonts w:ascii="Arial" w:hAnsi="Arial" w:eastAsia="黑体"/>
       <w:sz w:val="24"/>
     </w:rPr>
   </w:style>
-  <w:style w:type="paragraph" w:styleId="Heading9">
+  <w:style w:type="paragraph" w:styleId="10">
     <w:name w:val="heading 9"/>
-    <w:basedOn w:val="Normal"/>
-    <w:next w:val="Normal"/>
+    <w:basedOn w:val="1"/>
+    <w:next w:val="1"/>
     <w:semiHidden/>
     <w:unhideWhenUsed/>
     <w:qFormat/>
+    <w:uiPriority w:val="0"/>
     <w:pPr>
       <w:keepNext/>
       <w:keepLines/>
@@ -4840,19 +4919,21 @@
       <w:outlineLvl w:val="8"/>
     </w:pPr>
     <w:rPr>
-      <w:rFonts w:ascii="Arial" w:eastAsia="黑体" w:hAnsi="Arial"/>
+      <w:rFonts w:ascii="Arial" w:hAnsi="Arial" w:eastAsia="黑体"/>
       <w:sz w:val="21"/>
     </w:rPr>
   </w:style>
-  <w:style w:type="character" w:default="1" w:styleId="DefaultParagraphFont">
+  <w:style w:type="character" w:default="1" w:styleId="22">
     <w:name w:val="Default Paragraph Font"/>
     <w:semiHidden/>
     <w:qFormat/>
+    <w:uiPriority w:val="0"/>
   </w:style>
-  <w:style w:type="table" w:default="1" w:styleId="TableNormal">
+  <w:style w:type="table" w:default="1" w:styleId="20">
     <w:name w:val="Normal Table"/>
     <w:semiHidden/>
     <w:qFormat/>
+    <w:uiPriority w:val="0"/>
     <w:tblPr>
       <w:tblCellMar>
         <w:top w:w="0" w:type="dxa"/>
@@ -4862,39 +4943,43 @@
       </w:tblCellMar>
     </w:tblPr>
   </w:style>
-  <w:style w:type="paragraph" w:styleId="CommentText">
+  <w:style w:type="paragraph" w:styleId="11">
     <w:name w:val="annotation text"/>
-    <w:basedOn w:val="Normal"/>
+    <w:basedOn w:val="1"/>
     <w:qFormat/>
+    <w:uiPriority w:val="0"/>
     <w:pPr>
       <w:jc w:val="left"/>
     </w:pPr>
   </w:style>
-  <w:style w:type="paragraph" w:styleId="BodyText">
+  <w:style w:type="paragraph" w:styleId="12">
     <w:name w:val="Body Text"/>
-    <w:basedOn w:val="Normal"/>
+    <w:basedOn w:val="1"/>
     <w:semiHidden/>
     <w:qFormat/>
+    <w:uiPriority w:val="0"/>
     <w:rPr>
-      <w:rFonts w:ascii="Arial" w:eastAsia="Arial" w:hAnsi="Arial" w:cs="Arial"/>
+      <w:rFonts w:ascii="Arial" w:hAnsi="Arial" w:eastAsia="Arial" w:cs="Arial"/>
       <w:sz w:val="21"/>
       <w:szCs w:val="21"/>
       <w:lang w:val="en-US" w:eastAsia="en-US" w:bidi="ar-SA"/>
     </w:rPr>
   </w:style>
-  <w:style w:type="paragraph" w:styleId="TOC3">
+  <w:style w:type="paragraph" w:styleId="13">
     <w:name w:val="toc 3"/>
-    <w:basedOn w:val="Normal"/>
-    <w:next w:val="Normal"/>
+    <w:basedOn w:val="1"/>
+    <w:next w:val="1"/>
     <w:qFormat/>
+    <w:uiPriority w:val="0"/>
     <w:pPr>
       <w:ind w:left="840" w:leftChars="400"/>
     </w:pPr>
   </w:style>
-  <w:style w:type="paragraph" w:styleId="Footer">
+  <w:style w:type="paragraph" w:styleId="14">
     <w:name w:val="footer"/>
-    <w:basedOn w:val="Normal"/>
+    <w:basedOn w:val="1"/>
     <w:qFormat/>
+    <w:uiPriority w:val="0"/>
     <w:pPr>
       <w:tabs>
         <w:tab w:val="center" w:pos="4153"/>
@@ -4907,16 +4992,17 @@
       <w:sz w:val="18"/>
     </w:rPr>
   </w:style>
-  <w:style w:type="paragraph" w:styleId="Header">
+  <w:style w:type="paragraph" w:styleId="15">
     <w:name w:val="header"/>
-    <w:basedOn w:val="Normal"/>
+    <w:basedOn w:val="1"/>
     <w:qFormat/>
+    <w:uiPriority w:val="0"/>
     <w:pPr>
       <w:pBdr>
-        <w:top w:val="nil"/>
-        <w:left w:val="nil"/>
-        <w:bottom w:val="nil"/>
-        <w:right w:val="nil"/>
+        <w:top w:val="none" w:color="auto" w:sz="0" w:space="0"/>
+        <w:left w:val="none" w:color="auto" w:sz="0" w:space="0"/>
+        <w:bottom w:val="none" w:color="auto" w:sz="0" w:space="0"/>
+        <w:right w:val="none" w:color="auto" w:sz="0" w:space="0"/>
       </w:pBdr>
       <w:tabs>
         <w:tab w:val="center" w:pos="4153"/>
@@ -4931,37 +5017,41 @@
       <w:sz w:val="18"/>
     </w:rPr>
   </w:style>
-  <w:style w:type="paragraph" w:styleId="TOC1">
+  <w:style w:type="paragraph" w:styleId="16">
     <w:name w:val="toc 1"/>
-    <w:basedOn w:val="Normal"/>
-    <w:next w:val="Normal"/>
+    <w:basedOn w:val="1"/>
+    <w:next w:val="1"/>
     <w:qFormat/>
+    <w:uiPriority w:val="0"/>
     <w:rPr>
-      <w:rFonts w:ascii="Arial" w:eastAsia="Microsoft JhengHei" w:hAnsi="Arial"/>
+      <w:rFonts w:ascii="Arial" w:hAnsi="Arial" w:eastAsia="Microsoft JhengHei"/>
       <w:sz w:val="24"/>
     </w:rPr>
   </w:style>
-  <w:style w:type="paragraph" w:styleId="TOC2">
+  <w:style w:type="paragraph" w:styleId="17">
     <w:name w:val="toc 2"/>
-    <w:basedOn w:val="Normal"/>
-    <w:next w:val="Normal"/>
+    <w:basedOn w:val="1"/>
+    <w:next w:val="1"/>
     <w:qFormat/>
+    <w:uiPriority w:val="0"/>
     <w:pPr>
       <w:ind w:left="420" w:leftChars="200"/>
     </w:pPr>
   </w:style>
-  <w:style w:type="paragraph" w:styleId="NormalWeb">
+  <w:style w:type="paragraph" w:styleId="18">
     <w:name w:val="Normal (Web)"/>
-    <w:basedOn w:val="Normal"/>
+    <w:basedOn w:val="1"/>
     <w:qFormat/>
+    <w:uiPriority w:val="0"/>
     <w:rPr>
       <w:sz w:val="24"/>
     </w:rPr>
   </w:style>
-  <w:style w:type="paragraph" w:styleId="Title">
+  <w:style w:type="paragraph" w:styleId="19">
     <w:name w:val="Title"/>
-    <w:basedOn w:val="Normal"/>
+    <w:basedOn w:val="1"/>
     <w:qFormat/>
+    <w:uiPriority w:val="0"/>
     <w:pPr>
       <w:spacing w:before="240" w:beforeLines="0" w:beforeAutospacing="0" w:after="60" w:afterLines="0" w:afterAutospacing="0"/>
       <w:jc w:val="center"/>
@@ -4973,68 +5063,73 @@
       <w:sz w:val="32"/>
     </w:rPr>
   </w:style>
-  <w:style w:type="table" w:styleId="TableGrid">
+  <w:style w:type="table" w:styleId="21">
     <w:name w:val="Table Grid"/>
-    <w:basedOn w:val="TableNormal"/>
+    <w:basedOn w:val="20"/>
     <w:qFormat/>
+    <w:uiPriority w:val="0"/>
     <w:pPr>
       <w:widowControl w:val="0"/>
       <w:jc w:val="both"/>
     </w:pPr>
     <w:tblPr>
       <w:tblBorders>
-        <w:top w:val="single" w:sz="4" w:space="0" w:color="auto"/>
-        <w:left w:val="single" w:sz="4" w:space="0" w:color="auto"/>
-        <w:bottom w:val="single" w:sz="4" w:space="0" w:color="auto"/>
-        <w:right w:val="single" w:sz="4" w:space="0" w:color="auto"/>
-        <w:insideH w:val="single" w:sz="4" w:space="0" w:color="auto"/>
-        <w:insideV w:val="single" w:sz="4" w:space="0" w:color="auto"/>
+        <w:top w:val="single" w:color="auto" w:sz="4" w:space="0"/>
+        <w:left w:val="single" w:color="auto" w:sz="4" w:space="0"/>
+        <w:bottom w:val="single" w:color="auto" w:sz="4" w:space="0"/>
+        <w:right w:val="single" w:color="auto" w:sz="4" w:space="0"/>
+        <w:insideH w:val="single" w:color="auto" w:sz="4" w:space="0"/>
+        <w:insideV w:val="single" w:color="auto" w:sz="4" w:space="0"/>
       </w:tblBorders>
     </w:tblPr>
   </w:style>
-  <w:style w:type="character" w:styleId="Strong">
+  <w:style w:type="character" w:styleId="23">
     <w:name w:val="Strong"/>
-    <w:basedOn w:val="DefaultParagraphFont"/>
+    <w:basedOn w:val="22"/>
     <w:qFormat/>
+    <w:uiPriority w:val="0"/>
     <w:rPr>
       <w:b/>
     </w:rPr>
   </w:style>
-  <w:style w:type="paragraph" w:customStyle="1" w:styleId="a">
+  <w:style w:type="paragraph" w:customStyle="1" w:styleId="24">
     <w:name w:val="柴_公司名"/>
-    <w:basedOn w:val="Title"/>
+    <w:basedOn w:val="19"/>
     <w:qFormat/>
+    <w:uiPriority w:val="0"/>
     <w:pPr>
       <w:spacing w:after="600" w:afterLines="600"/>
     </w:pPr>
     <w:rPr>
-      <w:rFonts w:ascii="宋体" w:eastAsia="宋体" w:hAnsi="宋体" w:cs="宋体" w:hint="eastAsia"/>
+      <w:rFonts w:hint="eastAsia" w:ascii="宋体" w:hAnsi="宋体" w:eastAsia="宋体" w:cs="宋体"/>
       <w:bCs/>
       <w:spacing w:val="-6"/>
       <w:sz w:val="52"/>
       <w:szCs w:val="52"/>
     </w:rPr>
   </w:style>
-  <w:style w:type="paragraph" w:customStyle="1" w:styleId="a0">
+  <w:style w:type="paragraph" w:customStyle="1" w:styleId="25">
     <w:name w:val="柴_文档名"/>
-    <w:basedOn w:val="Title"/>
+    <w:basedOn w:val="19"/>
     <w:qFormat/>
+    <w:uiPriority w:val="0"/>
     <w:pPr>
       <w:spacing w:after="900" w:afterLines="900"/>
     </w:pPr>
     <w:rPr>
-      <w:rFonts w:ascii="黑体" w:eastAsia="黑体" w:hAnsi="黑体" w:cs="黑体"/>
+      <w:rFonts w:ascii="黑体" w:hAnsi="黑体" w:eastAsia="黑体" w:cs="黑体"/>
       <w:bCs/>
       <w:spacing w:val="-7"/>
       <w:sz w:val="52"/>
       <w:szCs w:val="52"/>
     </w:rPr>
   </w:style>
-  <w:style w:type="table" w:customStyle="1" w:styleId="TableNormal0">
+  <w:style w:type="table" w:customStyle="1" w:styleId="26">
     <w:name w:val="Table Normal_0"/>
     <w:semiHidden/>
     <w:unhideWhenUsed/>
     <w:qFormat/>
+    <w:uiPriority w:val="0"/>
     <w:tblPr>
       <w:tblCellMar>
         <w:top w:w="0" w:type="dxa"/>
@@ -5044,81 +5139,87 @@
       </w:tblCellMar>
     </w:tblPr>
   </w:style>
-  <w:style w:type="paragraph" w:customStyle="1" w:styleId="TableText">
+  <w:style w:type="paragraph" w:customStyle="1" w:styleId="27">
     <w:name w:val="Table Text"/>
-    <w:basedOn w:val="Normal"/>
+    <w:basedOn w:val="1"/>
     <w:semiHidden/>
     <w:qFormat/>
+    <w:uiPriority w:val="0"/>
     <w:rPr>
-      <w:rFonts w:ascii="宋体" w:eastAsia="宋体" w:hAnsi="宋体" w:cs="宋体"/>
+      <w:rFonts w:ascii="宋体" w:hAnsi="宋体" w:eastAsia="宋体" w:cs="宋体"/>
       <w:sz w:val="21"/>
       <w:szCs w:val="21"/>
       <w:lang w:val="en-US" w:eastAsia="en-US" w:bidi="ar-SA"/>
     </w:rPr>
   </w:style>
-  <w:style w:type="paragraph" w:customStyle="1" w:styleId="1">
+  <w:style w:type="paragraph" w:customStyle="1" w:styleId="28">
     <w:name w:val="柴_标题1"/>
-    <w:basedOn w:val="Heading1"/>
-    <w:next w:val="a1"/>
-    <w:link w:val="1Char"/>
+    <w:basedOn w:val="2"/>
+    <w:next w:val="29"/>
+    <w:link w:val="38"/>
     <w:qFormat/>
+    <w:uiPriority w:val="0"/>
     <w:pPr>
       <w:spacing w:before="100" w:after="90" w:line="360" w:lineRule="auto"/>
     </w:pPr>
     <w:rPr>
-      <w:rFonts w:ascii="Arial" w:eastAsia="宋体" w:hAnsi="Arial"/>
+      <w:rFonts w:ascii="Arial" w:hAnsi="Arial" w:eastAsia="宋体"/>
       <w:sz w:val="32"/>
     </w:rPr>
   </w:style>
-  <w:style w:type="paragraph" w:customStyle="1" w:styleId="a1">
+  <w:style w:type="paragraph" w:customStyle="1" w:styleId="29">
     <w:name w:val="柴_正文"/>
-    <w:basedOn w:val="BodyText"/>
-    <w:link w:val="Char"/>
+    <w:basedOn w:val="12"/>
+    <w:link w:val="42"/>
     <w:qFormat/>
+    <w:uiPriority w:val="0"/>
     <w:pPr>
       <w:spacing w:line="360" w:lineRule="auto"/>
       <w:ind w:firstLine="470" w:firstLineChars="200"/>
     </w:pPr>
     <w:rPr>
-      <w:rFonts w:ascii="Arial" w:eastAsia="宋体" w:hAnsi="Arial"/>
+      <w:rFonts w:ascii="Arial" w:hAnsi="Arial" w:eastAsia="宋体"/>
       <w:sz w:val="24"/>
       <w:lang w:eastAsia="zh-CN"/>
     </w:rPr>
   </w:style>
-  <w:style w:type="paragraph" w:customStyle="1" w:styleId="2">
+  <w:style w:type="paragraph" w:customStyle="1" w:styleId="30">
     <w:name w:val="柴_标题2"/>
-    <w:basedOn w:val="Heading2"/>
-    <w:next w:val="a1"/>
+    <w:basedOn w:val="3"/>
+    <w:next w:val="29"/>
     <w:qFormat/>
+    <w:uiPriority w:val="0"/>
     <w:pPr>
       <w:spacing w:line="360" w:lineRule="auto"/>
     </w:pPr>
     <w:rPr>
-      <w:rFonts w:ascii="Arial" w:eastAsia="宋体" w:hAnsi="Arial"/>
+      <w:rFonts w:ascii="Arial" w:hAnsi="Arial" w:eastAsia="宋体"/>
       <w:sz w:val="28"/>
     </w:rPr>
   </w:style>
-  <w:style w:type="paragraph" w:customStyle="1" w:styleId="3">
+  <w:style w:type="paragraph" w:customStyle="1" w:styleId="31">
     <w:name w:val="柴_标题3"/>
-    <w:basedOn w:val="Heading3"/>
-    <w:next w:val="a1"/>
+    <w:basedOn w:val="4"/>
+    <w:next w:val="29"/>
     <w:qFormat/>
+    <w:uiPriority w:val="0"/>
     <w:pPr>
       <w:spacing w:line="360" w:lineRule="auto"/>
       <w:ind w:left="0" w:firstLine="472" w:firstLineChars="200"/>
     </w:pPr>
     <w:rPr>
-      <w:rFonts w:ascii="宋体" w:eastAsia="宋体" w:hAnsi="宋体" w:cs="宋体"/>
+      <w:rFonts w:ascii="宋体" w:hAnsi="宋体" w:eastAsia="宋体" w:cs="宋体"/>
       <w:spacing w:val="-2"/>
       <w:sz w:val="24"/>
       <w:szCs w:val="24"/>
     </w:rPr>
   </w:style>
-  <w:style w:type="paragraph" w:customStyle="1" w:styleId="a2">
+  <w:style w:type="paragraph" w:customStyle="1" w:styleId="32">
     <w:name w:val="柴_目录"/>
-    <w:basedOn w:val="Normal"/>
-    <w:next w:val="BodyText"/>
+    <w:basedOn w:val="1"/>
+    <w:next w:val="12"/>
     <w:qFormat/>
+    <w:uiPriority w:val="0"/>
     <w:pPr>
       <w:tabs>
         <w:tab w:val="right" w:leader="dot" w:pos="8442"/>
@@ -5126,59 +5227,64 @@
       <w:ind w:left="0" w:leftChars="0"/>
     </w:pPr>
     <w:rPr>
-      <w:rFonts w:ascii="Arial" w:eastAsia="Microsoft JhengHei" w:hAnsi="Arial"/>
+      <w:rFonts w:ascii="Arial" w:hAnsi="Arial" w:eastAsia="Microsoft JhengHei"/>
       <w:sz w:val="24"/>
     </w:rPr>
   </w:style>
-  <w:style w:type="paragraph" w:customStyle="1" w:styleId="WPSOffice1">
+  <w:style w:type="paragraph" w:customStyle="1" w:styleId="33">
     <w:name w:val="WPSOffice手动目录 1"/>
     <w:qFormat/>
+    <w:uiPriority w:val="0"/>
     <w:pPr>
       <w:ind w:leftChars="0"/>
     </w:pPr>
     <w:rPr>
-      <w:rFonts w:ascii="Times New Roman" w:eastAsia="宋体" w:hAnsi="Times New Roman" w:cs="Times New Roman"/>
+      <w:rFonts w:ascii="Times New Roman" w:hAnsi="Times New Roman" w:eastAsia="宋体" w:cs="Times New Roman"/>
       <w:sz w:val="20"/>
       <w:szCs w:val="20"/>
     </w:rPr>
   </w:style>
-  <w:style w:type="paragraph" w:customStyle="1" w:styleId="WPSOffice2">
+  <w:style w:type="paragraph" w:customStyle="1" w:styleId="34">
     <w:name w:val="WPSOffice手动目录 2"/>
     <w:qFormat/>
+    <w:uiPriority w:val="0"/>
     <w:pPr>
       <w:ind w:leftChars="200"/>
     </w:pPr>
     <w:rPr>
-      <w:rFonts w:ascii="Times New Roman" w:eastAsia="宋体" w:hAnsi="Times New Roman" w:cs="Times New Roman"/>
+      <w:rFonts w:ascii="Times New Roman" w:hAnsi="Times New Roman" w:eastAsia="宋体" w:cs="Times New Roman"/>
       <w:sz w:val="20"/>
       <w:szCs w:val="20"/>
     </w:rPr>
   </w:style>
-  <w:style w:type="paragraph" w:customStyle="1" w:styleId="WPSOffice3">
+  <w:style w:type="paragraph" w:customStyle="1" w:styleId="35">
     <w:name w:val="WPSOffice手动目录 3"/>
     <w:qFormat/>
+    <w:uiPriority w:val="0"/>
     <w:pPr>
       <w:ind w:leftChars="400"/>
     </w:pPr>
     <w:rPr>
-      <w:rFonts w:ascii="Times New Roman" w:eastAsia="宋体" w:hAnsi="Times New Roman" w:cs="Times New Roman"/>
+      <w:rFonts w:ascii="Times New Roman" w:hAnsi="Times New Roman" w:eastAsia="宋体" w:cs="Times New Roman"/>
       <w:sz w:val="20"/>
       <w:szCs w:val="20"/>
     </w:rPr>
   </w:style>
-  <w:style w:type="paragraph" w:customStyle="1" w:styleId="Compact">
+  <w:style w:type="paragraph" w:customStyle="1" w:styleId="36">
     <w:name w:val="Compact"/>
-    <w:basedOn w:val="BodyText"/>
+    <w:basedOn w:val="12"/>
     <w:qFormat/>
+    <w:uiPriority w:val="0"/>
     <w:pPr>
       <w:spacing w:before="36" w:after="36"/>
     </w:pPr>
   </w:style>
-  <w:style w:type="table" w:customStyle="1" w:styleId="Table">
+  <w:style w:type="table" w:customStyle="1" w:styleId="37">
     <w:name w:val="Table"/>
     <w:semiHidden/>
     <w:unhideWhenUsed/>
     <w:qFormat/>
+    <w:uiPriority w:val="0"/>
     <w:tblPr>
       <w:tblCellMar>
         <w:top w:w="0" w:type="dxa"/>
@@ -5190,26 +5296,28 @@
     <w:tblStylePr w:type="firstRow">
       <w:tcPr>
         <w:tcBorders>
-          <w:bottom w:val="single" w:sz="0" w:space="0" w:color="auto"/>
+          <w:bottom w:val="single" w:color="auto" w:sz="0" w:space="0"/>
         </w:tcBorders>
         <w:vAlign w:val="bottom"/>
       </w:tcPr>
     </w:tblStylePr>
   </w:style>
-  <w:style w:type="character" w:customStyle="1" w:styleId="1Char">
+  <w:style w:type="character" w:customStyle="1" w:styleId="38">
     <w:name w:val="柴_标题1 Char"/>
-    <w:link w:val="1"/>
+    <w:link w:val="28"/>
     <w:qFormat/>
+    <w:uiPriority w:val="0"/>
     <w:rPr>
-      <w:rFonts w:ascii="Arial" w:eastAsia="宋体" w:hAnsi="Arial"/>
+      <w:rFonts w:ascii="Arial" w:hAnsi="Arial" w:eastAsia="宋体"/>
       <w:sz w:val="32"/>
     </w:rPr>
   </w:style>
-  <w:style w:type="table" w:customStyle="1" w:styleId="TableNormal1">
+  <w:style w:type="table" w:customStyle="1" w:styleId="39">
     <w:name w:val="Table Normal_1"/>
     <w:semiHidden/>
     <w:unhideWhenUsed/>
     <w:qFormat/>
+    <w:uiPriority w:val="0"/>
     <w:tblPr>
       <w:tblCellMar>
         <w:top w:w="0" w:type="dxa"/>
@@ -5219,10 +5327,11 @@
       </w:tblCellMar>
     </w:tblPr>
   </w:style>
-  <w:style w:type="paragraph" w:customStyle="1" w:styleId="a3">
+  <w:style w:type="paragraph" w:customStyle="1" w:styleId="40">
     <w:name w:val="柴_正文_无缩进"/>
-    <w:basedOn w:val="Normal"/>
+    <w:basedOn w:val="1"/>
     <w:qFormat/>
+    <w:uiPriority w:val="0"/>
     <w:pPr>
       <w:ind w:firstLine="0" w:firstLineChars="0"/>
     </w:pPr>
@@ -5232,29 +5341,31 @@
       <w:lang w:eastAsia="zh-CN"/>
     </w:rPr>
   </w:style>
-  <w:style w:type="paragraph" w:customStyle="1" w:styleId="4">
+  <w:style w:type="paragraph" w:customStyle="1" w:styleId="41">
     <w:name w:val="柴_标题4"/>
-    <w:basedOn w:val="Heading4"/>
-    <w:next w:val="Normal"/>
+    <w:basedOn w:val="5"/>
+    <w:next w:val="1"/>
     <w:qFormat/>
+    <w:uiPriority w:val="0"/>
     <w:pPr>
       <w:widowControl w:val="0"/>
       <w:spacing w:before="160" w:line="360" w:lineRule="auto"/>
-      <w:ind w:left="981" w:hanging="862" w:leftChars="300"/>
+      <w:ind w:left="981" w:leftChars="300" w:hanging="862"/>
     </w:pPr>
     <w:rPr>
-      <w:rFonts w:ascii="Calibri" w:eastAsia="宋体" w:hAnsi="Calibri" w:cs="宋体" w:hint="eastAsia"/>
+      <w:rFonts w:hint="eastAsia" w:ascii="Calibri" w:hAnsi="Calibri" w:eastAsia="宋体" w:cs="宋体"/>
       <w:sz w:val="24"/>
       <w:szCs w:val="24"/>
       <w:lang w:eastAsia="zh-CN" w:bidi="zh-CN"/>
     </w:rPr>
   </w:style>
-  <w:style w:type="character" w:customStyle="1" w:styleId="Char">
+  <w:style w:type="character" w:customStyle="1" w:styleId="42">
     <w:name w:val="柴_正文 Char"/>
-    <w:link w:val="a1"/>
+    <w:link w:val="29"/>
     <w:qFormat/>
+    <w:uiPriority w:val="0"/>
     <w:rPr>
-      <w:rFonts w:ascii="Arial" w:eastAsia="宋体" w:hAnsi="Arial"/>
+      <w:rFonts w:ascii="Arial" w:hAnsi="Arial" w:eastAsia="宋体"/>
       <w:sz w:val="24"/>
       <w:lang w:eastAsia="zh-CN"/>
     </w:rPr>
